--- a/taniguchi/api/Fix/API設計書_SHIP部署マスタ.docx
+++ b/taniguchi/api/Fix/API設計書_SHIP部署マスタ.docx
@@ -7236,7 +7236,16 @@
         <w:rPr>
           <w:rFonts w:hint="eastAsia"/>
         </w:rPr>
-        <w:t>部署マスタ一覧取得 （/ship-department-master/departments）</w:t>
+        <w:t>部署マスタ一覧取得</w:t>
+      </w:r>
+      <w:r>
+        <w:br/>
+      </w:r>
+      <w:r>
+        <w:rPr>
+          <w:rFonts w:hint="eastAsia"/>
+        </w:rPr>
+        <w:t xml:space="preserve"> （/ship-department-master/departments）</w:t>
       </w:r>
       <w:bookmarkEnd w:id="20"/>
     </w:p>
@@ -8339,7 +8348,16 @@
           <w:rFonts w:hint="eastAsia"/>
         </w:rPr>
         <w:lastRenderedPageBreak/>
-        <w:t>部署マスタ新規作成 （/ship-department-master/departments）</w:t>
+        <w:t>部署マスタ新規作成</w:t>
+      </w:r>
+      <w:r>
+        <w:br/>
+      </w:r>
+      <w:r>
+        <w:rPr>
+          <w:rFonts w:hint="eastAsia"/>
+        </w:rPr>
+        <w:t xml:space="preserve"> （/ship-department-master/departments）</w:t>
       </w:r>
       <w:bookmarkEnd w:id="24"/>
     </w:p>
@@ -8791,13 +8809,7 @@
               <w:t>ShipDepartmentSummary</w:t>
             </w:r>
           </w:p>
-          <w:p>
-            <w:pPr>
-              <w:rPr>
-                <w:rFonts w:hint="eastAsia"/>
-              </w:rPr>
-            </w:pPr>
-          </w:p>
+          <w:p/>
         </w:tc>
         <w:tc>
           <w:tcPr>
@@ -8814,11 +8826,6 @@
             <w:tcW w:w="1250" w:type="pct"/>
           </w:tcPr>
           <w:p>
-            <w:pPr>
-              <w:rPr>
-                <w:rFonts w:hint="eastAsia"/>
-              </w:rPr>
-            </w:pPr>
             <w:r>
               <w:rPr>
                 <w:rFonts w:hint="eastAsia"/>
@@ -11276,7 +11283,16 @@
         <w:rPr>
           <w:rFonts w:hint="eastAsia"/>
         </w:rPr>
-        <w:t>諸室区分マスタ一覧取得 （/ship-department-master/room-categories）</w:t>
+        <w:t xml:space="preserve">諸室区分マスタ一覧取得 </w:t>
+      </w:r>
+      <w:r>
+        <w:br/>
+      </w:r>
+      <w:r>
+        <w:rPr>
+          <w:rFonts w:hint="eastAsia"/>
+        </w:rPr>
+        <w:t>（/ship-department-master/room-categories）</w:t>
       </w:r>
       <w:bookmarkEnd w:id="37"/>
     </w:p>
@@ -12073,7 +12089,6 @@
         </w:tc>
       </w:tr>
     </w:tbl>
-    <w:p/>
     <w:p>
       <w:pPr>
         <w:pStyle w:val="3"/>
@@ -12353,7 +12368,16 @@
         <w:rPr>
           <w:rFonts w:hint="eastAsia"/>
         </w:rPr>
-        <w:t>諸室区分マスタ新規作成 （/ship-department-master/room-categories）</w:t>
+        <w:t>諸室区分マスタ新規作成</w:t>
+      </w:r>
+      <w:r>
+        <w:br/>
+      </w:r>
+      <w:r>
+        <w:rPr>
+          <w:rFonts w:hint="eastAsia"/>
+        </w:rPr>
+        <w:t xml:space="preserve"> （/ship-department-master/room-categories）</w:t>
       </w:r>
       <w:bookmarkEnd w:id="41"/>
     </w:p>
@@ -12561,7 +12585,6 @@
           </w:tcPr>
           <w:p>
             <w:r>
-              <w:lastRenderedPageBreak/>
               <w:t>roomCategory2</w:t>
             </w:r>
           </w:p>
@@ -12601,7 +12624,6 @@
         </w:tc>
       </w:tr>
     </w:tbl>
-    <w:p/>
     <w:p>
       <w:pPr>
         <w:pStyle w:val="4"/>
@@ -12610,6 +12632,7 @@
         <w:rPr>
           <w:rFonts w:hint="eastAsia"/>
         </w:rPr>
+        <w:lastRenderedPageBreak/>
         <w:t>権限チェック</w:t>
       </w:r>
     </w:p>
@@ -12825,16 +12848,32 @@
         </w:tc>
       </w:tr>
     </w:tbl>
-    <w:p/>
     <w:p>
       <w:pPr>
         <w:pStyle w:val="4"/>
+        <w:rPr>
+          <w:lang w:val="en-US"/>
+        </w:rPr>
       </w:pPr>
       <w:r>
         <w:rPr>
           <w:rFonts w:hint="eastAsia"/>
-        </w:rPr>
-        <w:t>item要素（ShipRoomCategorySummary）</w:t>
+          <w:lang w:val="en-US"/>
+        </w:rPr>
+        <w:t>item</w:t>
+      </w:r>
+      <w:r>
+        <w:rPr>
+          <w:rFonts w:hint="eastAsia"/>
+        </w:rPr>
+        <w:t>要素</w:t>
+      </w:r>
+      <w:r>
+        <w:rPr>
+          <w:rFonts w:hint="eastAsia"/>
+          <w:lang w:val="en-US"/>
+        </w:rPr>
+        <w:t>（ShipRoomCategorySummary）</w:t>
       </w:r>
     </w:p>
     <w:tbl>
@@ -13075,7 +13114,6 @@
         </w:tc>
       </w:tr>
     </w:tbl>
-    <w:p/>
     <w:p>
       <w:pPr>
         <w:pStyle w:val="3"/>
@@ -13316,7 +13354,6 @@
           </w:tcPr>
           <w:p>
             <w:r>
-              <w:lastRenderedPageBreak/>
               <w:t>409</w:t>
             </w:r>
           </w:p>
@@ -13391,6 +13428,7 @@
         <w:rPr>
           <w:rFonts w:hint="eastAsia"/>
         </w:rPr>
+        <w:lastRenderedPageBreak/>
         <w:t>諸室区分マスタ更新（/ship-department-master/room-categories/{shipRoomCategoryId}）</w:t>
       </w:r>
       <w:bookmarkEnd w:id="45"/>
@@ -13623,7 +13661,6 @@
         </w:tc>
       </w:tr>
     </w:tbl>
-    <w:p/>
     <w:p>
       <w:pPr>
         <w:pStyle w:val="3"/>
@@ -13830,7 +13867,6 @@
         </w:tc>
       </w:tr>
     </w:tbl>
-    <w:p/>
     <w:p>
       <w:pPr>
         <w:pStyle w:val="4"/>
@@ -13882,7 +13918,6 @@
         <w:rPr>
           <w:rFonts w:hint="eastAsia"/>
         </w:rPr>
-        <w:lastRenderedPageBreak/>
         <w:t>`facility_locations` / `facility_location_remodels` は FK 参照を維持したまま、JOIN名称が更新後値へ切り替わる想定とする</w:t>
       </w:r>
     </w:p>
@@ -14047,16 +14082,33 @@
         </w:tc>
       </w:tr>
     </w:tbl>
-    <w:p/>
     <w:p>
       <w:pPr>
         <w:pStyle w:val="4"/>
+        <w:rPr>
+          <w:lang w:val="en-US"/>
+        </w:rPr>
       </w:pPr>
       <w:r>
         <w:rPr>
           <w:rFonts w:hint="eastAsia"/>
-        </w:rPr>
-        <w:t>item要素（ShipRoomCategorySummary）</w:t>
+          <w:lang w:val="en-US"/>
+        </w:rPr>
+        <w:lastRenderedPageBreak/>
+        <w:t>item</w:t>
+      </w:r>
+      <w:r>
+        <w:rPr>
+          <w:rFonts w:hint="eastAsia"/>
+        </w:rPr>
+        <w:t>要素</w:t>
+      </w:r>
+      <w:r>
+        <w:rPr>
+          <w:rFonts w:hint="eastAsia"/>
+          <w:lang w:val="en-US"/>
+        </w:rPr>
+        <w:t>（ShipRoomCategorySummary）</w:t>
       </w:r>
     </w:p>
     <w:tbl>
@@ -14297,7 +14349,6 @@
         </w:tc>
       </w:tr>
     </w:tbl>
-    <w:p/>
     <w:p>
       <w:pPr>
         <w:pStyle w:val="3"/>
@@ -14637,7 +14688,6 @@
         </w:tc>
       </w:tr>
     </w:tbl>
-    <w:p/>
     <w:p>
       <w:pPr>
         <w:pStyle w:val="2"/>
@@ -14667,7 +14717,6 @@
         <w:rPr>
           <w:rFonts w:hint="eastAsia"/>
         </w:rPr>
-        <w:lastRenderedPageBreak/>
         <w:t>エンドポイント</w:t>
       </w:r>
     </w:p>
@@ -14889,6 +14938,7 @@
         <w:rPr>
           <w:rFonts w:hint="eastAsia"/>
         </w:rPr>
+        <w:lastRenderedPageBreak/>
         <w:t>権限チェック</w:t>
       </w:r>
     </w:p>
@@ -15252,7 +15302,6 @@
         </w:tc>
       </w:tr>
     </w:tbl>
-    <w:p/>
     <w:p>
       <w:pPr>
         <w:pStyle w:val="10"/>
@@ -15262,7 +15311,6 @@
         <w:rPr>
           <w:rFonts w:hint="eastAsia"/>
         </w:rPr>
-        <w:lastRenderedPageBreak/>
         <w:t>第6章 権限・業務ルール</w:t>
       </w:r>
       <w:bookmarkEnd w:id="54"/>
@@ -15540,6 +15588,7 @@
         <w:rPr>
           <w:rFonts w:hint="eastAsia"/>
         </w:rPr>
+        <w:lastRenderedPageBreak/>
         <w:t>一意性ルール</w:t>
       </w:r>
       <w:bookmarkEnd w:id="56"/>
@@ -15655,94 +15704,16 @@
     </w:p>
     <w:p>
       <w:pPr>
-        <w:pStyle w:val="2"/>
-      </w:pPr>
-      <w:bookmarkStart w:id="58" w:name="_Toc224349952"/>
+        <w:pStyle w:val="10"/>
+      </w:pPr>
+      <w:bookmarkStart w:id="58" w:name="_Toc224349953"/>
       <w:r>
         <w:rPr>
           <w:rFonts w:hint="eastAsia"/>
         </w:rPr>
-        <w:t>未確定事項</w:t>
+        <w:t>第7章 エラーコード一覧</w:t>
       </w:r>
       <w:bookmarkEnd w:id="58"/>
-    </w:p>
-    <w:p>
-      <w:pPr>
-        <w:pStyle w:val="afffffff8"/>
-        <w:numPr>
-          <w:ilvl w:val="0"/>
-          <w:numId w:val="125"/>
-        </w:numPr>
-        <w:ind w:leftChars="0"/>
-      </w:pPr>
-      <w:r>
-        <w:rPr>
-          <w:rFonts w:hint="eastAsia"/>
-        </w:rPr>
-        <w:t>現行モック画面は `consultant` に対して新規作成・編集・削除ボタンを出し分けていないが、権限マトリクスでは `consultant=R` のため、API では変更系を拒否する前提とした</w:t>
-      </w:r>
-    </w:p>
-    <w:p>
-      <w:pPr>
-        <w:pStyle w:val="afffffff8"/>
-        <w:numPr>
-          <w:ilvl w:val="0"/>
-          <w:numId w:val="125"/>
-        </w:numPr>
-        <w:ind w:leftChars="0"/>
-      </w:pPr>
-      <w:r>
-        <w:rPr>
-          <w:rFonts w:hint="eastAsia"/>
-        </w:rPr>
-        <w:lastRenderedPageBreak/>
-        <w:t>モックの型定義・状態管理は `DEPT001` / `ROOM001` の文字列IDと `status` を用いる一方、DB設計は bigint の内部キー、`sort_order`、`is_active` を持つため、フロントと API の項目対応は要調整である</w:t>
-      </w:r>
-    </w:p>
-    <w:p>
-      <w:pPr>
-        <w:pStyle w:val="afffffff8"/>
-        <w:numPr>
-          <w:ilvl w:val="0"/>
-          <w:numId w:val="125"/>
-        </w:numPr>
-        <w:ind w:leftChars="0"/>
-      </w:pPr>
-      <w:r>
-        <w:rPr>
-          <w:rFonts w:hint="eastAsia"/>
-        </w:rPr>
-        <w:t>現行画面には `sort_order` と `is_active` の編集UIが存在しないため、登録時の既定値・保守運用は要確認である</w:t>
-      </w:r>
-    </w:p>
-    <w:p>
-      <w:pPr>
-        <w:pStyle w:val="afffffff8"/>
-        <w:numPr>
-          <w:ilvl w:val="0"/>
-          <w:numId w:val="125"/>
-        </w:numPr>
-        <w:ind w:leftChars="0"/>
-      </w:pPr>
-      <w:r>
-        <w:rPr>
-          <w:rFonts w:hint="eastAsia"/>
-        </w:rPr>
-        <w:t>削除時の参照整合性ルールは画面要件に明記がないため、本設計では FK 整合を優先して 409 拒否とした</w:t>
-      </w:r>
-    </w:p>
-    <w:p>
-      <w:pPr>
-        <w:pStyle w:val="10"/>
-      </w:pPr>
-      <w:bookmarkStart w:id="59" w:name="_Toc224349953"/>
-      <w:r>
-        <w:rPr>
-          <w:rFonts w:hint="eastAsia"/>
-        </w:rPr>
-        <w:t>第7章 エラーコード一覧</w:t>
-      </w:r>
-      <w:bookmarkEnd w:id="59"/>
     </w:p>
     <w:tbl>
       <w:tblPr>
@@ -16140,32 +16111,32 @@
         </w:tc>
       </w:tr>
     </w:tbl>
-    <w:p/>
     <w:p>
       <w:pPr>
         <w:pStyle w:val="10"/>
       </w:pPr>
-      <w:bookmarkStart w:id="60" w:name="_Toc224349954"/>
+      <w:bookmarkStart w:id="59" w:name="_Toc224349954"/>
       <w:r>
         <w:rPr>
           <w:rFonts w:hint="eastAsia"/>
         </w:rPr>
+        <w:lastRenderedPageBreak/>
         <w:t>第8章 運用・保守方針</w:t>
       </w:r>
-      <w:bookmarkEnd w:id="60"/>
+      <w:bookmarkEnd w:id="59"/>
     </w:p>
     <w:p>
       <w:pPr>
         <w:pStyle w:val="2"/>
       </w:pPr>
-      <w:bookmarkStart w:id="61" w:name="_Toc224349955"/>
+      <w:bookmarkStart w:id="60" w:name="_Toc224349955"/>
       <w:r>
         <w:rPr>
           <w:rFonts w:hint="eastAsia"/>
         </w:rPr>
         <w:t>マスタ保守方針</w:t>
       </w:r>
-      <w:bookmarkEnd w:id="61"/>
+      <w:bookmarkEnd w:id="60"/>
     </w:p>
     <w:p>
       <w:pPr>
@@ -16196,7 +16167,6 @@
         <w:rPr>
           <w:rFonts w:hint="eastAsia"/>
         </w:rPr>
-        <w:lastRenderedPageBreak/>
         <w:t>名称変更は個別部署マスタ画面の標準候補表示へ即時反映できるよう、FK 参照を前提に運用する</w:t>
       </w:r>
     </w:p>
@@ -16220,14 +16190,14 @@
       <w:pPr>
         <w:pStyle w:val="2"/>
       </w:pPr>
-      <w:bookmarkStart w:id="62" w:name="_Toc224349956"/>
+      <w:bookmarkStart w:id="61" w:name="_Toc224349956"/>
       <w:r>
         <w:rPr>
           <w:rFonts w:hint="eastAsia"/>
         </w:rPr>
         <w:t>今後拡張時の留意点</w:t>
       </w:r>
-      <w:bookmarkEnd w:id="62"/>
+      <w:bookmarkEnd w:id="61"/>
     </w:p>
     <w:p>
       <w:pPr>
@@ -32937,19 +32907,6 @@
 </file>
 
 <file path=customXml/item2.xml><?xml version="1.0" encoding="utf-8"?>
-<b:Sources xmlns:b="http://schemas.openxmlformats.org/officeDocument/2006/bibliography" xmlns="http://schemas.openxmlformats.org/officeDocument/2006/bibliography" SelectedStyle="/APASixthEditionOfficeOnline.xsl" StyleName="APA" Version="6"/>
-</file>
-
-<file path=customXml/item3.xml><?xml version="1.0" encoding="utf-8"?>
-<?mso-contentType ?>
-<FormTemplates xmlns="http://schemas.microsoft.com/sharepoint/v3/contenttype/forms">
-  <Display>DocumentLibraryForm</Display>
-  <Edit>DocumentLibraryForm</Edit>
-  <New>DocumentLibraryForm</New>
-</FormTemplates>
-</file>
-
-<file path=customXml/item4.xml><?xml version="1.0" encoding="utf-8"?>
 <ct:contentTypeSchema xmlns:ct="http://schemas.microsoft.com/office/2006/metadata/contentType" xmlns:ma="http://schemas.microsoft.com/office/2006/metadata/properties/metaAttributes" ct:_="" ma:_="" ma:contentTypeName="ドキュメント" ma:contentTypeID="0x010100980A9EDA4423B04DB8E0445FEDD7979D" ma:contentTypeVersion="7" ma:contentTypeDescription="新しいドキュメントを作成します。" ma:contentTypeScope="" ma:versionID="ae2973d07f0a8b338627d92cf3d61aa1">
   <xsd:schema xmlns:xsd="http://www.w3.org/2001/XMLSchema" xmlns:xs="http://www.w3.org/2001/XMLSchema" xmlns:p="http://schemas.microsoft.com/office/2006/metadata/properties" xmlns:ns2="927401a0-f477-47ea-a92d-ddff39ed07e6" targetNamespace="http://schemas.microsoft.com/office/2006/metadata/properties" ma:root="true" ma:fieldsID="e5a487444864ebd2c47c4b9587078a69" ns2:_="">
     <xsd:import namespace="927401a0-f477-47ea-a92d-ddff39ed07e6"/>
@@ -33111,6 +33068,19 @@
 </ct:contentTypeSchema>
 </file>
 
+<file path=customXml/item3.xml><?xml version="1.0" encoding="utf-8"?>
+<?mso-contentType ?>
+<FormTemplates xmlns="http://schemas.microsoft.com/sharepoint/v3/contenttype/forms">
+  <Display>DocumentLibraryForm</Display>
+  <Edit>DocumentLibraryForm</Edit>
+  <New>DocumentLibraryForm</New>
+</FormTemplates>
+</file>
+
+<file path=customXml/item4.xml><?xml version="1.0" encoding="utf-8"?>
+<b:Sources xmlns:b="http://schemas.openxmlformats.org/officeDocument/2006/bibliography" xmlns="http://schemas.openxmlformats.org/officeDocument/2006/bibliography" SelectedStyle="/APASixthEditionOfficeOnline.xsl" StyleName="APA" Version="6"/>
+</file>
+
 <file path=customXml/itemProps1.xml><?xml version="1.0" encoding="utf-8"?>
 <ds:datastoreItem xmlns:ds="http://schemas.openxmlformats.org/officeDocument/2006/customXml" ds:itemID="{D3BCF3CB-61D5-4782-9982-1529DA68D8A5}">
   <ds:schemaRefs>
@@ -33121,22 +33091,6 @@
 </file>
 
 <file path=customXml/itemProps2.xml><?xml version="1.0" encoding="utf-8"?>
-<ds:datastoreItem xmlns:ds="http://schemas.openxmlformats.org/officeDocument/2006/customXml" ds:itemID="{10C87B47-89E1-434B-B69B-80E10AEF4092}">
-  <ds:schemaRefs>
-    <ds:schemaRef ds:uri="http://schemas.openxmlformats.org/officeDocument/2006/bibliography"/>
-  </ds:schemaRefs>
-</ds:datastoreItem>
-</file>
-
-<file path=customXml/itemProps3.xml><?xml version="1.0" encoding="utf-8"?>
-<ds:datastoreItem xmlns:ds="http://schemas.openxmlformats.org/officeDocument/2006/customXml" ds:itemID="{812A22FD-A03A-40FC-8882-33DA0C3EFC8E}">
-  <ds:schemaRefs>
-    <ds:schemaRef ds:uri="http://schemas.microsoft.com/sharepoint/v3/contenttype/forms"/>
-  </ds:schemaRefs>
-</ds:datastoreItem>
-</file>
-
-<file path=customXml/itemProps4.xml><?xml version="1.0" encoding="utf-8"?>
 <ds:datastoreItem xmlns:ds="http://schemas.openxmlformats.org/officeDocument/2006/customXml" ds:itemID="{00976E19-0F6D-447D-99EA-E239DB62938F}">
   <ds:schemaRefs>
     <ds:schemaRef ds:uri="http://schemas.microsoft.com/office/2006/metadata/contentType"/>
@@ -33152,4 +33106,20 @@
     <ds:schemaRef ds:uri="http://schemas.microsoft.com/internal/obd"/>
   </ds:schemaRefs>
 </ds:datastoreItem>
+</file>
+
+<file path=customXml/itemProps3.xml><?xml version="1.0" encoding="utf-8"?>
+<ds:datastoreItem xmlns:ds="http://schemas.openxmlformats.org/officeDocument/2006/customXml" ds:itemID="{812A22FD-A03A-40FC-8882-33DA0C3EFC8E}">
+  <ds:schemaRefs>
+    <ds:schemaRef ds:uri="http://schemas.microsoft.com/sharepoint/v3/contenttype/forms"/>
+  </ds:schemaRefs>
+</ds:datastoreItem>
+</file>
+
+<file path=customXml/itemProps4.xml><?xml version="1.0" encoding="utf-8"?>
+<ds:datastoreItem xmlns:ds="http://schemas.openxmlformats.org/officeDocument/2006/customXml" ds:itemID="{10C87B47-89E1-434B-B69B-80E10AEF4092}">
+  <ds:schemaRefs>
+    <ds:schemaRef ds:uri="http://schemas.openxmlformats.org/officeDocument/2006/bibliography"/>
+  </ds:schemaRefs>
+</ds:datastoreItem>
 </file>
--- a/taniguchi/api/Fix/API設計書_SHIP部署マスタ.docx
+++ b/taniguchi/api/Fix/API設計書_SHIP部署マスタ.docx
@@ -1,284 +1,5 @@
 
-<file path=customXml\item1.xml><?xml version="1.0" encoding="utf-8"?>
-<p:properties xmlns:p="http://schemas.microsoft.com/office/2006/metadata/properties" xmlns:xsi="http://www.w3.org/2001/XMLSchema-instance" xmlns:pc="http://schemas.microsoft.com/office/infopath/2007/PartnerControls">
-  <documentManagement/>
-</p:properties>
-</file>
-
-<file path=customXml\item2.xml><?xml version="1.0" encoding="utf-8"?>
-<ct:contentTypeSchema xmlns:ct="http://schemas.microsoft.com/office/2006/metadata/contentType" xmlns:ma="http://schemas.microsoft.com/office/2006/metadata/properties/metaAttributes" ct:_="" ma:_="" ma:contentTypeName="ドキュメント" ma:contentTypeID="0x010100980A9EDA4423B04DB8E0445FEDD7979D" ma:contentTypeVersion="7" ma:contentTypeDescription="新しいドキュメントを作成します。" ma:contentTypeScope="" ma:versionID="ae2973d07f0a8b338627d92cf3d61aa1">
-  <xsd:schema xmlns:xsd="http://www.w3.org/2001/XMLSchema" xmlns:xs="http://www.w3.org/2001/XMLSchema" xmlns:p="http://schemas.microsoft.com/office/2006/metadata/properties" xmlns:ns2="927401a0-f477-47ea-a92d-ddff39ed07e6" targetNamespace="http://schemas.microsoft.com/office/2006/metadata/properties" ma:root="true" ma:fieldsID="e5a487444864ebd2c47c4b9587078a69" ns2:_="">
-    <xsd:import namespace="927401a0-f477-47ea-a92d-ddff39ed07e6"/>
-    <xsd:element name="properties">
-      <xsd:complexType>
-        <xsd:sequence>
-          <xsd:element name="documentManagement">
-            <xsd:complexType>
-              <xsd:all>
-                <xsd:element ref="ns2:MediaServiceMetadata" minOccurs="0"/>
-                <xsd:element ref="ns2:MediaServiceFastMetadata" minOccurs="0"/>
-                <xsd:element ref="ns2:MediaServiceSearchProperties" minOccurs="0"/>
-                <xsd:element ref="ns2:MediaServiceDateTaken" minOccurs="0"/>
-                <xsd:element ref="ns2:MediaServiceGenerationTime" minOccurs="0"/>
-                <xsd:element ref="ns2:MediaServiceEventHashCode" minOccurs="0"/>
-                <xsd:element ref="ns2:MediaLengthInSeconds" minOccurs="0"/>
-              </xsd:all>
-            </xsd:complexType>
-          </xsd:element>
-        </xsd:sequence>
-      </xsd:complexType>
-    </xsd:element>
-  </xsd:schema>
-  <xsd:schema xmlns:xsd="http://www.w3.org/2001/XMLSchema" xmlns:xs="http://www.w3.org/2001/XMLSchema" xmlns:dms="http://schemas.microsoft.com/office/2006/documentManagement/types" xmlns:pc="http://schemas.microsoft.com/office/infopath/2007/PartnerControls" targetNamespace="927401a0-f477-47ea-a92d-ddff39ed07e6" elementFormDefault="qualified">
-    <xsd:import namespace="http://schemas.microsoft.com/office/2006/documentManagement/types"/>
-    <xsd:import namespace="http://schemas.microsoft.com/office/infopath/2007/PartnerControls"/>
-    <xsd:element name="MediaServiceMetadata" ma:index="8" nillable="true" ma:displayName="MediaServiceMetadata" ma:hidden="true" ma:internalName="MediaServiceMetadata" ma:readOnly="true">
-      <xsd:simpleType>
-        <xsd:restriction base="dms:Note"/>
-      </xsd:simpleType>
-    </xsd:element>
-    <xsd:element name="MediaServiceFastMetadata" ma:index="9" nillable="true" ma:displayName="MediaServiceFastMetadata" ma:hidden="true" ma:internalName="MediaServiceFastMetadata" ma:readOnly="true">
-      <xsd:simpleType>
-        <xsd:restriction base="dms:Note"/>
-      </xsd:simpleType>
-    </xsd:element>
-    <xsd:element name="MediaServiceSearchProperties" ma:index="10" nillable="true" ma:displayName="MediaServiceSearchProperties" ma:hidden="true" ma:internalName="MediaServiceSearchProperties" ma:readOnly="true">
-      <xsd:simpleType>
-        <xsd:restriction base="dms:Note"/>
-      </xsd:simpleType>
-    </xsd:element>
-    <xsd:element name="MediaServiceDateTaken" ma:index="11" nillable="true" ma:displayName="MediaServiceDateTaken" ma:hidden="true" ma:indexed="true" ma:internalName="MediaServiceDateTaken" ma:readOnly="true">
-      <xsd:simpleType>
-        <xsd:restriction base="dms:Text"/>
-      </xsd:simpleType>
-    </xsd:element>
-    <xsd:element name="MediaServiceGenerationTime" ma:index="12" nillable="true" ma:displayName="MediaServiceGenerationTime" ma:hidden="true" ma:internalName="MediaServiceGenerationTime" ma:readOnly="true">
-      <xsd:simpleType>
-        <xsd:restriction base="dms:Text"/>
-      </xsd:simpleType>
-    </xsd:element>
-    <xsd:element name="MediaServiceEventHashCode" ma:index="13" nillable="true" ma:displayName="MediaServiceEventHashCode" ma:hidden="true" ma:internalName="MediaServiceEventHashCode" ma:readOnly="true">
-      <xsd:simpleType>
-        <xsd:restriction base="dms:Text"/>
-      </xsd:simpleType>
-    </xsd:element>
-    <xsd:element name="MediaLengthInSeconds" ma:index="14" nillable="true" ma:displayName="MediaLengthInSeconds" ma:hidden="true" ma:internalName="MediaLengthInSeconds" ma:readOnly="true">
-      <xsd:simpleType>
-        <xsd:restriction base="dms:Unknown"/>
-      </xsd:simpleType>
-    </xsd:element>
-  </xsd:schema>
-  <xsd:schema xmlns="http://schemas.openxmlformats.org/package/2006/metadata/core-properties" xmlns:xsd="http://www.w3.org/2001/XMLSchema" xmlns:xsi="http://www.w3.org/2001/XMLSchema-instance" xmlns:dc="http://purl.org/dc/elements/1.1/" xmlns:dcterms="http://purl.org/dc/terms/" xmlns:odoc="http://schemas.microsoft.com/internal/obd" targetNamespace="http://schemas.openxmlformats.org/package/2006/metadata/core-properties" elementFormDefault="qualified" attributeFormDefault="unqualified" blockDefault="#all">
-    <xsd:import namespace="http://purl.org/dc/elements/1.1/" schemaLocation="http://dublincore.org/schemas/xmls/qdc/2003/04/02/dc.xsd"/>
-    <xsd:import namespace="http://purl.org/dc/terms/" schemaLocation="http://dublincore.org/schemas/xmls/qdc/2003/04/02/dcterms.xsd"/>
-    <xsd:element name="coreProperties" type="CT_coreProperties"/>
-    <xsd:complexType name="CT_coreProperties">
-      <xsd:all>
-        <xsd:element ref="dc:creator" minOccurs="0" maxOccurs="1"/>
-        <xsd:element ref="dcterms:created" minOccurs="0" maxOccurs="1"/>
-        <xsd:element ref="dc:identifier" minOccurs="0" maxOccurs="1"/>
-        <xsd:element name="contentType" minOccurs="0" maxOccurs="1" type="xsd:string" ma:index="0" ma:displayName="コンテンツ タイプ"/>
-        <xsd:element ref="dc:title" minOccurs="0" maxOccurs="1" ma:index="4" ma:displayName="タイトル"/>
-        <xsd:element ref="dc:subject" minOccurs="0" maxOccurs="1"/>
-        <xsd:element ref="dc:description" minOccurs="0" maxOccurs="1"/>
-        <xsd:element name="keywords" minOccurs="0" maxOccurs="1" type="xsd:string"/>
-        <xsd:element ref="dc:language" minOccurs="0" maxOccurs="1"/>
-        <xsd:element name="category" minOccurs="0" maxOccurs="1" type="xsd:string"/>
-        <xsd:element name="version" minOccurs="0" maxOccurs="1" type="xsd:string"/>
-        <xsd:element name="revision" minOccurs="0" maxOccurs="1" type="xsd:string">
-          <xsd:annotation>
-            <xsd:documentation>
-                        This value indicates the number of saves or revisions. The application is responsible for updating this value after each revision.
-                    </xsd:documentation>
-          </xsd:annotation>
-        </xsd:element>
-        <xsd:element name="lastModifiedBy" minOccurs="0" maxOccurs="1" type="xsd:string"/>
-        <xsd:element ref="dcterms:modified" minOccurs="0" maxOccurs="1"/>
-        <xsd:element name="contentStatus" minOccurs="0" maxOccurs="1" type="xsd:string"/>
-      </xsd:all>
-    </xsd:complexType>
-  </xsd:schema>
-  <xs:schema xmlns:pc="http://schemas.microsoft.com/office/infopath/2007/PartnerControls" xmlns:xs="http://www.w3.org/2001/XMLSchema" targetNamespace="http://schemas.microsoft.com/office/infopath/2007/PartnerControls" elementFormDefault="qualified" attributeFormDefault="unqualified">
-    <xs:element name="Person">
-      <xs:complexType>
-        <xs:sequence>
-          <xs:element ref="pc:DisplayName" minOccurs="0"/>
-          <xs:element ref="pc:AccountId" minOccurs="0"/>
-          <xs:element ref="pc:AccountType" minOccurs="0"/>
-        </xs:sequence>
-      </xs:complexType>
-    </xs:element>
-    <xs:element name="DisplayName" type="xs:string"/>
-    <xs:element name="AccountId" type="xs:string"/>
-    <xs:element name="AccountType" type="xs:string"/>
-    <xs:element name="BDCAssociatedEntity">
-      <xs:complexType>
-        <xs:sequence>
-          <xs:element ref="pc:BDCEntity" minOccurs="0" maxOccurs="unbounded"/>
-        </xs:sequence>
-        <xs:attribute ref="pc:EntityNamespace"/>
-        <xs:attribute ref="pc:EntityName"/>
-        <xs:attribute ref="pc:SystemInstanceName"/>
-        <xs:attribute ref="pc:AssociationName"/>
-      </xs:complexType>
-    </xs:element>
-    <xs:attribute name="EntityNamespace" type="xs:string"/>
-    <xs:attribute name="EntityName" type="xs:string"/>
-    <xs:attribute name="SystemInstanceName" type="xs:string"/>
-    <xs:attribute name="AssociationName" type="xs:string"/>
-    <xs:element name="BDCEntity">
-      <xs:complexType>
-        <xs:sequence>
-          <xs:element ref="pc:EntityDisplayName" minOccurs="0"/>
-          <xs:element ref="pc:EntityInstanceReference" minOccurs="0"/>
-          <xs:element ref="pc:EntityId1" minOccurs="0"/>
-          <xs:element ref="pc:EntityId2" minOccurs="0"/>
-          <xs:element ref="pc:EntityId3" minOccurs="0"/>
-          <xs:element ref="pc:EntityId4" minOccurs="0"/>
-          <xs:element ref="pc:EntityId5" minOccurs="0"/>
-        </xs:sequence>
-      </xs:complexType>
-    </xs:element>
-    <xs:element name="EntityDisplayName" type="xs:string"/>
-    <xs:element name="EntityInstanceReference" type="xs:string"/>
-    <xs:element name="EntityId1" type="xs:string"/>
-    <xs:element name="EntityId2" type="xs:string"/>
-    <xs:element name="EntityId3" type="xs:string"/>
-    <xs:element name="EntityId4" type="xs:string"/>
-    <xs:element name="EntityId5" type="xs:string"/>
-    <xs:element name="Terms">
-      <xs:complexType>
-        <xs:sequence>
-          <xs:element ref="pc:TermInfo" minOccurs="0" maxOccurs="unbounded"/>
-        </xs:sequence>
-      </xs:complexType>
-    </xs:element>
-    <xs:element name="TermInfo">
-      <xs:complexType>
-        <xs:sequence>
-          <xs:element ref="pc:TermName" minOccurs="0"/>
-          <xs:element ref="pc:TermId" minOccurs="0"/>
-        </xs:sequence>
-      </xs:complexType>
-    </xs:element>
-    <xs:element name="TermName" type="xs:string"/>
-    <xs:element name="TermId" type="xs:string"/>
-  </xs:schema>
-</ct:contentTypeSchema>
-</file>
-
-<file path=customXml\item3.xml><?xml version="1.0" encoding="utf-8"?>
-<?mso-contentType ?>
-<FormTemplates xmlns="http://schemas.microsoft.com/sharepoint/v3/contenttype/forms">
-  <Display>DocumentLibraryForm</Display>
-  <Edit>DocumentLibraryForm</Edit>
-  <New>DocumentLibraryForm</New>
-</FormTemplates>
-</file>
-
-<file path=customXml\item4.xml><?xml version="1.0" encoding="utf-8"?>
-<b:Sources xmlns:b="http://schemas.openxmlformats.org/officeDocument/2006/bibliography" xmlns="http://schemas.openxmlformats.org/officeDocument/2006/bibliography" SelectedStyle="/APASixthEditionOfficeOnline.xsl" StyleName="APA" Version="6"/>
-</file>
-
-<file path=customXml\itemProps1.xml><?xml version="1.0" encoding="utf-8"?>
-<ds:datastoreItem xmlns:ds="http://schemas.openxmlformats.org/officeDocument/2006/customXml" ds:itemID="{D3BCF3CB-61D5-4782-9982-1529DA68D8A5}">
-  <ds:schemaRefs>
-    <ds:schemaRef ds:uri="http://schemas.microsoft.com/office/2006/metadata/properties"/>
-    <ds:schemaRef ds:uri="http://schemas.microsoft.com/office/infopath/2007/PartnerControls"/>
-  </ds:schemaRefs>
-</ds:datastoreItem>
-</file>
-
-<file path=customXml\itemProps2.xml><?xml version="1.0" encoding="utf-8"?>
-<ds:datastoreItem xmlns:ds="http://schemas.openxmlformats.org/officeDocument/2006/customXml" ds:itemID="{00976E19-0F6D-447D-99EA-E239DB62938F}">
-  <ds:schemaRefs>
-    <ds:schemaRef ds:uri="http://schemas.microsoft.com/office/2006/metadata/contentType"/>
-    <ds:schemaRef ds:uri="http://schemas.microsoft.com/office/2006/metadata/properties/metaAttributes"/>
-    <ds:schemaRef ds:uri="http://www.w3.org/2001/XMLSchema"/>
-    <ds:schemaRef ds:uri="http://schemas.microsoft.com/office/2006/metadata/properties"/>
-    <ds:schemaRef ds:uri="927401a0-f477-47ea-a92d-ddff39ed07e6"/>
-    <ds:schemaRef ds:uri="http://schemas.microsoft.com/office/2006/documentManagement/types"/>
-    <ds:schemaRef ds:uri="http://schemas.microsoft.com/office/infopath/2007/PartnerControls"/>
-    <ds:schemaRef ds:uri="http://schemas.openxmlformats.org/package/2006/metadata/core-properties"/>
-    <ds:schemaRef ds:uri="http://purl.org/dc/elements/1.1/"/>
-    <ds:schemaRef ds:uri="http://purl.org/dc/terms/"/>
-    <ds:schemaRef ds:uri="http://schemas.microsoft.com/internal/obd"/>
-  </ds:schemaRefs>
-</ds:datastoreItem>
-</file>
-
-<file path=customXml\itemProps3.xml><?xml version="1.0" encoding="utf-8"?>
-<ds:datastoreItem xmlns:ds="http://schemas.openxmlformats.org/officeDocument/2006/customXml" ds:itemID="{812A22FD-A03A-40FC-8882-33DA0C3EFC8E}">
-  <ds:schemaRefs>
-    <ds:schemaRef ds:uri="http://schemas.microsoft.com/sharepoint/v3/contenttype/forms"/>
-  </ds:schemaRefs>
-</ds:datastoreItem>
-</file>
-
-<file path=customXml\itemProps4.xml><?xml version="1.0" encoding="utf-8"?>
-<ds:datastoreItem xmlns:ds="http://schemas.openxmlformats.org/officeDocument/2006/customXml" ds:itemID="{10C87B47-89E1-434B-B69B-80E10AEF4092}">
-  <ds:schemaRefs>
-    <ds:schemaRef ds:uri="http://schemas.openxmlformats.org/officeDocument/2006/bibliography"/>
-  </ds:schemaRefs>
-</ds:datastoreItem>
-</file>
-
-<file path=docProps\app.xml><?xml version="1.0" encoding="utf-8"?>
-<Properties xmlns="http://schemas.openxmlformats.org/officeDocument/2006/extended-properties" xmlns:vt="http://schemas.openxmlformats.org/officeDocument/2006/docPropsVTypes">
-  <Template>Normal.dotm</Template>
-  <TotalTime>97</TotalTime>
-  <Pages>23</Pages>
-  <Words>2618</Words>
-  <Characters>14929</Characters>
-  <Application>Microsoft Office Word</Application>
-  <DocSecurity>0</DocSecurity>
-  <Lines>124</Lines>
-  <Paragraphs>35</Paragraphs>
-  <ScaleCrop>false</ScaleCrop>
-  <HeadingPairs>
-    <vt:vector size="2" baseType="variant">
-      <vt:variant>
-        <vt:lpstr>タイトル</vt:lpstr>
-      </vt:variant>
-      <vt:variant>
-        <vt:i4>1</vt:i4>
-      </vt:variant>
-    </vt:vector>
-  </HeadingPairs>
-  <TitlesOfParts>
-    <vt:vector size="1" baseType="lpstr">
-      <vt:lpstr>API 設計書現有品調査</vt:lpstr>
-    </vt:vector>
-  </TitlesOfParts>
-  <Company/>
-  <LinksUpToDate>false</LinksUpToDate>
-  <CharactersWithSpaces>17512</CharactersWithSpaces>
-  <SharedDoc>false</SharedDoc>
-  <HyperlinksChanged>false</HyperlinksChanged>
-  <AppVersion>16.0000</AppVersion>
-</Properties>
-</file>
-
-<file path=docProps\core.xml><?xml version="1.0" encoding="utf-8"?>
-<cp:coreProperties xmlns:cp="http://schemas.openxmlformats.org/package/2006/metadata/core-properties" xmlns:dc="http://purl.org/dc/elements/1.1/" xmlns:dcterms="http://purl.org/dc/terms/" xmlns:dcmitype="http://purl.org/dc/dcmitype/" xmlns:xsi="http://www.w3.org/2001/XMLSchema-instance">
-  <dc:title>API設計書　　　　　　　SHIP部署マスタ</dc:title>
-  <dc:subject>対象システム：医療機器管理システム</dc:subject>
-  <cp:lastModifiedBy>緑 谷口</cp:lastModifiedBy>
-  <cp:revision>53</cp:revision>
-  <dcterms:created xsi:type="dcterms:W3CDTF">2026-03-01T00:24:00Z</dcterms:created>
-  <dcterms:modified xsi:type="dcterms:W3CDTF">2026-04-17T16:07:00Z</dcterms:modified>
-</cp:coreProperties>
-</file>
-
-<file path=docProps\custom.xml><?xml version="1.0" encoding="utf-8"?>
-<Properties xmlns="http://schemas.openxmlformats.org/officeDocument/2006/custom-properties" xmlns:vt="http://schemas.openxmlformats.org/officeDocument/2006/docPropsVTypes">
-  <property fmtid="{D5CDD505-2E9C-101B-9397-08002B2CF9AE}" pid="2" name="ContentTypeId">
-    <vt:lpwstr>0x010100980A9EDA4423B04DB8E0445FEDD7979D</vt:lpwstr>
-  </property>
-</Properties>
-</file>
-
-<file path=word\document.xml><?xml version="1.0" encoding="utf-8"?>
+<file path=word/document.xml><?xml version="1.0" encoding="utf-8"?>
 <w:document xmlns:wpc="http://schemas.microsoft.com/office/word/2010/wordprocessingCanvas" xmlns:cx="http://schemas.microsoft.com/office/drawing/2014/chartex" xmlns:cx1="http://schemas.microsoft.com/office/drawing/2015/9/8/chartex" xmlns:cx2="http://schemas.microsoft.com/office/drawing/2015/10/21/chartex" xmlns:cx3="http://schemas.microsoft.com/office/drawing/2016/5/9/chartex" xmlns:cx4="http://schemas.microsoft.com/office/drawing/2016/5/10/chartex" xmlns:cx5="http://schemas.microsoft.com/office/drawing/2016/5/11/chartex" xmlns:cx6="http://schemas.microsoft.com/office/drawing/2016/5/12/chartex" xmlns:cx7="http://schemas.microsoft.com/office/drawing/2016/5/13/chartex" xmlns:cx8="http://schemas.microsoft.com/office/drawing/2016/5/14/chartex" xmlns:mc="http://schemas.openxmlformats.org/markup-compatibility/2006" xmlns:aink="http://schemas.microsoft.com/office/drawing/2016/ink" xmlns:am3d="http://schemas.microsoft.com/office/drawing/2017/model3d" xmlns:o="urn:schemas-microsoft-com:office:office" xmlns:oel="http://schemas.microsoft.com/office/2019/extlst" xmlns:r="http://schemas.openxmlformats.org/officeDocument/2006/relationships" xmlns:m="http://schemas.openxmlformats.org/officeDocument/2006/math" xmlns:v="urn:schemas-microsoft-com:vml" xmlns:wp14="http://schemas.microsoft.com/office/word/2010/wordprocessingDrawing" xmlns:wp="http://schemas.openxmlformats.org/drawingml/2006/wordprocessingDrawing" xmlns:w10="urn:schemas-microsoft-com:office:word" xmlns:w="http://schemas.openxmlformats.org/wordprocessingml/2006/main" xmlns:w14="http://schemas.microsoft.com/office/word/2010/wordml" xmlns:w15="http://schemas.microsoft.com/office/word/2012/wordml" xmlns:w16cex="http://schemas.microsoft.com/office/word/2018/wordml/cex" xmlns:w16cid="http://schemas.microsoft.com/office/word/2016/wordml/cid" xmlns:w16="http://schemas.microsoft.com/office/word/2018/wordml" xmlns:w16du="http://schemas.microsoft.com/office/word/2023/wordml/word16du" xmlns:w16sdtdh="http://schemas.microsoft.com/office/word/2020/wordml/sdtdatahash" xmlns:w16sdtfl="http://schemas.microsoft.com/office/word/2024/wordml/sdtformatlock" xmlns:w16se="http://schemas.microsoft.com/office/word/2015/wordml/symex" xmlns:wpg="http://schemas.microsoft.com/office/word/2010/wordprocessingGroup" xmlns:wpi="http://schemas.microsoft.com/office/word/2010/wordprocessingInk" xmlns:wne="http://schemas.microsoft.com/office/word/2006/wordml" xmlns:wps="http://schemas.microsoft.com/office/word/2010/wordprocessingShape" mc:Ignorable="w14 w15 w16se w16cid w16 w16cex w16sdtdh w16sdtfl w16du wp14">
   <w:body>
     <w:bookmarkStart w:id="0" w:name="_tad0l5kfozhu" w:colFirst="0" w:colLast="0" w:displacedByCustomXml="next"/>
@@ -396,7 +117,6 @@
                                     <w:dataBinding w:prefixMappings="xmlns:ns0='http://purl.org/dc/elements/1.1/' xmlns:ns1='http://schemas.openxmlformats.org/package/2006/metadata/core-properties' " w:xpath="/ns1:coreProperties[1]/ns0:title[1]" w:storeItemID="{6C3C8BC8-F283-45AE-878A-BAB7291924A1}"/>
                                     <w:text/>
                                   </w:sdtPr>
-                                  <w:sdtEndPr/>
                                   <w:sdtContent>
                                     <w:r>
                                       <w:rPr>
@@ -446,7 +166,6 @@
                                   <w:dataBinding w:prefixMappings="xmlns:ns0='http://purl.org/dc/elements/1.1/' xmlns:ns1='http://schemas.openxmlformats.org/package/2006/metadata/core-properties' " w:xpath="/ns1:coreProperties[1]/ns0:subject[1]" w:storeItemID="{6C3C8BC8-F283-45AE-878A-BAB7291924A1}"/>
                                   <w:text/>
                                 </w:sdtPr>
-                                <w:sdtEndPr/>
                                 <w:sdtContent>
                                   <w:p>
                                     <w:pPr>
@@ -2994,6 +2713,7 @@
         <w:rPr>
           <w:noProof/>
         </w:rPr>
+        <w:lastRenderedPageBreak/>
         <w:t>レスポンス（201：ShipDepartmentResponse）</w:t>
       </w:r>
       <w:r>
@@ -3439,7 +3159,6 @@
         <w:rPr>
           <w:noProof/>
         </w:rPr>
-        <w:lastRenderedPageBreak/>
         <w:t>部署マスタ削除（/ship-department-master/departments/{shipDepartmentId}）</w:t>
       </w:r>
       <w:r>
@@ -4839,6 +4558,7 @@
         <w:rPr>
           <w:noProof/>
         </w:rPr>
+        <w:lastRenderedPageBreak/>
         <w:t>必要権限</w:t>
       </w:r>
       <w:r>
@@ -5343,19 +5063,33 @@
     <w:p>
       <w:pPr>
         <w:pStyle w:val="10"/>
+      </w:pPr>
+      <w:r>
+        <w:fldChar w:fldCharType="end"/>
+      </w:r>
+      <w:bookmarkStart w:id="1" w:name="_Toc227366887"/>
+    </w:p>
+    <w:p>
+      <w:pPr>
+        <w:rPr>
+          <w:b/>
+          <w:sz w:val="40"/>
+          <w:szCs w:val="40"/>
+        </w:rPr>
+      </w:pPr>
+      <w:r>
+        <w:br w:type="page"/>
+      </w:r>
+    </w:p>
+    <w:p>
+      <w:pPr>
+        <w:pStyle w:val="10"/>
+      </w:pPr>
+      <w:r>
         <w:rPr>
           <w:rFonts w:hint="eastAsia"/>
         </w:rPr>
-      </w:pPr>
-      <w:r>
         <w:lastRenderedPageBreak/>
-        <w:fldChar w:fldCharType="end"/>
-      </w:r>
-      <w:bookmarkStart w:id="1" w:name="_Toc227366887"/>
-      <w:r>
-        <w:rPr>
-          <w:rFonts w:hint="eastAsia"/>
-        </w:rPr>
         <w:t>第1章 概要</w:t>
       </w:r>
       <w:bookmarkEnd w:id="1"/>
@@ -5363,9 +5097,6 @@
     <w:p>
       <w:pPr>
         <w:pStyle w:val="2"/>
-        <w:rPr>
-          <w:rFonts w:hint="eastAsia"/>
-        </w:rPr>
       </w:pPr>
       <w:bookmarkStart w:id="2" w:name="_Toc227366888"/>
       <w:r>
@@ -5377,11 +5108,6 @@
       <w:bookmarkEnd w:id="2"/>
     </w:p>
     <w:p>
-      <w:pPr>
-        <w:rPr>
-          <w:rFonts w:hint="eastAsia"/>
-        </w:rPr>
-      </w:pPr>
       <w:r>
         <w:rPr>
           <w:rFonts w:hint="eastAsia"/>
@@ -5390,11 +5116,6 @@
       </w:r>
     </w:p>
     <w:p>
-      <w:pPr>
-        <w:rPr>
-          <w:rFonts w:hint="eastAsia"/>
-        </w:rPr>
-      </w:pPr>
       <w:r>
         <w:rPr>
           <w:rFonts w:hint="eastAsia"/>
@@ -5410,9 +5131,6 @@
           <w:numId w:val="120"/>
         </w:numPr>
         <w:ind w:leftChars="0"/>
-        <w:rPr>
-          <w:rFonts w:hint="eastAsia"/>
-        </w:rPr>
       </w:pPr>
       <w:r>
         <w:rPr>
@@ -5429,9 +5147,6 @@
           <w:numId w:val="120"/>
         </w:numPr>
         <w:ind w:leftChars="0"/>
-        <w:rPr>
-          <w:rFonts w:hint="eastAsia"/>
-        </w:rPr>
       </w:pPr>
       <w:r>
         <w:rPr>
@@ -5448,9 +5163,6 @@
           <w:numId w:val="120"/>
         </w:numPr>
         <w:ind w:leftChars="0"/>
-        <w:rPr>
-          <w:rFonts w:hint="eastAsia"/>
-        </w:rPr>
       </w:pPr>
       <w:r>
         <w:rPr>
@@ -5467,9 +5179,6 @@
           <w:numId w:val="120"/>
         </w:numPr>
         <w:ind w:leftChars="0"/>
-        <w:rPr>
-          <w:rFonts w:hint="eastAsia"/>
-        </w:rPr>
       </w:pPr>
       <w:r>
         <w:rPr>
@@ -5481,9 +5190,6 @@
     <w:p>
       <w:pPr>
         <w:pStyle w:val="2"/>
-        <w:rPr>
-          <w:rFonts w:hint="eastAsia"/>
-        </w:rPr>
       </w:pPr>
       <w:bookmarkStart w:id="3" w:name="_Toc227366889"/>
       <w:r>
@@ -5495,11 +5201,6 @@
       <w:bookmarkEnd w:id="3"/>
     </w:p>
     <w:p>
-      <w:pPr>
-        <w:rPr>
-          <w:rFonts w:hint="eastAsia"/>
-        </w:rPr>
-      </w:pPr>
       <w:r>
         <w:rPr>
           <w:rFonts w:hint="eastAsia"/>
@@ -5508,11 +5209,6 @@
       </w:r>
     </w:p>
     <w:p>
-      <w:pPr>
-        <w:rPr>
-          <w:rFonts w:hint="eastAsia"/>
-        </w:rPr>
-      </w:pPr>
       <w:r>
         <w:rPr>
           <w:rFonts w:hint="eastAsia"/>
@@ -5523,9 +5219,6 @@
     <w:p>
       <w:pPr>
         <w:pStyle w:val="2"/>
-        <w:rPr>
-          <w:rFonts w:hint="eastAsia"/>
-        </w:rPr>
       </w:pPr>
       <w:bookmarkStart w:id="4" w:name="_Toc227366890"/>
       <w:r>
@@ -5685,9 +5378,6 @@
     <w:p>
       <w:pPr>
         <w:pStyle w:val="2"/>
-        <w:rPr>
-          <w:rFonts w:hint="eastAsia"/>
-        </w:rPr>
       </w:pPr>
       <w:bookmarkStart w:id="5" w:name="_Toc227366891"/>
       <w:r>
@@ -5821,6 +5511,7 @@
               <w:rPr>
                 <w:rFonts w:hint="eastAsia"/>
               </w:rPr>
+              <w:lastRenderedPageBreak/>
               <w:t>主機能</w:t>
             </w:r>
           </w:p>
@@ -5844,16 +5535,12 @@
     <w:p>
       <w:pPr>
         <w:pStyle w:val="10"/>
+      </w:pPr>
+      <w:bookmarkStart w:id="6" w:name="_Toc227366892"/>
+      <w:r>
         <w:rPr>
           <w:rFonts w:hint="eastAsia"/>
         </w:rPr>
-      </w:pPr>
-      <w:bookmarkStart w:id="6" w:name="_Toc227366892"/>
-      <w:r>
-        <w:rPr>
-          <w:rFonts w:hint="eastAsia"/>
-        </w:rPr>
-        <w:lastRenderedPageBreak/>
         <w:t>第2章 システム全体構成</w:t>
       </w:r>
       <w:bookmarkEnd w:id="6"/>
@@ -5861,9 +5548,6 @@
     <w:p>
       <w:pPr>
         <w:pStyle w:val="2"/>
-        <w:rPr>
-          <w:rFonts w:hint="eastAsia"/>
-        </w:rPr>
       </w:pPr>
       <w:bookmarkStart w:id="7" w:name="_Toc227366893"/>
       <w:r>
@@ -5875,11 +5559,6 @@
       <w:bookmarkEnd w:id="7"/>
     </w:p>
     <w:p>
-      <w:pPr>
-        <w:rPr>
-          <w:rFonts w:hint="eastAsia"/>
-        </w:rPr>
-      </w:pPr>
       <w:r>
         <w:rPr>
           <w:rFonts w:hint="eastAsia"/>
@@ -5888,11 +5567,6 @@
       </w:r>
     </w:p>
     <w:p>
-      <w:pPr>
-        <w:rPr>
-          <w:rFonts w:hint="eastAsia"/>
-        </w:rPr>
-      </w:pPr>
       <w:r>
         <w:rPr>
           <w:rFonts w:hint="eastAsia"/>
@@ -5903,9 +5577,6 @@
     <w:p>
       <w:pPr>
         <w:pStyle w:val="2"/>
-        <w:rPr>
-          <w:rFonts w:hint="eastAsia"/>
-        </w:rPr>
       </w:pPr>
       <w:bookmarkStart w:id="8" w:name="_Toc227366894"/>
       <w:r>
@@ -5917,11 +5588,6 @@
       <w:bookmarkEnd w:id="8"/>
     </w:p>
     <w:p>
-      <w:pPr>
-        <w:rPr>
-          <w:rFonts w:hint="eastAsia"/>
-        </w:rPr>
-      </w:pPr>
       <w:r>
         <w:rPr>
           <w:rFonts w:hint="eastAsia"/>
@@ -5930,11 +5596,6 @@
       </w:r>
     </w:p>
     <w:p>
-      <w:pPr>
-        <w:rPr>
-          <w:rFonts w:hint="eastAsia"/>
-        </w:rPr>
-      </w:pPr>
       <w:r>
         <w:rPr>
           <w:rFonts w:hint="eastAsia"/>
@@ -5943,11 +5604,6 @@
       </w:r>
     </w:p>
     <w:p>
-      <w:pPr>
-        <w:rPr>
-          <w:rFonts w:hint="eastAsia"/>
-        </w:rPr>
-      </w:pPr>
       <w:r>
         <w:rPr>
           <w:rFonts w:hint="eastAsia"/>
@@ -5958,9 +5614,6 @@
     <w:p>
       <w:pPr>
         <w:pStyle w:val="2"/>
-        <w:rPr>
-          <w:rFonts w:hint="eastAsia"/>
-        </w:rPr>
       </w:pPr>
       <w:bookmarkStart w:id="9" w:name="_Toc227366895"/>
       <w:r>
@@ -6195,24 +5848,17 @@
     </w:tbl>
     <w:p/>
     <w:p>
-      <w:pPr>
+      <w:r>
         <w:rPr>
           <w:rFonts w:hint="eastAsia"/>
         </w:rPr>
-      </w:pPr>
-      <w:r>
-        <w:rPr>
-          <w:rFonts w:hint="eastAsia"/>
-        </w:rPr>
+        <w:lastRenderedPageBreak/>
         <w:t>本画面は左右2カラムで構成され、左側の部署マスタ領域と右側の諸室区分マスタ領域を独立した API 群で扱う。</w:t>
       </w:r>
     </w:p>
     <w:p>
       <w:pPr>
         <w:pStyle w:val="10"/>
-        <w:rPr>
-          <w:rFonts w:hint="eastAsia"/>
-        </w:rPr>
       </w:pPr>
       <w:bookmarkStart w:id="10" w:name="_Toc227366896"/>
       <w:r>
@@ -6226,9 +5872,6 @@
     <w:p>
       <w:pPr>
         <w:pStyle w:val="2"/>
-        <w:rPr>
-          <w:rFonts w:hint="eastAsia"/>
-        </w:rPr>
       </w:pPr>
       <w:bookmarkStart w:id="11" w:name="_Toc227366897"/>
       <w:r>
@@ -6247,9 +5890,6 @@
           <w:numId w:val="121"/>
         </w:numPr>
         <w:ind w:leftChars="0"/>
-        <w:rPr>
-          <w:rFonts w:hint="eastAsia"/>
-        </w:rPr>
       </w:pPr>
       <w:r>
         <w:rPr>
@@ -6266,15 +5906,11 @@
           <w:numId w:val="121"/>
         </w:numPr>
         <w:ind w:leftChars="0"/>
+      </w:pPr>
+      <w:r>
         <w:rPr>
           <w:rFonts w:hint="eastAsia"/>
         </w:rPr>
-      </w:pPr>
-      <w:r>
-        <w:rPr>
-          <w:rFonts w:hint="eastAsia"/>
-        </w:rPr>
-        <w:lastRenderedPageBreak/>
         <w:t>データ形式: JSON</w:t>
       </w:r>
     </w:p>
@@ -6286,9 +5922,6 @@
           <w:numId w:val="121"/>
         </w:numPr>
         <w:ind w:leftChars="0"/>
-        <w:rPr>
-          <w:rFonts w:hint="eastAsia"/>
-        </w:rPr>
       </w:pPr>
       <w:r>
         <w:rPr>
@@ -6305,9 +5938,6 @@
           <w:numId w:val="121"/>
         </w:numPr>
         <w:ind w:leftChars="0"/>
-        <w:rPr>
-          <w:rFonts w:hint="eastAsia"/>
-        </w:rPr>
       </w:pPr>
       <w:r>
         <w:rPr>
@@ -6324,9 +5954,6 @@
           <w:numId w:val="121"/>
         </w:numPr>
         <w:ind w:leftChars="0"/>
-        <w:rPr>
-          <w:rFonts w:hint="eastAsia"/>
-        </w:rPr>
       </w:pPr>
       <w:r>
         <w:rPr>
@@ -6338,9 +5965,6 @@
     <w:p>
       <w:pPr>
         <w:pStyle w:val="2"/>
-        <w:rPr>
-          <w:rFonts w:hint="eastAsia"/>
-        </w:rPr>
       </w:pPr>
       <w:bookmarkStart w:id="12" w:name="_Toc227366898"/>
       <w:r>
@@ -6352,11 +5976,6 @@
       <w:bookmarkEnd w:id="12"/>
     </w:p>
     <w:p>
-      <w:pPr>
-        <w:rPr>
-          <w:rFonts w:hint="eastAsia"/>
-        </w:rPr>
-      </w:pPr>
       <w:r>
         <w:rPr>
           <w:rFonts w:hint="eastAsia"/>
@@ -6367,9 +5986,6 @@
     <w:p>
       <w:pPr>
         <w:pStyle w:val="2"/>
-        <w:rPr>
-          <w:rFonts w:hint="eastAsia"/>
-        </w:rPr>
       </w:pPr>
       <w:bookmarkStart w:id="13" w:name="_Toc227366899"/>
       <w:r>
@@ -6381,11 +5997,6 @@
       <w:bookmarkEnd w:id="13"/>
     </w:p>
     <w:p>
-      <w:pPr>
-        <w:rPr>
-          <w:rFonts w:hint="eastAsia"/>
-        </w:rPr>
-      </w:pPr>
       <w:r>
         <w:rPr>
           <w:rFonts w:hint="eastAsia"/>
@@ -6524,7 +6135,15 @@
             <w:tcW w:w="1250" w:type="pct"/>
           </w:tcPr>
           <w:p>
-            <w:r>
+            <w:pPr>
+              <w:rPr>
+                <w:lang w:val="en-US"/>
+              </w:rPr>
+            </w:pPr>
+            <w:r>
+              <w:rPr>
+                <w:lang w:val="en-US"/>
+              </w:rPr>
               <w:t>`user_facility_assignments`, `facility_feature_settings`, `user_facility_feature_settings`</w:t>
             </w:r>
           </w:p>
@@ -6553,6 +6172,7 @@
               <w:rPr>
                 <w:rFonts w:hint="eastAsia"/>
               </w:rPr>
+              <w:lastRenderedPageBreak/>
               <w:t>部署マスタ新規作成 / 更新 / 削除</w:t>
             </w:r>
           </w:p>
@@ -6572,7 +6192,15 @@
             <w:tcW w:w="1250" w:type="pct"/>
           </w:tcPr>
           <w:p>
-            <w:r>
+            <w:pPr>
+              <w:rPr>
+                <w:lang w:val="en-US"/>
+              </w:rPr>
+            </w:pPr>
+            <w:r>
+              <w:rPr>
+                <w:lang w:val="en-US"/>
+              </w:rPr>
               <w:t>`user_facility_assignments`, `facility_feature_settings`, `user_facility_feature_settings`</w:t>
             </w:r>
           </w:p>
@@ -6620,7 +6248,15 @@
             <w:tcW w:w="1250" w:type="pct"/>
           </w:tcPr>
           <w:p>
-            <w:r>
+            <w:pPr>
+              <w:rPr>
+                <w:lang w:val="en-US"/>
+              </w:rPr>
+            </w:pPr>
+            <w:r>
+              <w:rPr>
+                <w:lang w:val="en-US"/>
+              </w:rPr>
               <w:t>`user_facility_assignments`, `facility_feature_settings`, `user_facility_feature_settings`</w:t>
             </w:r>
           </w:p>
@@ -6644,16 +6280,12 @@
     <w:p>
       <w:pPr>
         <w:pStyle w:val="2"/>
+      </w:pPr>
+      <w:bookmarkStart w:id="14" w:name="_Toc227366900"/>
+      <w:r>
         <w:rPr>
           <w:rFonts w:hint="eastAsia"/>
         </w:rPr>
-      </w:pPr>
-      <w:bookmarkStart w:id="14" w:name="_Toc227366900"/>
-      <w:r>
-        <w:rPr>
-          <w:rFonts w:hint="eastAsia"/>
-        </w:rPr>
-        <w:lastRenderedPageBreak/>
         <w:t>作業対象施設ベースの認可</w:t>
       </w:r>
       <w:bookmarkEnd w:id="14"/>
@@ -6666,9 +6298,6 @@
           <w:numId w:val="122"/>
         </w:numPr>
         <w:ind w:leftChars="0"/>
-        <w:rPr>
-          <w:rFonts w:hint="eastAsia"/>
-        </w:rPr>
       </w:pPr>
       <w:r>
         <w:rPr>
@@ -6685,9 +6314,6 @@
           <w:numId w:val="122"/>
         </w:numPr>
         <w:ind w:leftChars="0"/>
-        <w:rPr>
-          <w:rFonts w:hint="eastAsia"/>
-        </w:rPr>
       </w:pPr>
       <w:r>
         <w:rPr>
@@ -6704,9 +6330,6 @@
           <w:numId w:val="122"/>
         </w:numPr>
         <w:ind w:leftChars="0"/>
-        <w:rPr>
-          <w:rFonts w:hint="eastAsia"/>
-        </w:rPr>
       </w:pPr>
       <w:r>
         <w:rPr>
@@ -6718,9 +6341,6 @@
     <w:p>
       <w:pPr>
         <w:pStyle w:val="2"/>
-        <w:rPr>
-          <w:rFonts w:hint="eastAsia"/>
-        </w:rPr>
       </w:pPr>
       <w:bookmarkStart w:id="15" w:name="_Toc227366901"/>
       <w:r>
@@ -6739,9 +6359,6 @@
           <w:numId w:val="123"/>
         </w:numPr>
         <w:ind w:leftChars="0"/>
-        <w:rPr>
-          <w:rFonts w:hint="eastAsia"/>
-        </w:rPr>
       </w:pPr>
       <w:r>
         <w:rPr>
@@ -6758,9 +6375,6 @@
           <w:numId w:val="123"/>
         </w:numPr>
         <w:ind w:leftChars="0"/>
-        <w:rPr>
-          <w:rFonts w:hint="eastAsia"/>
-        </w:rPr>
       </w:pPr>
       <w:r>
         <w:rPr>
@@ -6777,9 +6391,6 @@
           <w:numId w:val="123"/>
         </w:numPr>
         <w:ind w:leftChars="0"/>
-        <w:rPr>
-          <w:rFonts w:hint="eastAsia"/>
-        </w:rPr>
       </w:pPr>
       <w:r>
         <w:rPr>
@@ -6796,9 +6407,6 @@
           <w:numId w:val="123"/>
         </w:numPr>
         <w:ind w:leftChars="0"/>
-        <w:rPr>
-          <w:rFonts w:hint="eastAsia"/>
-        </w:rPr>
       </w:pPr>
       <w:r>
         <w:rPr>
@@ -6810,9 +6418,6 @@
     <w:p>
       <w:pPr>
         <w:pStyle w:val="2"/>
-        <w:rPr>
-          <w:rFonts w:hint="eastAsia"/>
-        </w:rPr>
       </w:pPr>
       <w:bookmarkStart w:id="16" w:name="_Toc227366902"/>
       <w:r>
@@ -6826,9 +6431,6 @@
     <w:p>
       <w:pPr>
         <w:pStyle w:val="3"/>
-        <w:rPr>
-          <w:rFonts w:hint="eastAsia"/>
-        </w:rPr>
       </w:pPr>
       <w:bookmarkStart w:id="17" w:name="_Toc227366903"/>
       <w:r>
@@ -7081,9 +6683,6 @@
     <w:p>
       <w:pPr>
         <w:pStyle w:val="10"/>
-        <w:rPr>
-          <w:rFonts w:hint="eastAsia"/>
-        </w:rPr>
       </w:pPr>
       <w:bookmarkStart w:id="18" w:name="_Toc227366904"/>
       <w:r>
@@ -7097,9 +6696,6 @@
     <w:p>
       <w:pPr>
         <w:pStyle w:val="2"/>
-        <w:rPr>
-          <w:rFonts w:hint="eastAsia"/>
-        </w:rPr>
       </w:pPr>
       <w:bookmarkStart w:id="19" w:name="_Toc227366905"/>
       <w:r>
@@ -7382,12 +6978,16 @@
             <w:tcW w:w="1000" w:type="pct"/>
           </w:tcPr>
           <w:p>
-            <w:r>
-              <w:t>/ship-department-master/de</w:t>
-            </w:r>
-            <w:r>
-              <w:lastRenderedPageBreak/>
-              <w:t>partments/{shipDepartmentId}</w:t>
+            <w:pPr>
+              <w:rPr>
+                <w:lang w:val="en-US"/>
+              </w:rPr>
+            </w:pPr>
+            <w:r>
+              <w:rPr>
+                <w:lang w:val="en-US"/>
+              </w:rPr>
+              <w:t>/ship-department-master/departments/{shipDepartmentId}</w:t>
             </w:r>
           </w:p>
         </w:tc>
@@ -7400,7 +7000,6 @@
               <w:rPr>
                 <w:rFonts w:hint="eastAsia"/>
               </w:rPr>
-              <w:lastRenderedPageBreak/>
               <w:t>部門/部署を更新する</w:t>
             </w:r>
           </w:p>
@@ -7448,7 +7047,15 @@
             <w:tcW w:w="1000" w:type="pct"/>
           </w:tcPr>
           <w:p>
-            <w:r>
+            <w:pPr>
+              <w:rPr>
+                <w:lang w:val="en-US"/>
+              </w:rPr>
+            </w:pPr>
+            <w:r>
+              <w:rPr>
+                <w:lang w:val="en-US"/>
+              </w:rPr>
               <w:t>/ship-department-master/departments/{shipDepartmentId}</w:t>
             </w:r>
           </w:p>
@@ -7509,7 +7116,15 @@
             <w:tcW w:w="1000" w:type="pct"/>
           </w:tcPr>
           <w:p>
-            <w:r>
+            <w:pPr>
+              <w:rPr>
+                <w:lang w:val="en-US"/>
+              </w:rPr>
+            </w:pPr>
+            <w:r>
+              <w:rPr>
+                <w:lang w:val="en-US"/>
+              </w:rPr>
               <w:t>/ship-department-master/room-categories</w:t>
             </w:r>
           </w:p>
@@ -7570,7 +7185,15 @@
             <w:tcW w:w="1000" w:type="pct"/>
           </w:tcPr>
           <w:p>
-            <w:r>
+            <w:pPr>
+              <w:rPr>
+                <w:lang w:val="en-US"/>
+              </w:rPr>
+            </w:pPr>
+            <w:r>
+              <w:rPr>
+                <w:lang w:val="en-US"/>
+              </w:rPr>
               <w:t>/ship-department-master/room-categories</w:t>
             </w:r>
           </w:p>
@@ -7631,7 +7254,15 @@
             <w:tcW w:w="1000" w:type="pct"/>
           </w:tcPr>
           <w:p>
-            <w:r>
+            <w:pPr>
+              <w:rPr>
+                <w:lang w:val="en-US"/>
+              </w:rPr>
+            </w:pPr>
+            <w:r>
+              <w:rPr>
+                <w:lang w:val="en-US"/>
+              </w:rPr>
               <w:t>/ship-department-master/room-categories/{shipRoomCategoryId}</w:t>
             </w:r>
           </w:p>
@@ -7692,8 +7323,23 @@
             <w:tcW w:w="1000" w:type="pct"/>
           </w:tcPr>
           <w:p>
-            <w:r>
-              <w:t>/ship-department-master/room-categories/{shipRoomCategoryId}</w:t>
+            <w:pPr>
+              <w:rPr>
+                <w:lang w:val="en-US"/>
+              </w:rPr>
+            </w:pPr>
+            <w:r>
+              <w:rPr>
+                <w:lang w:val="en-US"/>
+              </w:rPr>
+              <w:t>/ship-department-master/ro</w:t>
+            </w:r>
+            <w:r>
+              <w:rPr>
+                <w:lang w:val="en-US"/>
+              </w:rPr>
+              <w:lastRenderedPageBreak/>
+              <w:t>om-categories/{shipRoomCategoryId}</w:t>
             </w:r>
           </w:p>
         </w:tc>
@@ -7706,6 +7352,7 @@
               <w:rPr>
                 <w:rFonts w:hint="eastAsia"/>
               </w:rPr>
+              <w:lastRenderedPageBreak/>
               <w:t>諸室区分①/②を削除する</w:t>
             </w:r>
           </w:p>
@@ -7729,9 +7376,6 @@
     <w:p>
       <w:pPr>
         <w:pStyle w:val="10"/>
-        <w:rPr>
-          <w:rFonts w:hint="eastAsia"/>
-        </w:rPr>
       </w:pPr>
       <w:bookmarkStart w:id="20" w:name="_Toc227366906"/>
       <w:r>
@@ -7745,9 +7389,6 @@
     <w:p>
       <w:pPr>
         <w:pStyle w:val="2"/>
-        <w:rPr>
-          <w:rFonts w:hint="eastAsia"/>
-        </w:rPr>
       </w:pPr>
       <w:bookmarkStart w:id="21" w:name="_Toc227366907"/>
       <w:r>
@@ -7759,11 +7400,6 @@
       <w:bookmarkEnd w:id="21"/>
     </w:p>
     <w:p>
-      <w:pPr>
-        <w:rPr>
-          <w:rFonts w:hint="eastAsia"/>
-        </w:rPr>
-      </w:pPr>
       <w:r>
         <w:rPr>
           <w:rFonts w:hint="eastAsia"/>
@@ -7774,9 +7410,6 @@
     <w:p>
       <w:pPr>
         <w:pStyle w:val="4"/>
-        <w:rPr>
-          <w:rFonts w:hint="eastAsia"/>
-        </w:rPr>
       </w:pPr>
       <w:r>
         <w:rPr>
@@ -7796,11 +7429,6 @@
       </w:r>
     </w:p>
     <w:p>
-      <w:pPr>
-        <w:rPr>
-          <w:rFonts w:hint="eastAsia"/>
-        </w:rPr>
-      </w:pPr>
       <w:r>
         <w:rPr>
           <w:rFonts w:hint="eastAsia"/>
@@ -7811,16 +7439,12 @@
     <w:p>
       <w:pPr>
         <w:pStyle w:val="3"/>
+      </w:pPr>
+      <w:bookmarkStart w:id="22" w:name="_Toc227366908"/>
+      <w:r>
         <w:rPr>
           <w:rFonts w:hint="eastAsia"/>
         </w:rPr>
-      </w:pPr>
-      <w:bookmarkStart w:id="22" w:name="_Toc227366908"/>
-      <w:r>
-        <w:rPr>
-          <w:rFonts w:hint="eastAsia"/>
-        </w:rPr>
-        <w:lastRenderedPageBreak/>
         <w:t>リクエストパラメータ</w:t>
       </w:r>
       <w:bookmarkEnd w:id="22"/>
@@ -8062,9 +7686,6 @@
     <w:p>
       <w:pPr>
         <w:pStyle w:val="4"/>
-        <w:rPr>
-          <w:rFonts w:hint="eastAsia"/>
-        </w:rPr>
       </w:pPr>
       <w:r>
         <w:rPr>
@@ -8074,11 +7695,6 @@
       </w:r>
     </w:p>
     <w:p>
-      <w:pPr>
-        <w:rPr>
-          <w:rFonts w:hint="eastAsia"/>
-        </w:rPr>
-      </w:pPr>
       <w:r>
         <w:rPr>
           <w:rFonts w:hint="eastAsia"/>
@@ -8087,11 +7703,6 @@
       </w:r>
     </w:p>
     <w:p>
-      <w:pPr>
-        <w:rPr>
-          <w:rFonts w:hint="eastAsia"/>
-        </w:rPr>
-      </w:pPr>
       <w:r>
         <w:rPr>
           <w:rFonts w:hint="eastAsia"/>
@@ -8102,9 +7713,6 @@
     <w:p>
       <w:pPr>
         <w:pStyle w:val="4"/>
-        <w:rPr>
-          <w:rFonts w:hint="eastAsia"/>
-        </w:rPr>
       </w:pPr>
       <w:r>
         <w:rPr>
@@ -8114,11 +7722,6 @@
       </w:r>
     </w:p>
     <w:p>
-      <w:pPr>
-        <w:rPr>
-          <w:rFonts w:hint="eastAsia"/>
-        </w:rPr>
-      </w:pPr>
       <w:r>
         <w:rPr>
           <w:rFonts w:hint="eastAsia"/>
@@ -8127,24 +7730,15 @@
       </w:r>
     </w:p>
     <w:p>
-      <w:pPr>
+      <w:r>
         <w:rPr>
           <w:rFonts w:hint="eastAsia"/>
         </w:rPr>
-      </w:pPr>
-      <w:r>
-        <w:rPr>
-          <w:rFonts w:hint="eastAsia"/>
-        </w:rPr>
+        <w:lastRenderedPageBreak/>
         <w:t>部門名と部署名は AND 条件で絞り込む</w:t>
       </w:r>
     </w:p>
     <w:p>
-      <w:pPr>
-        <w:rPr>
-          <w:rFonts w:hint="eastAsia"/>
-        </w:rPr>
-      </w:pPr>
       <w:r>
         <w:rPr>
           <w:rFonts w:hint="eastAsia"/>
@@ -8153,11 +7747,6 @@
       </w:r>
     </w:p>
     <w:p>
-      <w:pPr>
-        <w:rPr>
-          <w:rFonts w:hint="eastAsia"/>
-        </w:rPr>
-      </w:pPr>
       <w:r>
         <w:rPr>
           <w:rFonts w:hint="eastAsia"/>
@@ -8168,9 +7757,6 @@
     <w:p>
       <w:pPr>
         <w:pStyle w:val="3"/>
-        <w:rPr>
-          <w:rFonts w:hint="eastAsia"/>
-        </w:rPr>
       </w:pPr>
       <w:bookmarkStart w:id="23" w:name="_Toc227366909"/>
       <w:r>
@@ -8378,9 +7964,6 @@
     <w:p>
       <w:pPr>
         <w:pStyle w:val="4"/>
-        <w:rPr>
-          <w:rFonts w:hint="eastAsia"/>
-        </w:rPr>
       </w:pPr>
       <w:r>
         <w:rPr>
@@ -8631,9 +8214,6 @@
     <w:p>
       <w:pPr>
         <w:pStyle w:val="3"/>
-        <w:rPr>
-          <w:rFonts w:hint="eastAsia"/>
-        </w:rPr>
       </w:pPr>
       <w:bookmarkStart w:id="24" w:name="_Toc227366910"/>
       <w:r>
@@ -8731,7 +8311,6 @@
           </w:tcPr>
           <w:p>
             <w:r>
-              <w:lastRenderedPageBreak/>
               <w:t>200</w:t>
             </w:r>
           </w:p>
@@ -8905,9 +8484,6 @@
     <w:p>
       <w:pPr>
         <w:pStyle w:val="2"/>
-        <w:rPr>
-          <w:rFonts w:hint="eastAsia"/>
-        </w:rPr>
       </w:pPr>
       <w:bookmarkStart w:id="25" w:name="_Toc227366911"/>
       <w:r>
@@ -8919,11 +8495,6 @@
       <w:bookmarkEnd w:id="25"/>
     </w:p>
     <w:p>
-      <w:pPr>
-        <w:rPr>
-          <w:rFonts w:hint="eastAsia"/>
-        </w:rPr>
-      </w:pPr>
       <w:r>
         <w:rPr>
           <w:rFonts w:hint="eastAsia"/>
@@ -8934,14 +8505,12 @@
     <w:p>
       <w:pPr>
         <w:pStyle w:val="4"/>
+      </w:pPr>
+      <w:r>
         <w:rPr>
           <w:rFonts w:hint="eastAsia"/>
         </w:rPr>
-      </w:pPr>
-      <w:r>
-        <w:rPr>
-          <w:rFonts w:hint="eastAsia"/>
-        </w:rPr>
+        <w:lastRenderedPageBreak/>
         <w:t>エンドポイント</w:t>
       </w:r>
     </w:p>
@@ -8956,11 +8525,6 @@
       </w:r>
     </w:p>
     <w:p>
-      <w:pPr>
-        <w:rPr>
-          <w:rFonts w:hint="eastAsia"/>
-        </w:rPr>
-      </w:pPr>
       <w:r>
         <w:rPr>
           <w:rFonts w:hint="eastAsia"/>
@@ -8971,9 +8535,6 @@
     <w:p>
       <w:pPr>
         <w:pStyle w:val="3"/>
-        <w:rPr>
-          <w:rFonts w:hint="eastAsia"/>
-        </w:rPr>
       </w:pPr>
       <w:bookmarkStart w:id="26" w:name="_Toc227366912"/>
       <w:r>
@@ -9181,9 +8742,6 @@
     <w:p>
       <w:pPr>
         <w:pStyle w:val="4"/>
-        <w:rPr>
-          <w:rFonts w:hint="eastAsia"/>
-        </w:rPr>
       </w:pPr>
       <w:r>
         <w:rPr>
@@ -9193,11 +8751,6 @@
       </w:r>
     </w:p>
     <w:p>
-      <w:pPr>
-        <w:rPr>
-          <w:rFonts w:hint="eastAsia"/>
-        </w:rPr>
-      </w:pPr>
       <w:r>
         <w:rPr>
           <w:rFonts w:hint="eastAsia"/>
@@ -9206,11 +8759,6 @@
       </w:r>
     </w:p>
     <w:p>
-      <w:pPr>
-        <w:rPr>
-          <w:rFonts w:hint="eastAsia"/>
-        </w:rPr>
-      </w:pPr>
       <w:r>
         <w:rPr>
           <w:rFonts w:hint="eastAsia"/>
@@ -9221,9 +8769,6 @@
     <w:p>
       <w:pPr>
         <w:pStyle w:val="4"/>
-        <w:rPr>
-          <w:rFonts w:hint="eastAsia"/>
-        </w:rPr>
       </w:pPr>
       <w:r>
         <w:rPr>
@@ -9233,11 +8778,6 @@
       </w:r>
     </w:p>
     <w:p>
-      <w:pPr>
-        <w:rPr>
-          <w:rFonts w:hint="eastAsia"/>
-        </w:rPr>
-      </w:pPr>
       <w:r>
         <w:rPr>
           <w:rFonts w:hint="eastAsia"/>
@@ -9246,11 +8786,6 @@
       </w:r>
     </w:p>
     <w:p>
-      <w:pPr>
-        <w:rPr>
-          <w:rFonts w:hint="eastAsia"/>
-        </w:rPr>
-      </w:pPr>
       <w:r>
         <w:rPr>
           <w:rFonts w:hint="eastAsia"/>
@@ -9259,11 +8794,6 @@
       </w:r>
     </w:p>
     <w:p>
-      <w:pPr>
-        <w:rPr>
-          <w:rFonts w:hint="eastAsia"/>
-        </w:rPr>
-      </w:pPr>
       <w:r>
         <w:rPr>
           <w:rFonts w:hint="eastAsia"/>
@@ -9272,11 +8802,6 @@
       </w:r>
     </w:p>
     <w:p>
-      <w:pPr>
-        <w:rPr>
-          <w:rFonts w:hint="eastAsia"/>
-        </w:rPr>
-      </w:pPr>
       <w:r>
         <w:rPr>
           <w:rFonts w:hint="eastAsia"/>
@@ -9287,16 +8812,12 @@
     <w:p>
       <w:pPr>
         <w:pStyle w:val="3"/>
+      </w:pPr>
+      <w:bookmarkStart w:id="27" w:name="_Toc227366913"/>
+      <w:r>
         <w:rPr>
           <w:rFonts w:hint="eastAsia"/>
         </w:rPr>
-      </w:pPr>
-      <w:bookmarkStart w:id="27" w:name="_Toc227366913"/>
-      <w:r>
-        <w:rPr>
-          <w:rFonts w:hint="eastAsia"/>
-        </w:rPr>
-        <w:lastRenderedPageBreak/>
         <w:t>レスポンス（201：ShipDepartmentResponse）</w:t>
       </w:r>
       <w:bookmarkEnd w:id="27"/>
@@ -9453,9 +8974,6 @@
     <w:p>
       <w:pPr>
         <w:pStyle w:val="4"/>
-        <w:rPr>
-          <w:rFonts w:hint="eastAsia"/>
-        </w:rPr>
       </w:pPr>
       <w:r>
         <w:rPr>
@@ -9663,6 +9181,7 @@
           </w:tcPr>
           <w:p>
             <w:r>
+              <w:lastRenderedPageBreak/>
               <w:t>departmentName</w:t>
             </w:r>
           </w:p>
@@ -9706,9 +9225,6 @@
     <w:p>
       <w:pPr>
         <w:pStyle w:val="3"/>
-        <w:rPr>
-          <w:rFonts w:hint="eastAsia"/>
-        </w:rPr>
       </w:pPr>
       <w:bookmarkStart w:id="28" w:name="_Toc227366914"/>
       <w:r>
@@ -10014,9 +9530,6 @@
     <w:p>
       <w:pPr>
         <w:pStyle w:val="2"/>
-        <w:rPr>
-          <w:rFonts w:hint="eastAsia"/>
-        </w:rPr>
       </w:pPr>
       <w:bookmarkStart w:id="29" w:name="_Toc227366915"/>
       <w:r>
@@ -10028,11 +9541,6 @@
       <w:bookmarkEnd w:id="29"/>
     </w:p>
     <w:p>
-      <w:pPr>
-        <w:rPr>
-          <w:rFonts w:hint="eastAsia"/>
-        </w:rPr>
-      </w:pPr>
       <w:r>
         <w:rPr>
           <w:rFonts w:hint="eastAsia"/>
@@ -10043,9 +9551,6 @@
     <w:p>
       <w:pPr>
         <w:pStyle w:val="4"/>
-        <w:rPr>
-          <w:rFonts w:hint="eastAsia"/>
-        </w:rPr>
       </w:pPr>
       <w:r>
         <w:rPr>
@@ -10065,11 +9570,6 @@
       </w:r>
     </w:p>
     <w:p>
-      <w:pPr>
-        <w:rPr>
-          <w:rFonts w:hint="eastAsia"/>
-        </w:rPr>
-      </w:pPr>
       <w:r>
         <w:rPr>
           <w:rFonts w:hint="eastAsia"/>
@@ -10080,9 +9580,6 @@
     <w:p>
       <w:pPr>
         <w:pStyle w:val="3"/>
-        <w:rPr>
-          <w:rFonts w:hint="eastAsia"/>
-        </w:rPr>
       </w:pPr>
       <w:bookmarkStart w:id="30" w:name="_Toc227366916"/>
       <w:r>
@@ -10222,7 +9719,6 @@
           </w:tcPr>
           <w:p>
             <w:r>
-              <w:lastRenderedPageBreak/>
               <w:t>shipDepartmentId</w:t>
             </w:r>
           </w:p>
@@ -10276,9 +9772,6 @@
     <w:p>
       <w:pPr>
         <w:pStyle w:val="3"/>
-        <w:rPr>
-          <w:rFonts w:hint="eastAsia"/>
-        </w:rPr>
       </w:pPr>
       <w:bookmarkStart w:id="31" w:name="_Toc227366917"/>
       <w:r>
@@ -10443,6 +9936,7 @@
           </w:tcPr>
           <w:p>
             <w:r>
+              <w:lastRenderedPageBreak/>
               <w:t>departmentName</w:t>
             </w:r>
           </w:p>
@@ -10486,9 +9980,6 @@
     <w:p>
       <w:pPr>
         <w:pStyle w:val="4"/>
-        <w:rPr>
-          <w:rFonts w:hint="eastAsia"/>
-        </w:rPr>
       </w:pPr>
       <w:r>
         <w:rPr>
@@ -10498,11 +9989,6 @@
       </w:r>
     </w:p>
     <w:p>
-      <w:pPr>
-        <w:rPr>
-          <w:rFonts w:hint="eastAsia"/>
-        </w:rPr>
-      </w:pPr>
       <w:r>
         <w:rPr>
           <w:rFonts w:hint="eastAsia"/>
@@ -10511,11 +9997,6 @@
       </w:r>
     </w:p>
     <w:p>
-      <w:pPr>
-        <w:rPr>
-          <w:rFonts w:hint="eastAsia"/>
-        </w:rPr>
-      </w:pPr>
       <w:r>
         <w:rPr>
           <w:rFonts w:hint="eastAsia"/>
@@ -10526,9 +10007,6 @@
     <w:p>
       <w:pPr>
         <w:pStyle w:val="4"/>
-        <w:rPr>
-          <w:rFonts w:hint="eastAsia"/>
-        </w:rPr>
       </w:pPr>
       <w:r>
         <w:rPr>
@@ -10538,11 +10016,6 @@
       </w:r>
     </w:p>
     <w:p>
-      <w:pPr>
-        <w:rPr>
-          <w:rFonts w:hint="eastAsia"/>
-        </w:rPr>
-      </w:pPr>
       <w:r>
         <w:rPr>
           <w:rFonts w:hint="eastAsia"/>
@@ -10551,11 +10024,6 @@
       </w:r>
     </w:p>
     <w:p>
-      <w:pPr>
-        <w:rPr>
-          <w:rFonts w:hint="eastAsia"/>
-        </w:rPr>
-      </w:pPr>
       <w:r>
         <w:rPr>
           <w:rFonts w:hint="eastAsia"/>
@@ -10564,11 +10032,6 @@
       </w:r>
     </w:p>
     <w:p>
-      <w:pPr>
-        <w:rPr>
-          <w:rFonts w:hint="eastAsia"/>
-        </w:rPr>
-      </w:pPr>
       <w:r>
         <w:rPr>
           <w:rFonts w:hint="eastAsia"/>
@@ -10579,9 +10042,6 @@
     <w:p>
       <w:pPr>
         <w:pStyle w:val="3"/>
-        <w:rPr>
-          <w:rFonts w:hint="eastAsia"/>
-        </w:rPr>
       </w:pPr>
       <w:bookmarkStart w:id="32" w:name="_Toc227366918"/>
       <w:r>
@@ -10744,9 +10204,6 @@
     <w:p>
       <w:pPr>
         <w:pStyle w:val="4"/>
-        <w:rPr>
-          <w:rFonts w:hint="eastAsia"/>
-        </w:rPr>
       </w:pPr>
       <w:r>
         <w:rPr>
@@ -10997,9 +10454,6 @@
     <w:p>
       <w:pPr>
         <w:pStyle w:val="3"/>
-        <w:rPr>
-          <w:rFonts w:hint="eastAsia"/>
-        </w:rPr>
       </w:pPr>
       <w:bookmarkStart w:id="33" w:name="_Toc227366919"/>
       <w:r>
@@ -11132,7 +10586,6 @@
           </w:tcPr>
           <w:p>
             <w:r>
-              <w:lastRenderedPageBreak/>
               <w:t>400</w:t>
             </w:r>
           </w:p>
@@ -11203,6 +10656,7 @@
           </w:tcPr>
           <w:p>
             <w:r>
+              <w:lastRenderedPageBreak/>
               <w:t>403</w:t>
             </w:r>
           </w:p>
@@ -11341,9 +10795,6 @@
     <w:p>
       <w:pPr>
         <w:pStyle w:val="2"/>
-        <w:rPr>
-          <w:rFonts w:hint="eastAsia"/>
-        </w:rPr>
       </w:pPr>
       <w:bookmarkStart w:id="34" w:name="_Toc227366920"/>
       <w:r>
@@ -11355,11 +10806,6 @@
       <w:bookmarkEnd w:id="34"/>
     </w:p>
     <w:p>
-      <w:pPr>
-        <w:rPr>
-          <w:rFonts w:hint="eastAsia"/>
-        </w:rPr>
-      </w:pPr>
       <w:r>
         <w:rPr>
           <w:rFonts w:hint="eastAsia"/>
@@ -11370,9 +10816,6 @@
     <w:p>
       <w:pPr>
         <w:pStyle w:val="4"/>
-        <w:rPr>
-          <w:rFonts w:hint="eastAsia"/>
-        </w:rPr>
       </w:pPr>
       <w:r>
         <w:rPr>
@@ -11392,11 +10835,6 @@
       </w:r>
     </w:p>
     <w:p>
-      <w:pPr>
-        <w:rPr>
-          <w:rFonts w:hint="eastAsia"/>
-        </w:rPr>
-      </w:pPr>
       <w:r>
         <w:rPr>
           <w:rFonts w:hint="eastAsia"/>
@@ -11407,9 +10845,6 @@
     <w:p>
       <w:pPr>
         <w:pStyle w:val="3"/>
-        <w:rPr>
-          <w:rFonts w:hint="eastAsia"/>
-        </w:rPr>
       </w:pPr>
       <w:bookmarkStart w:id="35" w:name="_Toc227366921"/>
       <w:r>
@@ -11602,9 +11037,6 @@
     <w:p>
       <w:pPr>
         <w:pStyle w:val="4"/>
-        <w:rPr>
-          <w:rFonts w:hint="eastAsia"/>
-        </w:rPr>
       </w:pPr>
       <w:r>
         <w:rPr>
@@ -11614,11 +11046,6 @@
       </w:r>
     </w:p>
     <w:p>
-      <w:pPr>
-        <w:rPr>
-          <w:rFonts w:hint="eastAsia"/>
-        </w:rPr>
-      </w:pPr>
       <w:r>
         <w:rPr>
           <w:rFonts w:hint="eastAsia"/>
@@ -11627,11 +11054,6 @@
       </w:r>
     </w:p>
     <w:p>
-      <w:pPr>
-        <w:rPr>
-          <w:rFonts w:hint="eastAsia"/>
-        </w:rPr>
-      </w:pPr>
       <w:r>
         <w:rPr>
           <w:rFonts w:hint="eastAsia"/>
@@ -11642,9 +11064,6 @@
     <w:p>
       <w:pPr>
         <w:pStyle w:val="4"/>
-        <w:rPr>
-          <w:rFonts w:hint="eastAsia"/>
-        </w:rPr>
       </w:pPr>
       <w:r>
         <w:rPr>
@@ -11654,11 +11073,6 @@
       </w:r>
     </w:p>
     <w:p>
-      <w:pPr>
-        <w:rPr>
-          <w:rFonts w:hint="eastAsia"/>
-        </w:rPr>
-      </w:pPr>
       <w:r>
         <w:rPr>
           <w:rFonts w:hint="eastAsia"/>
@@ -11667,11 +11081,6 @@
       </w:r>
     </w:p>
     <w:p>
-      <w:pPr>
-        <w:rPr>
-          <w:rFonts w:hint="eastAsia"/>
-        </w:rPr>
-      </w:pPr>
       <w:r>
         <w:rPr>
           <w:rFonts w:hint="eastAsia"/>
@@ -11682,25 +11091,18 @@
     <w:p>
       <w:pPr>
         <w:pStyle w:val="3"/>
+      </w:pPr>
+      <w:bookmarkStart w:id="36" w:name="_Toc227366922"/>
+      <w:r>
         <w:rPr>
           <w:rFonts w:hint="eastAsia"/>
         </w:rPr>
-      </w:pPr>
-      <w:bookmarkStart w:id="36" w:name="_Toc227366922"/>
-      <w:r>
-        <w:rPr>
-          <w:rFonts w:hint="eastAsia"/>
-        </w:rPr>
+        <w:lastRenderedPageBreak/>
         <w:t>レスポンス（204：No Content）</w:t>
       </w:r>
       <w:bookmarkEnd w:id="36"/>
     </w:p>
     <w:p>
-      <w:pPr>
-        <w:rPr>
-          <w:rFonts w:hint="eastAsia"/>
-        </w:rPr>
-      </w:pPr>
       <w:r>
         <w:rPr>
           <w:rFonts w:hint="eastAsia"/>
@@ -11711,16 +11113,12 @@
     <w:p>
       <w:pPr>
         <w:pStyle w:val="3"/>
+      </w:pPr>
+      <w:bookmarkStart w:id="37" w:name="_Toc227366923"/>
+      <w:r>
         <w:rPr>
           <w:rFonts w:hint="eastAsia"/>
         </w:rPr>
-      </w:pPr>
-      <w:bookmarkStart w:id="37" w:name="_Toc227366923"/>
-      <w:r>
-        <w:rPr>
-          <w:rFonts w:hint="eastAsia"/>
-        </w:rPr>
-        <w:lastRenderedPageBreak/>
         <w:t>ステータスコード</w:t>
       </w:r>
       <w:bookmarkEnd w:id="37"/>
@@ -12020,9 +11418,6 @@
     <w:p>
       <w:pPr>
         <w:pStyle w:val="2"/>
-        <w:rPr>
-          <w:rFonts w:hint="eastAsia"/>
-        </w:rPr>
       </w:pPr>
       <w:bookmarkStart w:id="38" w:name="_Toc227366924"/>
       <w:r>
@@ -12034,11 +11429,6 @@
       <w:bookmarkEnd w:id="38"/>
     </w:p>
     <w:p>
-      <w:pPr>
-        <w:rPr>
-          <w:rFonts w:hint="eastAsia"/>
-        </w:rPr>
-      </w:pPr>
       <w:r>
         <w:rPr>
           <w:rFonts w:hint="eastAsia"/>
@@ -12049,9 +11439,6 @@
     <w:p>
       <w:pPr>
         <w:pStyle w:val="4"/>
-        <w:rPr>
-          <w:rFonts w:hint="eastAsia"/>
-        </w:rPr>
       </w:pPr>
       <w:r>
         <w:rPr>
@@ -12071,11 +11458,6 @@
       </w:r>
     </w:p>
     <w:p>
-      <w:pPr>
-        <w:rPr>
-          <w:rFonts w:hint="eastAsia"/>
-        </w:rPr>
-      </w:pPr>
       <w:r>
         <w:rPr>
           <w:rFonts w:hint="eastAsia"/>
@@ -12086,9 +11468,6 @@
     <w:p>
       <w:pPr>
         <w:pStyle w:val="3"/>
-        <w:rPr>
-          <w:rFonts w:hint="eastAsia"/>
-        </w:rPr>
       </w:pPr>
       <w:bookmarkStart w:id="39" w:name="_Toc227366925"/>
       <w:r>
@@ -12336,23 +11715,16 @@
     <w:p>
       <w:pPr>
         <w:pStyle w:val="4"/>
+      </w:pPr>
+      <w:r>
         <w:rPr>
           <w:rFonts w:hint="eastAsia"/>
         </w:rPr>
-      </w:pPr>
-      <w:r>
-        <w:rPr>
-          <w:rFonts w:hint="eastAsia"/>
-        </w:rPr>
+        <w:lastRenderedPageBreak/>
         <w:t>権限チェック</w:t>
       </w:r>
     </w:p>
     <w:p>
-      <w:pPr>
-        <w:rPr>
-          <w:rFonts w:hint="eastAsia"/>
-        </w:rPr>
-      </w:pPr>
       <w:r>
         <w:rPr>
           <w:rFonts w:hint="eastAsia"/>
@@ -12361,11 +11733,6 @@
       </w:r>
     </w:p>
     <w:p>
-      <w:pPr>
-        <w:rPr>
-          <w:rFonts w:hint="eastAsia"/>
-        </w:rPr>
-      </w:pPr>
       <w:r>
         <w:rPr>
           <w:rFonts w:hint="eastAsia"/>
@@ -12376,24 +11743,15 @@
     <w:p>
       <w:pPr>
         <w:pStyle w:val="4"/>
+      </w:pPr>
+      <w:r>
         <w:rPr>
           <w:rFonts w:hint="eastAsia"/>
         </w:rPr>
-      </w:pPr>
-      <w:r>
-        <w:rPr>
-          <w:rFonts w:hint="eastAsia"/>
-        </w:rPr>
-        <w:lastRenderedPageBreak/>
         <w:t>処理仕様</w:t>
       </w:r>
     </w:p>
     <w:p>
-      <w:pPr>
-        <w:rPr>
-          <w:rFonts w:hint="eastAsia"/>
-        </w:rPr>
-      </w:pPr>
       <w:r>
         <w:rPr>
           <w:rFonts w:hint="eastAsia"/>
@@ -12402,11 +11760,6 @@
       </w:r>
     </w:p>
     <w:p>
-      <w:pPr>
-        <w:rPr>
-          <w:rFonts w:hint="eastAsia"/>
-        </w:rPr>
-      </w:pPr>
       <w:r>
         <w:rPr>
           <w:rFonts w:hint="eastAsia"/>
@@ -12415,11 +11768,6 @@
       </w:r>
     </w:p>
     <w:p>
-      <w:pPr>
-        <w:rPr>
-          <w:rFonts w:hint="eastAsia"/>
-        </w:rPr>
-      </w:pPr>
       <w:r>
         <w:rPr>
           <w:rFonts w:hint="eastAsia"/>
@@ -12428,11 +11776,6 @@
       </w:r>
     </w:p>
     <w:p>
-      <w:pPr>
-        <w:rPr>
-          <w:rFonts w:hint="eastAsia"/>
-        </w:rPr>
-      </w:pPr>
       <w:r>
         <w:rPr>
           <w:rFonts w:hint="eastAsia"/>
@@ -12443,9 +11786,6 @@
     <w:p>
       <w:pPr>
         <w:pStyle w:val="3"/>
-        <w:rPr>
-          <w:rFonts w:hint="eastAsia"/>
-        </w:rPr>
       </w:pPr>
       <w:bookmarkStart w:id="40" w:name="_Toc227366926"/>
       <w:r>
@@ -12653,9 +11993,6 @@
     <w:p>
       <w:pPr>
         <w:pStyle w:val="4"/>
-        <w:rPr>
-          <w:rFonts w:hint="eastAsia"/>
-        </w:rPr>
       </w:pPr>
       <w:r>
         <w:rPr>
@@ -12906,9 +12243,6 @@
     <w:p>
       <w:pPr>
         <w:pStyle w:val="3"/>
-        <w:rPr>
-          <w:rFonts w:hint="eastAsia"/>
-        </w:rPr>
       </w:pPr>
       <w:bookmarkStart w:id="41" w:name="_Toc227366927"/>
       <w:r>
@@ -13076,6 +12410,7 @@
           </w:tcPr>
           <w:p>
             <w:r>
+              <w:lastRenderedPageBreak/>
               <w:t>401</w:t>
             </w:r>
           </w:p>
@@ -13179,9 +12514,6 @@
     <w:p>
       <w:pPr>
         <w:pStyle w:val="2"/>
-        <w:rPr>
-          <w:rFonts w:hint="eastAsia"/>
-        </w:rPr>
       </w:pPr>
       <w:bookmarkStart w:id="42" w:name="_Toc227366928"/>
       <w:r>
@@ -13193,11 +12525,6 @@
       <w:bookmarkEnd w:id="42"/>
     </w:p>
     <w:p>
-      <w:pPr>
-        <w:rPr>
-          <w:rFonts w:hint="eastAsia"/>
-        </w:rPr>
-      </w:pPr>
       <w:r>
         <w:rPr>
           <w:rFonts w:hint="eastAsia"/>
@@ -13208,15 +12535,11 @@
     <w:p>
       <w:pPr>
         <w:pStyle w:val="4"/>
+      </w:pPr>
+      <w:r>
         <w:rPr>
           <w:rFonts w:hint="eastAsia"/>
         </w:rPr>
-      </w:pPr>
-      <w:r>
-        <w:rPr>
-          <w:rFonts w:hint="eastAsia"/>
-        </w:rPr>
-        <w:lastRenderedPageBreak/>
         <w:t>エンドポイント</w:t>
       </w:r>
     </w:p>
@@ -13231,11 +12554,6 @@
       </w:r>
     </w:p>
     <w:p>
-      <w:pPr>
-        <w:rPr>
-          <w:rFonts w:hint="eastAsia"/>
-        </w:rPr>
-      </w:pPr>
       <w:r>
         <w:rPr>
           <w:rFonts w:hint="eastAsia"/>
@@ -13246,9 +12564,6 @@
     <w:p>
       <w:pPr>
         <w:pStyle w:val="3"/>
-        <w:rPr>
-          <w:rFonts w:hint="eastAsia"/>
-        </w:rPr>
       </w:pPr>
       <w:bookmarkStart w:id="43" w:name="_Toc227366929"/>
       <w:r>
@@ -13456,9 +12771,6 @@
     <w:p>
       <w:pPr>
         <w:pStyle w:val="4"/>
-        <w:rPr>
-          <w:rFonts w:hint="eastAsia"/>
-        </w:rPr>
       </w:pPr>
       <w:r>
         <w:rPr>
@@ -13468,11 +12780,6 @@
       </w:r>
     </w:p>
     <w:p>
-      <w:pPr>
-        <w:rPr>
-          <w:rFonts w:hint="eastAsia"/>
-        </w:rPr>
-      </w:pPr>
       <w:r>
         <w:rPr>
           <w:rFonts w:hint="eastAsia"/>
@@ -13481,11 +12788,6 @@
       </w:r>
     </w:p>
     <w:p>
-      <w:pPr>
-        <w:rPr>
-          <w:rFonts w:hint="eastAsia"/>
-        </w:rPr>
-      </w:pPr>
       <w:r>
         <w:rPr>
           <w:rFonts w:hint="eastAsia"/>
@@ -13496,9 +12798,6 @@
     <w:p>
       <w:pPr>
         <w:pStyle w:val="4"/>
-        <w:rPr>
-          <w:rFonts w:hint="eastAsia"/>
-        </w:rPr>
       </w:pPr>
       <w:r>
         <w:rPr>
@@ -13508,11 +12807,6 @@
       </w:r>
     </w:p>
     <w:p>
-      <w:pPr>
-        <w:rPr>
-          <w:rFonts w:hint="eastAsia"/>
-        </w:rPr>
-      </w:pPr>
       <w:r>
         <w:rPr>
           <w:rFonts w:hint="eastAsia"/>
@@ -13521,11 +12815,6 @@
       </w:r>
     </w:p>
     <w:p>
-      <w:pPr>
-        <w:rPr>
-          <w:rFonts w:hint="eastAsia"/>
-        </w:rPr>
-      </w:pPr>
       <w:r>
         <w:rPr>
           <w:rFonts w:hint="eastAsia"/>
@@ -13534,11 +12823,6 @@
       </w:r>
     </w:p>
     <w:p>
-      <w:pPr>
-        <w:rPr>
-          <w:rFonts w:hint="eastAsia"/>
-        </w:rPr>
-      </w:pPr>
       <w:r>
         <w:rPr>
           <w:rFonts w:hint="eastAsia"/>
@@ -13547,11 +12831,6 @@
       </w:r>
     </w:p>
     <w:p>
-      <w:pPr>
-        <w:rPr>
-          <w:rFonts w:hint="eastAsia"/>
-        </w:rPr>
-      </w:pPr>
       <w:r>
         <w:rPr>
           <w:rFonts w:hint="eastAsia"/>
@@ -13562,15 +12841,13 @@
     <w:p>
       <w:pPr>
         <w:pStyle w:val="3"/>
+      </w:pPr>
+      <w:bookmarkStart w:id="44" w:name="_Toc227366930"/>
+      <w:r>
         <w:rPr>
           <w:rFonts w:hint="eastAsia"/>
         </w:rPr>
-      </w:pPr>
-      <w:bookmarkStart w:id="44" w:name="_Toc227366930"/>
-      <w:r>
-        <w:rPr>
-          <w:rFonts w:hint="eastAsia"/>
-        </w:rPr>
+        <w:lastRenderedPageBreak/>
         <w:t>レスポンス（201：ShipRoomCategoryResponse）</w:t>
       </w:r>
       <w:bookmarkEnd w:id="44"/>
@@ -13727,9 +13004,6 @@
     <w:p>
       <w:pPr>
         <w:pStyle w:val="4"/>
-        <w:rPr>
-          <w:rFonts w:hint="eastAsia"/>
-        </w:rPr>
       </w:pPr>
       <w:r>
         <w:rPr>
@@ -13980,16 +13254,12 @@
     <w:p>
       <w:pPr>
         <w:pStyle w:val="3"/>
+      </w:pPr>
+      <w:bookmarkStart w:id="45" w:name="_Toc227366931"/>
+      <w:r>
         <w:rPr>
           <w:rFonts w:hint="eastAsia"/>
         </w:rPr>
-      </w:pPr>
-      <w:bookmarkStart w:id="45" w:name="_Toc227366931"/>
-      <w:r>
-        <w:rPr>
-          <w:rFonts w:hint="eastAsia"/>
-        </w:rPr>
-        <w:lastRenderedPageBreak/>
         <w:t>ステータスコード</w:t>
       </w:r>
       <w:bookmarkEnd w:id="45"/>
@@ -14289,9 +13559,6 @@
     <w:p>
       <w:pPr>
         <w:pStyle w:val="2"/>
-        <w:rPr>
-          <w:rFonts w:hint="eastAsia"/>
-        </w:rPr>
       </w:pPr>
       <w:bookmarkStart w:id="46" w:name="_Toc227366932"/>
       <w:r>
@@ -14303,11 +13570,6 @@
       <w:bookmarkEnd w:id="46"/>
     </w:p>
     <w:p>
-      <w:pPr>
-        <w:rPr>
-          <w:rFonts w:hint="eastAsia"/>
-        </w:rPr>
-      </w:pPr>
       <w:r>
         <w:rPr>
           <w:rFonts w:hint="eastAsia"/>
@@ -14318,14 +13580,12 @@
     <w:p>
       <w:pPr>
         <w:pStyle w:val="4"/>
+      </w:pPr>
+      <w:r>
         <w:rPr>
           <w:rFonts w:hint="eastAsia"/>
         </w:rPr>
-      </w:pPr>
-      <w:r>
-        <w:rPr>
-          <w:rFonts w:hint="eastAsia"/>
-        </w:rPr>
+        <w:lastRenderedPageBreak/>
         <w:t>エンドポイント</w:t>
       </w:r>
     </w:p>
@@ -14340,11 +13600,6 @@
       </w:r>
     </w:p>
     <w:p>
-      <w:pPr>
-        <w:rPr>
-          <w:rFonts w:hint="eastAsia"/>
-        </w:rPr>
-      </w:pPr>
       <w:r>
         <w:rPr>
           <w:rFonts w:hint="eastAsia"/>
@@ -14355,9 +13610,6 @@
     <w:p>
       <w:pPr>
         <w:pStyle w:val="3"/>
-        <w:rPr>
-          <w:rFonts w:hint="eastAsia"/>
-        </w:rPr>
       </w:pPr>
       <w:bookmarkStart w:id="47" w:name="_Toc227366933"/>
       <w:r>
@@ -14550,9 +13802,6 @@
     <w:p>
       <w:pPr>
         <w:pStyle w:val="3"/>
-        <w:rPr>
-          <w:rFonts w:hint="eastAsia"/>
-        </w:rPr>
       </w:pPr>
       <w:bookmarkStart w:id="48" w:name="_Toc227366934"/>
       <w:r>
@@ -14760,24 +14009,15 @@
     <w:p>
       <w:pPr>
         <w:pStyle w:val="4"/>
+      </w:pPr>
+      <w:r>
         <w:rPr>
           <w:rFonts w:hint="eastAsia"/>
         </w:rPr>
-      </w:pPr>
-      <w:r>
-        <w:rPr>
-          <w:rFonts w:hint="eastAsia"/>
-        </w:rPr>
-        <w:lastRenderedPageBreak/>
         <w:t>権限チェック</w:t>
       </w:r>
     </w:p>
     <w:p>
-      <w:pPr>
-        <w:rPr>
-          <w:rFonts w:hint="eastAsia"/>
-        </w:rPr>
-      </w:pPr>
       <w:r>
         <w:rPr>
           <w:rFonts w:hint="eastAsia"/>
@@ -14786,11 +14026,6 @@
       </w:r>
     </w:p>
     <w:p>
-      <w:pPr>
-        <w:rPr>
-          <w:rFonts w:hint="eastAsia"/>
-        </w:rPr>
-      </w:pPr>
       <w:r>
         <w:rPr>
           <w:rFonts w:hint="eastAsia"/>
@@ -14801,9 +14036,6 @@
     <w:p>
       <w:pPr>
         <w:pStyle w:val="4"/>
-        <w:rPr>
-          <w:rFonts w:hint="eastAsia"/>
-        </w:rPr>
       </w:pPr>
       <w:r>
         <w:rPr>
@@ -14813,11 +14045,6 @@
       </w:r>
     </w:p>
     <w:p>
-      <w:pPr>
-        <w:rPr>
-          <w:rFonts w:hint="eastAsia"/>
-        </w:rPr>
-      </w:pPr>
       <w:r>
         <w:rPr>
           <w:rFonts w:hint="eastAsia"/>
@@ -14826,11 +14053,6 @@
       </w:r>
     </w:p>
     <w:p>
-      <w:pPr>
-        <w:rPr>
-          <w:rFonts w:hint="eastAsia"/>
-        </w:rPr>
-      </w:pPr>
       <w:r>
         <w:rPr>
           <w:rFonts w:hint="eastAsia"/>
@@ -14839,11 +14061,6 @@
       </w:r>
     </w:p>
     <w:p>
-      <w:pPr>
-        <w:rPr>
-          <w:rFonts w:hint="eastAsia"/>
-        </w:rPr>
-      </w:pPr>
       <w:r>
         <w:rPr>
           <w:rFonts w:hint="eastAsia"/>
@@ -14854,9 +14071,6 @@
     <w:p>
       <w:pPr>
         <w:pStyle w:val="3"/>
-        <w:rPr>
-          <w:rFonts w:hint="eastAsia"/>
-        </w:rPr>
       </w:pPr>
       <w:bookmarkStart w:id="49" w:name="_Toc227366935"/>
       <w:r>
@@ -15019,9 +14233,6 @@
     <w:p>
       <w:pPr>
         <w:pStyle w:val="4"/>
-        <w:rPr>
-          <w:rFonts w:hint="eastAsia"/>
-        </w:rPr>
       </w:pPr>
       <w:r>
         <w:rPr>
@@ -15272,9 +14483,6 @@
     <w:p>
       <w:pPr>
         <w:pStyle w:val="3"/>
-        <w:rPr>
-          <w:rFonts w:hint="eastAsia"/>
-        </w:rPr>
       </w:pPr>
       <w:bookmarkStart w:id="50" w:name="_Toc227366936"/>
       <w:r>
@@ -15582,7 +14790,6 @@
           </w:tcPr>
           <w:p>
             <w:r>
-              <w:lastRenderedPageBreak/>
               <w:t>500</w:t>
             </w:r>
           </w:p>
@@ -15616,9 +14823,6 @@
     <w:p>
       <w:pPr>
         <w:pStyle w:val="2"/>
-        <w:rPr>
-          <w:rFonts w:hint="eastAsia"/>
-        </w:rPr>
       </w:pPr>
       <w:bookmarkStart w:id="51" w:name="_Toc227366937"/>
       <w:r>
@@ -15630,11 +14834,6 @@
       <w:bookmarkEnd w:id="51"/>
     </w:p>
     <w:p>
-      <w:pPr>
-        <w:rPr>
-          <w:rFonts w:hint="eastAsia"/>
-        </w:rPr>
-      </w:pPr>
       <w:r>
         <w:rPr>
           <w:rFonts w:hint="eastAsia"/>
@@ -15645,9 +14844,6 @@
     <w:p>
       <w:pPr>
         <w:pStyle w:val="4"/>
-        <w:rPr>
-          <w:rFonts w:hint="eastAsia"/>
-        </w:rPr>
       </w:pPr>
       <w:r>
         <w:rPr>
@@ -15667,11 +14863,6 @@
       </w:r>
     </w:p>
     <w:p>
-      <w:pPr>
-        <w:rPr>
-          <w:rFonts w:hint="eastAsia"/>
-        </w:rPr>
-      </w:pPr>
       <w:r>
         <w:rPr>
           <w:rFonts w:hint="eastAsia"/>
@@ -15682,15 +14873,13 @@
     <w:p>
       <w:pPr>
         <w:pStyle w:val="3"/>
+      </w:pPr>
+      <w:bookmarkStart w:id="52" w:name="_Toc227366938"/>
+      <w:r>
         <w:rPr>
           <w:rFonts w:hint="eastAsia"/>
         </w:rPr>
-      </w:pPr>
-      <w:bookmarkStart w:id="52" w:name="_Toc227366938"/>
-      <w:r>
-        <w:rPr>
-          <w:rFonts w:hint="eastAsia"/>
-        </w:rPr>
+        <w:lastRenderedPageBreak/>
         <w:t>リクエストパラメータ</w:t>
       </w:r>
       <w:bookmarkEnd w:id="52"/>
@@ -15877,9 +15066,6 @@
     <w:p>
       <w:pPr>
         <w:pStyle w:val="4"/>
-        <w:rPr>
-          <w:rFonts w:hint="eastAsia"/>
-        </w:rPr>
       </w:pPr>
       <w:r>
         <w:rPr>
@@ -15889,11 +15075,6 @@
       </w:r>
     </w:p>
     <w:p>
-      <w:pPr>
-        <w:rPr>
-          <w:rFonts w:hint="eastAsia"/>
-        </w:rPr>
-      </w:pPr>
       <w:r>
         <w:rPr>
           <w:rFonts w:hint="eastAsia"/>
@@ -15902,11 +15083,6 @@
       </w:r>
     </w:p>
     <w:p>
-      <w:pPr>
-        <w:rPr>
-          <w:rFonts w:hint="eastAsia"/>
-        </w:rPr>
-      </w:pPr>
       <w:r>
         <w:rPr>
           <w:rFonts w:hint="eastAsia"/>
@@ -15917,9 +15093,6 @@
     <w:p>
       <w:pPr>
         <w:pStyle w:val="4"/>
-        <w:rPr>
-          <w:rFonts w:hint="eastAsia"/>
-        </w:rPr>
       </w:pPr>
       <w:r>
         <w:rPr>
@@ -15929,11 +15102,6 @@
       </w:r>
     </w:p>
     <w:p>
-      <w:pPr>
-        <w:rPr>
-          <w:rFonts w:hint="eastAsia"/>
-        </w:rPr>
-      </w:pPr>
       <w:r>
         <w:rPr>
           <w:rFonts w:hint="eastAsia"/>
@@ -15942,11 +15110,6 @@
       </w:r>
     </w:p>
     <w:p>
-      <w:pPr>
-        <w:rPr>
-          <w:rFonts w:hint="eastAsia"/>
-        </w:rPr>
-      </w:pPr>
       <w:r>
         <w:rPr>
           <w:rFonts w:hint="eastAsia"/>
@@ -15957,9 +15120,6 @@
     <w:p>
       <w:pPr>
         <w:pStyle w:val="3"/>
-        <w:rPr>
-          <w:rFonts w:hint="eastAsia"/>
-        </w:rPr>
       </w:pPr>
       <w:bookmarkStart w:id="53" w:name="_Toc227366939"/>
       <w:r>
@@ -15971,11 +15131,6 @@
       <w:bookmarkEnd w:id="53"/>
     </w:p>
     <w:p>
-      <w:pPr>
-        <w:rPr>
-          <w:rFonts w:hint="eastAsia"/>
-        </w:rPr>
-      </w:pPr>
       <w:r>
         <w:rPr>
           <w:rFonts w:hint="eastAsia"/>
@@ -15986,9 +15141,6 @@
     <w:p>
       <w:pPr>
         <w:pStyle w:val="3"/>
-        <w:rPr>
-          <w:rFonts w:hint="eastAsia"/>
-        </w:rPr>
       </w:pPr>
       <w:bookmarkStart w:id="54" w:name="_Toc227366940"/>
       <w:r>
@@ -16156,7 +15308,6 @@
           </w:tcPr>
           <w:p>
             <w:r>
-              <w:lastRenderedPageBreak/>
               <w:t>403</w:t>
             </w:r>
           </w:p>
@@ -16295,15 +15446,13 @@
     <w:p>
       <w:pPr>
         <w:pStyle w:val="10"/>
+      </w:pPr>
+      <w:bookmarkStart w:id="55" w:name="_Toc227366941"/>
+      <w:r>
         <w:rPr>
           <w:rFonts w:hint="eastAsia"/>
         </w:rPr>
-      </w:pPr>
-      <w:bookmarkStart w:id="55" w:name="_Toc227366941"/>
-      <w:r>
-        <w:rPr>
-          <w:rFonts w:hint="eastAsia"/>
-        </w:rPr>
+        <w:lastRenderedPageBreak/>
         <w:t>第6章 権限・業務ルール</w:t>
       </w:r>
       <w:bookmarkEnd w:id="55"/>
@@ -16311,9 +15460,6 @@
     <w:p>
       <w:pPr>
         <w:pStyle w:val="2"/>
-        <w:rPr>
-          <w:rFonts w:hint="eastAsia"/>
-        </w:rPr>
       </w:pPr>
       <w:bookmarkStart w:id="56" w:name="_Toc227366942"/>
       <w:r>
@@ -16635,16 +15781,12 @@
     <w:p>
       <w:pPr>
         <w:pStyle w:val="2"/>
+      </w:pPr>
+      <w:bookmarkStart w:id="57" w:name="_Toc227366943"/>
+      <w:r>
         <w:rPr>
           <w:rFonts w:hint="eastAsia"/>
         </w:rPr>
-      </w:pPr>
-      <w:bookmarkStart w:id="57" w:name="_Toc227366943"/>
-      <w:r>
-        <w:rPr>
-          <w:rFonts w:hint="eastAsia"/>
-        </w:rPr>
-        <w:lastRenderedPageBreak/>
         <w:t>一意性ルール</w:t>
       </w:r>
       <w:bookmarkEnd w:id="57"/>
@@ -16657,9 +15799,6 @@
           <w:numId w:val="124"/>
         </w:numPr>
         <w:ind w:leftChars="0"/>
-        <w:rPr>
-          <w:rFonts w:hint="eastAsia"/>
-        </w:rPr>
       </w:pPr>
       <w:r>
         <w:rPr>
@@ -16676,9 +15815,6 @@
           <w:numId w:val="124"/>
         </w:numPr>
         <w:ind w:leftChars="0"/>
-        <w:rPr>
-          <w:rFonts w:hint="eastAsia"/>
-        </w:rPr>
       </w:pPr>
       <w:r>
         <w:rPr>
@@ -16695,9 +15831,6 @@
           <w:numId w:val="124"/>
         </w:numPr>
         <w:ind w:leftChars="0"/>
-        <w:rPr>
-          <w:rFonts w:hint="eastAsia"/>
-        </w:rPr>
       </w:pPr>
       <w:r>
         <w:rPr>
@@ -16709,15 +15842,13 @@
     <w:p>
       <w:pPr>
         <w:pStyle w:val="2"/>
+      </w:pPr>
+      <w:bookmarkStart w:id="58" w:name="_Toc227366944"/>
+      <w:r>
         <w:rPr>
           <w:rFonts w:hint="eastAsia"/>
         </w:rPr>
-      </w:pPr>
-      <w:bookmarkStart w:id="58" w:name="_Toc227366944"/>
-      <w:r>
-        <w:rPr>
-          <w:rFonts w:hint="eastAsia"/>
-        </w:rPr>
+        <w:lastRenderedPageBreak/>
         <w:t>削除制約</w:t>
       </w:r>
       <w:bookmarkEnd w:id="58"/>
@@ -16730,9 +15861,6 @@
           <w:numId w:val="125"/>
         </w:numPr>
         <w:ind w:leftChars="0"/>
-        <w:rPr>
-          <w:rFonts w:hint="eastAsia"/>
-        </w:rPr>
       </w:pPr>
       <w:r>
         <w:rPr>
@@ -16749,9 +15877,6 @@
           <w:numId w:val="125"/>
         </w:numPr>
         <w:ind w:leftChars="0"/>
-        <w:rPr>
-          <w:rFonts w:hint="eastAsia"/>
-        </w:rPr>
       </w:pPr>
       <w:r>
         <w:rPr>
@@ -16768,9 +15893,6 @@
           <w:numId w:val="125"/>
         </w:numPr>
         <w:ind w:leftChars="0"/>
-        <w:rPr>
-          <w:rFonts w:hint="eastAsia"/>
-        </w:rPr>
       </w:pPr>
       <w:r>
         <w:rPr>
@@ -16782,9 +15904,6 @@
     <w:p>
       <w:pPr>
         <w:pStyle w:val="2"/>
-        <w:rPr>
-          <w:rFonts w:hint="eastAsia"/>
-        </w:rPr>
       </w:pPr>
       <w:bookmarkStart w:id="59" w:name="_Toc227366945"/>
       <w:r>
@@ -16803,9 +15922,6 @@
           <w:numId w:val="126"/>
         </w:numPr>
         <w:ind w:leftChars="0"/>
-        <w:rPr>
-          <w:rFonts w:hint="eastAsia"/>
-        </w:rPr>
       </w:pPr>
       <w:r>
         <w:rPr>
@@ -16822,9 +15938,6 @@
           <w:numId w:val="126"/>
         </w:numPr>
         <w:ind w:leftChars="0"/>
-        <w:rPr>
-          <w:rFonts w:hint="eastAsia"/>
-        </w:rPr>
       </w:pPr>
       <w:r>
         <w:rPr>
@@ -16841,9 +15954,6 @@
           <w:numId w:val="126"/>
         </w:numPr>
         <w:ind w:leftChars="0"/>
-        <w:rPr>
-          <w:rFonts w:hint="eastAsia"/>
-        </w:rPr>
       </w:pPr>
       <w:r>
         <w:rPr>
@@ -16860,9 +15970,6 @@
           <w:numId w:val="126"/>
         </w:numPr>
         <w:ind w:leftChars="0"/>
-        <w:rPr>
-          <w:rFonts w:hint="eastAsia"/>
-        </w:rPr>
       </w:pPr>
       <w:r>
         <w:rPr>
@@ -16874,9 +15981,6 @@
     <w:p>
       <w:pPr>
         <w:pStyle w:val="10"/>
-        <w:rPr>
-          <w:rFonts w:hint="eastAsia"/>
-        </w:rPr>
       </w:pPr>
       <w:bookmarkStart w:id="60" w:name="_Toc227366946"/>
       <w:r>
@@ -17114,7 +16218,6 @@
           </w:tcPr>
           <w:p>
             <w:r>
-              <w:lastRenderedPageBreak/>
               <w:t>SHIP_DEPARTMENT_NOT_FOUND</w:t>
             </w:r>
           </w:p>
@@ -17185,6 +16288,7 @@
           </w:tcPr>
           <w:p>
             <w:r>
+              <w:lastRenderedPageBreak/>
               <w:t>SHIP_DEPARTMENT_DUPLICATE</w:t>
             </w:r>
           </w:p>
@@ -17323,9 +16427,6 @@
     <w:p>
       <w:pPr>
         <w:pStyle w:val="10"/>
-        <w:rPr>
-          <w:rFonts w:hint="eastAsia"/>
-        </w:rPr>
       </w:pPr>
       <w:bookmarkStart w:id="61" w:name="_Toc227366947"/>
       <w:r>
@@ -17339,9 +16440,6 @@
     <w:p>
       <w:pPr>
         <w:pStyle w:val="2"/>
-        <w:rPr>
-          <w:rFonts w:hint="eastAsia"/>
-        </w:rPr>
       </w:pPr>
       <w:bookmarkStart w:id="62" w:name="_Toc227366948"/>
       <w:r>
@@ -17360,9 +16458,6 @@
           <w:numId w:val="127"/>
         </w:numPr>
         <w:ind w:leftChars="0"/>
-        <w:rPr>
-          <w:rFonts w:hint="eastAsia"/>
-        </w:rPr>
       </w:pPr>
       <w:r>
         <w:rPr>
@@ -17379,9 +16474,6 @@
           <w:numId w:val="127"/>
         </w:numPr>
         <w:ind w:leftChars="0"/>
-        <w:rPr>
-          <w:rFonts w:hint="eastAsia"/>
-        </w:rPr>
       </w:pPr>
       <w:r>
         <w:rPr>
@@ -17398,9 +16490,6 @@
           <w:numId w:val="127"/>
         </w:numPr>
         <w:ind w:leftChars="0"/>
-        <w:rPr>
-          <w:rFonts w:hint="eastAsia"/>
-        </w:rPr>
       </w:pPr>
       <w:r>
         <w:rPr>
@@ -17412,9 +16501,6 @@
     <w:p>
       <w:pPr>
         <w:pStyle w:val="2"/>
-        <w:rPr>
-          <w:rFonts w:hint="eastAsia"/>
-        </w:rPr>
       </w:pPr>
       <w:bookmarkStart w:id="63" w:name="_Toc227366949"/>
       <w:r>
@@ -17433,9 +16519,6 @@
           <w:numId w:val="128"/>
         </w:numPr>
         <w:ind w:leftChars="0"/>
-        <w:rPr>
-          <w:rFonts w:hint="eastAsia"/>
-        </w:rPr>
       </w:pPr>
       <w:r>
         <w:rPr>
@@ -17452,9 +16535,6 @@
           <w:numId w:val="128"/>
         </w:numPr>
         <w:ind w:leftChars="0"/>
-        <w:rPr>
-          <w:rFonts w:hint="eastAsia"/>
-        </w:rPr>
       </w:pPr>
       <w:r>
         <w:rPr>
@@ -17471,9 +16551,6 @@
           <w:numId w:val="128"/>
         </w:numPr>
         <w:ind w:leftChars="0"/>
-        <w:rPr>
-          <w:rFonts w:hint="eastAsia"/>
-        </w:rPr>
       </w:pPr>
       <w:r>
         <w:rPr>
@@ -17495,7 +16572,7 @@
 </w:document>
 </file>
 
-<file path=word\endnotes.xml><?xml version="1.0" encoding="utf-8"?>
+<file path=word/endnotes.xml><?xml version="1.0" encoding="utf-8"?>
 <w:endnotes xmlns:wpc="http://schemas.microsoft.com/office/word/2010/wordprocessingCanvas" xmlns:cx="http://schemas.microsoft.com/office/drawing/2014/chartex" xmlns:cx1="http://schemas.microsoft.com/office/drawing/2015/9/8/chartex" xmlns:cx2="http://schemas.microsoft.com/office/drawing/2015/10/21/chartex" xmlns:cx3="http://schemas.microsoft.com/office/drawing/2016/5/9/chartex" xmlns:cx4="http://schemas.microsoft.com/office/drawing/2016/5/10/chartex" xmlns:cx5="http://schemas.microsoft.com/office/drawing/2016/5/11/chartex" xmlns:cx6="http://schemas.microsoft.com/office/drawing/2016/5/12/chartex" xmlns:cx7="http://schemas.microsoft.com/office/drawing/2016/5/13/chartex" xmlns:cx8="http://schemas.microsoft.com/office/drawing/2016/5/14/chartex" xmlns:mc="http://schemas.openxmlformats.org/markup-compatibility/2006" xmlns:aink="http://schemas.microsoft.com/office/drawing/2016/ink" xmlns:am3d="http://schemas.microsoft.com/office/drawing/2017/model3d" xmlns:o="urn:schemas-microsoft-com:office:office" xmlns:oel="http://schemas.microsoft.com/office/2019/extlst" xmlns:r="http://schemas.openxmlformats.org/officeDocument/2006/relationships" xmlns:m="http://schemas.openxmlformats.org/officeDocument/2006/math" xmlns:v="urn:schemas-microsoft-com:vml" xmlns:wp14="http://schemas.microsoft.com/office/word/2010/wordprocessingDrawing" xmlns:wp="http://schemas.openxmlformats.org/drawingml/2006/wordprocessingDrawing" xmlns:w10="urn:schemas-microsoft-com:office:word" xmlns:w="http://schemas.openxmlformats.org/wordprocessingml/2006/main" xmlns:w14="http://schemas.microsoft.com/office/word/2010/wordml" xmlns:w15="http://schemas.microsoft.com/office/word/2012/wordml" xmlns:w16cex="http://schemas.microsoft.com/office/word/2018/wordml/cex" xmlns:w16cid="http://schemas.microsoft.com/office/word/2016/wordml/cid" xmlns:w16="http://schemas.microsoft.com/office/word/2018/wordml" xmlns:w16du="http://schemas.microsoft.com/office/word/2023/wordml/word16du" xmlns:w16sdtdh="http://schemas.microsoft.com/office/word/2020/wordml/sdtdatahash" xmlns:w16sdtfl="http://schemas.microsoft.com/office/word/2024/wordml/sdtformatlock" xmlns:w16se="http://schemas.microsoft.com/office/word/2015/wordml/symex" xmlns:wpg="http://schemas.microsoft.com/office/word/2010/wordprocessingGroup" xmlns:wpi="http://schemas.microsoft.com/office/word/2010/wordprocessingInk" xmlns:wne="http://schemas.microsoft.com/office/word/2006/wordml" xmlns:wps="http://schemas.microsoft.com/office/word/2010/wordprocessingShape" mc:Ignorable="w14 w15 w16se w16cid w16 w16cex w16sdtdh w16sdtfl w16du wp14">
   <w:endnote w:type="separator" w:id="-1">
     <w:p>
@@ -17520,97 +16597,7 @@
 </w:endnotes>
 </file>
 
-<file path=word\fontTable.xml><?xml version="1.0" encoding="utf-8"?>
-<w:fonts xmlns:mc="http://schemas.openxmlformats.org/markup-compatibility/2006" xmlns:r="http://schemas.openxmlformats.org/officeDocument/2006/relationships" xmlns:w="http://schemas.openxmlformats.org/wordprocessingml/2006/main" xmlns:w14="http://schemas.microsoft.com/office/word/2010/wordml" xmlns:w15="http://schemas.microsoft.com/office/word/2012/wordml" xmlns:w16cex="http://schemas.microsoft.com/office/word/2018/wordml/cex" xmlns:w16cid="http://schemas.microsoft.com/office/word/2016/wordml/cid" xmlns:w16="http://schemas.microsoft.com/office/word/2018/wordml" xmlns:w16du="http://schemas.microsoft.com/office/word/2023/wordml/word16du" xmlns:w16sdtdh="http://schemas.microsoft.com/office/word/2020/wordml/sdtdatahash" xmlns:w16sdtfl="http://schemas.microsoft.com/office/word/2024/wordml/sdtformatlock" xmlns:w16se="http://schemas.microsoft.com/office/word/2015/wordml/symex" mc:Ignorable="w14 w15 w16se w16cid w16 w16cex w16sdtdh w16sdtfl w16du">
-  <w:font w:name="Wingdings">
-    <w:panose1 w:val="05000000000000000000"/>
-    <w:charset w:val="02"/>
-    <w:family w:val="auto"/>
-    <w:pitch w:val="variable"/>
-    <w:sig w:usb0="00000000" w:usb1="10000000" w:usb2="00000000" w:usb3="00000000" w:csb0="80000000" w:csb1="00000000"/>
-  </w:font>
-  <w:font w:name="Times New Roman">
-    <w:panose1 w:val="02020603050405020304"/>
-    <w:charset w:val="00"/>
-    <w:family w:val="roman"/>
-    <w:pitch w:val="variable"/>
-    <w:sig w:usb0="E0002EFF" w:usb1="C000785B" w:usb2="00000009" w:usb3="00000000" w:csb0="000001FF" w:csb1="00000000"/>
-  </w:font>
-  <w:font w:name="Symbol">
-    <w:panose1 w:val="05050102010706020507"/>
-    <w:charset w:val="02"/>
-    <w:family w:val="roman"/>
-    <w:pitch w:val="variable"/>
-    <w:sig w:usb0="00000000" w:usb1="10000000" w:usb2="00000000" w:usb3="00000000" w:csb0="80000000" w:csb1="00000000"/>
-  </w:font>
-  <w:font w:name="Courier New">
-    <w:panose1 w:val="02070309020205020404"/>
-    <w:charset w:val="00"/>
-    <w:family w:val="modern"/>
-    <w:pitch w:val="fixed"/>
-    <w:sig w:usb0="E0002EFF" w:usb1="C0007843" w:usb2="00000009" w:usb3="00000000" w:csb0="000001FF" w:csb1="00000000"/>
-  </w:font>
-  <w:font w:name="ＭＳ ゴシック">
-    <w:altName w:val="MS Gothic"/>
-    <w:panose1 w:val="020B0609070205080204"/>
-    <w:charset w:val="80"/>
-    <w:family w:val="modern"/>
-    <w:pitch w:val="fixed"/>
-    <w:sig w:usb0="E00002FF" w:usb1="6AC7FDFB" w:usb2="08000012" w:usb3="00000000" w:csb0="0002009F" w:csb1="00000000"/>
-  </w:font>
-  <w:font w:name="Arial">
-    <w:panose1 w:val="020B0604020202020204"/>
-    <w:charset w:val="00"/>
-    <w:family w:val="swiss"/>
-    <w:pitch w:val="variable"/>
-    <w:sig w:usb0="E0002EFF" w:usb1="C000785B" w:usb2="00000009" w:usb3="00000000" w:csb0="000001FF" w:csb1="00000000"/>
-  </w:font>
-  <w:font w:name="ＭＳ 明朝">
-    <w:altName w:val="MS Mincho"/>
-    <w:panose1 w:val="02020609040205080304"/>
-    <w:charset w:val="80"/>
-    <w:family w:val="roman"/>
-    <w:pitch w:val="fixed"/>
-    <w:sig w:usb0="E00002FF" w:usb1="6AC7FDFB" w:usb2="08000012" w:usb3="00000000" w:csb0="0002009F" w:csb1="00000000"/>
-  </w:font>
-  <w:font w:name="Meiryo UI">
-    <w:panose1 w:val="020B0604030504040204"/>
-    <w:charset w:val="80"/>
-    <w:family w:val="modern"/>
-    <w:pitch w:val="variable"/>
-    <w:sig w:usb0="E00002FF" w:usb1="6AC7FFFF" w:usb2="08000012" w:usb3="00000000" w:csb0="0002009F" w:csb1="00000000"/>
-    <w:embedRegular r:id="rId1" w:subsetted="1" w:fontKey="{90465705-DAE8-466D-883B-73F878B84682}"/>
-    <w:embedBold r:id="rId2" w:subsetted="1" w:fontKey="{26F6D8F9-DFF6-4802-8D48-455CA563CCC8}"/>
-    <w:embedItalic r:id="rId3" w:subsetted="1" w:fontKey="{8C1BB034-B65D-48C4-9AA7-B591A76835EA}"/>
-  </w:font>
-  <w:font w:name="Cambria">
-    <w:panose1 w:val="02040503050406030204"/>
-    <w:charset w:val="00"/>
-    <w:family w:val="roman"/>
-    <w:pitch w:val="variable"/>
-    <w:sig w:usb0="E00006FF" w:usb1="420024FF" w:usb2="02000000" w:usb3="00000000" w:csb0="0000019F" w:csb1="00000000"/>
-    <w:embedRegular r:id="rId4" w:fontKey="{4B860B03-B932-44D1-BBD4-E30C23710AD1}"/>
-  </w:font>
-  <w:font w:name="ＭＳ Ｐゴシック">
-    <w:altName w:val="MS PGothic"/>
-    <w:panose1 w:val="020B0600070205080204"/>
-    <w:charset w:val="80"/>
-    <w:family w:val="modern"/>
-    <w:pitch w:val="variable"/>
-    <w:sig w:usb0="E00002FF" w:usb1="6AC7FDFB" w:usb2="08000012" w:usb3="00000000" w:csb0="0002009F" w:csb1="00000000"/>
-  </w:font>
-  <w:font w:name="Calibri">
-    <w:panose1 w:val="020F0502020204030204"/>
-    <w:charset w:val="00"/>
-    <w:family w:val="swiss"/>
-    <w:pitch w:val="variable"/>
-    <w:sig w:usb0="E4002EFF" w:usb1="C200247B" w:usb2="00000009" w:usb3="00000000" w:csb0="000001FF" w:csb1="00000000"/>
-    <w:embedRegular r:id="rId5" w:fontKey="{9DD42AA6-D2C6-4815-B2EC-3F5B68E0BB41}"/>
-  </w:font>
-</w:fonts>
-</file>
-
-<file path=word\footnotes.xml><?xml version="1.0" encoding="utf-8"?>
+<file path=word/footnotes.xml><?xml version="1.0" encoding="utf-8"?>
 <w:footnotes xmlns:wpc="http://schemas.microsoft.com/office/word/2010/wordprocessingCanvas" xmlns:cx="http://schemas.microsoft.com/office/drawing/2014/chartex" xmlns:cx1="http://schemas.microsoft.com/office/drawing/2015/9/8/chartex" xmlns:cx2="http://schemas.microsoft.com/office/drawing/2015/10/21/chartex" xmlns:cx3="http://schemas.microsoft.com/office/drawing/2016/5/9/chartex" xmlns:cx4="http://schemas.microsoft.com/office/drawing/2016/5/10/chartex" xmlns:cx5="http://schemas.microsoft.com/office/drawing/2016/5/11/chartex" xmlns:cx6="http://schemas.microsoft.com/office/drawing/2016/5/12/chartex" xmlns:cx7="http://schemas.microsoft.com/office/drawing/2016/5/13/chartex" xmlns:cx8="http://schemas.microsoft.com/office/drawing/2016/5/14/chartex" xmlns:mc="http://schemas.openxmlformats.org/markup-compatibility/2006" xmlns:aink="http://schemas.microsoft.com/office/drawing/2016/ink" xmlns:am3d="http://schemas.microsoft.com/office/drawing/2017/model3d" xmlns:o="urn:schemas-microsoft-com:office:office" xmlns:oel="http://schemas.microsoft.com/office/2019/extlst" xmlns:r="http://schemas.openxmlformats.org/officeDocument/2006/relationships" xmlns:m="http://schemas.openxmlformats.org/officeDocument/2006/math" xmlns:v="urn:schemas-microsoft-com:vml" xmlns:wp14="http://schemas.microsoft.com/office/word/2010/wordprocessingDrawing" xmlns:wp="http://schemas.openxmlformats.org/drawingml/2006/wordprocessingDrawing" xmlns:w10="urn:schemas-microsoft-com:office:word" xmlns:w="http://schemas.openxmlformats.org/wordprocessingml/2006/main" xmlns:w14="http://schemas.microsoft.com/office/word/2010/wordml" xmlns:w15="http://schemas.microsoft.com/office/word/2012/wordml" xmlns:w16cex="http://schemas.microsoft.com/office/word/2018/wordml/cex" xmlns:w16cid="http://schemas.microsoft.com/office/word/2016/wordml/cid" xmlns:w16="http://schemas.microsoft.com/office/word/2018/wordml" xmlns:w16du="http://schemas.microsoft.com/office/word/2023/wordml/word16du" xmlns:w16sdtdh="http://schemas.microsoft.com/office/word/2020/wordml/sdtdatahash" xmlns:w16sdtfl="http://schemas.microsoft.com/office/word/2024/wordml/sdtformatlock" xmlns:w16se="http://schemas.microsoft.com/office/word/2015/wordml/symex" xmlns:wpg="http://schemas.microsoft.com/office/word/2010/wordprocessingGroup" xmlns:wpi="http://schemas.microsoft.com/office/word/2010/wordprocessingInk" xmlns:wne="http://schemas.microsoft.com/office/word/2006/wordml" xmlns:wps="http://schemas.microsoft.com/office/word/2010/wordprocessingShape" mc:Ignorable="w14 w15 w16se w16cid w16 w16cex w16sdtdh w16sdtfl w16du wp14">
   <w:footnote w:type="separator" w:id="-1">
     <w:p>
@@ -17635,7 +16622,7 @@
 </w:footnotes>
 </file>
 
-<file path=word\numbering.xml><?xml version="1.0" encoding="utf-8"?>
+<file path=word/numbering.xml><?xml version="1.0" encoding="utf-8"?>
 <w:numbering xmlns:wpc="http://schemas.microsoft.com/office/word/2010/wordprocessingCanvas" xmlns:cx="http://schemas.microsoft.com/office/drawing/2014/chartex" xmlns:cx1="http://schemas.microsoft.com/office/drawing/2015/9/8/chartex" xmlns:cx2="http://schemas.microsoft.com/office/drawing/2015/10/21/chartex" xmlns:cx3="http://schemas.microsoft.com/office/drawing/2016/5/9/chartex" xmlns:cx4="http://schemas.microsoft.com/office/drawing/2016/5/10/chartex" xmlns:cx5="http://schemas.microsoft.com/office/drawing/2016/5/11/chartex" xmlns:cx6="http://schemas.microsoft.com/office/drawing/2016/5/12/chartex" xmlns:cx7="http://schemas.microsoft.com/office/drawing/2016/5/13/chartex" xmlns:cx8="http://schemas.microsoft.com/office/drawing/2016/5/14/chartex" xmlns:mc="http://schemas.openxmlformats.org/markup-compatibility/2006" xmlns:aink="http://schemas.microsoft.com/office/drawing/2016/ink" xmlns:am3d="http://schemas.microsoft.com/office/drawing/2017/model3d" xmlns:o="urn:schemas-microsoft-com:office:office" xmlns:oel="http://schemas.microsoft.com/office/2019/extlst" xmlns:r="http://schemas.openxmlformats.org/officeDocument/2006/relationships" xmlns:m="http://schemas.openxmlformats.org/officeDocument/2006/math" xmlns:v="urn:schemas-microsoft-com:vml" xmlns:wp14="http://schemas.microsoft.com/office/word/2010/wordprocessingDrawing" xmlns:wp="http://schemas.openxmlformats.org/drawingml/2006/wordprocessingDrawing" xmlns:w10="urn:schemas-microsoft-com:office:word" xmlns:w="http://schemas.openxmlformats.org/wordprocessingml/2006/main" xmlns:w14="http://schemas.microsoft.com/office/word/2010/wordml" xmlns:w15="http://schemas.microsoft.com/office/word/2012/wordml" xmlns:w16cex="http://schemas.microsoft.com/office/word/2018/wordml/cex" xmlns:w16cid="http://schemas.microsoft.com/office/word/2016/wordml/cid" xmlns:w16="http://schemas.microsoft.com/office/word/2018/wordml" xmlns:w16du="http://schemas.microsoft.com/office/word/2023/wordml/word16du" xmlns:w16sdtdh="http://schemas.microsoft.com/office/word/2020/wordml/sdtdatahash" xmlns:w16sdtfl="http://schemas.microsoft.com/office/word/2024/wordml/sdtformatlock" xmlns:w16se="http://schemas.microsoft.com/office/word/2015/wordml/symex" xmlns:wpg="http://schemas.microsoft.com/office/word/2010/wordprocessingGroup" xmlns:wpi="http://schemas.microsoft.com/office/word/2010/wordprocessingInk" xmlns:wne="http://schemas.microsoft.com/office/word/2006/wordml" xmlns:wps="http://schemas.microsoft.com/office/word/2010/wordprocessingShape" mc:Ignorable="w14 w15 w16se w16cid w16 w16cex w16sdtdh w16sdtfl w16du wp14">
   <w:abstractNum w:abstractNumId="0" w15:restartNumberingAfterBreak="0">
     <w:nsid w:val="00100367"/>
@@ -17650,7 +16637,7 @@
         <w:ind w:left="440" w:hanging="440"/>
       </w:pPr>
       <w:rPr>
-        <w:rFonts w:ascii="Meiryo UI" w:hAnsi="Meiryo UI" w:eastAsia="Meiryo UI" w:cs="Meiryo UI" w:hint="default"/>
+        <w:rFonts w:ascii="Meiryo UI" w:eastAsia="Meiryo UI" w:hAnsi="Meiryo UI" w:cs="Meiryo UI" w:hint="default"/>
       </w:rPr>
     </w:lvl>
     <w:lvl w:ilvl="1" w:tplc="0409000B">
@@ -17662,7 +16649,7 @@
         <w:ind w:left="880" w:hanging="440"/>
       </w:pPr>
       <w:rPr>
-        <w:rFonts w:ascii="Meiryo UI" w:hAnsi="Meiryo UI" w:eastAsia="Meiryo UI" w:cs="Meiryo UI" w:hint="default"/>
+        <w:rFonts w:ascii="Meiryo UI" w:eastAsia="Meiryo UI" w:hAnsi="Meiryo UI" w:cs="Meiryo UI" w:hint="default"/>
       </w:rPr>
     </w:lvl>
     <w:lvl w:ilvl="2" w:tplc="0409000D" w:tentative="1">
@@ -17674,7 +16661,7 @@
         <w:ind w:left="1320" w:hanging="440"/>
       </w:pPr>
       <w:rPr>
-        <w:rFonts w:ascii="Meiryo UI" w:hAnsi="Meiryo UI" w:eastAsia="Meiryo UI" w:cs="Meiryo UI" w:hint="default"/>
+        <w:rFonts w:ascii="Meiryo UI" w:eastAsia="Meiryo UI" w:hAnsi="Meiryo UI" w:cs="Meiryo UI" w:hint="default"/>
       </w:rPr>
     </w:lvl>
     <w:lvl w:ilvl="3" w:tplc="04090001" w:tentative="1">
@@ -17686,7 +16673,7 @@
         <w:ind w:left="1760" w:hanging="440"/>
       </w:pPr>
       <w:rPr>
-        <w:rFonts w:ascii="Meiryo UI" w:hAnsi="Meiryo UI" w:eastAsia="Meiryo UI" w:cs="Meiryo UI" w:hint="default"/>
+        <w:rFonts w:ascii="Meiryo UI" w:eastAsia="Meiryo UI" w:hAnsi="Meiryo UI" w:cs="Meiryo UI" w:hint="default"/>
       </w:rPr>
     </w:lvl>
     <w:lvl w:ilvl="4" w:tplc="0409000B" w:tentative="1">
@@ -17698,7 +16685,7 @@
         <w:ind w:left="2200" w:hanging="440"/>
       </w:pPr>
       <w:rPr>
-        <w:rFonts w:ascii="Meiryo UI" w:hAnsi="Meiryo UI" w:eastAsia="Meiryo UI" w:cs="Meiryo UI" w:hint="default"/>
+        <w:rFonts w:ascii="Meiryo UI" w:eastAsia="Meiryo UI" w:hAnsi="Meiryo UI" w:cs="Meiryo UI" w:hint="default"/>
       </w:rPr>
     </w:lvl>
     <w:lvl w:ilvl="5" w:tplc="0409000D" w:tentative="1">
@@ -17710,7 +16697,7 @@
         <w:ind w:left="2640" w:hanging="440"/>
       </w:pPr>
       <w:rPr>
-        <w:rFonts w:ascii="Meiryo UI" w:hAnsi="Meiryo UI" w:eastAsia="Meiryo UI" w:cs="Meiryo UI" w:hint="default"/>
+        <w:rFonts w:ascii="Meiryo UI" w:eastAsia="Meiryo UI" w:hAnsi="Meiryo UI" w:cs="Meiryo UI" w:hint="default"/>
       </w:rPr>
     </w:lvl>
     <w:lvl w:ilvl="6" w:tplc="04090001" w:tentative="1">
@@ -17722,7 +16709,7 @@
         <w:ind w:left="3080" w:hanging="440"/>
       </w:pPr>
       <w:rPr>
-        <w:rFonts w:ascii="Meiryo UI" w:hAnsi="Meiryo UI" w:eastAsia="Meiryo UI" w:cs="Meiryo UI" w:hint="default"/>
+        <w:rFonts w:ascii="Meiryo UI" w:eastAsia="Meiryo UI" w:hAnsi="Meiryo UI" w:cs="Meiryo UI" w:hint="default"/>
       </w:rPr>
     </w:lvl>
     <w:lvl w:ilvl="7" w:tplc="0409000B" w:tentative="1">
@@ -17734,7 +16721,7 @@
         <w:ind w:left="3520" w:hanging="440"/>
       </w:pPr>
       <w:rPr>
-        <w:rFonts w:ascii="Meiryo UI" w:hAnsi="Meiryo UI" w:eastAsia="Meiryo UI" w:cs="Meiryo UI" w:hint="default"/>
+        <w:rFonts w:ascii="Meiryo UI" w:eastAsia="Meiryo UI" w:hAnsi="Meiryo UI" w:cs="Meiryo UI" w:hint="default"/>
       </w:rPr>
     </w:lvl>
     <w:lvl w:ilvl="8" w:tplc="0409000D" w:tentative="1">
@@ -17746,7 +16733,7 @@
         <w:ind w:left="3960" w:hanging="440"/>
       </w:pPr>
       <w:rPr>
-        <w:rFonts w:ascii="Meiryo UI" w:hAnsi="Meiryo UI" w:eastAsia="Meiryo UI" w:cs="Meiryo UI" w:hint="default"/>
+        <w:rFonts w:ascii="Meiryo UI" w:eastAsia="Meiryo UI" w:hAnsi="Meiryo UI" w:cs="Meiryo UI" w:hint="default"/>
       </w:rPr>
     </w:lvl>
   </w:abstractNum>
@@ -17763,7 +16750,7 @@
         <w:ind w:left="800" w:hanging="440"/>
       </w:pPr>
       <w:rPr>
-        <w:rFonts w:ascii="Meiryo UI" w:hAnsi="Meiryo UI" w:eastAsia="Meiryo UI" w:cs="Meiryo UI" w:hint="default"/>
+        <w:rFonts w:ascii="Meiryo UI" w:eastAsia="Meiryo UI" w:hAnsi="Meiryo UI" w:cs="Meiryo UI" w:hint="default"/>
         <w:u w:val="none"/>
       </w:rPr>
     </w:lvl>
@@ -17877,7 +16864,7 @@
         <w:ind w:left="440" w:hanging="440"/>
       </w:pPr>
       <w:rPr>
-        <w:rFonts w:ascii="Meiryo UI" w:hAnsi="Meiryo UI" w:eastAsia="Meiryo UI" w:cs="Meiryo UI" w:hint="default"/>
+        <w:rFonts w:ascii="Meiryo UI" w:eastAsia="Meiryo UI" w:hAnsi="Meiryo UI" w:cs="Meiryo UI" w:hint="default"/>
       </w:rPr>
     </w:lvl>
     <w:lvl w:ilvl="1" w:tplc="0409000B" w:tentative="1">
@@ -17889,7 +16876,7 @@
         <w:ind w:left="880" w:hanging="440"/>
       </w:pPr>
       <w:rPr>
-        <w:rFonts w:ascii="Meiryo UI" w:hAnsi="Meiryo UI" w:eastAsia="Meiryo UI" w:cs="Meiryo UI" w:hint="default"/>
+        <w:rFonts w:ascii="Meiryo UI" w:eastAsia="Meiryo UI" w:hAnsi="Meiryo UI" w:cs="Meiryo UI" w:hint="default"/>
       </w:rPr>
     </w:lvl>
     <w:lvl w:ilvl="2" w:tplc="0409000D" w:tentative="1">
@@ -17901,7 +16888,7 @@
         <w:ind w:left="1320" w:hanging="440"/>
       </w:pPr>
       <w:rPr>
-        <w:rFonts w:ascii="Meiryo UI" w:hAnsi="Meiryo UI" w:eastAsia="Meiryo UI" w:cs="Meiryo UI" w:hint="default"/>
+        <w:rFonts w:ascii="Meiryo UI" w:eastAsia="Meiryo UI" w:hAnsi="Meiryo UI" w:cs="Meiryo UI" w:hint="default"/>
       </w:rPr>
     </w:lvl>
     <w:lvl w:ilvl="3" w:tplc="04090001" w:tentative="1">
@@ -17913,7 +16900,7 @@
         <w:ind w:left="1760" w:hanging="440"/>
       </w:pPr>
       <w:rPr>
-        <w:rFonts w:ascii="Meiryo UI" w:hAnsi="Meiryo UI" w:eastAsia="Meiryo UI" w:cs="Meiryo UI" w:hint="default"/>
+        <w:rFonts w:ascii="Meiryo UI" w:eastAsia="Meiryo UI" w:hAnsi="Meiryo UI" w:cs="Meiryo UI" w:hint="default"/>
       </w:rPr>
     </w:lvl>
     <w:lvl w:ilvl="4" w:tplc="0409000B" w:tentative="1">
@@ -17925,7 +16912,7 @@
         <w:ind w:left="2200" w:hanging="440"/>
       </w:pPr>
       <w:rPr>
-        <w:rFonts w:ascii="Meiryo UI" w:hAnsi="Meiryo UI" w:eastAsia="Meiryo UI" w:cs="Meiryo UI" w:hint="default"/>
+        <w:rFonts w:ascii="Meiryo UI" w:eastAsia="Meiryo UI" w:hAnsi="Meiryo UI" w:cs="Meiryo UI" w:hint="default"/>
       </w:rPr>
     </w:lvl>
     <w:lvl w:ilvl="5" w:tplc="0409000D" w:tentative="1">
@@ -17937,7 +16924,7 @@
         <w:ind w:left="2640" w:hanging="440"/>
       </w:pPr>
       <w:rPr>
-        <w:rFonts w:ascii="Meiryo UI" w:hAnsi="Meiryo UI" w:eastAsia="Meiryo UI" w:cs="Meiryo UI" w:hint="default"/>
+        <w:rFonts w:ascii="Meiryo UI" w:eastAsia="Meiryo UI" w:hAnsi="Meiryo UI" w:cs="Meiryo UI" w:hint="default"/>
       </w:rPr>
     </w:lvl>
     <w:lvl w:ilvl="6" w:tplc="04090001" w:tentative="1">
@@ -17949,7 +16936,7 @@
         <w:ind w:left="3080" w:hanging="440"/>
       </w:pPr>
       <w:rPr>
-        <w:rFonts w:ascii="Meiryo UI" w:hAnsi="Meiryo UI" w:eastAsia="Meiryo UI" w:cs="Meiryo UI" w:hint="default"/>
+        <w:rFonts w:ascii="Meiryo UI" w:eastAsia="Meiryo UI" w:hAnsi="Meiryo UI" w:cs="Meiryo UI" w:hint="default"/>
       </w:rPr>
     </w:lvl>
     <w:lvl w:ilvl="7" w:tplc="0409000B" w:tentative="1">
@@ -17961,7 +16948,7 @@
         <w:ind w:left="3520" w:hanging="440"/>
       </w:pPr>
       <w:rPr>
-        <w:rFonts w:ascii="Meiryo UI" w:hAnsi="Meiryo UI" w:eastAsia="Meiryo UI" w:cs="Meiryo UI" w:hint="default"/>
+        <w:rFonts w:ascii="Meiryo UI" w:eastAsia="Meiryo UI" w:hAnsi="Meiryo UI" w:cs="Meiryo UI" w:hint="default"/>
       </w:rPr>
     </w:lvl>
     <w:lvl w:ilvl="8" w:tplc="0409000D" w:tentative="1">
@@ -17973,7 +16960,7 @@
         <w:ind w:left="3960" w:hanging="440"/>
       </w:pPr>
       <w:rPr>
-        <w:rFonts w:ascii="Meiryo UI" w:hAnsi="Meiryo UI" w:eastAsia="Meiryo UI" w:cs="Meiryo UI" w:hint="default"/>
+        <w:rFonts w:ascii="Meiryo UI" w:eastAsia="Meiryo UI" w:hAnsi="Meiryo UI" w:cs="Meiryo UI" w:hint="default"/>
       </w:rPr>
     </w:lvl>
   </w:abstractNum>
@@ -17990,7 +16977,7 @@
         <w:ind w:left="800" w:hanging="440"/>
       </w:pPr>
       <w:rPr>
-        <w:rFonts w:ascii="Meiryo UI" w:hAnsi="Meiryo UI" w:eastAsia="Meiryo UI" w:cs="Meiryo UI" w:hint="default"/>
+        <w:rFonts w:ascii="Meiryo UI" w:eastAsia="Meiryo UI" w:hAnsi="Meiryo UI" w:cs="Meiryo UI" w:hint="default"/>
         <w:u w:val="none"/>
       </w:rPr>
     </w:lvl>
@@ -18217,7 +17204,7 @@
         <w:ind w:left="680" w:hanging="440"/>
       </w:pPr>
       <w:rPr>
-        <w:rFonts w:ascii="Meiryo UI" w:hAnsi="Meiryo UI" w:eastAsia="Meiryo UI" w:cs="Meiryo UI" w:hint="default"/>
+        <w:rFonts w:ascii="Meiryo UI" w:eastAsia="Meiryo UI" w:hAnsi="Meiryo UI" w:cs="Meiryo UI" w:hint="default"/>
       </w:rPr>
     </w:lvl>
     <w:lvl w:ilvl="1" w:tplc="0409000B" w:tentative="1">
@@ -18229,7 +17216,7 @@
         <w:ind w:left="1120" w:hanging="440"/>
       </w:pPr>
       <w:rPr>
-        <w:rFonts w:ascii="Meiryo UI" w:hAnsi="Meiryo UI" w:eastAsia="Meiryo UI" w:cs="Meiryo UI" w:hint="default"/>
+        <w:rFonts w:ascii="Meiryo UI" w:eastAsia="Meiryo UI" w:hAnsi="Meiryo UI" w:cs="Meiryo UI" w:hint="default"/>
       </w:rPr>
     </w:lvl>
     <w:lvl w:ilvl="2" w:tplc="0409000D" w:tentative="1">
@@ -18241,7 +17228,7 @@
         <w:ind w:left="1560" w:hanging="440"/>
       </w:pPr>
       <w:rPr>
-        <w:rFonts w:ascii="Meiryo UI" w:hAnsi="Meiryo UI" w:eastAsia="Meiryo UI" w:cs="Meiryo UI" w:hint="default"/>
+        <w:rFonts w:ascii="Meiryo UI" w:eastAsia="Meiryo UI" w:hAnsi="Meiryo UI" w:cs="Meiryo UI" w:hint="default"/>
       </w:rPr>
     </w:lvl>
     <w:lvl w:ilvl="3" w:tplc="04090001" w:tentative="1">
@@ -18253,7 +17240,7 @@
         <w:ind w:left="2000" w:hanging="440"/>
       </w:pPr>
       <w:rPr>
-        <w:rFonts w:ascii="Meiryo UI" w:hAnsi="Meiryo UI" w:eastAsia="Meiryo UI" w:cs="Meiryo UI" w:hint="default"/>
+        <w:rFonts w:ascii="Meiryo UI" w:eastAsia="Meiryo UI" w:hAnsi="Meiryo UI" w:cs="Meiryo UI" w:hint="default"/>
       </w:rPr>
     </w:lvl>
     <w:lvl w:ilvl="4" w:tplc="0409000B" w:tentative="1">
@@ -18265,7 +17252,7 @@
         <w:ind w:left="2440" w:hanging="440"/>
       </w:pPr>
       <w:rPr>
-        <w:rFonts w:ascii="Meiryo UI" w:hAnsi="Meiryo UI" w:eastAsia="Meiryo UI" w:cs="Meiryo UI" w:hint="default"/>
+        <w:rFonts w:ascii="Meiryo UI" w:eastAsia="Meiryo UI" w:hAnsi="Meiryo UI" w:cs="Meiryo UI" w:hint="default"/>
       </w:rPr>
     </w:lvl>
     <w:lvl w:ilvl="5" w:tplc="0409000D" w:tentative="1">
@@ -18277,7 +17264,7 @@
         <w:ind w:left="2880" w:hanging="440"/>
       </w:pPr>
       <w:rPr>
-        <w:rFonts w:ascii="Meiryo UI" w:hAnsi="Meiryo UI" w:eastAsia="Meiryo UI" w:cs="Meiryo UI" w:hint="default"/>
+        <w:rFonts w:ascii="Meiryo UI" w:eastAsia="Meiryo UI" w:hAnsi="Meiryo UI" w:cs="Meiryo UI" w:hint="default"/>
       </w:rPr>
     </w:lvl>
     <w:lvl w:ilvl="6" w:tplc="04090001" w:tentative="1">
@@ -18289,7 +17276,7 @@
         <w:ind w:left="3320" w:hanging="440"/>
       </w:pPr>
       <w:rPr>
-        <w:rFonts w:ascii="Meiryo UI" w:hAnsi="Meiryo UI" w:eastAsia="Meiryo UI" w:cs="Meiryo UI" w:hint="default"/>
+        <w:rFonts w:ascii="Meiryo UI" w:eastAsia="Meiryo UI" w:hAnsi="Meiryo UI" w:cs="Meiryo UI" w:hint="default"/>
       </w:rPr>
     </w:lvl>
     <w:lvl w:ilvl="7" w:tplc="0409000B" w:tentative="1">
@@ -18301,7 +17288,7 @@
         <w:ind w:left="3760" w:hanging="440"/>
       </w:pPr>
       <w:rPr>
-        <w:rFonts w:ascii="Meiryo UI" w:hAnsi="Meiryo UI" w:eastAsia="Meiryo UI" w:cs="Meiryo UI" w:hint="default"/>
+        <w:rFonts w:ascii="Meiryo UI" w:eastAsia="Meiryo UI" w:hAnsi="Meiryo UI" w:cs="Meiryo UI" w:hint="default"/>
       </w:rPr>
     </w:lvl>
     <w:lvl w:ilvl="8" w:tplc="0409000D" w:tentative="1">
@@ -18313,7 +17300,7 @@
         <w:ind w:left="4200" w:hanging="440"/>
       </w:pPr>
       <w:rPr>
-        <w:rFonts w:ascii="Meiryo UI" w:hAnsi="Meiryo UI" w:eastAsia="Meiryo UI" w:cs="Meiryo UI" w:hint="default"/>
+        <w:rFonts w:ascii="Meiryo UI" w:eastAsia="Meiryo UI" w:hAnsi="Meiryo UI" w:cs="Meiryo UI" w:hint="default"/>
       </w:rPr>
     </w:lvl>
   </w:abstractNum>
@@ -18443,7 +17430,7 @@
         <w:ind w:left="1160" w:hanging="440"/>
       </w:pPr>
       <w:rPr>
-        <w:rFonts w:ascii="Meiryo UI" w:hAnsi="Meiryo UI" w:eastAsia="Meiryo UI" w:cs="Meiryo UI" w:hint="default"/>
+        <w:rFonts w:ascii="Meiryo UI" w:eastAsia="Meiryo UI" w:hAnsi="Meiryo UI" w:cs="Meiryo UI" w:hint="default"/>
       </w:rPr>
     </w:lvl>
     <w:lvl w:ilvl="1" w:tplc="0409000B" w:tentative="1">
@@ -18455,7 +17442,7 @@
         <w:ind w:left="1600" w:hanging="440"/>
       </w:pPr>
       <w:rPr>
-        <w:rFonts w:ascii="Meiryo UI" w:hAnsi="Meiryo UI" w:eastAsia="Meiryo UI" w:cs="Meiryo UI" w:hint="default"/>
+        <w:rFonts w:ascii="Meiryo UI" w:eastAsia="Meiryo UI" w:hAnsi="Meiryo UI" w:cs="Meiryo UI" w:hint="default"/>
       </w:rPr>
     </w:lvl>
     <w:lvl w:ilvl="2" w:tplc="0409000D" w:tentative="1">
@@ -18467,7 +17454,7 @@
         <w:ind w:left="2040" w:hanging="440"/>
       </w:pPr>
       <w:rPr>
-        <w:rFonts w:ascii="Meiryo UI" w:hAnsi="Meiryo UI" w:eastAsia="Meiryo UI" w:cs="Meiryo UI" w:hint="default"/>
+        <w:rFonts w:ascii="Meiryo UI" w:eastAsia="Meiryo UI" w:hAnsi="Meiryo UI" w:cs="Meiryo UI" w:hint="default"/>
       </w:rPr>
     </w:lvl>
     <w:lvl w:ilvl="3" w:tplc="04090001" w:tentative="1">
@@ -18479,7 +17466,7 @@
         <w:ind w:left="2480" w:hanging="440"/>
       </w:pPr>
       <w:rPr>
-        <w:rFonts w:ascii="Meiryo UI" w:hAnsi="Meiryo UI" w:eastAsia="Meiryo UI" w:cs="Meiryo UI" w:hint="default"/>
+        <w:rFonts w:ascii="Meiryo UI" w:eastAsia="Meiryo UI" w:hAnsi="Meiryo UI" w:cs="Meiryo UI" w:hint="default"/>
       </w:rPr>
     </w:lvl>
     <w:lvl w:ilvl="4" w:tplc="0409000B" w:tentative="1">
@@ -18491,7 +17478,7 @@
         <w:ind w:left="2920" w:hanging="440"/>
       </w:pPr>
       <w:rPr>
-        <w:rFonts w:ascii="Meiryo UI" w:hAnsi="Meiryo UI" w:eastAsia="Meiryo UI" w:cs="Meiryo UI" w:hint="default"/>
+        <w:rFonts w:ascii="Meiryo UI" w:eastAsia="Meiryo UI" w:hAnsi="Meiryo UI" w:cs="Meiryo UI" w:hint="default"/>
       </w:rPr>
     </w:lvl>
     <w:lvl w:ilvl="5" w:tplc="0409000D" w:tentative="1">
@@ -18503,7 +17490,7 @@
         <w:ind w:left="3360" w:hanging="440"/>
       </w:pPr>
       <w:rPr>
-        <w:rFonts w:ascii="Meiryo UI" w:hAnsi="Meiryo UI" w:eastAsia="Meiryo UI" w:cs="Meiryo UI" w:hint="default"/>
+        <w:rFonts w:ascii="Meiryo UI" w:eastAsia="Meiryo UI" w:hAnsi="Meiryo UI" w:cs="Meiryo UI" w:hint="default"/>
       </w:rPr>
     </w:lvl>
     <w:lvl w:ilvl="6" w:tplc="04090001" w:tentative="1">
@@ -18515,7 +17502,7 @@
         <w:ind w:left="3800" w:hanging="440"/>
       </w:pPr>
       <w:rPr>
-        <w:rFonts w:ascii="Meiryo UI" w:hAnsi="Meiryo UI" w:eastAsia="Meiryo UI" w:cs="Meiryo UI" w:hint="default"/>
+        <w:rFonts w:ascii="Meiryo UI" w:eastAsia="Meiryo UI" w:hAnsi="Meiryo UI" w:cs="Meiryo UI" w:hint="default"/>
       </w:rPr>
     </w:lvl>
     <w:lvl w:ilvl="7" w:tplc="0409000B" w:tentative="1">
@@ -18527,7 +17514,7 @@
         <w:ind w:left="4240" w:hanging="440"/>
       </w:pPr>
       <w:rPr>
-        <w:rFonts w:ascii="Meiryo UI" w:hAnsi="Meiryo UI" w:eastAsia="Meiryo UI" w:cs="Meiryo UI" w:hint="default"/>
+        <w:rFonts w:ascii="Meiryo UI" w:eastAsia="Meiryo UI" w:hAnsi="Meiryo UI" w:cs="Meiryo UI" w:hint="default"/>
       </w:rPr>
     </w:lvl>
     <w:lvl w:ilvl="8" w:tplc="0409000D" w:tentative="1">
@@ -18539,7 +17526,7 @@
         <w:ind w:left="4680" w:hanging="440"/>
       </w:pPr>
       <w:rPr>
-        <w:rFonts w:ascii="Meiryo UI" w:hAnsi="Meiryo UI" w:eastAsia="Meiryo UI" w:cs="Meiryo UI" w:hint="default"/>
+        <w:rFonts w:ascii="Meiryo UI" w:eastAsia="Meiryo UI" w:hAnsi="Meiryo UI" w:cs="Meiryo UI" w:hint="default"/>
       </w:rPr>
     </w:lvl>
   </w:abstractNum>
@@ -18556,7 +17543,7 @@
         <w:ind w:left="800" w:hanging="440"/>
       </w:pPr>
       <w:rPr>
-        <w:rFonts w:ascii="Meiryo UI" w:hAnsi="Meiryo UI" w:eastAsia="Meiryo UI" w:cs="Meiryo UI" w:hint="default"/>
+        <w:rFonts w:ascii="Meiryo UI" w:eastAsia="Meiryo UI" w:hAnsi="Meiryo UI" w:cs="Meiryo UI" w:hint="default"/>
         <w:u w:val="none"/>
       </w:rPr>
     </w:lvl>
@@ -18783,7 +17770,7 @@
         <w:ind w:left="800" w:hanging="440"/>
       </w:pPr>
       <w:rPr>
-        <w:rFonts w:ascii="Meiryo UI" w:hAnsi="Meiryo UI" w:eastAsia="Meiryo UI" w:cs="Meiryo UI" w:hint="default"/>
+        <w:rFonts w:ascii="Meiryo UI" w:eastAsia="Meiryo UI" w:hAnsi="Meiryo UI" w:cs="Meiryo UI" w:hint="default"/>
         <w:u w:val="none"/>
       </w:rPr>
     </w:lvl>
@@ -18796,7 +17783,7 @@
         <w:ind w:left="1520" w:hanging="440"/>
       </w:pPr>
       <w:rPr>
-        <w:rFonts w:ascii="Meiryo UI" w:hAnsi="Meiryo UI" w:eastAsia="Meiryo UI" w:cs="Meiryo UI" w:hint="default"/>
+        <w:rFonts w:ascii="Meiryo UI" w:eastAsia="Meiryo UI" w:hAnsi="Meiryo UI" w:cs="Meiryo UI" w:hint="default"/>
       </w:rPr>
     </w:lvl>
     <w:lvl w:ilvl="2">
@@ -18897,7 +17884,7 @@
         <w:ind w:left="800" w:hanging="440"/>
       </w:pPr>
       <w:rPr>
-        <w:rFonts w:ascii="Meiryo UI" w:hAnsi="Meiryo UI" w:eastAsia="Meiryo UI" w:cs="Meiryo UI" w:hint="default"/>
+        <w:rFonts w:ascii="Meiryo UI" w:eastAsia="Meiryo UI" w:hAnsi="Meiryo UI" w:cs="Meiryo UI" w:hint="default"/>
         <w:u w:val="none"/>
       </w:rPr>
     </w:lvl>
@@ -19011,7 +17998,7 @@
         <w:ind w:left="440" w:hanging="440"/>
       </w:pPr>
       <w:rPr>
-        <w:rFonts w:ascii="Meiryo UI" w:hAnsi="Meiryo UI" w:eastAsia="Meiryo UI" w:cs="Meiryo UI" w:hint="default"/>
+        <w:rFonts w:ascii="Meiryo UI" w:eastAsia="Meiryo UI" w:hAnsi="Meiryo UI" w:cs="Meiryo UI" w:hint="default"/>
       </w:rPr>
     </w:lvl>
     <w:lvl w:ilvl="1" w:tplc="0409000B">
@@ -19023,7 +18010,7 @@
         <w:ind w:left="880" w:hanging="440"/>
       </w:pPr>
       <w:rPr>
-        <w:rFonts w:ascii="Meiryo UI" w:hAnsi="Meiryo UI" w:eastAsia="Meiryo UI" w:cs="Meiryo UI" w:hint="default"/>
+        <w:rFonts w:ascii="Meiryo UI" w:eastAsia="Meiryo UI" w:hAnsi="Meiryo UI" w:cs="Meiryo UI" w:hint="default"/>
       </w:rPr>
     </w:lvl>
     <w:lvl w:ilvl="2" w:tplc="0409000D">
@@ -19035,7 +18022,7 @@
         <w:ind w:left="1320" w:hanging="440"/>
       </w:pPr>
       <w:rPr>
-        <w:rFonts w:ascii="Meiryo UI" w:hAnsi="Meiryo UI" w:eastAsia="Meiryo UI" w:cs="Meiryo UI" w:hint="default"/>
+        <w:rFonts w:ascii="Meiryo UI" w:eastAsia="Meiryo UI" w:hAnsi="Meiryo UI" w:cs="Meiryo UI" w:hint="default"/>
       </w:rPr>
     </w:lvl>
     <w:lvl w:ilvl="3" w:tplc="04090001" w:tentative="1">
@@ -19047,7 +18034,7 @@
         <w:ind w:left="1760" w:hanging="440"/>
       </w:pPr>
       <w:rPr>
-        <w:rFonts w:ascii="Meiryo UI" w:hAnsi="Meiryo UI" w:eastAsia="Meiryo UI" w:cs="Meiryo UI" w:hint="default"/>
+        <w:rFonts w:ascii="Meiryo UI" w:eastAsia="Meiryo UI" w:hAnsi="Meiryo UI" w:cs="Meiryo UI" w:hint="default"/>
       </w:rPr>
     </w:lvl>
     <w:lvl w:ilvl="4" w:tplc="0409000B" w:tentative="1">
@@ -19059,7 +18046,7 @@
         <w:ind w:left="2200" w:hanging="440"/>
       </w:pPr>
       <w:rPr>
-        <w:rFonts w:ascii="Meiryo UI" w:hAnsi="Meiryo UI" w:eastAsia="Meiryo UI" w:cs="Meiryo UI" w:hint="default"/>
+        <w:rFonts w:ascii="Meiryo UI" w:eastAsia="Meiryo UI" w:hAnsi="Meiryo UI" w:cs="Meiryo UI" w:hint="default"/>
       </w:rPr>
     </w:lvl>
     <w:lvl w:ilvl="5" w:tplc="0409000D" w:tentative="1">
@@ -19071,7 +18058,7 @@
         <w:ind w:left="2640" w:hanging="440"/>
       </w:pPr>
       <w:rPr>
-        <w:rFonts w:ascii="Meiryo UI" w:hAnsi="Meiryo UI" w:eastAsia="Meiryo UI" w:cs="Meiryo UI" w:hint="default"/>
+        <w:rFonts w:ascii="Meiryo UI" w:eastAsia="Meiryo UI" w:hAnsi="Meiryo UI" w:cs="Meiryo UI" w:hint="default"/>
       </w:rPr>
     </w:lvl>
     <w:lvl w:ilvl="6" w:tplc="04090001" w:tentative="1">
@@ -19083,7 +18070,7 @@
         <w:ind w:left="3080" w:hanging="440"/>
       </w:pPr>
       <w:rPr>
-        <w:rFonts w:ascii="Meiryo UI" w:hAnsi="Meiryo UI" w:eastAsia="Meiryo UI" w:cs="Meiryo UI" w:hint="default"/>
+        <w:rFonts w:ascii="Meiryo UI" w:eastAsia="Meiryo UI" w:hAnsi="Meiryo UI" w:cs="Meiryo UI" w:hint="default"/>
       </w:rPr>
     </w:lvl>
     <w:lvl w:ilvl="7" w:tplc="0409000B" w:tentative="1">
@@ -19095,7 +18082,7 @@
         <w:ind w:left="3520" w:hanging="440"/>
       </w:pPr>
       <w:rPr>
-        <w:rFonts w:ascii="Meiryo UI" w:hAnsi="Meiryo UI" w:eastAsia="Meiryo UI" w:cs="Meiryo UI" w:hint="default"/>
+        <w:rFonts w:ascii="Meiryo UI" w:eastAsia="Meiryo UI" w:hAnsi="Meiryo UI" w:cs="Meiryo UI" w:hint="default"/>
       </w:rPr>
     </w:lvl>
     <w:lvl w:ilvl="8" w:tplc="0409000D" w:tentative="1">
@@ -19107,7 +18094,7 @@
         <w:ind w:left="3960" w:hanging="440"/>
       </w:pPr>
       <w:rPr>
-        <w:rFonts w:ascii="Meiryo UI" w:hAnsi="Meiryo UI" w:eastAsia="Meiryo UI" w:cs="Meiryo UI" w:hint="default"/>
+        <w:rFonts w:ascii="Meiryo UI" w:eastAsia="Meiryo UI" w:hAnsi="Meiryo UI" w:cs="Meiryo UI" w:hint="default"/>
       </w:rPr>
     </w:lvl>
   </w:abstractNum>
@@ -19237,7 +18224,7 @@
         <w:ind w:left="440" w:hanging="440"/>
       </w:pPr>
       <w:rPr>
-        <w:rFonts w:ascii="Meiryo UI" w:hAnsi="Meiryo UI" w:eastAsia="Meiryo UI" w:cs="Meiryo UI" w:hint="default"/>
+        <w:rFonts w:ascii="Meiryo UI" w:eastAsia="Meiryo UI" w:hAnsi="Meiryo UI" w:cs="Meiryo UI" w:hint="default"/>
       </w:rPr>
     </w:lvl>
     <w:lvl w:ilvl="1" w:tplc="0409000B" w:tentative="1">
@@ -19249,7 +18236,7 @@
         <w:ind w:left="880" w:hanging="440"/>
       </w:pPr>
       <w:rPr>
-        <w:rFonts w:ascii="Meiryo UI" w:hAnsi="Meiryo UI" w:eastAsia="Meiryo UI" w:cs="Meiryo UI" w:hint="default"/>
+        <w:rFonts w:ascii="Meiryo UI" w:eastAsia="Meiryo UI" w:hAnsi="Meiryo UI" w:cs="Meiryo UI" w:hint="default"/>
       </w:rPr>
     </w:lvl>
     <w:lvl w:ilvl="2" w:tplc="0409000D" w:tentative="1">
@@ -19261,7 +18248,7 @@
         <w:ind w:left="1320" w:hanging="440"/>
       </w:pPr>
       <w:rPr>
-        <w:rFonts w:ascii="Meiryo UI" w:hAnsi="Meiryo UI" w:eastAsia="Meiryo UI" w:cs="Meiryo UI" w:hint="default"/>
+        <w:rFonts w:ascii="Meiryo UI" w:eastAsia="Meiryo UI" w:hAnsi="Meiryo UI" w:cs="Meiryo UI" w:hint="default"/>
       </w:rPr>
     </w:lvl>
     <w:lvl w:ilvl="3" w:tplc="04090001" w:tentative="1">
@@ -19273,7 +18260,7 @@
         <w:ind w:left="1760" w:hanging="440"/>
       </w:pPr>
       <w:rPr>
-        <w:rFonts w:ascii="Meiryo UI" w:hAnsi="Meiryo UI" w:eastAsia="Meiryo UI" w:cs="Meiryo UI" w:hint="default"/>
+        <w:rFonts w:ascii="Meiryo UI" w:eastAsia="Meiryo UI" w:hAnsi="Meiryo UI" w:cs="Meiryo UI" w:hint="default"/>
       </w:rPr>
     </w:lvl>
     <w:lvl w:ilvl="4" w:tplc="0409000B" w:tentative="1">
@@ -19285,7 +18272,7 @@
         <w:ind w:left="2200" w:hanging="440"/>
       </w:pPr>
       <w:rPr>
-        <w:rFonts w:ascii="Meiryo UI" w:hAnsi="Meiryo UI" w:eastAsia="Meiryo UI" w:cs="Meiryo UI" w:hint="default"/>
+        <w:rFonts w:ascii="Meiryo UI" w:eastAsia="Meiryo UI" w:hAnsi="Meiryo UI" w:cs="Meiryo UI" w:hint="default"/>
       </w:rPr>
     </w:lvl>
     <w:lvl w:ilvl="5" w:tplc="0409000D" w:tentative="1">
@@ -19297,7 +18284,7 @@
         <w:ind w:left="2640" w:hanging="440"/>
       </w:pPr>
       <w:rPr>
-        <w:rFonts w:ascii="Meiryo UI" w:hAnsi="Meiryo UI" w:eastAsia="Meiryo UI" w:cs="Meiryo UI" w:hint="default"/>
+        <w:rFonts w:ascii="Meiryo UI" w:eastAsia="Meiryo UI" w:hAnsi="Meiryo UI" w:cs="Meiryo UI" w:hint="default"/>
       </w:rPr>
     </w:lvl>
     <w:lvl w:ilvl="6" w:tplc="04090001" w:tentative="1">
@@ -19309,7 +18296,7 @@
         <w:ind w:left="3080" w:hanging="440"/>
       </w:pPr>
       <w:rPr>
-        <w:rFonts w:ascii="Meiryo UI" w:hAnsi="Meiryo UI" w:eastAsia="Meiryo UI" w:cs="Meiryo UI" w:hint="default"/>
+        <w:rFonts w:ascii="Meiryo UI" w:eastAsia="Meiryo UI" w:hAnsi="Meiryo UI" w:cs="Meiryo UI" w:hint="default"/>
       </w:rPr>
     </w:lvl>
     <w:lvl w:ilvl="7" w:tplc="0409000B" w:tentative="1">
@@ -19321,7 +18308,7 @@
         <w:ind w:left="3520" w:hanging="440"/>
       </w:pPr>
       <w:rPr>
-        <w:rFonts w:ascii="Meiryo UI" w:hAnsi="Meiryo UI" w:eastAsia="Meiryo UI" w:cs="Meiryo UI" w:hint="default"/>
+        <w:rFonts w:ascii="Meiryo UI" w:eastAsia="Meiryo UI" w:hAnsi="Meiryo UI" w:cs="Meiryo UI" w:hint="default"/>
       </w:rPr>
     </w:lvl>
     <w:lvl w:ilvl="8" w:tplc="0409000D" w:tentative="1">
@@ -19333,7 +18320,7 @@
         <w:ind w:left="3960" w:hanging="440"/>
       </w:pPr>
       <w:rPr>
-        <w:rFonts w:ascii="Meiryo UI" w:hAnsi="Meiryo UI" w:eastAsia="Meiryo UI" w:cs="Meiryo UI" w:hint="default"/>
+        <w:rFonts w:ascii="Meiryo UI" w:eastAsia="Meiryo UI" w:hAnsi="Meiryo UI" w:cs="Meiryo UI" w:hint="default"/>
       </w:rPr>
     </w:lvl>
   </w:abstractNum>
@@ -19350,7 +18337,7 @@
         <w:ind w:left="800" w:hanging="440"/>
       </w:pPr>
       <w:rPr>
-        <w:rFonts w:ascii="Meiryo UI" w:hAnsi="Meiryo UI" w:eastAsia="Meiryo UI" w:cs="Meiryo UI" w:hint="default"/>
+        <w:rFonts w:ascii="Meiryo UI" w:eastAsia="Meiryo UI" w:hAnsi="Meiryo UI" w:cs="Meiryo UI" w:hint="default"/>
         <w:u w:val="none"/>
       </w:rPr>
     </w:lvl>
@@ -19464,7 +18451,7 @@
         <w:ind w:left="440" w:hanging="440"/>
       </w:pPr>
       <w:rPr>
-        <w:rFonts w:ascii="Meiryo UI" w:hAnsi="Meiryo UI" w:eastAsia="Meiryo UI" w:cs="Meiryo UI" w:hint="default"/>
+        <w:rFonts w:ascii="Meiryo UI" w:eastAsia="Meiryo UI" w:hAnsi="Meiryo UI" w:cs="Meiryo UI" w:hint="default"/>
       </w:rPr>
     </w:lvl>
     <w:lvl w:ilvl="1" w:tplc="0409000B" w:tentative="1">
@@ -19476,7 +18463,7 @@
         <w:ind w:left="880" w:hanging="440"/>
       </w:pPr>
       <w:rPr>
-        <w:rFonts w:ascii="Meiryo UI" w:hAnsi="Meiryo UI" w:eastAsia="Meiryo UI" w:cs="Meiryo UI" w:hint="default"/>
+        <w:rFonts w:ascii="Meiryo UI" w:eastAsia="Meiryo UI" w:hAnsi="Meiryo UI" w:cs="Meiryo UI" w:hint="default"/>
       </w:rPr>
     </w:lvl>
     <w:lvl w:ilvl="2" w:tplc="0409000D" w:tentative="1">
@@ -19488,7 +18475,7 @@
         <w:ind w:left="1320" w:hanging="440"/>
       </w:pPr>
       <w:rPr>
-        <w:rFonts w:ascii="Meiryo UI" w:hAnsi="Meiryo UI" w:eastAsia="Meiryo UI" w:cs="Meiryo UI" w:hint="default"/>
+        <w:rFonts w:ascii="Meiryo UI" w:eastAsia="Meiryo UI" w:hAnsi="Meiryo UI" w:cs="Meiryo UI" w:hint="default"/>
       </w:rPr>
     </w:lvl>
     <w:lvl w:ilvl="3" w:tplc="04090001" w:tentative="1">
@@ -19500,7 +18487,7 @@
         <w:ind w:left="1760" w:hanging="440"/>
       </w:pPr>
       <w:rPr>
-        <w:rFonts w:ascii="Meiryo UI" w:hAnsi="Meiryo UI" w:eastAsia="Meiryo UI" w:cs="Meiryo UI" w:hint="default"/>
+        <w:rFonts w:ascii="Meiryo UI" w:eastAsia="Meiryo UI" w:hAnsi="Meiryo UI" w:cs="Meiryo UI" w:hint="default"/>
       </w:rPr>
     </w:lvl>
     <w:lvl w:ilvl="4" w:tplc="0409000B" w:tentative="1">
@@ -19512,7 +18499,7 @@
         <w:ind w:left="2200" w:hanging="440"/>
       </w:pPr>
       <w:rPr>
-        <w:rFonts w:ascii="Meiryo UI" w:hAnsi="Meiryo UI" w:eastAsia="Meiryo UI" w:cs="Meiryo UI" w:hint="default"/>
+        <w:rFonts w:ascii="Meiryo UI" w:eastAsia="Meiryo UI" w:hAnsi="Meiryo UI" w:cs="Meiryo UI" w:hint="default"/>
       </w:rPr>
     </w:lvl>
     <w:lvl w:ilvl="5" w:tplc="0409000D" w:tentative="1">
@@ -19524,7 +18511,7 @@
         <w:ind w:left="2640" w:hanging="440"/>
       </w:pPr>
       <w:rPr>
-        <w:rFonts w:ascii="Meiryo UI" w:hAnsi="Meiryo UI" w:eastAsia="Meiryo UI" w:cs="Meiryo UI" w:hint="default"/>
+        <w:rFonts w:ascii="Meiryo UI" w:eastAsia="Meiryo UI" w:hAnsi="Meiryo UI" w:cs="Meiryo UI" w:hint="default"/>
       </w:rPr>
     </w:lvl>
     <w:lvl w:ilvl="6" w:tplc="04090001" w:tentative="1">
@@ -19536,7 +18523,7 @@
         <w:ind w:left="3080" w:hanging="440"/>
       </w:pPr>
       <w:rPr>
-        <w:rFonts w:ascii="Meiryo UI" w:hAnsi="Meiryo UI" w:eastAsia="Meiryo UI" w:cs="Meiryo UI" w:hint="default"/>
+        <w:rFonts w:ascii="Meiryo UI" w:eastAsia="Meiryo UI" w:hAnsi="Meiryo UI" w:cs="Meiryo UI" w:hint="default"/>
       </w:rPr>
     </w:lvl>
     <w:lvl w:ilvl="7" w:tplc="0409000B" w:tentative="1">
@@ -19548,7 +18535,7 @@
         <w:ind w:left="3520" w:hanging="440"/>
       </w:pPr>
       <w:rPr>
-        <w:rFonts w:ascii="Meiryo UI" w:hAnsi="Meiryo UI" w:eastAsia="Meiryo UI" w:cs="Meiryo UI" w:hint="default"/>
+        <w:rFonts w:ascii="Meiryo UI" w:eastAsia="Meiryo UI" w:hAnsi="Meiryo UI" w:cs="Meiryo UI" w:hint="default"/>
       </w:rPr>
     </w:lvl>
     <w:lvl w:ilvl="8" w:tplc="0409000D" w:tentative="1">
@@ -19560,7 +18547,7 @@
         <w:ind w:left="3960" w:hanging="440"/>
       </w:pPr>
       <w:rPr>
-        <w:rFonts w:ascii="Meiryo UI" w:hAnsi="Meiryo UI" w:eastAsia="Meiryo UI" w:cs="Meiryo UI" w:hint="default"/>
+        <w:rFonts w:ascii="Meiryo UI" w:eastAsia="Meiryo UI" w:hAnsi="Meiryo UI" w:cs="Meiryo UI" w:hint="default"/>
       </w:rPr>
     </w:lvl>
   </w:abstractNum>
@@ -19577,7 +18564,7 @@
         <w:ind w:left="440" w:hanging="440"/>
       </w:pPr>
       <w:rPr>
-        <w:rFonts w:ascii="Meiryo UI" w:hAnsi="Meiryo UI" w:eastAsia="Meiryo UI" w:cs="Meiryo UI" w:hint="default"/>
+        <w:rFonts w:ascii="Meiryo UI" w:eastAsia="Meiryo UI" w:hAnsi="Meiryo UI" w:cs="Meiryo UI" w:hint="default"/>
       </w:rPr>
     </w:lvl>
     <w:lvl w:ilvl="1" w:tplc="0409000B">
@@ -19589,7 +18576,7 @@
         <w:ind w:left="880" w:hanging="440"/>
       </w:pPr>
       <w:rPr>
-        <w:rFonts w:ascii="Meiryo UI" w:hAnsi="Meiryo UI" w:eastAsia="Meiryo UI" w:cs="Meiryo UI" w:hint="default"/>
+        <w:rFonts w:ascii="Meiryo UI" w:eastAsia="Meiryo UI" w:hAnsi="Meiryo UI" w:cs="Meiryo UI" w:hint="default"/>
       </w:rPr>
     </w:lvl>
     <w:lvl w:ilvl="2" w:tplc="0409000D" w:tentative="1">
@@ -19601,7 +18588,7 @@
         <w:ind w:left="1320" w:hanging="440"/>
       </w:pPr>
       <w:rPr>
-        <w:rFonts w:ascii="Meiryo UI" w:hAnsi="Meiryo UI" w:eastAsia="Meiryo UI" w:cs="Meiryo UI" w:hint="default"/>
+        <w:rFonts w:ascii="Meiryo UI" w:eastAsia="Meiryo UI" w:hAnsi="Meiryo UI" w:cs="Meiryo UI" w:hint="default"/>
       </w:rPr>
     </w:lvl>
     <w:lvl w:ilvl="3" w:tplc="04090001" w:tentative="1">
@@ -19613,7 +18600,7 @@
         <w:ind w:left="1760" w:hanging="440"/>
       </w:pPr>
       <w:rPr>
-        <w:rFonts w:ascii="Meiryo UI" w:hAnsi="Meiryo UI" w:eastAsia="Meiryo UI" w:cs="Meiryo UI" w:hint="default"/>
+        <w:rFonts w:ascii="Meiryo UI" w:eastAsia="Meiryo UI" w:hAnsi="Meiryo UI" w:cs="Meiryo UI" w:hint="default"/>
       </w:rPr>
     </w:lvl>
     <w:lvl w:ilvl="4" w:tplc="0409000B" w:tentative="1">
@@ -19625,7 +18612,7 @@
         <w:ind w:left="2200" w:hanging="440"/>
       </w:pPr>
       <w:rPr>
-        <w:rFonts w:ascii="Meiryo UI" w:hAnsi="Meiryo UI" w:eastAsia="Meiryo UI" w:cs="Meiryo UI" w:hint="default"/>
+        <w:rFonts w:ascii="Meiryo UI" w:eastAsia="Meiryo UI" w:hAnsi="Meiryo UI" w:cs="Meiryo UI" w:hint="default"/>
       </w:rPr>
     </w:lvl>
     <w:lvl w:ilvl="5" w:tplc="0409000D" w:tentative="1">
@@ -19637,7 +18624,7 @@
         <w:ind w:left="2640" w:hanging="440"/>
       </w:pPr>
       <w:rPr>
-        <w:rFonts w:ascii="Meiryo UI" w:hAnsi="Meiryo UI" w:eastAsia="Meiryo UI" w:cs="Meiryo UI" w:hint="default"/>
+        <w:rFonts w:ascii="Meiryo UI" w:eastAsia="Meiryo UI" w:hAnsi="Meiryo UI" w:cs="Meiryo UI" w:hint="default"/>
       </w:rPr>
     </w:lvl>
     <w:lvl w:ilvl="6" w:tplc="04090001" w:tentative="1">
@@ -19649,7 +18636,7 @@
         <w:ind w:left="3080" w:hanging="440"/>
       </w:pPr>
       <w:rPr>
-        <w:rFonts w:ascii="Meiryo UI" w:hAnsi="Meiryo UI" w:eastAsia="Meiryo UI" w:cs="Meiryo UI" w:hint="default"/>
+        <w:rFonts w:ascii="Meiryo UI" w:eastAsia="Meiryo UI" w:hAnsi="Meiryo UI" w:cs="Meiryo UI" w:hint="default"/>
       </w:rPr>
     </w:lvl>
     <w:lvl w:ilvl="7" w:tplc="0409000B" w:tentative="1">
@@ -19661,7 +18648,7 @@
         <w:ind w:left="3520" w:hanging="440"/>
       </w:pPr>
       <w:rPr>
-        <w:rFonts w:ascii="Meiryo UI" w:hAnsi="Meiryo UI" w:eastAsia="Meiryo UI" w:cs="Meiryo UI" w:hint="default"/>
+        <w:rFonts w:ascii="Meiryo UI" w:eastAsia="Meiryo UI" w:hAnsi="Meiryo UI" w:cs="Meiryo UI" w:hint="default"/>
       </w:rPr>
     </w:lvl>
     <w:lvl w:ilvl="8" w:tplc="0409000D" w:tentative="1">
@@ -19673,7 +18660,7 @@
         <w:ind w:left="3960" w:hanging="440"/>
       </w:pPr>
       <w:rPr>
-        <w:rFonts w:ascii="Meiryo UI" w:hAnsi="Meiryo UI" w:eastAsia="Meiryo UI" w:cs="Meiryo UI" w:hint="default"/>
+        <w:rFonts w:ascii="Meiryo UI" w:eastAsia="Meiryo UI" w:hAnsi="Meiryo UI" w:cs="Meiryo UI" w:hint="default"/>
       </w:rPr>
     </w:lvl>
   </w:abstractNum>
@@ -19690,7 +18677,7 @@
         <w:ind w:left="680" w:hanging="440"/>
       </w:pPr>
       <w:rPr>
-        <w:rFonts w:ascii="Meiryo UI" w:hAnsi="Meiryo UI" w:eastAsia="Meiryo UI" w:cs="Meiryo UI" w:hint="default"/>
+        <w:rFonts w:ascii="Meiryo UI" w:eastAsia="Meiryo UI" w:hAnsi="Meiryo UI" w:cs="Meiryo UI" w:hint="default"/>
       </w:rPr>
     </w:lvl>
     <w:lvl w:ilvl="1" w:tplc="0409000B" w:tentative="1">
@@ -19702,7 +18689,7 @@
         <w:ind w:left="1120" w:hanging="440"/>
       </w:pPr>
       <w:rPr>
-        <w:rFonts w:ascii="Meiryo UI" w:hAnsi="Meiryo UI" w:eastAsia="Meiryo UI" w:cs="Meiryo UI" w:hint="default"/>
+        <w:rFonts w:ascii="Meiryo UI" w:eastAsia="Meiryo UI" w:hAnsi="Meiryo UI" w:cs="Meiryo UI" w:hint="default"/>
       </w:rPr>
     </w:lvl>
     <w:lvl w:ilvl="2" w:tplc="0409000D" w:tentative="1">
@@ -19714,7 +18701,7 @@
         <w:ind w:left="1560" w:hanging="440"/>
       </w:pPr>
       <w:rPr>
-        <w:rFonts w:ascii="Meiryo UI" w:hAnsi="Meiryo UI" w:eastAsia="Meiryo UI" w:cs="Meiryo UI" w:hint="default"/>
+        <w:rFonts w:ascii="Meiryo UI" w:eastAsia="Meiryo UI" w:hAnsi="Meiryo UI" w:cs="Meiryo UI" w:hint="default"/>
       </w:rPr>
     </w:lvl>
     <w:lvl w:ilvl="3" w:tplc="04090001" w:tentative="1">
@@ -19726,7 +18713,7 @@
         <w:ind w:left="2000" w:hanging="440"/>
       </w:pPr>
       <w:rPr>
-        <w:rFonts w:ascii="Meiryo UI" w:hAnsi="Meiryo UI" w:eastAsia="Meiryo UI" w:cs="Meiryo UI" w:hint="default"/>
+        <w:rFonts w:ascii="Meiryo UI" w:eastAsia="Meiryo UI" w:hAnsi="Meiryo UI" w:cs="Meiryo UI" w:hint="default"/>
       </w:rPr>
     </w:lvl>
     <w:lvl w:ilvl="4" w:tplc="0409000B" w:tentative="1">
@@ -19738,7 +18725,7 @@
         <w:ind w:left="2440" w:hanging="440"/>
       </w:pPr>
       <w:rPr>
-        <w:rFonts w:ascii="Meiryo UI" w:hAnsi="Meiryo UI" w:eastAsia="Meiryo UI" w:cs="Meiryo UI" w:hint="default"/>
+        <w:rFonts w:ascii="Meiryo UI" w:eastAsia="Meiryo UI" w:hAnsi="Meiryo UI" w:cs="Meiryo UI" w:hint="default"/>
       </w:rPr>
     </w:lvl>
     <w:lvl w:ilvl="5" w:tplc="0409000D" w:tentative="1">
@@ -19750,7 +18737,7 @@
         <w:ind w:left="2880" w:hanging="440"/>
       </w:pPr>
       <w:rPr>
-        <w:rFonts w:ascii="Meiryo UI" w:hAnsi="Meiryo UI" w:eastAsia="Meiryo UI" w:cs="Meiryo UI" w:hint="default"/>
+        <w:rFonts w:ascii="Meiryo UI" w:eastAsia="Meiryo UI" w:hAnsi="Meiryo UI" w:cs="Meiryo UI" w:hint="default"/>
       </w:rPr>
     </w:lvl>
     <w:lvl w:ilvl="6" w:tplc="04090001" w:tentative="1">
@@ -19762,7 +18749,7 @@
         <w:ind w:left="3320" w:hanging="440"/>
       </w:pPr>
       <w:rPr>
-        <w:rFonts w:ascii="Meiryo UI" w:hAnsi="Meiryo UI" w:eastAsia="Meiryo UI" w:cs="Meiryo UI" w:hint="default"/>
+        <w:rFonts w:ascii="Meiryo UI" w:eastAsia="Meiryo UI" w:hAnsi="Meiryo UI" w:cs="Meiryo UI" w:hint="default"/>
       </w:rPr>
     </w:lvl>
     <w:lvl w:ilvl="7" w:tplc="0409000B" w:tentative="1">
@@ -19774,7 +18761,7 @@
         <w:ind w:left="3760" w:hanging="440"/>
       </w:pPr>
       <w:rPr>
-        <w:rFonts w:ascii="Meiryo UI" w:hAnsi="Meiryo UI" w:eastAsia="Meiryo UI" w:cs="Meiryo UI" w:hint="default"/>
+        <w:rFonts w:ascii="Meiryo UI" w:eastAsia="Meiryo UI" w:hAnsi="Meiryo UI" w:cs="Meiryo UI" w:hint="default"/>
       </w:rPr>
     </w:lvl>
     <w:lvl w:ilvl="8" w:tplc="0409000D" w:tentative="1">
@@ -19786,7 +18773,7 @@
         <w:ind w:left="4200" w:hanging="440"/>
       </w:pPr>
       <w:rPr>
-        <w:rFonts w:ascii="Meiryo UI" w:hAnsi="Meiryo UI" w:eastAsia="Meiryo UI" w:cs="Meiryo UI" w:hint="default"/>
+        <w:rFonts w:ascii="Meiryo UI" w:eastAsia="Meiryo UI" w:hAnsi="Meiryo UI" w:cs="Meiryo UI" w:hint="default"/>
       </w:rPr>
     </w:lvl>
   </w:abstractNum>
@@ -19803,7 +18790,7 @@
         <w:ind w:left="800" w:hanging="440"/>
       </w:pPr>
       <w:rPr>
-        <w:rFonts w:ascii="Meiryo UI" w:hAnsi="Meiryo UI" w:eastAsia="Meiryo UI" w:cs="Meiryo UI" w:hint="default"/>
+        <w:rFonts w:ascii="Meiryo UI" w:eastAsia="Meiryo UI" w:hAnsi="Meiryo UI" w:cs="Meiryo UI" w:hint="default"/>
         <w:u w:val="none"/>
       </w:rPr>
     </w:lvl>
@@ -19917,7 +18904,7 @@
         <w:ind w:left="880" w:hanging="440"/>
       </w:pPr>
       <w:rPr>
-        <w:rFonts w:ascii="Meiryo UI" w:hAnsi="Meiryo UI" w:eastAsia="Meiryo UI" w:cs="Meiryo UI" w:hint="default"/>
+        <w:rFonts w:ascii="Meiryo UI" w:eastAsia="Meiryo UI" w:hAnsi="Meiryo UI" w:cs="Meiryo UI" w:hint="default"/>
       </w:rPr>
     </w:lvl>
     <w:lvl w:ilvl="1" w:tplc="0409000B" w:tentative="1">
@@ -19929,7 +18916,7 @@
         <w:ind w:left="1320" w:hanging="440"/>
       </w:pPr>
       <w:rPr>
-        <w:rFonts w:ascii="Meiryo UI" w:hAnsi="Meiryo UI" w:eastAsia="Meiryo UI" w:cs="Meiryo UI" w:hint="default"/>
+        <w:rFonts w:ascii="Meiryo UI" w:eastAsia="Meiryo UI" w:hAnsi="Meiryo UI" w:cs="Meiryo UI" w:hint="default"/>
       </w:rPr>
     </w:lvl>
     <w:lvl w:ilvl="2" w:tplc="0409000D" w:tentative="1">
@@ -19941,7 +18928,7 @@
         <w:ind w:left="1760" w:hanging="440"/>
       </w:pPr>
       <w:rPr>
-        <w:rFonts w:ascii="Meiryo UI" w:hAnsi="Meiryo UI" w:eastAsia="Meiryo UI" w:cs="Meiryo UI" w:hint="default"/>
+        <w:rFonts w:ascii="Meiryo UI" w:eastAsia="Meiryo UI" w:hAnsi="Meiryo UI" w:cs="Meiryo UI" w:hint="default"/>
       </w:rPr>
     </w:lvl>
     <w:lvl w:ilvl="3" w:tplc="04090001" w:tentative="1">
@@ -19953,7 +18940,7 @@
         <w:ind w:left="2200" w:hanging="440"/>
       </w:pPr>
       <w:rPr>
-        <w:rFonts w:ascii="Meiryo UI" w:hAnsi="Meiryo UI" w:eastAsia="Meiryo UI" w:cs="Meiryo UI" w:hint="default"/>
+        <w:rFonts w:ascii="Meiryo UI" w:eastAsia="Meiryo UI" w:hAnsi="Meiryo UI" w:cs="Meiryo UI" w:hint="default"/>
       </w:rPr>
     </w:lvl>
     <w:lvl w:ilvl="4" w:tplc="0409000B" w:tentative="1">
@@ -19965,7 +18952,7 @@
         <w:ind w:left="2640" w:hanging="440"/>
       </w:pPr>
       <w:rPr>
-        <w:rFonts w:ascii="Meiryo UI" w:hAnsi="Meiryo UI" w:eastAsia="Meiryo UI" w:cs="Meiryo UI" w:hint="default"/>
+        <w:rFonts w:ascii="Meiryo UI" w:eastAsia="Meiryo UI" w:hAnsi="Meiryo UI" w:cs="Meiryo UI" w:hint="default"/>
       </w:rPr>
     </w:lvl>
     <w:lvl w:ilvl="5" w:tplc="0409000D" w:tentative="1">
@@ -19977,7 +18964,7 @@
         <w:ind w:left="3080" w:hanging="440"/>
       </w:pPr>
       <w:rPr>
-        <w:rFonts w:ascii="Meiryo UI" w:hAnsi="Meiryo UI" w:eastAsia="Meiryo UI" w:cs="Meiryo UI" w:hint="default"/>
+        <w:rFonts w:ascii="Meiryo UI" w:eastAsia="Meiryo UI" w:hAnsi="Meiryo UI" w:cs="Meiryo UI" w:hint="default"/>
       </w:rPr>
     </w:lvl>
     <w:lvl w:ilvl="6" w:tplc="04090001" w:tentative="1">
@@ -19989,7 +18976,7 @@
         <w:ind w:left="3520" w:hanging="440"/>
       </w:pPr>
       <w:rPr>
-        <w:rFonts w:ascii="Meiryo UI" w:hAnsi="Meiryo UI" w:eastAsia="Meiryo UI" w:cs="Meiryo UI" w:hint="default"/>
+        <w:rFonts w:ascii="Meiryo UI" w:eastAsia="Meiryo UI" w:hAnsi="Meiryo UI" w:cs="Meiryo UI" w:hint="default"/>
       </w:rPr>
     </w:lvl>
     <w:lvl w:ilvl="7" w:tplc="0409000B" w:tentative="1">
@@ -20001,7 +18988,7 @@
         <w:ind w:left="3960" w:hanging="440"/>
       </w:pPr>
       <w:rPr>
-        <w:rFonts w:ascii="Meiryo UI" w:hAnsi="Meiryo UI" w:eastAsia="Meiryo UI" w:cs="Meiryo UI" w:hint="default"/>
+        <w:rFonts w:ascii="Meiryo UI" w:eastAsia="Meiryo UI" w:hAnsi="Meiryo UI" w:cs="Meiryo UI" w:hint="default"/>
       </w:rPr>
     </w:lvl>
     <w:lvl w:ilvl="8" w:tplc="0409000D" w:tentative="1">
@@ -20013,7 +19000,7 @@
         <w:ind w:left="4400" w:hanging="440"/>
       </w:pPr>
       <w:rPr>
-        <w:rFonts w:ascii="Meiryo UI" w:hAnsi="Meiryo UI" w:eastAsia="Meiryo UI" w:cs="Meiryo UI" w:hint="default"/>
+        <w:rFonts w:ascii="Meiryo UI" w:eastAsia="Meiryo UI" w:hAnsi="Meiryo UI" w:cs="Meiryo UI" w:hint="default"/>
       </w:rPr>
     </w:lvl>
   </w:abstractNum>
@@ -20030,7 +19017,7 @@
         <w:ind w:left="440" w:hanging="440"/>
       </w:pPr>
       <w:rPr>
-        <w:rFonts w:ascii="Meiryo UI" w:hAnsi="Meiryo UI" w:eastAsia="Meiryo UI" w:cs="Meiryo UI" w:hint="default"/>
+        <w:rFonts w:ascii="Meiryo UI" w:eastAsia="Meiryo UI" w:hAnsi="Meiryo UI" w:cs="Meiryo UI" w:hint="default"/>
       </w:rPr>
     </w:lvl>
     <w:lvl w:ilvl="1" w:tplc="0409000B" w:tentative="1">
@@ -20042,7 +19029,7 @@
         <w:ind w:left="880" w:hanging="440"/>
       </w:pPr>
       <w:rPr>
-        <w:rFonts w:ascii="Meiryo UI" w:hAnsi="Meiryo UI" w:eastAsia="Meiryo UI" w:cs="Meiryo UI" w:hint="default"/>
+        <w:rFonts w:ascii="Meiryo UI" w:eastAsia="Meiryo UI" w:hAnsi="Meiryo UI" w:cs="Meiryo UI" w:hint="default"/>
       </w:rPr>
     </w:lvl>
     <w:lvl w:ilvl="2" w:tplc="0409000D" w:tentative="1">
@@ -20054,7 +19041,7 @@
         <w:ind w:left="1320" w:hanging="440"/>
       </w:pPr>
       <w:rPr>
-        <w:rFonts w:ascii="Meiryo UI" w:hAnsi="Meiryo UI" w:eastAsia="Meiryo UI" w:cs="Meiryo UI" w:hint="default"/>
+        <w:rFonts w:ascii="Meiryo UI" w:eastAsia="Meiryo UI" w:hAnsi="Meiryo UI" w:cs="Meiryo UI" w:hint="default"/>
       </w:rPr>
     </w:lvl>
     <w:lvl w:ilvl="3" w:tplc="04090001" w:tentative="1">
@@ -20066,7 +19053,7 @@
         <w:ind w:left="1760" w:hanging="440"/>
       </w:pPr>
       <w:rPr>
-        <w:rFonts w:ascii="Meiryo UI" w:hAnsi="Meiryo UI" w:eastAsia="Meiryo UI" w:cs="Meiryo UI" w:hint="default"/>
+        <w:rFonts w:ascii="Meiryo UI" w:eastAsia="Meiryo UI" w:hAnsi="Meiryo UI" w:cs="Meiryo UI" w:hint="default"/>
       </w:rPr>
     </w:lvl>
     <w:lvl w:ilvl="4" w:tplc="0409000B" w:tentative="1">
@@ -20078,7 +19065,7 @@
         <w:ind w:left="2200" w:hanging="440"/>
       </w:pPr>
       <w:rPr>
-        <w:rFonts w:ascii="Meiryo UI" w:hAnsi="Meiryo UI" w:eastAsia="Meiryo UI" w:cs="Meiryo UI" w:hint="default"/>
+        <w:rFonts w:ascii="Meiryo UI" w:eastAsia="Meiryo UI" w:hAnsi="Meiryo UI" w:cs="Meiryo UI" w:hint="default"/>
       </w:rPr>
     </w:lvl>
     <w:lvl w:ilvl="5" w:tplc="0409000D" w:tentative="1">
@@ -20090,7 +19077,7 @@
         <w:ind w:left="2640" w:hanging="440"/>
       </w:pPr>
       <w:rPr>
-        <w:rFonts w:ascii="Meiryo UI" w:hAnsi="Meiryo UI" w:eastAsia="Meiryo UI" w:cs="Meiryo UI" w:hint="default"/>
+        <w:rFonts w:ascii="Meiryo UI" w:eastAsia="Meiryo UI" w:hAnsi="Meiryo UI" w:cs="Meiryo UI" w:hint="default"/>
       </w:rPr>
     </w:lvl>
     <w:lvl w:ilvl="6" w:tplc="04090001" w:tentative="1">
@@ -20102,7 +19089,7 @@
         <w:ind w:left="3080" w:hanging="440"/>
       </w:pPr>
       <w:rPr>
-        <w:rFonts w:ascii="Meiryo UI" w:hAnsi="Meiryo UI" w:eastAsia="Meiryo UI" w:cs="Meiryo UI" w:hint="default"/>
+        <w:rFonts w:ascii="Meiryo UI" w:eastAsia="Meiryo UI" w:hAnsi="Meiryo UI" w:cs="Meiryo UI" w:hint="default"/>
       </w:rPr>
     </w:lvl>
     <w:lvl w:ilvl="7" w:tplc="0409000B" w:tentative="1">
@@ -20114,7 +19101,7 @@
         <w:ind w:left="3520" w:hanging="440"/>
       </w:pPr>
       <w:rPr>
-        <w:rFonts w:ascii="Meiryo UI" w:hAnsi="Meiryo UI" w:eastAsia="Meiryo UI" w:cs="Meiryo UI" w:hint="default"/>
+        <w:rFonts w:ascii="Meiryo UI" w:eastAsia="Meiryo UI" w:hAnsi="Meiryo UI" w:cs="Meiryo UI" w:hint="default"/>
       </w:rPr>
     </w:lvl>
     <w:lvl w:ilvl="8" w:tplc="0409000D" w:tentative="1">
@@ -20126,7 +19113,7 @@
         <w:ind w:left="3960" w:hanging="440"/>
       </w:pPr>
       <w:rPr>
-        <w:rFonts w:ascii="Meiryo UI" w:hAnsi="Meiryo UI" w:eastAsia="Meiryo UI" w:cs="Meiryo UI" w:hint="default"/>
+        <w:rFonts w:ascii="Meiryo UI" w:eastAsia="Meiryo UI" w:hAnsi="Meiryo UI" w:cs="Meiryo UI" w:hint="default"/>
       </w:rPr>
     </w:lvl>
   </w:abstractNum>
@@ -20143,7 +19130,7 @@
         <w:ind w:left="800" w:hanging="440"/>
       </w:pPr>
       <w:rPr>
-        <w:rFonts w:ascii="Meiryo UI" w:hAnsi="Meiryo UI" w:eastAsia="Meiryo UI" w:cs="Meiryo UI" w:hint="default"/>
+        <w:rFonts w:ascii="Meiryo UI" w:eastAsia="Meiryo UI" w:hAnsi="Meiryo UI" w:cs="Meiryo UI" w:hint="default"/>
         <w:u w:val="none"/>
       </w:rPr>
     </w:lvl>
@@ -20370,7 +19357,7 @@
         <w:ind w:left="680" w:hanging="440"/>
       </w:pPr>
       <w:rPr>
-        <w:rFonts w:ascii="Meiryo UI" w:hAnsi="Meiryo UI" w:eastAsia="Meiryo UI" w:cs="Meiryo UI" w:hint="default"/>
+        <w:rFonts w:ascii="Meiryo UI" w:eastAsia="Meiryo UI" w:hAnsi="Meiryo UI" w:cs="Meiryo UI" w:hint="default"/>
       </w:rPr>
     </w:lvl>
     <w:lvl w:ilvl="1" w:tplc="0409000B" w:tentative="1">
@@ -20382,7 +19369,7 @@
         <w:ind w:left="1120" w:hanging="440"/>
       </w:pPr>
       <w:rPr>
-        <w:rFonts w:ascii="Meiryo UI" w:hAnsi="Meiryo UI" w:eastAsia="Meiryo UI" w:cs="Meiryo UI" w:hint="default"/>
+        <w:rFonts w:ascii="Meiryo UI" w:eastAsia="Meiryo UI" w:hAnsi="Meiryo UI" w:cs="Meiryo UI" w:hint="default"/>
       </w:rPr>
     </w:lvl>
     <w:lvl w:ilvl="2" w:tplc="0409000D" w:tentative="1">
@@ -20394,7 +19381,7 @@
         <w:ind w:left="1560" w:hanging="440"/>
       </w:pPr>
       <w:rPr>
-        <w:rFonts w:ascii="Meiryo UI" w:hAnsi="Meiryo UI" w:eastAsia="Meiryo UI" w:cs="Meiryo UI" w:hint="default"/>
+        <w:rFonts w:ascii="Meiryo UI" w:eastAsia="Meiryo UI" w:hAnsi="Meiryo UI" w:cs="Meiryo UI" w:hint="default"/>
       </w:rPr>
     </w:lvl>
     <w:lvl w:ilvl="3" w:tplc="04090001" w:tentative="1">
@@ -20406,7 +19393,7 @@
         <w:ind w:left="2000" w:hanging="440"/>
       </w:pPr>
       <w:rPr>
-        <w:rFonts w:ascii="Meiryo UI" w:hAnsi="Meiryo UI" w:eastAsia="Meiryo UI" w:cs="Meiryo UI" w:hint="default"/>
+        <w:rFonts w:ascii="Meiryo UI" w:eastAsia="Meiryo UI" w:hAnsi="Meiryo UI" w:cs="Meiryo UI" w:hint="default"/>
       </w:rPr>
     </w:lvl>
     <w:lvl w:ilvl="4" w:tplc="0409000B" w:tentative="1">
@@ -20418,7 +19405,7 @@
         <w:ind w:left="2440" w:hanging="440"/>
       </w:pPr>
       <w:rPr>
-        <w:rFonts w:ascii="Meiryo UI" w:hAnsi="Meiryo UI" w:eastAsia="Meiryo UI" w:cs="Meiryo UI" w:hint="default"/>
+        <w:rFonts w:ascii="Meiryo UI" w:eastAsia="Meiryo UI" w:hAnsi="Meiryo UI" w:cs="Meiryo UI" w:hint="default"/>
       </w:rPr>
     </w:lvl>
     <w:lvl w:ilvl="5" w:tplc="0409000D" w:tentative="1">
@@ -20430,7 +19417,7 @@
         <w:ind w:left="2880" w:hanging="440"/>
       </w:pPr>
       <w:rPr>
-        <w:rFonts w:ascii="Meiryo UI" w:hAnsi="Meiryo UI" w:eastAsia="Meiryo UI" w:cs="Meiryo UI" w:hint="default"/>
+        <w:rFonts w:ascii="Meiryo UI" w:eastAsia="Meiryo UI" w:hAnsi="Meiryo UI" w:cs="Meiryo UI" w:hint="default"/>
       </w:rPr>
     </w:lvl>
     <w:lvl w:ilvl="6" w:tplc="04090001" w:tentative="1">
@@ -20442,7 +19429,7 @@
         <w:ind w:left="3320" w:hanging="440"/>
       </w:pPr>
       <w:rPr>
-        <w:rFonts w:ascii="Meiryo UI" w:hAnsi="Meiryo UI" w:eastAsia="Meiryo UI" w:cs="Meiryo UI" w:hint="default"/>
+        <w:rFonts w:ascii="Meiryo UI" w:eastAsia="Meiryo UI" w:hAnsi="Meiryo UI" w:cs="Meiryo UI" w:hint="default"/>
       </w:rPr>
     </w:lvl>
     <w:lvl w:ilvl="7" w:tplc="0409000B" w:tentative="1">
@@ -20454,7 +19441,7 @@
         <w:ind w:left="3760" w:hanging="440"/>
       </w:pPr>
       <w:rPr>
-        <w:rFonts w:ascii="Meiryo UI" w:hAnsi="Meiryo UI" w:eastAsia="Meiryo UI" w:cs="Meiryo UI" w:hint="default"/>
+        <w:rFonts w:ascii="Meiryo UI" w:eastAsia="Meiryo UI" w:hAnsi="Meiryo UI" w:cs="Meiryo UI" w:hint="default"/>
       </w:rPr>
     </w:lvl>
     <w:lvl w:ilvl="8" w:tplc="0409000D" w:tentative="1">
@@ -20466,7 +19453,7 @@
         <w:ind w:left="4200" w:hanging="440"/>
       </w:pPr>
       <w:rPr>
-        <w:rFonts w:ascii="Meiryo UI" w:hAnsi="Meiryo UI" w:eastAsia="Meiryo UI" w:cs="Meiryo UI" w:hint="default"/>
+        <w:rFonts w:ascii="Meiryo UI" w:eastAsia="Meiryo UI" w:hAnsi="Meiryo UI" w:cs="Meiryo UI" w:hint="default"/>
       </w:rPr>
     </w:lvl>
   </w:abstractNum>
@@ -20483,7 +19470,7 @@
         <w:ind w:left="800" w:hanging="440"/>
       </w:pPr>
       <w:rPr>
-        <w:rFonts w:ascii="Meiryo UI" w:hAnsi="Meiryo UI" w:eastAsia="Meiryo UI" w:cs="Meiryo UI" w:hint="default"/>
+        <w:rFonts w:ascii="Meiryo UI" w:eastAsia="Meiryo UI" w:hAnsi="Meiryo UI" w:cs="Meiryo UI" w:hint="default"/>
         <w:u w:val="none"/>
       </w:rPr>
     </w:lvl>
@@ -20496,7 +19483,7 @@
         <w:ind w:left="1520" w:hanging="440"/>
       </w:pPr>
       <w:rPr>
-        <w:rFonts w:ascii="Meiryo UI" w:hAnsi="Meiryo UI" w:eastAsia="Meiryo UI" w:cs="Meiryo UI" w:hint="default"/>
+        <w:rFonts w:ascii="Meiryo UI" w:eastAsia="Meiryo UI" w:hAnsi="Meiryo UI" w:cs="Meiryo UI" w:hint="default"/>
       </w:rPr>
     </w:lvl>
     <w:lvl w:ilvl="2">
@@ -20597,7 +19584,7 @@
         <w:ind w:left="440" w:hanging="440"/>
       </w:pPr>
       <w:rPr>
-        <w:rFonts w:ascii="Meiryo UI" w:hAnsi="Meiryo UI" w:eastAsia="Meiryo UI" w:cs="Meiryo UI" w:hint="default"/>
+        <w:rFonts w:ascii="Meiryo UI" w:eastAsia="Meiryo UI" w:hAnsi="Meiryo UI" w:cs="Meiryo UI" w:hint="default"/>
       </w:rPr>
     </w:lvl>
     <w:lvl w:ilvl="1" w:tplc="0409000B" w:tentative="1">
@@ -20609,7 +19596,7 @@
         <w:ind w:left="880" w:hanging="440"/>
       </w:pPr>
       <w:rPr>
-        <w:rFonts w:ascii="Meiryo UI" w:hAnsi="Meiryo UI" w:eastAsia="Meiryo UI" w:cs="Meiryo UI" w:hint="default"/>
+        <w:rFonts w:ascii="Meiryo UI" w:eastAsia="Meiryo UI" w:hAnsi="Meiryo UI" w:cs="Meiryo UI" w:hint="default"/>
       </w:rPr>
     </w:lvl>
     <w:lvl w:ilvl="2" w:tplc="0409000D" w:tentative="1">
@@ -20621,7 +19608,7 @@
         <w:ind w:left="1320" w:hanging="440"/>
       </w:pPr>
       <w:rPr>
-        <w:rFonts w:ascii="Meiryo UI" w:hAnsi="Meiryo UI" w:eastAsia="Meiryo UI" w:cs="Meiryo UI" w:hint="default"/>
+        <w:rFonts w:ascii="Meiryo UI" w:eastAsia="Meiryo UI" w:hAnsi="Meiryo UI" w:cs="Meiryo UI" w:hint="default"/>
       </w:rPr>
     </w:lvl>
     <w:lvl w:ilvl="3" w:tplc="04090001" w:tentative="1">
@@ -20633,7 +19620,7 @@
         <w:ind w:left="1760" w:hanging="440"/>
       </w:pPr>
       <w:rPr>
-        <w:rFonts w:ascii="Meiryo UI" w:hAnsi="Meiryo UI" w:eastAsia="Meiryo UI" w:cs="Meiryo UI" w:hint="default"/>
+        <w:rFonts w:ascii="Meiryo UI" w:eastAsia="Meiryo UI" w:hAnsi="Meiryo UI" w:cs="Meiryo UI" w:hint="default"/>
       </w:rPr>
     </w:lvl>
     <w:lvl w:ilvl="4" w:tplc="0409000B" w:tentative="1">
@@ -20645,7 +19632,7 @@
         <w:ind w:left="2200" w:hanging="440"/>
       </w:pPr>
       <w:rPr>
-        <w:rFonts w:ascii="Meiryo UI" w:hAnsi="Meiryo UI" w:eastAsia="Meiryo UI" w:cs="Meiryo UI" w:hint="default"/>
+        <w:rFonts w:ascii="Meiryo UI" w:eastAsia="Meiryo UI" w:hAnsi="Meiryo UI" w:cs="Meiryo UI" w:hint="default"/>
       </w:rPr>
     </w:lvl>
     <w:lvl w:ilvl="5" w:tplc="0409000D" w:tentative="1">
@@ -20657,7 +19644,7 @@
         <w:ind w:left="2640" w:hanging="440"/>
       </w:pPr>
       <w:rPr>
-        <w:rFonts w:ascii="Meiryo UI" w:hAnsi="Meiryo UI" w:eastAsia="Meiryo UI" w:cs="Meiryo UI" w:hint="default"/>
+        <w:rFonts w:ascii="Meiryo UI" w:eastAsia="Meiryo UI" w:hAnsi="Meiryo UI" w:cs="Meiryo UI" w:hint="default"/>
       </w:rPr>
     </w:lvl>
     <w:lvl w:ilvl="6" w:tplc="04090001" w:tentative="1">
@@ -20669,7 +19656,7 @@
         <w:ind w:left="3080" w:hanging="440"/>
       </w:pPr>
       <w:rPr>
-        <w:rFonts w:ascii="Meiryo UI" w:hAnsi="Meiryo UI" w:eastAsia="Meiryo UI" w:cs="Meiryo UI" w:hint="default"/>
+        <w:rFonts w:ascii="Meiryo UI" w:eastAsia="Meiryo UI" w:hAnsi="Meiryo UI" w:cs="Meiryo UI" w:hint="default"/>
       </w:rPr>
     </w:lvl>
     <w:lvl w:ilvl="7" w:tplc="0409000B" w:tentative="1">
@@ -20681,7 +19668,7 @@
         <w:ind w:left="3520" w:hanging="440"/>
       </w:pPr>
       <w:rPr>
-        <w:rFonts w:ascii="Meiryo UI" w:hAnsi="Meiryo UI" w:eastAsia="Meiryo UI" w:cs="Meiryo UI" w:hint="default"/>
+        <w:rFonts w:ascii="Meiryo UI" w:eastAsia="Meiryo UI" w:hAnsi="Meiryo UI" w:cs="Meiryo UI" w:hint="default"/>
       </w:rPr>
     </w:lvl>
     <w:lvl w:ilvl="8" w:tplc="0409000D" w:tentative="1">
@@ -20693,7 +19680,7 @@
         <w:ind w:left="3960" w:hanging="440"/>
       </w:pPr>
       <w:rPr>
-        <w:rFonts w:ascii="Meiryo UI" w:hAnsi="Meiryo UI" w:eastAsia="Meiryo UI" w:cs="Meiryo UI" w:hint="default"/>
+        <w:rFonts w:ascii="Meiryo UI" w:eastAsia="Meiryo UI" w:hAnsi="Meiryo UI" w:cs="Meiryo UI" w:hint="default"/>
       </w:rPr>
     </w:lvl>
   </w:abstractNum>
@@ -20710,7 +19697,7 @@
         <w:ind w:left="800" w:hanging="440"/>
       </w:pPr>
       <w:rPr>
-        <w:rFonts w:ascii="Meiryo UI" w:hAnsi="Meiryo UI" w:eastAsia="Meiryo UI" w:cs="Meiryo UI" w:hint="default"/>
+        <w:rFonts w:ascii="Meiryo UI" w:eastAsia="Meiryo UI" w:hAnsi="Meiryo UI" w:cs="Meiryo UI" w:hint="default"/>
         <w:u w:val="none"/>
       </w:rPr>
     </w:lvl>
@@ -20824,7 +19811,7 @@
         <w:ind w:left="440" w:hanging="440"/>
       </w:pPr>
       <w:rPr>
-        <w:rFonts w:ascii="Meiryo UI" w:hAnsi="Meiryo UI" w:eastAsia="Meiryo UI" w:cs="Meiryo UI" w:hint="default"/>
+        <w:rFonts w:ascii="Meiryo UI" w:eastAsia="Meiryo UI" w:hAnsi="Meiryo UI" w:cs="Meiryo UI" w:hint="default"/>
       </w:rPr>
     </w:lvl>
     <w:lvl w:ilvl="1" w:tplc="0409000B" w:tentative="1">
@@ -20836,7 +19823,7 @@
         <w:ind w:left="880" w:hanging="440"/>
       </w:pPr>
       <w:rPr>
-        <w:rFonts w:ascii="Meiryo UI" w:hAnsi="Meiryo UI" w:eastAsia="Meiryo UI" w:cs="Meiryo UI" w:hint="default"/>
+        <w:rFonts w:ascii="Meiryo UI" w:eastAsia="Meiryo UI" w:hAnsi="Meiryo UI" w:cs="Meiryo UI" w:hint="default"/>
       </w:rPr>
     </w:lvl>
     <w:lvl w:ilvl="2" w:tplc="0409000D" w:tentative="1">
@@ -20848,7 +19835,7 @@
         <w:ind w:left="1320" w:hanging="440"/>
       </w:pPr>
       <w:rPr>
-        <w:rFonts w:ascii="Meiryo UI" w:hAnsi="Meiryo UI" w:eastAsia="Meiryo UI" w:cs="Meiryo UI" w:hint="default"/>
+        <w:rFonts w:ascii="Meiryo UI" w:eastAsia="Meiryo UI" w:hAnsi="Meiryo UI" w:cs="Meiryo UI" w:hint="default"/>
       </w:rPr>
     </w:lvl>
     <w:lvl w:ilvl="3" w:tplc="04090001" w:tentative="1">
@@ -20860,7 +19847,7 @@
         <w:ind w:left="1760" w:hanging="440"/>
       </w:pPr>
       <w:rPr>
-        <w:rFonts w:ascii="Meiryo UI" w:hAnsi="Meiryo UI" w:eastAsia="Meiryo UI" w:cs="Meiryo UI" w:hint="default"/>
+        <w:rFonts w:ascii="Meiryo UI" w:eastAsia="Meiryo UI" w:hAnsi="Meiryo UI" w:cs="Meiryo UI" w:hint="default"/>
       </w:rPr>
     </w:lvl>
     <w:lvl w:ilvl="4" w:tplc="0409000B" w:tentative="1">
@@ -20872,7 +19859,7 @@
         <w:ind w:left="2200" w:hanging="440"/>
       </w:pPr>
       <w:rPr>
-        <w:rFonts w:ascii="Meiryo UI" w:hAnsi="Meiryo UI" w:eastAsia="Meiryo UI" w:cs="Meiryo UI" w:hint="default"/>
+        <w:rFonts w:ascii="Meiryo UI" w:eastAsia="Meiryo UI" w:hAnsi="Meiryo UI" w:cs="Meiryo UI" w:hint="default"/>
       </w:rPr>
     </w:lvl>
     <w:lvl w:ilvl="5" w:tplc="0409000D" w:tentative="1">
@@ -20884,7 +19871,7 @@
         <w:ind w:left="2640" w:hanging="440"/>
       </w:pPr>
       <w:rPr>
-        <w:rFonts w:ascii="Meiryo UI" w:hAnsi="Meiryo UI" w:eastAsia="Meiryo UI" w:cs="Meiryo UI" w:hint="default"/>
+        <w:rFonts w:ascii="Meiryo UI" w:eastAsia="Meiryo UI" w:hAnsi="Meiryo UI" w:cs="Meiryo UI" w:hint="default"/>
       </w:rPr>
     </w:lvl>
     <w:lvl w:ilvl="6" w:tplc="04090001" w:tentative="1">
@@ -20896,7 +19883,7 @@
         <w:ind w:left="3080" w:hanging="440"/>
       </w:pPr>
       <w:rPr>
-        <w:rFonts w:ascii="Meiryo UI" w:hAnsi="Meiryo UI" w:eastAsia="Meiryo UI" w:cs="Meiryo UI" w:hint="default"/>
+        <w:rFonts w:ascii="Meiryo UI" w:eastAsia="Meiryo UI" w:hAnsi="Meiryo UI" w:cs="Meiryo UI" w:hint="default"/>
       </w:rPr>
     </w:lvl>
     <w:lvl w:ilvl="7" w:tplc="0409000B" w:tentative="1">
@@ -20908,7 +19895,7 @@
         <w:ind w:left="3520" w:hanging="440"/>
       </w:pPr>
       <w:rPr>
-        <w:rFonts w:ascii="Meiryo UI" w:hAnsi="Meiryo UI" w:eastAsia="Meiryo UI" w:cs="Meiryo UI" w:hint="default"/>
+        <w:rFonts w:ascii="Meiryo UI" w:eastAsia="Meiryo UI" w:hAnsi="Meiryo UI" w:cs="Meiryo UI" w:hint="default"/>
       </w:rPr>
     </w:lvl>
     <w:lvl w:ilvl="8" w:tplc="0409000D" w:tentative="1">
@@ -20920,7 +19907,7 @@
         <w:ind w:left="3960" w:hanging="440"/>
       </w:pPr>
       <w:rPr>
-        <w:rFonts w:ascii="Meiryo UI" w:hAnsi="Meiryo UI" w:eastAsia="Meiryo UI" w:cs="Meiryo UI" w:hint="default"/>
+        <w:rFonts w:ascii="Meiryo UI" w:eastAsia="Meiryo UI" w:hAnsi="Meiryo UI" w:cs="Meiryo UI" w:hint="default"/>
       </w:rPr>
     </w:lvl>
   </w:abstractNum>
@@ -21024,7 +20011,7 @@
         <w:ind w:left="800" w:hanging="440"/>
       </w:pPr>
       <w:rPr>
-        <w:rFonts w:ascii="Meiryo UI" w:hAnsi="Meiryo UI" w:eastAsia="Meiryo UI" w:cs="Meiryo UI" w:hint="default"/>
+        <w:rFonts w:ascii="Meiryo UI" w:eastAsia="Meiryo UI" w:hAnsi="Meiryo UI" w:cs="Meiryo UI" w:hint="default"/>
         <w:u w:val="none"/>
       </w:rPr>
     </w:lvl>
@@ -21037,7 +20024,7 @@
         <w:ind w:left="1520" w:hanging="440"/>
       </w:pPr>
       <w:rPr>
-        <w:rFonts w:ascii="Meiryo UI" w:hAnsi="Meiryo UI" w:eastAsia="Meiryo UI" w:cs="Meiryo UI" w:hint="default"/>
+        <w:rFonts w:ascii="Meiryo UI" w:eastAsia="Meiryo UI" w:hAnsi="Meiryo UI" w:cs="Meiryo UI" w:hint="default"/>
       </w:rPr>
     </w:lvl>
     <w:lvl w:ilvl="2">
@@ -21141,7 +20128,7 @@
         <w:ind w:left="720" w:hanging="360"/>
       </w:pPr>
       <w:rPr>
-        <w:rFonts w:ascii="Meiryo UI" w:hAnsi="Meiryo UI" w:eastAsia="Meiryo UI" w:cs="Meiryo UI" w:hint="default"/>
+        <w:rFonts w:ascii="Meiryo UI" w:eastAsia="Meiryo UI" w:hAnsi="Meiryo UI" w:cs="Meiryo UI" w:hint="default"/>
         <w:sz w:val="20"/>
       </w:rPr>
     </w:lvl>
@@ -21173,7 +20160,7 @@
         <w:ind w:left="2160" w:hanging="360"/>
       </w:pPr>
       <w:rPr>
-        <w:rFonts w:ascii="Meiryo UI" w:hAnsi="Meiryo UI" w:eastAsia="Meiryo UI" w:cs="Meiryo UI" w:hint="default"/>
+        <w:rFonts w:ascii="Meiryo UI" w:eastAsia="Meiryo UI" w:hAnsi="Meiryo UI" w:cs="Meiryo UI" w:hint="default"/>
         <w:sz w:val="20"/>
       </w:rPr>
     </w:lvl>
@@ -21189,7 +20176,7 @@
         <w:ind w:left="2880" w:hanging="360"/>
       </w:pPr>
       <w:rPr>
-        <w:rFonts w:ascii="Meiryo UI" w:hAnsi="Meiryo UI" w:eastAsia="Meiryo UI" w:cs="Meiryo UI" w:hint="default"/>
+        <w:rFonts w:ascii="Meiryo UI" w:eastAsia="Meiryo UI" w:hAnsi="Meiryo UI" w:cs="Meiryo UI" w:hint="default"/>
         <w:sz w:val="20"/>
       </w:rPr>
     </w:lvl>
@@ -21205,7 +20192,7 @@
         <w:ind w:left="3600" w:hanging="360"/>
       </w:pPr>
       <w:rPr>
-        <w:rFonts w:ascii="Meiryo UI" w:hAnsi="Meiryo UI" w:eastAsia="Meiryo UI" w:cs="Meiryo UI" w:hint="default"/>
+        <w:rFonts w:ascii="Meiryo UI" w:eastAsia="Meiryo UI" w:hAnsi="Meiryo UI" w:cs="Meiryo UI" w:hint="default"/>
         <w:sz w:val="20"/>
       </w:rPr>
     </w:lvl>
@@ -21221,7 +20208,7 @@
         <w:ind w:left="4320" w:hanging="360"/>
       </w:pPr>
       <w:rPr>
-        <w:rFonts w:ascii="Meiryo UI" w:hAnsi="Meiryo UI" w:eastAsia="Meiryo UI" w:cs="Meiryo UI" w:hint="default"/>
+        <w:rFonts w:ascii="Meiryo UI" w:eastAsia="Meiryo UI" w:hAnsi="Meiryo UI" w:cs="Meiryo UI" w:hint="default"/>
         <w:sz w:val="20"/>
       </w:rPr>
     </w:lvl>
@@ -21237,7 +20224,7 @@
         <w:ind w:left="5040" w:hanging="360"/>
       </w:pPr>
       <w:rPr>
-        <w:rFonts w:ascii="Meiryo UI" w:hAnsi="Meiryo UI" w:eastAsia="Meiryo UI" w:cs="Meiryo UI" w:hint="default"/>
+        <w:rFonts w:ascii="Meiryo UI" w:eastAsia="Meiryo UI" w:hAnsi="Meiryo UI" w:cs="Meiryo UI" w:hint="default"/>
         <w:sz w:val="20"/>
       </w:rPr>
     </w:lvl>
@@ -21253,7 +20240,7 @@
         <w:ind w:left="5760" w:hanging="360"/>
       </w:pPr>
       <w:rPr>
-        <w:rFonts w:ascii="Meiryo UI" w:hAnsi="Meiryo UI" w:eastAsia="Meiryo UI" w:cs="Meiryo UI" w:hint="default"/>
+        <w:rFonts w:ascii="Meiryo UI" w:eastAsia="Meiryo UI" w:hAnsi="Meiryo UI" w:cs="Meiryo UI" w:hint="default"/>
         <w:sz w:val="20"/>
       </w:rPr>
     </w:lvl>
@@ -21269,7 +20256,7 @@
         <w:ind w:left="6480" w:hanging="360"/>
       </w:pPr>
       <w:rPr>
-        <w:rFonts w:ascii="Meiryo UI" w:hAnsi="Meiryo UI" w:eastAsia="Meiryo UI" w:cs="Meiryo UI" w:hint="default"/>
+        <w:rFonts w:ascii="Meiryo UI" w:eastAsia="Meiryo UI" w:hAnsi="Meiryo UI" w:cs="Meiryo UI" w:hint="default"/>
         <w:sz w:val="20"/>
       </w:rPr>
     </w:lvl>
@@ -21287,7 +20274,7 @@
         <w:ind w:left="440" w:hanging="440"/>
       </w:pPr>
       <w:rPr>
-        <w:rFonts w:ascii="Meiryo UI" w:hAnsi="Meiryo UI" w:eastAsia="Meiryo UI" w:cs="Meiryo UI" w:hint="default"/>
+        <w:rFonts w:ascii="Meiryo UI" w:eastAsia="Meiryo UI" w:hAnsi="Meiryo UI" w:cs="Meiryo UI" w:hint="default"/>
       </w:rPr>
     </w:lvl>
     <w:lvl w:ilvl="1" w:tplc="0409000B" w:tentative="1">
@@ -21299,7 +20286,7 @@
         <w:ind w:left="880" w:hanging="440"/>
       </w:pPr>
       <w:rPr>
-        <w:rFonts w:ascii="Meiryo UI" w:hAnsi="Meiryo UI" w:eastAsia="Meiryo UI" w:cs="Meiryo UI" w:hint="default"/>
+        <w:rFonts w:ascii="Meiryo UI" w:eastAsia="Meiryo UI" w:hAnsi="Meiryo UI" w:cs="Meiryo UI" w:hint="default"/>
       </w:rPr>
     </w:lvl>
     <w:lvl w:ilvl="2" w:tplc="0409000D" w:tentative="1">
@@ -21311,7 +20298,7 @@
         <w:ind w:left="1320" w:hanging="440"/>
       </w:pPr>
       <w:rPr>
-        <w:rFonts w:ascii="Meiryo UI" w:hAnsi="Meiryo UI" w:eastAsia="Meiryo UI" w:cs="Meiryo UI" w:hint="default"/>
+        <w:rFonts w:ascii="Meiryo UI" w:eastAsia="Meiryo UI" w:hAnsi="Meiryo UI" w:cs="Meiryo UI" w:hint="default"/>
       </w:rPr>
     </w:lvl>
     <w:lvl w:ilvl="3" w:tplc="04090001" w:tentative="1">
@@ -21323,7 +20310,7 @@
         <w:ind w:left="1760" w:hanging="440"/>
       </w:pPr>
       <w:rPr>
-        <w:rFonts w:ascii="Meiryo UI" w:hAnsi="Meiryo UI" w:eastAsia="Meiryo UI" w:cs="Meiryo UI" w:hint="default"/>
+        <w:rFonts w:ascii="Meiryo UI" w:eastAsia="Meiryo UI" w:hAnsi="Meiryo UI" w:cs="Meiryo UI" w:hint="default"/>
       </w:rPr>
     </w:lvl>
     <w:lvl w:ilvl="4" w:tplc="0409000B" w:tentative="1">
@@ -21335,7 +20322,7 @@
         <w:ind w:left="2200" w:hanging="440"/>
       </w:pPr>
       <w:rPr>
-        <w:rFonts w:ascii="Meiryo UI" w:hAnsi="Meiryo UI" w:eastAsia="Meiryo UI" w:cs="Meiryo UI" w:hint="default"/>
+        <w:rFonts w:ascii="Meiryo UI" w:eastAsia="Meiryo UI" w:hAnsi="Meiryo UI" w:cs="Meiryo UI" w:hint="default"/>
       </w:rPr>
     </w:lvl>
     <w:lvl w:ilvl="5" w:tplc="0409000D" w:tentative="1">
@@ -21347,7 +20334,7 @@
         <w:ind w:left="2640" w:hanging="440"/>
       </w:pPr>
       <w:rPr>
-        <w:rFonts w:ascii="Meiryo UI" w:hAnsi="Meiryo UI" w:eastAsia="Meiryo UI" w:cs="Meiryo UI" w:hint="default"/>
+        <w:rFonts w:ascii="Meiryo UI" w:eastAsia="Meiryo UI" w:hAnsi="Meiryo UI" w:cs="Meiryo UI" w:hint="default"/>
       </w:rPr>
     </w:lvl>
     <w:lvl w:ilvl="6" w:tplc="04090001" w:tentative="1">
@@ -21359,7 +20346,7 @@
         <w:ind w:left="3080" w:hanging="440"/>
       </w:pPr>
       <w:rPr>
-        <w:rFonts w:ascii="Meiryo UI" w:hAnsi="Meiryo UI" w:eastAsia="Meiryo UI" w:cs="Meiryo UI" w:hint="default"/>
+        <w:rFonts w:ascii="Meiryo UI" w:eastAsia="Meiryo UI" w:hAnsi="Meiryo UI" w:cs="Meiryo UI" w:hint="default"/>
       </w:rPr>
     </w:lvl>
     <w:lvl w:ilvl="7" w:tplc="0409000B" w:tentative="1">
@@ -21371,7 +20358,7 @@
         <w:ind w:left="3520" w:hanging="440"/>
       </w:pPr>
       <w:rPr>
-        <w:rFonts w:ascii="Meiryo UI" w:hAnsi="Meiryo UI" w:eastAsia="Meiryo UI" w:cs="Meiryo UI" w:hint="default"/>
+        <w:rFonts w:ascii="Meiryo UI" w:eastAsia="Meiryo UI" w:hAnsi="Meiryo UI" w:cs="Meiryo UI" w:hint="default"/>
       </w:rPr>
     </w:lvl>
     <w:lvl w:ilvl="8" w:tplc="0409000D" w:tentative="1">
@@ -21383,7 +20370,7 @@
         <w:ind w:left="3960" w:hanging="440"/>
       </w:pPr>
       <w:rPr>
-        <w:rFonts w:ascii="Meiryo UI" w:hAnsi="Meiryo UI" w:eastAsia="Meiryo UI" w:cs="Meiryo UI" w:hint="default"/>
+        <w:rFonts w:ascii="Meiryo UI" w:eastAsia="Meiryo UI" w:hAnsi="Meiryo UI" w:cs="Meiryo UI" w:hint="default"/>
       </w:rPr>
     </w:lvl>
   </w:abstractNum>
@@ -21487,7 +20474,7 @@
         <w:ind w:left="440" w:hanging="440"/>
       </w:pPr>
       <w:rPr>
-        <w:rFonts w:ascii="Meiryo UI" w:hAnsi="Meiryo UI" w:eastAsia="Meiryo UI" w:cs="Meiryo UI" w:hint="default"/>
+        <w:rFonts w:ascii="Meiryo UI" w:eastAsia="Meiryo UI" w:hAnsi="Meiryo UI" w:cs="Meiryo UI" w:hint="default"/>
       </w:rPr>
     </w:lvl>
     <w:lvl w:ilvl="1">
@@ -21499,7 +20486,7 @@
         <w:ind w:left="1520" w:hanging="440"/>
       </w:pPr>
       <w:rPr>
-        <w:rFonts w:ascii="Meiryo UI" w:hAnsi="Meiryo UI" w:eastAsia="Meiryo UI" w:cs="Meiryo UI" w:hint="default"/>
+        <w:rFonts w:ascii="Meiryo UI" w:eastAsia="Meiryo UI" w:hAnsi="Meiryo UI" w:cs="Meiryo UI" w:hint="default"/>
       </w:rPr>
     </w:lvl>
     <w:lvl w:ilvl="2" w:tentative="1">
@@ -21600,7 +20587,7 @@
         <w:ind w:left="800" w:hanging="440"/>
       </w:pPr>
       <w:rPr>
-        <w:rFonts w:ascii="Meiryo UI" w:hAnsi="Meiryo UI" w:eastAsia="Meiryo UI" w:cs="Meiryo UI" w:hint="default"/>
+        <w:rFonts w:ascii="Meiryo UI" w:eastAsia="Meiryo UI" w:hAnsi="Meiryo UI" w:cs="Meiryo UI" w:hint="default"/>
         <w:u w:val="none"/>
       </w:rPr>
     </w:lvl>
@@ -21714,7 +20701,7 @@
         <w:ind w:left="440" w:hanging="440"/>
       </w:pPr>
       <w:rPr>
-        <w:rFonts w:ascii="Meiryo UI" w:hAnsi="Meiryo UI" w:eastAsia="Meiryo UI" w:cs="Meiryo UI" w:hint="default"/>
+        <w:rFonts w:ascii="Meiryo UI" w:eastAsia="Meiryo UI" w:hAnsi="Meiryo UI" w:cs="Meiryo UI" w:hint="default"/>
       </w:rPr>
     </w:lvl>
     <w:lvl w:ilvl="1" w:tplc="0409000B" w:tentative="1">
@@ -21726,7 +20713,7 @@
         <w:ind w:left="880" w:hanging="440"/>
       </w:pPr>
       <w:rPr>
-        <w:rFonts w:ascii="Meiryo UI" w:hAnsi="Meiryo UI" w:eastAsia="Meiryo UI" w:cs="Meiryo UI" w:hint="default"/>
+        <w:rFonts w:ascii="Meiryo UI" w:eastAsia="Meiryo UI" w:hAnsi="Meiryo UI" w:cs="Meiryo UI" w:hint="default"/>
       </w:rPr>
     </w:lvl>
     <w:lvl w:ilvl="2" w:tplc="0409000D" w:tentative="1">
@@ -21738,7 +20725,7 @@
         <w:ind w:left="1320" w:hanging="440"/>
       </w:pPr>
       <w:rPr>
-        <w:rFonts w:ascii="Meiryo UI" w:hAnsi="Meiryo UI" w:eastAsia="Meiryo UI" w:cs="Meiryo UI" w:hint="default"/>
+        <w:rFonts w:ascii="Meiryo UI" w:eastAsia="Meiryo UI" w:hAnsi="Meiryo UI" w:cs="Meiryo UI" w:hint="default"/>
       </w:rPr>
     </w:lvl>
     <w:lvl w:ilvl="3" w:tplc="04090001" w:tentative="1">
@@ -21750,7 +20737,7 @@
         <w:ind w:left="1760" w:hanging="440"/>
       </w:pPr>
       <w:rPr>
-        <w:rFonts w:ascii="Meiryo UI" w:hAnsi="Meiryo UI" w:eastAsia="Meiryo UI" w:cs="Meiryo UI" w:hint="default"/>
+        <w:rFonts w:ascii="Meiryo UI" w:eastAsia="Meiryo UI" w:hAnsi="Meiryo UI" w:cs="Meiryo UI" w:hint="default"/>
       </w:rPr>
     </w:lvl>
     <w:lvl w:ilvl="4" w:tplc="0409000B" w:tentative="1">
@@ -21762,7 +20749,7 @@
         <w:ind w:left="2200" w:hanging="440"/>
       </w:pPr>
       <w:rPr>
-        <w:rFonts w:ascii="Meiryo UI" w:hAnsi="Meiryo UI" w:eastAsia="Meiryo UI" w:cs="Meiryo UI" w:hint="default"/>
+        <w:rFonts w:ascii="Meiryo UI" w:eastAsia="Meiryo UI" w:hAnsi="Meiryo UI" w:cs="Meiryo UI" w:hint="default"/>
       </w:rPr>
     </w:lvl>
     <w:lvl w:ilvl="5" w:tplc="0409000D" w:tentative="1">
@@ -21774,7 +20761,7 @@
         <w:ind w:left="2640" w:hanging="440"/>
       </w:pPr>
       <w:rPr>
-        <w:rFonts w:ascii="Meiryo UI" w:hAnsi="Meiryo UI" w:eastAsia="Meiryo UI" w:cs="Meiryo UI" w:hint="default"/>
+        <w:rFonts w:ascii="Meiryo UI" w:eastAsia="Meiryo UI" w:hAnsi="Meiryo UI" w:cs="Meiryo UI" w:hint="default"/>
       </w:rPr>
     </w:lvl>
     <w:lvl w:ilvl="6" w:tplc="04090001" w:tentative="1">
@@ -21786,7 +20773,7 @@
         <w:ind w:left="3080" w:hanging="440"/>
       </w:pPr>
       <w:rPr>
-        <w:rFonts w:ascii="Meiryo UI" w:hAnsi="Meiryo UI" w:eastAsia="Meiryo UI" w:cs="Meiryo UI" w:hint="default"/>
+        <w:rFonts w:ascii="Meiryo UI" w:eastAsia="Meiryo UI" w:hAnsi="Meiryo UI" w:cs="Meiryo UI" w:hint="default"/>
       </w:rPr>
     </w:lvl>
     <w:lvl w:ilvl="7" w:tplc="0409000B" w:tentative="1">
@@ -21798,7 +20785,7 @@
         <w:ind w:left="3520" w:hanging="440"/>
       </w:pPr>
       <w:rPr>
-        <w:rFonts w:ascii="Meiryo UI" w:hAnsi="Meiryo UI" w:eastAsia="Meiryo UI" w:cs="Meiryo UI" w:hint="default"/>
+        <w:rFonts w:ascii="Meiryo UI" w:eastAsia="Meiryo UI" w:hAnsi="Meiryo UI" w:cs="Meiryo UI" w:hint="default"/>
       </w:rPr>
     </w:lvl>
     <w:lvl w:ilvl="8" w:tplc="0409000D" w:tentative="1">
@@ -21810,7 +20797,7 @@
         <w:ind w:left="3960" w:hanging="440"/>
       </w:pPr>
       <w:rPr>
-        <w:rFonts w:ascii="Meiryo UI" w:hAnsi="Meiryo UI" w:eastAsia="Meiryo UI" w:cs="Meiryo UI" w:hint="default"/>
+        <w:rFonts w:ascii="Meiryo UI" w:eastAsia="Meiryo UI" w:hAnsi="Meiryo UI" w:cs="Meiryo UI" w:hint="default"/>
       </w:rPr>
     </w:lvl>
   </w:abstractNum>
@@ -21827,7 +20814,7 @@
         <w:ind w:left="800" w:hanging="440"/>
       </w:pPr>
       <w:rPr>
-        <w:rFonts w:ascii="Meiryo UI" w:hAnsi="Meiryo UI" w:eastAsia="Meiryo UI" w:cs="Meiryo UI" w:hint="default"/>
+        <w:rFonts w:ascii="Meiryo UI" w:eastAsia="Meiryo UI" w:hAnsi="Meiryo UI" w:cs="Meiryo UI" w:hint="default"/>
         <w:u w:val="none"/>
       </w:rPr>
     </w:lvl>
@@ -21941,7 +20928,7 @@
         <w:ind w:left="440" w:hanging="440"/>
       </w:pPr>
       <w:rPr>
-        <w:rFonts w:ascii="Meiryo UI" w:hAnsi="Meiryo UI" w:eastAsia="Meiryo UI" w:cs="Meiryo UI" w:hint="default"/>
+        <w:rFonts w:ascii="Meiryo UI" w:eastAsia="Meiryo UI" w:hAnsi="Meiryo UI" w:cs="Meiryo UI" w:hint="default"/>
       </w:rPr>
     </w:lvl>
     <w:lvl w:ilvl="1" w:tplc="0409000B" w:tentative="1">
@@ -21953,7 +20940,7 @@
         <w:ind w:left="880" w:hanging="440"/>
       </w:pPr>
       <w:rPr>
-        <w:rFonts w:ascii="Meiryo UI" w:hAnsi="Meiryo UI" w:eastAsia="Meiryo UI" w:cs="Meiryo UI" w:hint="default"/>
+        <w:rFonts w:ascii="Meiryo UI" w:eastAsia="Meiryo UI" w:hAnsi="Meiryo UI" w:cs="Meiryo UI" w:hint="default"/>
       </w:rPr>
     </w:lvl>
     <w:lvl w:ilvl="2" w:tplc="0409000D" w:tentative="1">
@@ -21965,7 +20952,7 @@
         <w:ind w:left="1320" w:hanging="440"/>
       </w:pPr>
       <w:rPr>
-        <w:rFonts w:ascii="Meiryo UI" w:hAnsi="Meiryo UI" w:eastAsia="Meiryo UI" w:cs="Meiryo UI" w:hint="default"/>
+        <w:rFonts w:ascii="Meiryo UI" w:eastAsia="Meiryo UI" w:hAnsi="Meiryo UI" w:cs="Meiryo UI" w:hint="default"/>
       </w:rPr>
     </w:lvl>
     <w:lvl w:ilvl="3" w:tplc="04090001" w:tentative="1">
@@ -21977,7 +20964,7 @@
         <w:ind w:left="1760" w:hanging="440"/>
       </w:pPr>
       <w:rPr>
-        <w:rFonts w:ascii="Meiryo UI" w:hAnsi="Meiryo UI" w:eastAsia="Meiryo UI" w:cs="Meiryo UI" w:hint="default"/>
+        <w:rFonts w:ascii="Meiryo UI" w:eastAsia="Meiryo UI" w:hAnsi="Meiryo UI" w:cs="Meiryo UI" w:hint="default"/>
       </w:rPr>
     </w:lvl>
     <w:lvl w:ilvl="4" w:tplc="0409000B" w:tentative="1">
@@ -21989,7 +20976,7 @@
         <w:ind w:left="2200" w:hanging="440"/>
       </w:pPr>
       <w:rPr>
-        <w:rFonts w:ascii="Meiryo UI" w:hAnsi="Meiryo UI" w:eastAsia="Meiryo UI" w:cs="Meiryo UI" w:hint="default"/>
+        <w:rFonts w:ascii="Meiryo UI" w:eastAsia="Meiryo UI" w:hAnsi="Meiryo UI" w:cs="Meiryo UI" w:hint="default"/>
       </w:rPr>
     </w:lvl>
     <w:lvl w:ilvl="5" w:tplc="0409000D" w:tentative="1">
@@ -22001,7 +20988,7 @@
         <w:ind w:left="2640" w:hanging="440"/>
       </w:pPr>
       <w:rPr>
-        <w:rFonts w:ascii="Meiryo UI" w:hAnsi="Meiryo UI" w:eastAsia="Meiryo UI" w:cs="Meiryo UI" w:hint="default"/>
+        <w:rFonts w:ascii="Meiryo UI" w:eastAsia="Meiryo UI" w:hAnsi="Meiryo UI" w:cs="Meiryo UI" w:hint="default"/>
       </w:rPr>
     </w:lvl>
     <w:lvl w:ilvl="6" w:tplc="04090001" w:tentative="1">
@@ -22013,7 +21000,7 @@
         <w:ind w:left="3080" w:hanging="440"/>
       </w:pPr>
       <w:rPr>
-        <w:rFonts w:ascii="Meiryo UI" w:hAnsi="Meiryo UI" w:eastAsia="Meiryo UI" w:cs="Meiryo UI" w:hint="default"/>
+        <w:rFonts w:ascii="Meiryo UI" w:eastAsia="Meiryo UI" w:hAnsi="Meiryo UI" w:cs="Meiryo UI" w:hint="default"/>
       </w:rPr>
     </w:lvl>
     <w:lvl w:ilvl="7" w:tplc="0409000B" w:tentative="1">
@@ -22025,7 +21012,7 @@
         <w:ind w:left="3520" w:hanging="440"/>
       </w:pPr>
       <w:rPr>
-        <w:rFonts w:ascii="Meiryo UI" w:hAnsi="Meiryo UI" w:eastAsia="Meiryo UI" w:cs="Meiryo UI" w:hint="default"/>
+        <w:rFonts w:ascii="Meiryo UI" w:eastAsia="Meiryo UI" w:hAnsi="Meiryo UI" w:cs="Meiryo UI" w:hint="default"/>
       </w:rPr>
     </w:lvl>
     <w:lvl w:ilvl="8" w:tplc="0409000D" w:tentative="1">
@@ -22037,7 +21024,7 @@
         <w:ind w:left="3960" w:hanging="440"/>
       </w:pPr>
       <w:rPr>
-        <w:rFonts w:ascii="Meiryo UI" w:hAnsi="Meiryo UI" w:eastAsia="Meiryo UI" w:cs="Meiryo UI" w:hint="default"/>
+        <w:rFonts w:ascii="Meiryo UI" w:eastAsia="Meiryo UI" w:hAnsi="Meiryo UI" w:cs="Meiryo UI" w:hint="default"/>
       </w:rPr>
     </w:lvl>
   </w:abstractNum>
@@ -22054,7 +21041,7 @@
         <w:ind w:left="800" w:hanging="440"/>
       </w:pPr>
       <w:rPr>
-        <w:rFonts w:ascii="Meiryo UI" w:hAnsi="Meiryo UI" w:eastAsia="Meiryo UI" w:cs="Meiryo UI" w:hint="default"/>
+        <w:rFonts w:ascii="Meiryo UI" w:eastAsia="Meiryo UI" w:hAnsi="Meiryo UI" w:cs="Meiryo UI" w:hint="default"/>
         <w:u w:val="none"/>
       </w:rPr>
     </w:lvl>
@@ -22067,7 +21054,7 @@
         <w:ind w:left="1520" w:hanging="440"/>
       </w:pPr>
       <w:rPr>
-        <w:rFonts w:ascii="Meiryo UI" w:hAnsi="Meiryo UI" w:eastAsia="Meiryo UI" w:cs="Meiryo UI" w:hint="default"/>
+        <w:rFonts w:ascii="Meiryo UI" w:eastAsia="Meiryo UI" w:hAnsi="Meiryo UI" w:cs="Meiryo UI" w:hint="default"/>
       </w:rPr>
     </w:lvl>
     <w:lvl w:ilvl="2">
@@ -22180,7 +21167,7 @@
         <w:ind w:left="1520" w:hanging="440"/>
       </w:pPr>
       <w:rPr>
-        <w:rFonts w:ascii="Meiryo UI" w:hAnsi="Meiryo UI" w:eastAsia="Meiryo UI" w:cs="Meiryo UI" w:hint="default"/>
+        <w:rFonts w:ascii="Meiryo UI" w:eastAsia="Meiryo UI" w:hAnsi="Meiryo UI" w:cs="Meiryo UI" w:hint="default"/>
       </w:rPr>
     </w:lvl>
     <w:lvl w:ilvl="2" w:tentative="1">
@@ -22281,7 +21268,7 @@
         <w:ind w:left="800" w:hanging="440"/>
       </w:pPr>
       <w:rPr>
-        <w:rFonts w:ascii="Meiryo UI" w:hAnsi="Meiryo UI" w:eastAsia="Meiryo UI" w:cs="Meiryo UI" w:hint="default"/>
+        <w:rFonts w:ascii="Meiryo UI" w:eastAsia="Meiryo UI" w:hAnsi="Meiryo UI" w:cs="Meiryo UI" w:hint="default"/>
         <w:u w:val="none"/>
       </w:rPr>
     </w:lvl>
@@ -22395,7 +21382,7 @@
         <w:ind w:left="680" w:hanging="440"/>
       </w:pPr>
       <w:rPr>
-        <w:rFonts w:ascii="Meiryo UI" w:hAnsi="Meiryo UI" w:eastAsia="Meiryo UI" w:cs="Meiryo UI" w:hint="default"/>
+        <w:rFonts w:ascii="Meiryo UI" w:eastAsia="Meiryo UI" w:hAnsi="Meiryo UI" w:cs="Meiryo UI" w:hint="default"/>
       </w:rPr>
     </w:lvl>
     <w:lvl w:ilvl="1" w:tplc="0409000B" w:tentative="1">
@@ -22407,7 +21394,7 @@
         <w:ind w:left="1120" w:hanging="440"/>
       </w:pPr>
       <w:rPr>
-        <w:rFonts w:ascii="Meiryo UI" w:hAnsi="Meiryo UI" w:eastAsia="Meiryo UI" w:cs="Meiryo UI" w:hint="default"/>
+        <w:rFonts w:ascii="Meiryo UI" w:eastAsia="Meiryo UI" w:hAnsi="Meiryo UI" w:cs="Meiryo UI" w:hint="default"/>
       </w:rPr>
     </w:lvl>
     <w:lvl w:ilvl="2" w:tplc="0409000D" w:tentative="1">
@@ -22419,7 +21406,7 @@
         <w:ind w:left="1560" w:hanging="440"/>
       </w:pPr>
       <w:rPr>
-        <w:rFonts w:ascii="Meiryo UI" w:hAnsi="Meiryo UI" w:eastAsia="Meiryo UI" w:cs="Meiryo UI" w:hint="default"/>
+        <w:rFonts w:ascii="Meiryo UI" w:eastAsia="Meiryo UI" w:hAnsi="Meiryo UI" w:cs="Meiryo UI" w:hint="default"/>
       </w:rPr>
     </w:lvl>
     <w:lvl w:ilvl="3" w:tplc="04090001" w:tentative="1">
@@ -22431,7 +21418,7 @@
         <w:ind w:left="2000" w:hanging="440"/>
       </w:pPr>
       <w:rPr>
-        <w:rFonts w:ascii="Meiryo UI" w:hAnsi="Meiryo UI" w:eastAsia="Meiryo UI" w:cs="Meiryo UI" w:hint="default"/>
+        <w:rFonts w:ascii="Meiryo UI" w:eastAsia="Meiryo UI" w:hAnsi="Meiryo UI" w:cs="Meiryo UI" w:hint="default"/>
       </w:rPr>
     </w:lvl>
     <w:lvl w:ilvl="4" w:tplc="0409000B" w:tentative="1">
@@ -22443,7 +21430,7 @@
         <w:ind w:left="2440" w:hanging="440"/>
       </w:pPr>
       <w:rPr>
-        <w:rFonts w:ascii="Meiryo UI" w:hAnsi="Meiryo UI" w:eastAsia="Meiryo UI" w:cs="Meiryo UI" w:hint="default"/>
+        <w:rFonts w:ascii="Meiryo UI" w:eastAsia="Meiryo UI" w:hAnsi="Meiryo UI" w:cs="Meiryo UI" w:hint="default"/>
       </w:rPr>
     </w:lvl>
     <w:lvl w:ilvl="5" w:tplc="0409000D" w:tentative="1">
@@ -22455,7 +21442,7 @@
         <w:ind w:left="2880" w:hanging="440"/>
       </w:pPr>
       <w:rPr>
-        <w:rFonts w:ascii="Meiryo UI" w:hAnsi="Meiryo UI" w:eastAsia="Meiryo UI" w:cs="Meiryo UI" w:hint="default"/>
+        <w:rFonts w:ascii="Meiryo UI" w:eastAsia="Meiryo UI" w:hAnsi="Meiryo UI" w:cs="Meiryo UI" w:hint="default"/>
       </w:rPr>
     </w:lvl>
     <w:lvl w:ilvl="6" w:tplc="04090001" w:tentative="1">
@@ -22467,7 +21454,7 @@
         <w:ind w:left="3320" w:hanging="440"/>
       </w:pPr>
       <w:rPr>
-        <w:rFonts w:ascii="Meiryo UI" w:hAnsi="Meiryo UI" w:eastAsia="Meiryo UI" w:cs="Meiryo UI" w:hint="default"/>
+        <w:rFonts w:ascii="Meiryo UI" w:eastAsia="Meiryo UI" w:hAnsi="Meiryo UI" w:cs="Meiryo UI" w:hint="default"/>
       </w:rPr>
     </w:lvl>
     <w:lvl w:ilvl="7" w:tplc="0409000B" w:tentative="1">
@@ -22479,7 +21466,7 @@
         <w:ind w:left="3760" w:hanging="440"/>
       </w:pPr>
       <w:rPr>
-        <w:rFonts w:ascii="Meiryo UI" w:hAnsi="Meiryo UI" w:eastAsia="Meiryo UI" w:cs="Meiryo UI" w:hint="default"/>
+        <w:rFonts w:ascii="Meiryo UI" w:eastAsia="Meiryo UI" w:hAnsi="Meiryo UI" w:cs="Meiryo UI" w:hint="default"/>
       </w:rPr>
     </w:lvl>
     <w:lvl w:ilvl="8" w:tplc="0409000D" w:tentative="1">
@@ -22491,7 +21478,7 @@
         <w:ind w:left="4200" w:hanging="440"/>
       </w:pPr>
       <w:rPr>
-        <w:rFonts w:ascii="Meiryo UI" w:hAnsi="Meiryo UI" w:eastAsia="Meiryo UI" w:cs="Meiryo UI" w:hint="default"/>
+        <w:rFonts w:ascii="Meiryo UI" w:eastAsia="Meiryo UI" w:hAnsi="Meiryo UI" w:cs="Meiryo UI" w:hint="default"/>
       </w:rPr>
     </w:lvl>
   </w:abstractNum>
@@ -22508,7 +21495,7 @@
         <w:ind w:left="800" w:hanging="440"/>
       </w:pPr>
       <w:rPr>
-        <w:rFonts w:ascii="Meiryo UI" w:hAnsi="Meiryo UI" w:eastAsia="Meiryo UI" w:cs="Meiryo UI" w:hint="default"/>
+        <w:rFonts w:ascii="Meiryo UI" w:eastAsia="Meiryo UI" w:hAnsi="Meiryo UI" w:cs="Meiryo UI" w:hint="default"/>
         <w:u w:val="none"/>
       </w:rPr>
     </w:lvl>
@@ -22622,7 +21609,7 @@
         <w:ind w:left="1160" w:hanging="440"/>
       </w:pPr>
       <w:rPr>
-        <w:rFonts w:ascii="Meiryo UI" w:hAnsi="Meiryo UI" w:eastAsia="Meiryo UI" w:cs="Meiryo UI" w:hint="default"/>
+        <w:rFonts w:ascii="Meiryo UI" w:eastAsia="Meiryo UI" w:hAnsi="Meiryo UI" w:cs="Meiryo UI" w:hint="default"/>
       </w:rPr>
     </w:lvl>
     <w:lvl w:ilvl="1" w:tplc="0409000B" w:tentative="1">
@@ -22634,7 +21621,7 @@
         <w:ind w:left="1600" w:hanging="440"/>
       </w:pPr>
       <w:rPr>
-        <w:rFonts w:ascii="Meiryo UI" w:hAnsi="Meiryo UI" w:eastAsia="Meiryo UI" w:cs="Meiryo UI" w:hint="default"/>
+        <w:rFonts w:ascii="Meiryo UI" w:eastAsia="Meiryo UI" w:hAnsi="Meiryo UI" w:cs="Meiryo UI" w:hint="default"/>
       </w:rPr>
     </w:lvl>
     <w:lvl w:ilvl="2" w:tplc="0409000D" w:tentative="1">
@@ -22646,7 +21633,7 @@
         <w:ind w:left="2040" w:hanging="440"/>
       </w:pPr>
       <w:rPr>
-        <w:rFonts w:ascii="Meiryo UI" w:hAnsi="Meiryo UI" w:eastAsia="Meiryo UI" w:cs="Meiryo UI" w:hint="default"/>
+        <w:rFonts w:ascii="Meiryo UI" w:eastAsia="Meiryo UI" w:hAnsi="Meiryo UI" w:cs="Meiryo UI" w:hint="default"/>
       </w:rPr>
     </w:lvl>
     <w:lvl w:ilvl="3" w:tplc="04090001" w:tentative="1">
@@ -22658,7 +21645,7 @@
         <w:ind w:left="2480" w:hanging="440"/>
       </w:pPr>
       <w:rPr>
-        <w:rFonts w:ascii="Meiryo UI" w:hAnsi="Meiryo UI" w:eastAsia="Meiryo UI" w:cs="Meiryo UI" w:hint="default"/>
+        <w:rFonts w:ascii="Meiryo UI" w:eastAsia="Meiryo UI" w:hAnsi="Meiryo UI" w:cs="Meiryo UI" w:hint="default"/>
       </w:rPr>
     </w:lvl>
     <w:lvl w:ilvl="4" w:tplc="0409000B" w:tentative="1">
@@ -22670,7 +21657,7 @@
         <w:ind w:left="2920" w:hanging="440"/>
       </w:pPr>
       <w:rPr>
-        <w:rFonts w:ascii="Meiryo UI" w:hAnsi="Meiryo UI" w:eastAsia="Meiryo UI" w:cs="Meiryo UI" w:hint="default"/>
+        <w:rFonts w:ascii="Meiryo UI" w:eastAsia="Meiryo UI" w:hAnsi="Meiryo UI" w:cs="Meiryo UI" w:hint="default"/>
       </w:rPr>
     </w:lvl>
     <w:lvl w:ilvl="5" w:tplc="0409000D" w:tentative="1">
@@ -22682,7 +21669,7 @@
         <w:ind w:left="3360" w:hanging="440"/>
       </w:pPr>
       <w:rPr>
-        <w:rFonts w:ascii="Meiryo UI" w:hAnsi="Meiryo UI" w:eastAsia="Meiryo UI" w:cs="Meiryo UI" w:hint="default"/>
+        <w:rFonts w:ascii="Meiryo UI" w:eastAsia="Meiryo UI" w:hAnsi="Meiryo UI" w:cs="Meiryo UI" w:hint="default"/>
       </w:rPr>
     </w:lvl>
     <w:lvl w:ilvl="6" w:tplc="04090001" w:tentative="1">
@@ -22694,7 +21681,7 @@
         <w:ind w:left="3800" w:hanging="440"/>
       </w:pPr>
       <w:rPr>
-        <w:rFonts w:ascii="Meiryo UI" w:hAnsi="Meiryo UI" w:eastAsia="Meiryo UI" w:cs="Meiryo UI" w:hint="default"/>
+        <w:rFonts w:ascii="Meiryo UI" w:eastAsia="Meiryo UI" w:hAnsi="Meiryo UI" w:cs="Meiryo UI" w:hint="default"/>
       </w:rPr>
     </w:lvl>
     <w:lvl w:ilvl="7" w:tplc="0409000B" w:tentative="1">
@@ -22706,7 +21693,7 @@
         <w:ind w:left="4240" w:hanging="440"/>
       </w:pPr>
       <w:rPr>
-        <w:rFonts w:ascii="Meiryo UI" w:hAnsi="Meiryo UI" w:eastAsia="Meiryo UI" w:cs="Meiryo UI" w:hint="default"/>
+        <w:rFonts w:ascii="Meiryo UI" w:eastAsia="Meiryo UI" w:hAnsi="Meiryo UI" w:cs="Meiryo UI" w:hint="default"/>
       </w:rPr>
     </w:lvl>
     <w:lvl w:ilvl="8" w:tplc="0409000D" w:tentative="1">
@@ -22718,7 +21705,7 @@
         <w:ind w:left="4680" w:hanging="440"/>
       </w:pPr>
       <w:rPr>
-        <w:rFonts w:ascii="Meiryo UI" w:hAnsi="Meiryo UI" w:eastAsia="Meiryo UI" w:cs="Meiryo UI" w:hint="default"/>
+        <w:rFonts w:ascii="Meiryo UI" w:eastAsia="Meiryo UI" w:hAnsi="Meiryo UI" w:cs="Meiryo UI" w:hint="default"/>
       </w:rPr>
     </w:lvl>
   </w:abstractNum>
@@ -22848,7 +21835,7 @@
         <w:ind w:left="680" w:hanging="440"/>
       </w:pPr>
       <w:rPr>
-        <w:rFonts w:ascii="Meiryo UI" w:hAnsi="Meiryo UI" w:eastAsia="Meiryo UI" w:cs="Meiryo UI" w:hint="default"/>
+        <w:rFonts w:ascii="Meiryo UI" w:eastAsia="Meiryo UI" w:hAnsi="Meiryo UI" w:cs="Meiryo UI" w:hint="default"/>
       </w:rPr>
     </w:lvl>
     <w:lvl w:ilvl="1" w:tplc="0409000B" w:tentative="1">
@@ -22860,7 +21847,7 @@
         <w:ind w:left="1120" w:hanging="440"/>
       </w:pPr>
       <w:rPr>
-        <w:rFonts w:ascii="Meiryo UI" w:hAnsi="Meiryo UI" w:eastAsia="Meiryo UI" w:cs="Meiryo UI" w:hint="default"/>
+        <w:rFonts w:ascii="Meiryo UI" w:eastAsia="Meiryo UI" w:hAnsi="Meiryo UI" w:cs="Meiryo UI" w:hint="default"/>
       </w:rPr>
     </w:lvl>
     <w:lvl w:ilvl="2" w:tplc="0409000D" w:tentative="1">
@@ -22872,7 +21859,7 @@
         <w:ind w:left="1560" w:hanging="440"/>
       </w:pPr>
       <w:rPr>
-        <w:rFonts w:ascii="Meiryo UI" w:hAnsi="Meiryo UI" w:eastAsia="Meiryo UI" w:cs="Meiryo UI" w:hint="default"/>
+        <w:rFonts w:ascii="Meiryo UI" w:eastAsia="Meiryo UI" w:hAnsi="Meiryo UI" w:cs="Meiryo UI" w:hint="default"/>
       </w:rPr>
     </w:lvl>
     <w:lvl w:ilvl="3" w:tplc="04090001" w:tentative="1">
@@ -22884,7 +21871,7 @@
         <w:ind w:left="2000" w:hanging="440"/>
       </w:pPr>
       <w:rPr>
-        <w:rFonts w:ascii="Meiryo UI" w:hAnsi="Meiryo UI" w:eastAsia="Meiryo UI" w:cs="Meiryo UI" w:hint="default"/>
+        <w:rFonts w:ascii="Meiryo UI" w:eastAsia="Meiryo UI" w:hAnsi="Meiryo UI" w:cs="Meiryo UI" w:hint="default"/>
       </w:rPr>
     </w:lvl>
     <w:lvl w:ilvl="4" w:tplc="0409000B" w:tentative="1">
@@ -22896,7 +21883,7 @@
         <w:ind w:left="2440" w:hanging="440"/>
       </w:pPr>
       <w:rPr>
-        <w:rFonts w:ascii="Meiryo UI" w:hAnsi="Meiryo UI" w:eastAsia="Meiryo UI" w:cs="Meiryo UI" w:hint="default"/>
+        <w:rFonts w:ascii="Meiryo UI" w:eastAsia="Meiryo UI" w:hAnsi="Meiryo UI" w:cs="Meiryo UI" w:hint="default"/>
       </w:rPr>
     </w:lvl>
     <w:lvl w:ilvl="5" w:tplc="0409000D" w:tentative="1">
@@ -22908,7 +21895,7 @@
         <w:ind w:left="2880" w:hanging="440"/>
       </w:pPr>
       <w:rPr>
-        <w:rFonts w:ascii="Meiryo UI" w:hAnsi="Meiryo UI" w:eastAsia="Meiryo UI" w:cs="Meiryo UI" w:hint="default"/>
+        <w:rFonts w:ascii="Meiryo UI" w:eastAsia="Meiryo UI" w:hAnsi="Meiryo UI" w:cs="Meiryo UI" w:hint="default"/>
       </w:rPr>
     </w:lvl>
     <w:lvl w:ilvl="6" w:tplc="04090001" w:tentative="1">
@@ -22920,7 +21907,7 @@
         <w:ind w:left="3320" w:hanging="440"/>
       </w:pPr>
       <w:rPr>
-        <w:rFonts w:ascii="Meiryo UI" w:hAnsi="Meiryo UI" w:eastAsia="Meiryo UI" w:cs="Meiryo UI" w:hint="default"/>
+        <w:rFonts w:ascii="Meiryo UI" w:eastAsia="Meiryo UI" w:hAnsi="Meiryo UI" w:cs="Meiryo UI" w:hint="default"/>
       </w:rPr>
     </w:lvl>
     <w:lvl w:ilvl="7" w:tplc="0409000B" w:tentative="1">
@@ -22932,7 +21919,7 @@
         <w:ind w:left="3760" w:hanging="440"/>
       </w:pPr>
       <w:rPr>
-        <w:rFonts w:ascii="Meiryo UI" w:hAnsi="Meiryo UI" w:eastAsia="Meiryo UI" w:cs="Meiryo UI" w:hint="default"/>
+        <w:rFonts w:ascii="Meiryo UI" w:eastAsia="Meiryo UI" w:hAnsi="Meiryo UI" w:cs="Meiryo UI" w:hint="default"/>
       </w:rPr>
     </w:lvl>
     <w:lvl w:ilvl="8" w:tplc="0409000D" w:tentative="1">
@@ -22944,7 +21931,7 @@
         <w:ind w:left="4200" w:hanging="440"/>
       </w:pPr>
       <w:rPr>
-        <w:rFonts w:ascii="Meiryo UI" w:hAnsi="Meiryo UI" w:eastAsia="Meiryo UI" w:cs="Meiryo UI" w:hint="default"/>
+        <w:rFonts w:ascii="Meiryo UI" w:eastAsia="Meiryo UI" w:hAnsi="Meiryo UI" w:cs="Meiryo UI" w:hint="default"/>
       </w:rPr>
     </w:lvl>
   </w:abstractNum>
@@ -22961,7 +21948,7 @@
         <w:ind w:left="680" w:hanging="440"/>
       </w:pPr>
       <w:rPr>
-        <w:rFonts w:ascii="Meiryo UI" w:hAnsi="Meiryo UI" w:eastAsia="Meiryo UI" w:cs="Meiryo UI" w:hint="default"/>
+        <w:rFonts w:ascii="Meiryo UI" w:eastAsia="Meiryo UI" w:hAnsi="Meiryo UI" w:cs="Meiryo UI" w:hint="default"/>
       </w:rPr>
     </w:lvl>
     <w:lvl w:ilvl="1" w:tplc="0409000B" w:tentative="1">
@@ -22973,7 +21960,7 @@
         <w:ind w:left="1120" w:hanging="440"/>
       </w:pPr>
       <w:rPr>
-        <w:rFonts w:ascii="Meiryo UI" w:hAnsi="Meiryo UI" w:eastAsia="Meiryo UI" w:cs="Meiryo UI" w:hint="default"/>
+        <w:rFonts w:ascii="Meiryo UI" w:eastAsia="Meiryo UI" w:hAnsi="Meiryo UI" w:cs="Meiryo UI" w:hint="default"/>
       </w:rPr>
     </w:lvl>
     <w:lvl w:ilvl="2" w:tplc="0409000D" w:tentative="1">
@@ -22985,7 +21972,7 @@
         <w:ind w:left="1560" w:hanging="440"/>
       </w:pPr>
       <w:rPr>
-        <w:rFonts w:ascii="Meiryo UI" w:hAnsi="Meiryo UI" w:eastAsia="Meiryo UI" w:cs="Meiryo UI" w:hint="default"/>
+        <w:rFonts w:ascii="Meiryo UI" w:eastAsia="Meiryo UI" w:hAnsi="Meiryo UI" w:cs="Meiryo UI" w:hint="default"/>
       </w:rPr>
     </w:lvl>
     <w:lvl w:ilvl="3" w:tplc="04090001" w:tentative="1">
@@ -22997,7 +21984,7 @@
         <w:ind w:left="2000" w:hanging="440"/>
       </w:pPr>
       <w:rPr>
-        <w:rFonts w:ascii="Meiryo UI" w:hAnsi="Meiryo UI" w:eastAsia="Meiryo UI" w:cs="Meiryo UI" w:hint="default"/>
+        <w:rFonts w:ascii="Meiryo UI" w:eastAsia="Meiryo UI" w:hAnsi="Meiryo UI" w:cs="Meiryo UI" w:hint="default"/>
       </w:rPr>
     </w:lvl>
     <w:lvl w:ilvl="4" w:tplc="0409000B" w:tentative="1">
@@ -23009,7 +21996,7 @@
         <w:ind w:left="2440" w:hanging="440"/>
       </w:pPr>
       <w:rPr>
-        <w:rFonts w:ascii="Meiryo UI" w:hAnsi="Meiryo UI" w:eastAsia="Meiryo UI" w:cs="Meiryo UI" w:hint="default"/>
+        <w:rFonts w:ascii="Meiryo UI" w:eastAsia="Meiryo UI" w:hAnsi="Meiryo UI" w:cs="Meiryo UI" w:hint="default"/>
       </w:rPr>
     </w:lvl>
     <w:lvl w:ilvl="5" w:tplc="0409000D" w:tentative="1">
@@ -23021,7 +22008,7 @@
         <w:ind w:left="2880" w:hanging="440"/>
       </w:pPr>
       <w:rPr>
-        <w:rFonts w:ascii="Meiryo UI" w:hAnsi="Meiryo UI" w:eastAsia="Meiryo UI" w:cs="Meiryo UI" w:hint="default"/>
+        <w:rFonts w:ascii="Meiryo UI" w:eastAsia="Meiryo UI" w:hAnsi="Meiryo UI" w:cs="Meiryo UI" w:hint="default"/>
       </w:rPr>
     </w:lvl>
     <w:lvl w:ilvl="6" w:tplc="04090001" w:tentative="1">
@@ -23033,7 +22020,7 @@
         <w:ind w:left="3320" w:hanging="440"/>
       </w:pPr>
       <w:rPr>
-        <w:rFonts w:ascii="Meiryo UI" w:hAnsi="Meiryo UI" w:eastAsia="Meiryo UI" w:cs="Meiryo UI" w:hint="default"/>
+        <w:rFonts w:ascii="Meiryo UI" w:eastAsia="Meiryo UI" w:hAnsi="Meiryo UI" w:cs="Meiryo UI" w:hint="default"/>
       </w:rPr>
     </w:lvl>
     <w:lvl w:ilvl="7" w:tplc="0409000B" w:tentative="1">
@@ -23045,7 +22032,7 @@
         <w:ind w:left="3760" w:hanging="440"/>
       </w:pPr>
       <w:rPr>
-        <w:rFonts w:ascii="Meiryo UI" w:hAnsi="Meiryo UI" w:eastAsia="Meiryo UI" w:cs="Meiryo UI" w:hint="default"/>
+        <w:rFonts w:ascii="Meiryo UI" w:eastAsia="Meiryo UI" w:hAnsi="Meiryo UI" w:cs="Meiryo UI" w:hint="default"/>
       </w:rPr>
     </w:lvl>
     <w:lvl w:ilvl="8" w:tplc="0409000D" w:tentative="1">
@@ -23057,7 +22044,7 @@
         <w:ind w:left="4200" w:hanging="440"/>
       </w:pPr>
       <w:rPr>
-        <w:rFonts w:ascii="Meiryo UI" w:hAnsi="Meiryo UI" w:eastAsia="Meiryo UI" w:cs="Meiryo UI" w:hint="default"/>
+        <w:rFonts w:ascii="Meiryo UI" w:eastAsia="Meiryo UI" w:hAnsi="Meiryo UI" w:cs="Meiryo UI" w:hint="default"/>
       </w:rPr>
     </w:lvl>
   </w:abstractNum>
@@ -23074,7 +22061,7 @@
         <w:ind w:left="440" w:hanging="440"/>
       </w:pPr>
       <w:rPr>
-        <w:rFonts w:ascii="Meiryo UI" w:hAnsi="Meiryo UI" w:eastAsia="Meiryo UI" w:cs="Meiryo UI" w:hint="default"/>
+        <w:rFonts w:ascii="Meiryo UI" w:eastAsia="Meiryo UI" w:hAnsi="Meiryo UI" w:cs="Meiryo UI" w:hint="default"/>
       </w:rPr>
     </w:lvl>
     <w:lvl w:ilvl="1" w:tplc="0409000B" w:tentative="1">
@@ -23086,7 +22073,7 @@
         <w:ind w:left="880" w:hanging="440"/>
       </w:pPr>
       <w:rPr>
-        <w:rFonts w:ascii="Meiryo UI" w:hAnsi="Meiryo UI" w:eastAsia="Meiryo UI" w:cs="Meiryo UI" w:hint="default"/>
+        <w:rFonts w:ascii="Meiryo UI" w:eastAsia="Meiryo UI" w:hAnsi="Meiryo UI" w:cs="Meiryo UI" w:hint="default"/>
       </w:rPr>
     </w:lvl>
     <w:lvl w:ilvl="2" w:tplc="0409000D" w:tentative="1">
@@ -23098,7 +22085,7 @@
         <w:ind w:left="1320" w:hanging="440"/>
       </w:pPr>
       <w:rPr>
-        <w:rFonts w:ascii="Meiryo UI" w:hAnsi="Meiryo UI" w:eastAsia="Meiryo UI" w:cs="Meiryo UI" w:hint="default"/>
+        <w:rFonts w:ascii="Meiryo UI" w:eastAsia="Meiryo UI" w:hAnsi="Meiryo UI" w:cs="Meiryo UI" w:hint="default"/>
       </w:rPr>
     </w:lvl>
     <w:lvl w:ilvl="3" w:tplc="04090001" w:tentative="1">
@@ -23110,7 +22097,7 @@
         <w:ind w:left="1760" w:hanging="440"/>
       </w:pPr>
       <w:rPr>
-        <w:rFonts w:ascii="Meiryo UI" w:hAnsi="Meiryo UI" w:eastAsia="Meiryo UI" w:cs="Meiryo UI" w:hint="default"/>
+        <w:rFonts w:ascii="Meiryo UI" w:eastAsia="Meiryo UI" w:hAnsi="Meiryo UI" w:cs="Meiryo UI" w:hint="default"/>
       </w:rPr>
     </w:lvl>
     <w:lvl w:ilvl="4" w:tplc="0409000B" w:tentative="1">
@@ -23122,7 +22109,7 @@
         <w:ind w:left="2200" w:hanging="440"/>
       </w:pPr>
       <w:rPr>
-        <w:rFonts w:ascii="Meiryo UI" w:hAnsi="Meiryo UI" w:eastAsia="Meiryo UI" w:cs="Meiryo UI" w:hint="default"/>
+        <w:rFonts w:ascii="Meiryo UI" w:eastAsia="Meiryo UI" w:hAnsi="Meiryo UI" w:cs="Meiryo UI" w:hint="default"/>
       </w:rPr>
     </w:lvl>
     <w:lvl w:ilvl="5" w:tplc="0409000D" w:tentative="1">
@@ -23134,7 +22121,7 @@
         <w:ind w:left="2640" w:hanging="440"/>
       </w:pPr>
       <w:rPr>
-        <w:rFonts w:ascii="Meiryo UI" w:hAnsi="Meiryo UI" w:eastAsia="Meiryo UI" w:cs="Meiryo UI" w:hint="default"/>
+        <w:rFonts w:ascii="Meiryo UI" w:eastAsia="Meiryo UI" w:hAnsi="Meiryo UI" w:cs="Meiryo UI" w:hint="default"/>
       </w:rPr>
     </w:lvl>
     <w:lvl w:ilvl="6" w:tplc="04090001" w:tentative="1">
@@ -23146,7 +22133,7 @@
         <w:ind w:left="3080" w:hanging="440"/>
       </w:pPr>
       <w:rPr>
-        <w:rFonts w:ascii="Meiryo UI" w:hAnsi="Meiryo UI" w:eastAsia="Meiryo UI" w:cs="Meiryo UI" w:hint="default"/>
+        <w:rFonts w:ascii="Meiryo UI" w:eastAsia="Meiryo UI" w:hAnsi="Meiryo UI" w:cs="Meiryo UI" w:hint="default"/>
       </w:rPr>
     </w:lvl>
     <w:lvl w:ilvl="7" w:tplc="0409000B" w:tentative="1">
@@ -23158,7 +22145,7 @@
         <w:ind w:left="3520" w:hanging="440"/>
       </w:pPr>
       <w:rPr>
-        <w:rFonts w:ascii="Meiryo UI" w:hAnsi="Meiryo UI" w:eastAsia="Meiryo UI" w:cs="Meiryo UI" w:hint="default"/>
+        <w:rFonts w:ascii="Meiryo UI" w:eastAsia="Meiryo UI" w:hAnsi="Meiryo UI" w:cs="Meiryo UI" w:hint="default"/>
       </w:rPr>
     </w:lvl>
     <w:lvl w:ilvl="8" w:tplc="0409000D" w:tentative="1">
@@ -23170,7 +22157,7 @@
         <w:ind w:left="3960" w:hanging="440"/>
       </w:pPr>
       <w:rPr>
-        <w:rFonts w:ascii="Meiryo UI" w:hAnsi="Meiryo UI" w:eastAsia="Meiryo UI" w:cs="Meiryo UI" w:hint="default"/>
+        <w:rFonts w:ascii="Meiryo UI" w:eastAsia="Meiryo UI" w:hAnsi="Meiryo UI" w:cs="Meiryo UI" w:hint="default"/>
       </w:rPr>
     </w:lvl>
   </w:abstractNum>
@@ -23187,7 +22174,7 @@
         <w:ind w:left="440" w:hanging="440"/>
       </w:pPr>
       <w:rPr>
-        <w:rFonts w:ascii="Meiryo UI" w:hAnsi="Meiryo UI" w:eastAsia="Meiryo UI" w:cs="Meiryo UI" w:hint="default"/>
+        <w:rFonts w:ascii="Meiryo UI" w:eastAsia="Meiryo UI" w:hAnsi="Meiryo UI" w:cs="Meiryo UI" w:hint="default"/>
       </w:rPr>
     </w:lvl>
     <w:lvl w:ilvl="1" w:tplc="0409000B" w:tentative="1">
@@ -23199,7 +22186,7 @@
         <w:ind w:left="880" w:hanging="440"/>
       </w:pPr>
       <w:rPr>
-        <w:rFonts w:ascii="Meiryo UI" w:hAnsi="Meiryo UI" w:eastAsia="Meiryo UI" w:cs="Meiryo UI" w:hint="default"/>
+        <w:rFonts w:ascii="Meiryo UI" w:eastAsia="Meiryo UI" w:hAnsi="Meiryo UI" w:cs="Meiryo UI" w:hint="default"/>
       </w:rPr>
     </w:lvl>
     <w:lvl w:ilvl="2" w:tplc="0409000D" w:tentative="1">
@@ -23211,7 +22198,7 @@
         <w:ind w:left="1320" w:hanging="440"/>
       </w:pPr>
       <w:rPr>
-        <w:rFonts w:ascii="Meiryo UI" w:hAnsi="Meiryo UI" w:eastAsia="Meiryo UI" w:cs="Meiryo UI" w:hint="default"/>
+        <w:rFonts w:ascii="Meiryo UI" w:eastAsia="Meiryo UI" w:hAnsi="Meiryo UI" w:cs="Meiryo UI" w:hint="default"/>
       </w:rPr>
     </w:lvl>
     <w:lvl w:ilvl="3" w:tplc="04090001" w:tentative="1">
@@ -23223,7 +22210,7 @@
         <w:ind w:left="1760" w:hanging="440"/>
       </w:pPr>
       <w:rPr>
-        <w:rFonts w:ascii="Meiryo UI" w:hAnsi="Meiryo UI" w:eastAsia="Meiryo UI" w:cs="Meiryo UI" w:hint="default"/>
+        <w:rFonts w:ascii="Meiryo UI" w:eastAsia="Meiryo UI" w:hAnsi="Meiryo UI" w:cs="Meiryo UI" w:hint="default"/>
       </w:rPr>
     </w:lvl>
     <w:lvl w:ilvl="4" w:tplc="0409000B" w:tentative="1">
@@ -23235,7 +22222,7 @@
         <w:ind w:left="2200" w:hanging="440"/>
       </w:pPr>
       <w:rPr>
-        <w:rFonts w:ascii="Meiryo UI" w:hAnsi="Meiryo UI" w:eastAsia="Meiryo UI" w:cs="Meiryo UI" w:hint="default"/>
+        <w:rFonts w:ascii="Meiryo UI" w:eastAsia="Meiryo UI" w:hAnsi="Meiryo UI" w:cs="Meiryo UI" w:hint="default"/>
       </w:rPr>
     </w:lvl>
     <w:lvl w:ilvl="5" w:tplc="0409000D" w:tentative="1">
@@ -23247,7 +22234,7 @@
         <w:ind w:left="2640" w:hanging="440"/>
       </w:pPr>
       <w:rPr>
-        <w:rFonts w:ascii="Meiryo UI" w:hAnsi="Meiryo UI" w:eastAsia="Meiryo UI" w:cs="Meiryo UI" w:hint="default"/>
+        <w:rFonts w:ascii="Meiryo UI" w:eastAsia="Meiryo UI" w:hAnsi="Meiryo UI" w:cs="Meiryo UI" w:hint="default"/>
       </w:rPr>
     </w:lvl>
     <w:lvl w:ilvl="6" w:tplc="04090001" w:tentative="1">
@@ -23259,7 +22246,7 @@
         <w:ind w:left="3080" w:hanging="440"/>
       </w:pPr>
       <w:rPr>
-        <w:rFonts w:ascii="Meiryo UI" w:hAnsi="Meiryo UI" w:eastAsia="Meiryo UI" w:cs="Meiryo UI" w:hint="default"/>
+        <w:rFonts w:ascii="Meiryo UI" w:eastAsia="Meiryo UI" w:hAnsi="Meiryo UI" w:cs="Meiryo UI" w:hint="default"/>
       </w:rPr>
     </w:lvl>
     <w:lvl w:ilvl="7" w:tplc="0409000B" w:tentative="1">
@@ -23271,7 +22258,7 @@
         <w:ind w:left="3520" w:hanging="440"/>
       </w:pPr>
       <w:rPr>
-        <w:rFonts w:ascii="Meiryo UI" w:hAnsi="Meiryo UI" w:eastAsia="Meiryo UI" w:cs="Meiryo UI" w:hint="default"/>
+        <w:rFonts w:ascii="Meiryo UI" w:eastAsia="Meiryo UI" w:hAnsi="Meiryo UI" w:cs="Meiryo UI" w:hint="default"/>
       </w:rPr>
     </w:lvl>
     <w:lvl w:ilvl="8" w:tplc="0409000D" w:tentative="1">
@@ -23283,7 +22270,7 @@
         <w:ind w:left="3960" w:hanging="440"/>
       </w:pPr>
       <w:rPr>
-        <w:rFonts w:ascii="Meiryo UI" w:hAnsi="Meiryo UI" w:eastAsia="Meiryo UI" w:cs="Meiryo UI" w:hint="default"/>
+        <w:rFonts w:ascii="Meiryo UI" w:eastAsia="Meiryo UI" w:hAnsi="Meiryo UI" w:cs="Meiryo UI" w:hint="default"/>
       </w:rPr>
     </w:lvl>
   </w:abstractNum>
@@ -23300,7 +22287,7 @@
         <w:ind w:left="440" w:hanging="440"/>
       </w:pPr>
       <w:rPr>
-        <w:rFonts w:ascii="Meiryo UI" w:hAnsi="Meiryo UI" w:eastAsia="Meiryo UI" w:cs="Meiryo UI" w:hint="default"/>
+        <w:rFonts w:ascii="Meiryo UI" w:eastAsia="Meiryo UI" w:hAnsi="Meiryo UI" w:cs="Meiryo UI" w:hint="default"/>
       </w:rPr>
     </w:lvl>
     <w:lvl w:ilvl="1" w:tplc="0409000B">
@@ -23312,7 +22299,7 @@
         <w:ind w:left="880" w:hanging="440"/>
       </w:pPr>
       <w:rPr>
-        <w:rFonts w:ascii="Meiryo UI" w:hAnsi="Meiryo UI" w:eastAsia="Meiryo UI" w:cs="Meiryo UI" w:hint="default"/>
+        <w:rFonts w:ascii="Meiryo UI" w:eastAsia="Meiryo UI" w:hAnsi="Meiryo UI" w:cs="Meiryo UI" w:hint="default"/>
       </w:rPr>
     </w:lvl>
     <w:lvl w:ilvl="2" w:tplc="0409000D" w:tentative="1">
@@ -23324,7 +22311,7 @@
         <w:ind w:left="1320" w:hanging="440"/>
       </w:pPr>
       <w:rPr>
-        <w:rFonts w:ascii="Meiryo UI" w:hAnsi="Meiryo UI" w:eastAsia="Meiryo UI" w:cs="Meiryo UI" w:hint="default"/>
+        <w:rFonts w:ascii="Meiryo UI" w:eastAsia="Meiryo UI" w:hAnsi="Meiryo UI" w:cs="Meiryo UI" w:hint="default"/>
       </w:rPr>
     </w:lvl>
     <w:lvl w:ilvl="3" w:tplc="04090001" w:tentative="1">
@@ -23336,7 +22323,7 @@
         <w:ind w:left="1760" w:hanging="440"/>
       </w:pPr>
       <w:rPr>
-        <w:rFonts w:ascii="Meiryo UI" w:hAnsi="Meiryo UI" w:eastAsia="Meiryo UI" w:cs="Meiryo UI" w:hint="default"/>
+        <w:rFonts w:ascii="Meiryo UI" w:eastAsia="Meiryo UI" w:hAnsi="Meiryo UI" w:cs="Meiryo UI" w:hint="default"/>
       </w:rPr>
     </w:lvl>
     <w:lvl w:ilvl="4" w:tplc="0409000B" w:tentative="1">
@@ -23348,7 +22335,7 @@
         <w:ind w:left="2200" w:hanging="440"/>
       </w:pPr>
       <w:rPr>
-        <w:rFonts w:ascii="Meiryo UI" w:hAnsi="Meiryo UI" w:eastAsia="Meiryo UI" w:cs="Meiryo UI" w:hint="default"/>
+        <w:rFonts w:ascii="Meiryo UI" w:eastAsia="Meiryo UI" w:hAnsi="Meiryo UI" w:cs="Meiryo UI" w:hint="default"/>
       </w:rPr>
     </w:lvl>
     <w:lvl w:ilvl="5" w:tplc="0409000D" w:tentative="1">
@@ -23360,7 +22347,7 @@
         <w:ind w:left="2640" w:hanging="440"/>
       </w:pPr>
       <w:rPr>
-        <w:rFonts w:ascii="Meiryo UI" w:hAnsi="Meiryo UI" w:eastAsia="Meiryo UI" w:cs="Meiryo UI" w:hint="default"/>
+        <w:rFonts w:ascii="Meiryo UI" w:eastAsia="Meiryo UI" w:hAnsi="Meiryo UI" w:cs="Meiryo UI" w:hint="default"/>
       </w:rPr>
     </w:lvl>
     <w:lvl w:ilvl="6" w:tplc="04090001" w:tentative="1">
@@ -23372,7 +22359,7 @@
         <w:ind w:left="3080" w:hanging="440"/>
       </w:pPr>
       <w:rPr>
-        <w:rFonts w:ascii="Meiryo UI" w:hAnsi="Meiryo UI" w:eastAsia="Meiryo UI" w:cs="Meiryo UI" w:hint="default"/>
+        <w:rFonts w:ascii="Meiryo UI" w:eastAsia="Meiryo UI" w:hAnsi="Meiryo UI" w:cs="Meiryo UI" w:hint="default"/>
       </w:rPr>
     </w:lvl>
     <w:lvl w:ilvl="7" w:tplc="0409000B" w:tentative="1">
@@ -23384,7 +22371,7 @@
         <w:ind w:left="3520" w:hanging="440"/>
       </w:pPr>
       <w:rPr>
-        <w:rFonts w:ascii="Meiryo UI" w:hAnsi="Meiryo UI" w:eastAsia="Meiryo UI" w:cs="Meiryo UI" w:hint="default"/>
+        <w:rFonts w:ascii="Meiryo UI" w:eastAsia="Meiryo UI" w:hAnsi="Meiryo UI" w:cs="Meiryo UI" w:hint="default"/>
       </w:rPr>
     </w:lvl>
     <w:lvl w:ilvl="8" w:tplc="0409000D" w:tentative="1">
@@ -23396,7 +22383,7 @@
         <w:ind w:left="3960" w:hanging="440"/>
       </w:pPr>
       <w:rPr>
-        <w:rFonts w:ascii="Meiryo UI" w:hAnsi="Meiryo UI" w:eastAsia="Meiryo UI" w:cs="Meiryo UI" w:hint="default"/>
+        <w:rFonts w:ascii="Meiryo UI" w:eastAsia="Meiryo UI" w:hAnsi="Meiryo UI" w:cs="Meiryo UI" w:hint="default"/>
       </w:rPr>
     </w:lvl>
   </w:abstractNum>
@@ -23425,7 +22412,7 @@
         <w:ind w:left="880" w:hanging="440"/>
       </w:pPr>
       <w:rPr>
-        <w:rFonts w:ascii="Meiryo UI" w:hAnsi="Meiryo UI" w:eastAsia="Meiryo UI" w:cs="Meiryo UI" w:hint="default"/>
+        <w:rFonts w:ascii="Meiryo UI" w:eastAsia="Meiryo UI" w:hAnsi="Meiryo UI" w:cs="Meiryo UI" w:hint="default"/>
       </w:rPr>
     </w:lvl>
     <w:lvl w:ilvl="2" w:tplc="0409000D" w:tentative="1">
@@ -23437,7 +22424,7 @@
         <w:ind w:left="1320" w:hanging="440"/>
       </w:pPr>
       <w:rPr>
-        <w:rFonts w:ascii="Meiryo UI" w:hAnsi="Meiryo UI" w:eastAsia="Meiryo UI" w:cs="Meiryo UI" w:hint="default"/>
+        <w:rFonts w:ascii="Meiryo UI" w:eastAsia="Meiryo UI" w:hAnsi="Meiryo UI" w:cs="Meiryo UI" w:hint="default"/>
       </w:rPr>
     </w:lvl>
     <w:lvl w:ilvl="3" w:tplc="04090001" w:tentative="1">
@@ -23449,7 +22436,7 @@
         <w:ind w:left="1760" w:hanging="440"/>
       </w:pPr>
       <w:rPr>
-        <w:rFonts w:ascii="Meiryo UI" w:hAnsi="Meiryo UI" w:eastAsia="Meiryo UI" w:cs="Meiryo UI" w:hint="default"/>
+        <w:rFonts w:ascii="Meiryo UI" w:eastAsia="Meiryo UI" w:hAnsi="Meiryo UI" w:cs="Meiryo UI" w:hint="default"/>
       </w:rPr>
     </w:lvl>
     <w:lvl w:ilvl="4" w:tplc="0409000B" w:tentative="1">
@@ -23461,7 +22448,7 @@
         <w:ind w:left="2200" w:hanging="440"/>
       </w:pPr>
       <w:rPr>
-        <w:rFonts w:ascii="Meiryo UI" w:hAnsi="Meiryo UI" w:eastAsia="Meiryo UI" w:cs="Meiryo UI" w:hint="default"/>
+        <w:rFonts w:ascii="Meiryo UI" w:eastAsia="Meiryo UI" w:hAnsi="Meiryo UI" w:cs="Meiryo UI" w:hint="default"/>
       </w:rPr>
     </w:lvl>
     <w:lvl w:ilvl="5" w:tplc="0409000D" w:tentative="1">
@@ -23473,7 +22460,7 @@
         <w:ind w:left="2640" w:hanging="440"/>
       </w:pPr>
       <w:rPr>
-        <w:rFonts w:ascii="Meiryo UI" w:hAnsi="Meiryo UI" w:eastAsia="Meiryo UI" w:cs="Meiryo UI" w:hint="default"/>
+        <w:rFonts w:ascii="Meiryo UI" w:eastAsia="Meiryo UI" w:hAnsi="Meiryo UI" w:cs="Meiryo UI" w:hint="default"/>
       </w:rPr>
     </w:lvl>
     <w:lvl w:ilvl="6" w:tplc="04090001" w:tentative="1">
@@ -23485,7 +22472,7 @@
         <w:ind w:left="3080" w:hanging="440"/>
       </w:pPr>
       <w:rPr>
-        <w:rFonts w:ascii="Meiryo UI" w:hAnsi="Meiryo UI" w:eastAsia="Meiryo UI" w:cs="Meiryo UI" w:hint="default"/>
+        <w:rFonts w:ascii="Meiryo UI" w:eastAsia="Meiryo UI" w:hAnsi="Meiryo UI" w:cs="Meiryo UI" w:hint="default"/>
       </w:rPr>
     </w:lvl>
     <w:lvl w:ilvl="7" w:tplc="0409000B" w:tentative="1">
@@ -23497,7 +22484,7 @@
         <w:ind w:left="3520" w:hanging="440"/>
       </w:pPr>
       <w:rPr>
-        <w:rFonts w:ascii="Meiryo UI" w:hAnsi="Meiryo UI" w:eastAsia="Meiryo UI" w:cs="Meiryo UI" w:hint="default"/>
+        <w:rFonts w:ascii="Meiryo UI" w:eastAsia="Meiryo UI" w:hAnsi="Meiryo UI" w:cs="Meiryo UI" w:hint="default"/>
       </w:rPr>
     </w:lvl>
     <w:lvl w:ilvl="8" w:tplc="0409000D" w:tentative="1">
@@ -23509,7 +22496,7 @@
         <w:ind w:left="3960" w:hanging="440"/>
       </w:pPr>
       <w:rPr>
-        <w:rFonts w:ascii="Meiryo UI" w:hAnsi="Meiryo UI" w:eastAsia="Meiryo UI" w:cs="Meiryo UI" w:hint="default"/>
+        <w:rFonts w:ascii="Meiryo UI" w:eastAsia="Meiryo UI" w:hAnsi="Meiryo UI" w:cs="Meiryo UI" w:hint="default"/>
       </w:rPr>
     </w:lvl>
   </w:abstractNum>
@@ -23526,7 +22513,7 @@
         <w:ind w:left="800" w:hanging="440"/>
       </w:pPr>
       <w:rPr>
-        <w:rFonts w:ascii="Meiryo UI" w:hAnsi="Meiryo UI" w:eastAsia="Meiryo UI" w:cs="Meiryo UI" w:hint="default"/>
+        <w:rFonts w:ascii="Meiryo UI" w:eastAsia="Meiryo UI" w:hAnsi="Meiryo UI" w:cs="Meiryo UI" w:hint="default"/>
         <w:u w:val="none"/>
       </w:rPr>
     </w:lvl>
@@ -23539,7 +22526,7 @@
         <w:ind w:left="1520" w:hanging="440"/>
       </w:pPr>
       <w:rPr>
-        <w:rFonts w:ascii="Meiryo UI" w:hAnsi="Meiryo UI" w:eastAsia="Meiryo UI" w:cs="Meiryo UI" w:hint="default"/>
+        <w:rFonts w:ascii="Meiryo UI" w:eastAsia="Meiryo UI" w:hAnsi="Meiryo UI" w:cs="Meiryo UI" w:hint="default"/>
       </w:rPr>
     </w:lvl>
     <w:lvl w:ilvl="2">
@@ -23640,7 +22627,7 @@
         <w:ind w:left="440" w:hanging="440"/>
       </w:pPr>
       <w:rPr>
-        <w:rFonts w:ascii="Meiryo UI" w:hAnsi="Meiryo UI" w:eastAsia="Meiryo UI" w:cs="Meiryo UI" w:hint="default"/>
+        <w:rFonts w:ascii="Meiryo UI" w:eastAsia="Meiryo UI" w:hAnsi="Meiryo UI" w:cs="Meiryo UI" w:hint="default"/>
       </w:rPr>
     </w:lvl>
     <w:lvl w:ilvl="1" w:tplc="0409000B">
@@ -23652,7 +22639,7 @@
         <w:ind w:left="880" w:hanging="440"/>
       </w:pPr>
       <w:rPr>
-        <w:rFonts w:ascii="Meiryo UI" w:hAnsi="Meiryo UI" w:eastAsia="Meiryo UI" w:cs="Meiryo UI" w:hint="default"/>
+        <w:rFonts w:ascii="Meiryo UI" w:eastAsia="Meiryo UI" w:hAnsi="Meiryo UI" w:cs="Meiryo UI" w:hint="default"/>
       </w:rPr>
     </w:lvl>
     <w:lvl w:ilvl="2" w:tplc="0409000D" w:tentative="1">
@@ -23664,7 +22651,7 @@
         <w:ind w:left="1320" w:hanging="440"/>
       </w:pPr>
       <w:rPr>
-        <w:rFonts w:ascii="Meiryo UI" w:hAnsi="Meiryo UI" w:eastAsia="Meiryo UI" w:cs="Meiryo UI" w:hint="default"/>
+        <w:rFonts w:ascii="Meiryo UI" w:eastAsia="Meiryo UI" w:hAnsi="Meiryo UI" w:cs="Meiryo UI" w:hint="default"/>
       </w:rPr>
     </w:lvl>
     <w:lvl w:ilvl="3" w:tplc="04090001" w:tentative="1">
@@ -23676,7 +22663,7 @@
         <w:ind w:left="1760" w:hanging="440"/>
       </w:pPr>
       <w:rPr>
-        <w:rFonts w:ascii="Meiryo UI" w:hAnsi="Meiryo UI" w:eastAsia="Meiryo UI" w:cs="Meiryo UI" w:hint="default"/>
+        <w:rFonts w:ascii="Meiryo UI" w:eastAsia="Meiryo UI" w:hAnsi="Meiryo UI" w:cs="Meiryo UI" w:hint="default"/>
       </w:rPr>
     </w:lvl>
     <w:lvl w:ilvl="4" w:tplc="0409000B" w:tentative="1">
@@ -23688,7 +22675,7 @@
         <w:ind w:left="2200" w:hanging="440"/>
       </w:pPr>
       <w:rPr>
-        <w:rFonts w:ascii="Meiryo UI" w:hAnsi="Meiryo UI" w:eastAsia="Meiryo UI" w:cs="Meiryo UI" w:hint="default"/>
+        <w:rFonts w:ascii="Meiryo UI" w:eastAsia="Meiryo UI" w:hAnsi="Meiryo UI" w:cs="Meiryo UI" w:hint="default"/>
       </w:rPr>
     </w:lvl>
     <w:lvl w:ilvl="5" w:tplc="0409000D" w:tentative="1">
@@ -23700,7 +22687,7 @@
         <w:ind w:left="2640" w:hanging="440"/>
       </w:pPr>
       <w:rPr>
-        <w:rFonts w:ascii="Meiryo UI" w:hAnsi="Meiryo UI" w:eastAsia="Meiryo UI" w:cs="Meiryo UI" w:hint="default"/>
+        <w:rFonts w:ascii="Meiryo UI" w:eastAsia="Meiryo UI" w:hAnsi="Meiryo UI" w:cs="Meiryo UI" w:hint="default"/>
       </w:rPr>
     </w:lvl>
     <w:lvl w:ilvl="6" w:tplc="04090001" w:tentative="1">
@@ -23712,7 +22699,7 @@
         <w:ind w:left="3080" w:hanging="440"/>
       </w:pPr>
       <w:rPr>
-        <w:rFonts w:ascii="Meiryo UI" w:hAnsi="Meiryo UI" w:eastAsia="Meiryo UI" w:cs="Meiryo UI" w:hint="default"/>
+        <w:rFonts w:ascii="Meiryo UI" w:eastAsia="Meiryo UI" w:hAnsi="Meiryo UI" w:cs="Meiryo UI" w:hint="default"/>
       </w:rPr>
     </w:lvl>
     <w:lvl w:ilvl="7" w:tplc="0409000B" w:tentative="1">
@@ -23724,7 +22711,7 @@
         <w:ind w:left="3520" w:hanging="440"/>
       </w:pPr>
       <w:rPr>
-        <w:rFonts w:ascii="Meiryo UI" w:hAnsi="Meiryo UI" w:eastAsia="Meiryo UI" w:cs="Meiryo UI" w:hint="default"/>
+        <w:rFonts w:ascii="Meiryo UI" w:eastAsia="Meiryo UI" w:hAnsi="Meiryo UI" w:cs="Meiryo UI" w:hint="default"/>
       </w:rPr>
     </w:lvl>
     <w:lvl w:ilvl="8" w:tplc="0409000D" w:tentative="1">
@@ -23736,7 +22723,7 @@
         <w:ind w:left="3960" w:hanging="440"/>
       </w:pPr>
       <w:rPr>
-        <w:rFonts w:ascii="Meiryo UI" w:hAnsi="Meiryo UI" w:eastAsia="Meiryo UI" w:cs="Meiryo UI" w:hint="default"/>
+        <w:rFonts w:ascii="Meiryo UI" w:eastAsia="Meiryo UI" w:hAnsi="Meiryo UI" w:cs="Meiryo UI" w:hint="default"/>
       </w:rPr>
     </w:lvl>
   </w:abstractNum>
@@ -23753,7 +22740,7 @@
         <w:ind w:left="800" w:hanging="440"/>
       </w:pPr>
       <w:rPr>
-        <w:rFonts w:ascii="Meiryo UI" w:hAnsi="Meiryo UI" w:eastAsia="Meiryo UI" w:cs="Meiryo UI" w:hint="default"/>
+        <w:rFonts w:ascii="Meiryo UI" w:eastAsia="Meiryo UI" w:hAnsi="Meiryo UI" w:cs="Meiryo UI" w:hint="default"/>
         <w:u w:val="none"/>
       </w:rPr>
     </w:lvl>
@@ -23882,7 +22869,7 @@
         <w:ind w:left="800" w:hanging="440"/>
       </w:pPr>
       <w:rPr>
-        <w:rFonts w:ascii="Meiryo UI" w:hAnsi="Meiryo UI" w:eastAsia="Meiryo UI" w:cs="Meiryo UI" w:hint="default"/>
+        <w:rFonts w:ascii="Meiryo UI" w:eastAsia="Meiryo UI" w:hAnsi="Meiryo UI" w:cs="Meiryo UI" w:hint="default"/>
         <w:u w:val="none"/>
       </w:rPr>
     </w:lvl>
@@ -23996,7 +22983,7 @@
         <w:ind w:left="440" w:hanging="440"/>
       </w:pPr>
       <w:rPr>
-        <w:rFonts w:ascii="Meiryo UI" w:hAnsi="Meiryo UI" w:eastAsia="Meiryo UI" w:cs="Meiryo UI" w:hint="default"/>
+        <w:rFonts w:ascii="Meiryo UI" w:eastAsia="Meiryo UI" w:hAnsi="Meiryo UI" w:cs="Meiryo UI" w:hint="default"/>
       </w:rPr>
     </w:lvl>
     <w:lvl w:ilvl="1" w:tplc="0409000B" w:tentative="1">
@@ -24008,7 +22995,7 @@
         <w:ind w:left="880" w:hanging="440"/>
       </w:pPr>
       <w:rPr>
-        <w:rFonts w:ascii="Meiryo UI" w:hAnsi="Meiryo UI" w:eastAsia="Meiryo UI" w:cs="Meiryo UI" w:hint="default"/>
+        <w:rFonts w:ascii="Meiryo UI" w:eastAsia="Meiryo UI" w:hAnsi="Meiryo UI" w:cs="Meiryo UI" w:hint="default"/>
       </w:rPr>
     </w:lvl>
     <w:lvl w:ilvl="2" w:tplc="0409000D" w:tentative="1">
@@ -24020,7 +23007,7 @@
         <w:ind w:left="1320" w:hanging="440"/>
       </w:pPr>
       <w:rPr>
-        <w:rFonts w:ascii="Meiryo UI" w:hAnsi="Meiryo UI" w:eastAsia="Meiryo UI" w:cs="Meiryo UI" w:hint="default"/>
+        <w:rFonts w:ascii="Meiryo UI" w:eastAsia="Meiryo UI" w:hAnsi="Meiryo UI" w:cs="Meiryo UI" w:hint="default"/>
       </w:rPr>
     </w:lvl>
     <w:lvl w:ilvl="3" w:tplc="04090001" w:tentative="1">
@@ -24032,7 +23019,7 @@
         <w:ind w:left="1760" w:hanging="440"/>
       </w:pPr>
       <w:rPr>
-        <w:rFonts w:ascii="Meiryo UI" w:hAnsi="Meiryo UI" w:eastAsia="Meiryo UI" w:cs="Meiryo UI" w:hint="default"/>
+        <w:rFonts w:ascii="Meiryo UI" w:eastAsia="Meiryo UI" w:hAnsi="Meiryo UI" w:cs="Meiryo UI" w:hint="default"/>
       </w:rPr>
     </w:lvl>
     <w:lvl w:ilvl="4" w:tplc="0409000B" w:tentative="1">
@@ -24044,7 +23031,7 @@
         <w:ind w:left="2200" w:hanging="440"/>
       </w:pPr>
       <w:rPr>
-        <w:rFonts w:ascii="Meiryo UI" w:hAnsi="Meiryo UI" w:eastAsia="Meiryo UI" w:cs="Meiryo UI" w:hint="default"/>
+        <w:rFonts w:ascii="Meiryo UI" w:eastAsia="Meiryo UI" w:hAnsi="Meiryo UI" w:cs="Meiryo UI" w:hint="default"/>
       </w:rPr>
     </w:lvl>
     <w:lvl w:ilvl="5" w:tplc="0409000D" w:tentative="1">
@@ -24056,7 +23043,7 @@
         <w:ind w:left="2640" w:hanging="440"/>
       </w:pPr>
       <w:rPr>
-        <w:rFonts w:ascii="Meiryo UI" w:hAnsi="Meiryo UI" w:eastAsia="Meiryo UI" w:cs="Meiryo UI" w:hint="default"/>
+        <w:rFonts w:ascii="Meiryo UI" w:eastAsia="Meiryo UI" w:hAnsi="Meiryo UI" w:cs="Meiryo UI" w:hint="default"/>
       </w:rPr>
     </w:lvl>
     <w:lvl w:ilvl="6" w:tplc="04090001" w:tentative="1">
@@ -24068,7 +23055,7 @@
         <w:ind w:left="3080" w:hanging="440"/>
       </w:pPr>
       <w:rPr>
-        <w:rFonts w:ascii="Meiryo UI" w:hAnsi="Meiryo UI" w:eastAsia="Meiryo UI" w:cs="Meiryo UI" w:hint="default"/>
+        <w:rFonts w:ascii="Meiryo UI" w:eastAsia="Meiryo UI" w:hAnsi="Meiryo UI" w:cs="Meiryo UI" w:hint="default"/>
       </w:rPr>
     </w:lvl>
     <w:lvl w:ilvl="7" w:tplc="0409000B" w:tentative="1">
@@ -24080,7 +23067,7 @@
         <w:ind w:left="3520" w:hanging="440"/>
       </w:pPr>
       <w:rPr>
-        <w:rFonts w:ascii="Meiryo UI" w:hAnsi="Meiryo UI" w:eastAsia="Meiryo UI" w:cs="Meiryo UI" w:hint="default"/>
+        <w:rFonts w:ascii="Meiryo UI" w:eastAsia="Meiryo UI" w:hAnsi="Meiryo UI" w:cs="Meiryo UI" w:hint="default"/>
       </w:rPr>
     </w:lvl>
     <w:lvl w:ilvl="8" w:tplc="0409000D" w:tentative="1">
@@ -24092,7 +23079,7 @@
         <w:ind w:left="3960" w:hanging="440"/>
       </w:pPr>
       <w:rPr>
-        <w:rFonts w:ascii="Meiryo UI" w:hAnsi="Meiryo UI" w:eastAsia="Meiryo UI" w:cs="Meiryo UI" w:hint="default"/>
+        <w:rFonts w:ascii="Meiryo UI" w:eastAsia="Meiryo UI" w:hAnsi="Meiryo UI" w:cs="Meiryo UI" w:hint="default"/>
       </w:rPr>
     </w:lvl>
   </w:abstractNum>
@@ -24109,7 +23096,7 @@
         <w:ind w:left="800" w:hanging="440"/>
       </w:pPr>
       <w:rPr>
-        <w:rFonts w:ascii="Meiryo UI" w:hAnsi="Meiryo UI" w:eastAsia="Meiryo UI" w:cs="Meiryo UI" w:hint="default"/>
+        <w:rFonts w:ascii="Meiryo UI" w:eastAsia="Meiryo UI" w:hAnsi="Meiryo UI" w:cs="Meiryo UI" w:hint="default"/>
         <w:u w:val="none"/>
       </w:rPr>
     </w:lvl>
@@ -24122,7 +23109,7 @@
         <w:ind w:left="1520" w:hanging="440"/>
       </w:pPr>
       <w:rPr>
-        <w:rFonts w:ascii="Meiryo UI" w:hAnsi="Meiryo UI" w:eastAsia="Meiryo UI" w:cs="Meiryo UI" w:hint="default"/>
+        <w:rFonts w:ascii="Meiryo UI" w:eastAsia="Meiryo UI" w:hAnsi="Meiryo UI" w:cs="Meiryo UI" w:hint="default"/>
       </w:rPr>
     </w:lvl>
     <w:lvl w:ilvl="2">
@@ -24223,7 +23210,7 @@
         <w:ind w:left="440" w:hanging="440"/>
       </w:pPr>
       <w:rPr>
-        <w:rFonts w:ascii="Meiryo UI" w:hAnsi="Meiryo UI" w:eastAsia="Meiryo UI" w:cs="Meiryo UI" w:hint="default"/>
+        <w:rFonts w:ascii="Meiryo UI" w:eastAsia="Meiryo UI" w:hAnsi="Meiryo UI" w:cs="Meiryo UI" w:hint="default"/>
       </w:rPr>
     </w:lvl>
     <w:lvl w:ilvl="1" w:tplc="0409000B" w:tentative="1">
@@ -24235,7 +23222,7 @@
         <w:ind w:left="880" w:hanging="440"/>
       </w:pPr>
       <w:rPr>
-        <w:rFonts w:ascii="Meiryo UI" w:hAnsi="Meiryo UI" w:eastAsia="Meiryo UI" w:cs="Meiryo UI" w:hint="default"/>
+        <w:rFonts w:ascii="Meiryo UI" w:eastAsia="Meiryo UI" w:hAnsi="Meiryo UI" w:cs="Meiryo UI" w:hint="default"/>
       </w:rPr>
     </w:lvl>
     <w:lvl w:ilvl="2" w:tplc="0409000D" w:tentative="1">
@@ -24247,7 +23234,7 @@
         <w:ind w:left="1320" w:hanging="440"/>
       </w:pPr>
       <w:rPr>
-        <w:rFonts w:ascii="Meiryo UI" w:hAnsi="Meiryo UI" w:eastAsia="Meiryo UI" w:cs="Meiryo UI" w:hint="default"/>
+        <w:rFonts w:ascii="Meiryo UI" w:eastAsia="Meiryo UI" w:hAnsi="Meiryo UI" w:cs="Meiryo UI" w:hint="default"/>
       </w:rPr>
     </w:lvl>
     <w:lvl w:ilvl="3" w:tplc="04090001" w:tentative="1">
@@ -24259,7 +23246,7 @@
         <w:ind w:left="1760" w:hanging="440"/>
       </w:pPr>
       <w:rPr>
-        <w:rFonts w:ascii="Meiryo UI" w:hAnsi="Meiryo UI" w:eastAsia="Meiryo UI" w:cs="Meiryo UI" w:hint="default"/>
+        <w:rFonts w:ascii="Meiryo UI" w:eastAsia="Meiryo UI" w:hAnsi="Meiryo UI" w:cs="Meiryo UI" w:hint="default"/>
       </w:rPr>
     </w:lvl>
     <w:lvl w:ilvl="4" w:tplc="0409000B" w:tentative="1">
@@ -24271,7 +23258,7 @@
         <w:ind w:left="2200" w:hanging="440"/>
       </w:pPr>
       <w:rPr>
-        <w:rFonts w:ascii="Meiryo UI" w:hAnsi="Meiryo UI" w:eastAsia="Meiryo UI" w:cs="Meiryo UI" w:hint="default"/>
+        <w:rFonts w:ascii="Meiryo UI" w:eastAsia="Meiryo UI" w:hAnsi="Meiryo UI" w:cs="Meiryo UI" w:hint="default"/>
       </w:rPr>
     </w:lvl>
     <w:lvl w:ilvl="5" w:tplc="0409000D" w:tentative="1">
@@ -24283,7 +23270,7 @@
         <w:ind w:left="2640" w:hanging="440"/>
       </w:pPr>
       <w:rPr>
-        <w:rFonts w:ascii="Meiryo UI" w:hAnsi="Meiryo UI" w:eastAsia="Meiryo UI" w:cs="Meiryo UI" w:hint="default"/>
+        <w:rFonts w:ascii="Meiryo UI" w:eastAsia="Meiryo UI" w:hAnsi="Meiryo UI" w:cs="Meiryo UI" w:hint="default"/>
       </w:rPr>
     </w:lvl>
     <w:lvl w:ilvl="6" w:tplc="04090001" w:tentative="1">
@@ -24295,7 +23282,7 @@
         <w:ind w:left="3080" w:hanging="440"/>
       </w:pPr>
       <w:rPr>
-        <w:rFonts w:ascii="Meiryo UI" w:hAnsi="Meiryo UI" w:eastAsia="Meiryo UI" w:cs="Meiryo UI" w:hint="default"/>
+        <w:rFonts w:ascii="Meiryo UI" w:eastAsia="Meiryo UI" w:hAnsi="Meiryo UI" w:cs="Meiryo UI" w:hint="default"/>
       </w:rPr>
     </w:lvl>
     <w:lvl w:ilvl="7" w:tplc="0409000B" w:tentative="1">
@@ -24307,7 +23294,7 @@
         <w:ind w:left="3520" w:hanging="440"/>
       </w:pPr>
       <w:rPr>
-        <w:rFonts w:ascii="Meiryo UI" w:hAnsi="Meiryo UI" w:eastAsia="Meiryo UI" w:cs="Meiryo UI" w:hint="default"/>
+        <w:rFonts w:ascii="Meiryo UI" w:eastAsia="Meiryo UI" w:hAnsi="Meiryo UI" w:cs="Meiryo UI" w:hint="default"/>
       </w:rPr>
     </w:lvl>
     <w:lvl w:ilvl="8" w:tplc="0409000D" w:tentative="1">
@@ -24319,7 +23306,7 @@
         <w:ind w:left="3960" w:hanging="440"/>
       </w:pPr>
       <w:rPr>
-        <w:rFonts w:ascii="Meiryo UI" w:hAnsi="Meiryo UI" w:eastAsia="Meiryo UI" w:cs="Meiryo UI" w:hint="default"/>
+        <w:rFonts w:ascii="Meiryo UI" w:eastAsia="Meiryo UI" w:hAnsi="Meiryo UI" w:cs="Meiryo UI" w:hint="default"/>
       </w:rPr>
     </w:lvl>
   </w:abstractNum>
@@ -24336,7 +23323,7 @@
         <w:ind w:left="800" w:hanging="440"/>
       </w:pPr>
       <w:rPr>
-        <w:rFonts w:ascii="Meiryo UI" w:hAnsi="Meiryo UI" w:eastAsia="Meiryo UI" w:cs="Meiryo UI" w:hint="default"/>
+        <w:rFonts w:ascii="Meiryo UI" w:eastAsia="Meiryo UI" w:hAnsi="Meiryo UI" w:cs="Meiryo UI" w:hint="default"/>
         <w:u w:val="none"/>
       </w:rPr>
     </w:lvl>
@@ -24349,7 +23336,7 @@
         <w:ind w:left="1520" w:hanging="440"/>
       </w:pPr>
       <w:rPr>
-        <w:rFonts w:ascii="Meiryo UI" w:hAnsi="Meiryo UI" w:eastAsia="Meiryo UI" w:cs="Meiryo UI" w:hint="default"/>
+        <w:rFonts w:ascii="Meiryo UI" w:eastAsia="Meiryo UI" w:hAnsi="Meiryo UI" w:cs="Meiryo UI" w:hint="default"/>
       </w:rPr>
     </w:lvl>
     <w:lvl w:ilvl="2">
@@ -24450,7 +23437,7 @@
         <w:ind w:left="800" w:hanging="440"/>
       </w:pPr>
       <w:rPr>
-        <w:rFonts w:ascii="Meiryo UI" w:hAnsi="Meiryo UI" w:eastAsia="Meiryo UI" w:cs="Meiryo UI" w:hint="default"/>
+        <w:rFonts w:ascii="Meiryo UI" w:eastAsia="Meiryo UI" w:hAnsi="Meiryo UI" w:cs="Meiryo UI" w:hint="default"/>
         <w:u w:val="none"/>
       </w:rPr>
     </w:lvl>
@@ -24463,7 +23450,7 @@
         <w:ind w:left="1520" w:hanging="440"/>
       </w:pPr>
       <w:rPr>
-        <w:rFonts w:ascii="Meiryo UI" w:hAnsi="Meiryo UI" w:eastAsia="Meiryo UI" w:cs="Meiryo UI" w:hint="default"/>
+        <w:rFonts w:ascii="Meiryo UI" w:eastAsia="Meiryo UI" w:hAnsi="Meiryo UI" w:cs="Meiryo UI" w:hint="default"/>
       </w:rPr>
     </w:lvl>
     <w:lvl w:ilvl="2">
@@ -24651,7 +23638,7 @@
         <w:ind w:left="680" w:hanging="440"/>
       </w:pPr>
       <w:rPr>
-        <w:rFonts w:ascii="Meiryo UI" w:hAnsi="Meiryo UI" w:eastAsia="Meiryo UI" w:cs="Meiryo UI" w:hint="default"/>
+        <w:rFonts w:ascii="Meiryo UI" w:eastAsia="Meiryo UI" w:hAnsi="Meiryo UI" w:cs="Meiryo UI" w:hint="default"/>
       </w:rPr>
     </w:lvl>
     <w:lvl w:ilvl="1" w:tplc="0409000B" w:tentative="1">
@@ -24663,7 +23650,7 @@
         <w:ind w:left="1120" w:hanging="440"/>
       </w:pPr>
       <w:rPr>
-        <w:rFonts w:ascii="Meiryo UI" w:hAnsi="Meiryo UI" w:eastAsia="Meiryo UI" w:cs="Meiryo UI" w:hint="default"/>
+        <w:rFonts w:ascii="Meiryo UI" w:eastAsia="Meiryo UI" w:hAnsi="Meiryo UI" w:cs="Meiryo UI" w:hint="default"/>
       </w:rPr>
     </w:lvl>
     <w:lvl w:ilvl="2" w:tplc="0409000D" w:tentative="1">
@@ -24675,7 +23662,7 @@
         <w:ind w:left="1560" w:hanging="440"/>
       </w:pPr>
       <w:rPr>
-        <w:rFonts w:ascii="Meiryo UI" w:hAnsi="Meiryo UI" w:eastAsia="Meiryo UI" w:cs="Meiryo UI" w:hint="default"/>
+        <w:rFonts w:ascii="Meiryo UI" w:eastAsia="Meiryo UI" w:hAnsi="Meiryo UI" w:cs="Meiryo UI" w:hint="default"/>
       </w:rPr>
     </w:lvl>
     <w:lvl w:ilvl="3" w:tplc="04090001" w:tentative="1">
@@ -24687,7 +23674,7 @@
         <w:ind w:left="2000" w:hanging="440"/>
       </w:pPr>
       <w:rPr>
-        <w:rFonts w:ascii="Meiryo UI" w:hAnsi="Meiryo UI" w:eastAsia="Meiryo UI" w:cs="Meiryo UI" w:hint="default"/>
+        <w:rFonts w:ascii="Meiryo UI" w:eastAsia="Meiryo UI" w:hAnsi="Meiryo UI" w:cs="Meiryo UI" w:hint="default"/>
       </w:rPr>
     </w:lvl>
     <w:lvl w:ilvl="4" w:tplc="0409000B" w:tentative="1">
@@ -24699,7 +23686,7 @@
         <w:ind w:left="2440" w:hanging="440"/>
       </w:pPr>
       <w:rPr>
-        <w:rFonts w:ascii="Meiryo UI" w:hAnsi="Meiryo UI" w:eastAsia="Meiryo UI" w:cs="Meiryo UI" w:hint="default"/>
+        <w:rFonts w:ascii="Meiryo UI" w:eastAsia="Meiryo UI" w:hAnsi="Meiryo UI" w:cs="Meiryo UI" w:hint="default"/>
       </w:rPr>
     </w:lvl>
     <w:lvl w:ilvl="5" w:tplc="0409000D" w:tentative="1">
@@ -24711,7 +23698,7 @@
         <w:ind w:left="2880" w:hanging="440"/>
       </w:pPr>
       <w:rPr>
-        <w:rFonts w:ascii="Meiryo UI" w:hAnsi="Meiryo UI" w:eastAsia="Meiryo UI" w:cs="Meiryo UI" w:hint="default"/>
+        <w:rFonts w:ascii="Meiryo UI" w:eastAsia="Meiryo UI" w:hAnsi="Meiryo UI" w:cs="Meiryo UI" w:hint="default"/>
       </w:rPr>
     </w:lvl>
     <w:lvl w:ilvl="6" w:tplc="04090001" w:tentative="1">
@@ -24723,7 +23710,7 @@
         <w:ind w:left="3320" w:hanging="440"/>
       </w:pPr>
       <w:rPr>
-        <w:rFonts w:ascii="Meiryo UI" w:hAnsi="Meiryo UI" w:eastAsia="Meiryo UI" w:cs="Meiryo UI" w:hint="default"/>
+        <w:rFonts w:ascii="Meiryo UI" w:eastAsia="Meiryo UI" w:hAnsi="Meiryo UI" w:cs="Meiryo UI" w:hint="default"/>
       </w:rPr>
     </w:lvl>
     <w:lvl w:ilvl="7" w:tplc="0409000B" w:tentative="1">
@@ -24735,7 +23722,7 @@
         <w:ind w:left="3760" w:hanging="440"/>
       </w:pPr>
       <w:rPr>
-        <w:rFonts w:ascii="Meiryo UI" w:hAnsi="Meiryo UI" w:eastAsia="Meiryo UI" w:cs="Meiryo UI" w:hint="default"/>
+        <w:rFonts w:ascii="Meiryo UI" w:eastAsia="Meiryo UI" w:hAnsi="Meiryo UI" w:cs="Meiryo UI" w:hint="default"/>
       </w:rPr>
     </w:lvl>
     <w:lvl w:ilvl="8" w:tplc="0409000D" w:tentative="1">
@@ -24747,7 +23734,7 @@
         <w:ind w:left="4200" w:hanging="440"/>
       </w:pPr>
       <w:rPr>
-        <w:rFonts w:ascii="Meiryo UI" w:hAnsi="Meiryo UI" w:eastAsia="Meiryo UI" w:cs="Meiryo UI" w:hint="default"/>
+        <w:rFonts w:ascii="Meiryo UI" w:eastAsia="Meiryo UI" w:hAnsi="Meiryo UI" w:cs="Meiryo UI" w:hint="default"/>
       </w:rPr>
     </w:lvl>
   </w:abstractNum>
@@ -24764,7 +23751,7 @@
         <w:ind w:left="800" w:hanging="440"/>
       </w:pPr>
       <w:rPr>
-        <w:rFonts w:ascii="Meiryo UI" w:hAnsi="Meiryo UI" w:eastAsia="Meiryo UI" w:cs="Meiryo UI" w:hint="default"/>
+        <w:rFonts w:ascii="Meiryo UI" w:eastAsia="Meiryo UI" w:hAnsi="Meiryo UI" w:cs="Meiryo UI" w:hint="default"/>
         <w:u w:val="none"/>
       </w:rPr>
     </w:lvl>
@@ -24878,7 +23865,7 @@
         <w:ind w:left="800" w:hanging="440"/>
       </w:pPr>
       <w:rPr>
-        <w:rFonts w:ascii="Meiryo UI" w:hAnsi="Meiryo UI" w:eastAsia="Meiryo UI" w:cs="Meiryo UI" w:hint="default"/>
+        <w:rFonts w:ascii="Meiryo UI" w:eastAsia="Meiryo UI" w:hAnsi="Meiryo UI" w:cs="Meiryo UI" w:hint="default"/>
         <w:u w:val="none"/>
       </w:rPr>
     </w:lvl>
@@ -25079,7 +24066,7 @@
         <w:ind w:left="440" w:hanging="440"/>
       </w:pPr>
       <w:rPr>
-        <w:rFonts w:ascii="Meiryo UI" w:hAnsi="Meiryo UI" w:eastAsia="Meiryo UI" w:cs="Meiryo UI" w:hint="default"/>
+        <w:rFonts w:ascii="Meiryo UI" w:eastAsia="Meiryo UI" w:hAnsi="Meiryo UI" w:cs="Meiryo UI" w:hint="default"/>
       </w:rPr>
     </w:lvl>
     <w:lvl w:ilvl="1" w:tplc="0409000B" w:tentative="1">
@@ -25091,7 +24078,7 @@
         <w:ind w:left="880" w:hanging="440"/>
       </w:pPr>
       <w:rPr>
-        <w:rFonts w:ascii="Meiryo UI" w:hAnsi="Meiryo UI" w:eastAsia="Meiryo UI" w:cs="Meiryo UI" w:hint="default"/>
+        <w:rFonts w:ascii="Meiryo UI" w:eastAsia="Meiryo UI" w:hAnsi="Meiryo UI" w:cs="Meiryo UI" w:hint="default"/>
       </w:rPr>
     </w:lvl>
     <w:lvl w:ilvl="2" w:tplc="0409000D" w:tentative="1">
@@ -25103,7 +24090,7 @@
         <w:ind w:left="1320" w:hanging="440"/>
       </w:pPr>
       <w:rPr>
-        <w:rFonts w:ascii="Meiryo UI" w:hAnsi="Meiryo UI" w:eastAsia="Meiryo UI" w:cs="Meiryo UI" w:hint="default"/>
+        <w:rFonts w:ascii="Meiryo UI" w:eastAsia="Meiryo UI" w:hAnsi="Meiryo UI" w:cs="Meiryo UI" w:hint="default"/>
       </w:rPr>
     </w:lvl>
     <w:lvl w:ilvl="3" w:tplc="04090001" w:tentative="1">
@@ -25115,7 +24102,7 @@
         <w:ind w:left="1760" w:hanging="440"/>
       </w:pPr>
       <w:rPr>
-        <w:rFonts w:ascii="Meiryo UI" w:hAnsi="Meiryo UI" w:eastAsia="Meiryo UI" w:cs="Meiryo UI" w:hint="default"/>
+        <w:rFonts w:ascii="Meiryo UI" w:eastAsia="Meiryo UI" w:hAnsi="Meiryo UI" w:cs="Meiryo UI" w:hint="default"/>
       </w:rPr>
     </w:lvl>
     <w:lvl w:ilvl="4" w:tplc="0409000B" w:tentative="1">
@@ -25127,7 +24114,7 @@
         <w:ind w:left="2200" w:hanging="440"/>
       </w:pPr>
       <w:rPr>
-        <w:rFonts w:ascii="Meiryo UI" w:hAnsi="Meiryo UI" w:eastAsia="Meiryo UI" w:cs="Meiryo UI" w:hint="default"/>
+        <w:rFonts w:ascii="Meiryo UI" w:eastAsia="Meiryo UI" w:hAnsi="Meiryo UI" w:cs="Meiryo UI" w:hint="default"/>
       </w:rPr>
     </w:lvl>
     <w:lvl w:ilvl="5" w:tplc="0409000D" w:tentative="1">
@@ -25139,7 +24126,7 @@
         <w:ind w:left="2640" w:hanging="440"/>
       </w:pPr>
       <w:rPr>
-        <w:rFonts w:ascii="Meiryo UI" w:hAnsi="Meiryo UI" w:eastAsia="Meiryo UI" w:cs="Meiryo UI" w:hint="default"/>
+        <w:rFonts w:ascii="Meiryo UI" w:eastAsia="Meiryo UI" w:hAnsi="Meiryo UI" w:cs="Meiryo UI" w:hint="default"/>
       </w:rPr>
     </w:lvl>
     <w:lvl w:ilvl="6" w:tplc="04090001" w:tentative="1">
@@ -25151,7 +24138,7 @@
         <w:ind w:left="3080" w:hanging="440"/>
       </w:pPr>
       <w:rPr>
-        <w:rFonts w:ascii="Meiryo UI" w:hAnsi="Meiryo UI" w:eastAsia="Meiryo UI" w:cs="Meiryo UI" w:hint="default"/>
+        <w:rFonts w:ascii="Meiryo UI" w:eastAsia="Meiryo UI" w:hAnsi="Meiryo UI" w:cs="Meiryo UI" w:hint="default"/>
       </w:rPr>
     </w:lvl>
     <w:lvl w:ilvl="7" w:tplc="0409000B" w:tentative="1">
@@ -25163,7 +24150,7 @@
         <w:ind w:left="3520" w:hanging="440"/>
       </w:pPr>
       <w:rPr>
-        <w:rFonts w:ascii="Meiryo UI" w:hAnsi="Meiryo UI" w:eastAsia="Meiryo UI" w:cs="Meiryo UI" w:hint="default"/>
+        <w:rFonts w:ascii="Meiryo UI" w:eastAsia="Meiryo UI" w:hAnsi="Meiryo UI" w:cs="Meiryo UI" w:hint="default"/>
       </w:rPr>
     </w:lvl>
     <w:lvl w:ilvl="8" w:tplc="0409000D" w:tentative="1">
@@ -25175,7 +24162,7 @@
         <w:ind w:left="3960" w:hanging="440"/>
       </w:pPr>
       <w:rPr>
-        <w:rFonts w:ascii="Meiryo UI" w:hAnsi="Meiryo UI" w:eastAsia="Meiryo UI" w:cs="Meiryo UI" w:hint="default"/>
+        <w:rFonts w:ascii="Meiryo UI" w:eastAsia="Meiryo UI" w:hAnsi="Meiryo UI" w:cs="Meiryo UI" w:hint="default"/>
       </w:rPr>
     </w:lvl>
   </w:abstractNum>
@@ -25192,7 +24179,7 @@
         <w:ind w:left="440" w:hanging="440"/>
       </w:pPr>
       <w:rPr>
-        <w:rFonts w:ascii="Meiryo UI" w:hAnsi="Meiryo UI" w:eastAsia="Meiryo UI" w:cs="Meiryo UI" w:hint="default"/>
+        <w:rFonts w:ascii="Meiryo UI" w:eastAsia="Meiryo UI" w:hAnsi="Meiryo UI" w:cs="Meiryo UI" w:hint="default"/>
       </w:rPr>
     </w:lvl>
     <w:lvl w:ilvl="1" w:tplc="0409000B" w:tentative="1">
@@ -25204,7 +24191,7 @@
         <w:ind w:left="880" w:hanging="440"/>
       </w:pPr>
       <w:rPr>
-        <w:rFonts w:ascii="Meiryo UI" w:hAnsi="Meiryo UI" w:eastAsia="Meiryo UI" w:cs="Meiryo UI" w:hint="default"/>
+        <w:rFonts w:ascii="Meiryo UI" w:eastAsia="Meiryo UI" w:hAnsi="Meiryo UI" w:cs="Meiryo UI" w:hint="default"/>
       </w:rPr>
     </w:lvl>
     <w:lvl w:ilvl="2" w:tplc="0409000D" w:tentative="1">
@@ -25216,7 +24203,7 @@
         <w:ind w:left="1320" w:hanging="440"/>
       </w:pPr>
       <w:rPr>
-        <w:rFonts w:ascii="Meiryo UI" w:hAnsi="Meiryo UI" w:eastAsia="Meiryo UI" w:cs="Meiryo UI" w:hint="default"/>
+        <w:rFonts w:ascii="Meiryo UI" w:eastAsia="Meiryo UI" w:hAnsi="Meiryo UI" w:cs="Meiryo UI" w:hint="default"/>
       </w:rPr>
     </w:lvl>
     <w:lvl w:ilvl="3" w:tplc="04090001" w:tentative="1">
@@ -25228,7 +24215,7 @@
         <w:ind w:left="1760" w:hanging="440"/>
       </w:pPr>
       <w:rPr>
-        <w:rFonts w:ascii="Meiryo UI" w:hAnsi="Meiryo UI" w:eastAsia="Meiryo UI" w:cs="Meiryo UI" w:hint="default"/>
+        <w:rFonts w:ascii="Meiryo UI" w:eastAsia="Meiryo UI" w:hAnsi="Meiryo UI" w:cs="Meiryo UI" w:hint="default"/>
       </w:rPr>
     </w:lvl>
     <w:lvl w:ilvl="4" w:tplc="0409000B" w:tentative="1">
@@ -25240,7 +24227,7 @@
         <w:ind w:left="2200" w:hanging="440"/>
       </w:pPr>
       <w:rPr>
-        <w:rFonts w:ascii="Meiryo UI" w:hAnsi="Meiryo UI" w:eastAsia="Meiryo UI" w:cs="Meiryo UI" w:hint="default"/>
+        <w:rFonts w:ascii="Meiryo UI" w:eastAsia="Meiryo UI" w:hAnsi="Meiryo UI" w:cs="Meiryo UI" w:hint="default"/>
       </w:rPr>
     </w:lvl>
     <w:lvl w:ilvl="5" w:tplc="0409000D" w:tentative="1">
@@ -25252,7 +24239,7 @@
         <w:ind w:left="2640" w:hanging="440"/>
       </w:pPr>
       <w:rPr>
-        <w:rFonts w:ascii="Meiryo UI" w:hAnsi="Meiryo UI" w:eastAsia="Meiryo UI" w:cs="Meiryo UI" w:hint="default"/>
+        <w:rFonts w:ascii="Meiryo UI" w:eastAsia="Meiryo UI" w:hAnsi="Meiryo UI" w:cs="Meiryo UI" w:hint="default"/>
       </w:rPr>
     </w:lvl>
     <w:lvl w:ilvl="6" w:tplc="04090001" w:tentative="1">
@@ -25264,7 +24251,7 @@
         <w:ind w:left="3080" w:hanging="440"/>
       </w:pPr>
       <w:rPr>
-        <w:rFonts w:ascii="Meiryo UI" w:hAnsi="Meiryo UI" w:eastAsia="Meiryo UI" w:cs="Meiryo UI" w:hint="default"/>
+        <w:rFonts w:ascii="Meiryo UI" w:eastAsia="Meiryo UI" w:hAnsi="Meiryo UI" w:cs="Meiryo UI" w:hint="default"/>
       </w:rPr>
     </w:lvl>
     <w:lvl w:ilvl="7" w:tplc="0409000B" w:tentative="1">
@@ -25276,7 +24263,7 @@
         <w:ind w:left="3520" w:hanging="440"/>
       </w:pPr>
       <w:rPr>
-        <w:rFonts w:ascii="Meiryo UI" w:hAnsi="Meiryo UI" w:eastAsia="Meiryo UI" w:cs="Meiryo UI" w:hint="default"/>
+        <w:rFonts w:ascii="Meiryo UI" w:eastAsia="Meiryo UI" w:hAnsi="Meiryo UI" w:cs="Meiryo UI" w:hint="default"/>
       </w:rPr>
     </w:lvl>
     <w:lvl w:ilvl="8" w:tplc="0409000D" w:tentative="1">
@@ -25288,7 +24275,7 @@
         <w:ind w:left="3960" w:hanging="440"/>
       </w:pPr>
       <w:rPr>
-        <w:rFonts w:ascii="Meiryo UI" w:hAnsi="Meiryo UI" w:eastAsia="Meiryo UI" w:cs="Meiryo UI" w:hint="default"/>
+        <w:rFonts w:ascii="Meiryo UI" w:eastAsia="Meiryo UI" w:hAnsi="Meiryo UI" w:cs="Meiryo UI" w:hint="default"/>
       </w:rPr>
     </w:lvl>
   </w:abstractNum>
@@ -25421,7 +24408,7 @@
         <w:ind w:left="720" w:hanging="360"/>
       </w:pPr>
       <w:rPr>
-        <w:rFonts w:ascii="Meiryo UI" w:hAnsi="Meiryo UI" w:eastAsia="Meiryo UI" w:cs="Meiryo UI" w:hint="default"/>
+        <w:rFonts w:ascii="Meiryo UI" w:eastAsia="Meiryo UI" w:hAnsi="Meiryo UI" w:cs="Meiryo UI" w:hint="default"/>
         <w:sz w:val="20"/>
       </w:rPr>
     </w:lvl>
@@ -25453,7 +24440,7 @@
         <w:ind w:left="2160" w:hanging="360"/>
       </w:pPr>
       <w:rPr>
-        <w:rFonts w:ascii="Meiryo UI" w:hAnsi="Meiryo UI" w:eastAsia="Meiryo UI" w:cs="Meiryo UI" w:hint="default"/>
+        <w:rFonts w:ascii="Meiryo UI" w:eastAsia="Meiryo UI" w:hAnsi="Meiryo UI" w:cs="Meiryo UI" w:hint="default"/>
         <w:sz w:val="20"/>
       </w:rPr>
     </w:lvl>
@@ -25469,7 +24456,7 @@
         <w:ind w:left="2880" w:hanging="360"/>
       </w:pPr>
       <w:rPr>
-        <w:rFonts w:ascii="Meiryo UI" w:hAnsi="Meiryo UI" w:eastAsia="Meiryo UI" w:cs="Meiryo UI" w:hint="default"/>
+        <w:rFonts w:ascii="Meiryo UI" w:eastAsia="Meiryo UI" w:hAnsi="Meiryo UI" w:cs="Meiryo UI" w:hint="default"/>
         <w:sz w:val="20"/>
       </w:rPr>
     </w:lvl>
@@ -25485,7 +24472,7 @@
         <w:ind w:left="3600" w:hanging="360"/>
       </w:pPr>
       <w:rPr>
-        <w:rFonts w:ascii="Meiryo UI" w:hAnsi="Meiryo UI" w:eastAsia="Meiryo UI" w:cs="Meiryo UI" w:hint="default"/>
+        <w:rFonts w:ascii="Meiryo UI" w:eastAsia="Meiryo UI" w:hAnsi="Meiryo UI" w:cs="Meiryo UI" w:hint="default"/>
         <w:sz w:val="20"/>
       </w:rPr>
     </w:lvl>
@@ -25501,7 +24488,7 @@
         <w:ind w:left="4320" w:hanging="360"/>
       </w:pPr>
       <w:rPr>
-        <w:rFonts w:ascii="Meiryo UI" w:hAnsi="Meiryo UI" w:eastAsia="Meiryo UI" w:cs="Meiryo UI" w:hint="default"/>
+        <w:rFonts w:ascii="Meiryo UI" w:eastAsia="Meiryo UI" w:hAnsi="Meiryo UI" w:cs="Meiryo UI" w:hint="default"/>
         <w:sz w:val="20"/>
       </w:rPr>
     </w:lvl>
@@ -25517,7 +24504,7 @@
         <w:ind w:left="5040" w:hanging="360"/>
       </w:pPr>
       <w:rPr>
-        <w:rFonts w:ascii="Meiryo UI" w:hAnsi="Meiryo UI" w:eastAsia="Meiryo UI" w:cs="Meiryo UI" w:hint="default"/>
+        <w:rFonts w:ascii="Meiryo UI" w:eastAsia="Meiryo UI" w:hAnsi="Meiryo UI" w:cs="Meiryo UI" w:hint="default"/>
         <w:sz w:val="20"/>
       </w:rPr>
     </w:lvl>
@@ -25533,7 +24520,7 @@
         <w:ind w:left="5760" w:hanging="360"/>
       </w:pPr>
       <w:rPr>
-        <w:rFonts w:ascii="Meiryo UI" w:hAnsi="Meiryo UI" w:eastAsia="Meiryo UI" w:cs="Meiryo UI" w:hint="default"/>
+        <w:rFonts w:ascii="Meiryo UI" w:eastAsia="Meiryo UI" w:hAnsi="Meiryo UI" w:cs="Meiryo UI" w:hint="default"/>
         <w:sz w:val="20"/>
       </w:rPr>
     </w:lvl>
@@ -25549,7 +24536,7 @@
         <w:ind w:left="6480" w:hanging="360"/>
       </w:pPr>
       <w:rPr>
-        <w:rFonts w:ascii="Meiryo UI" w:hAnsi="Meiryo UI" w:eastAsia="Meiryo UI" w:cs="Meiryo UI" w:hint="default"/>
+        <w:rFonts w:ascii="Meiryo UI" w:eastAsia="Meiryo UI" w:hAnsi="Meiryo UI" w:cs="Meiryo UI" w:hint="default"/>
         <w:sz w:val="20"/>
       </w:rPr>
     </w:lvl>
@@ -25570,7 +24557,7 @@
         <w:ind w:left="720" w:hanging="360"/>
       </w:pPr>
       <w:rPr>
-        <w:rFonts w:ascii="Meiryo UI" w:hAnsi="Meiryo UI" w:eastAsia="Meiryo UI" w:cs="Meiryo UI" w:hint="default"/>
+        <w:rFonts w:ascii="Meiryo UI" w:eastAsia="Meiryo UI" w:hAnsi="Meiryo UI" w:cs="Meiryo UI" w:hint="default"/>
         <w:sz w:val="20"/>
       </w:rPr>
     </w:lvl>
@@ -25602,7 +24589,7 @@
         <w:ind w:left="2160" w:hanging="360"/>
       </w:pPr>
       <w:rPr>
-        <w:rFonts w:ascii="Meiryo UI" w:hAnsi="Meiryo UI" w:eastAsia="Meiryo UI" w:cs="Meiryo UI" w:hint="default"/>
+        <w:rFonts w:ascii="Meiryo UI" w:eastAsia="Meiryo UI" w:hAnsi="Meiryo UI" w:cs="Meiryo UI" w:hint="default"/>
         <w:sz w:val="20"/>
       </w:rPr>
     </w:lvl>
@@ -25618,7 +24605,7 @@
         <w:ind w:left="2880" w:hanging="360"/>
       </w:pPr>
       <w:rPr>
-        <w:rFonts w:ascii="Meiryo UI" w:hAnsi="Meiryo UI" w:eastAsia="Meiryo UI" w:cs="Meiryo UI" w:hint="default"/>
+        <w:rFonts w:ascii="Meiryo UI" w:eastAsia="Meiryo UI" w:hAnsi="Meiryo UI" w:cs="Meiryo UI" w:hint="default"/>
         <w:sz w:val="20"/>
       </w:rPr>
     </w:lvl>
@@ -25634,7 +24621,7 @@
         <w:ind w:left="3600" w:hanging="360"/>
       </w:pPr>
       <w:rPr>
-        <w:rFonts w:ascii="Meiryo UI" w:hAnsi="Meiryo UI" w:eastAsia="Meiryo UI" w:cs="Meiryo UI" w:hint="default"/>
+        <w:rFonts w:ascii="Meiryo UI" w:eastAsia="Meiryo UI" w:hAnsi="Meiryo UI" w:cs="Meiryo UI" w:hint="default"/>
         <w:sz w:val="20"/>
       </w:rPr>
     </w:lvl>
@@ -25650,7 +24637,7 @@
         <w:ind w:left="4320" w:hanging="360"/>
       </w:pPr>
       <w:rPr>
-        <w:rFonts w:ascii="Meiryo UI" w:hAnsi="Meiryo UI" w:eastAsia="Meiryo UI" w:cs="Meiryo UI" w:hint="default"/>
+        <w:rFonts w:ascii="Meiryo UI" w:eastAsia="Meiryo UI" w:hAnsi="Meiryo UI" w:cs="Meiryo UI" w:hint="default"/>
         <w:sz w:val="20"/>
       </w:rPr>
     </w:lvl>
@@ -25666,7 +24653,7 @@
         <w:ind w:left="5040" w:hanging="360"/>
       </w:pPr>
       <w:rPr>
-        <w:rFonts w:ascii="Meiryo UI" w:hAnsi="Meiryo UI" w:eastAsia="Meiryo UI" w:cs="Meiryo UI" w:hint="default"/>
+        <w:rFonts w:ascii="Meiryo UI" w:eastAsia="Meiryo UI" w:hAnsi="Meiryo UI" w:cs="Meiryo UI" w:hint="default"/>
         <w:sz w:val="20"/>
       </w:rPr>
     </w:lvl>
@@ -25682,7 +24669,7 @@
         <w:ind w:left="5760" w:hanging="360"/>
       </w:pPr>
       <w:rPr>
-        <w:rFonts w:ascii="Meiryo UI" w:hAnsi="Meiryo UI" w:eastAsia="Meiryo UI" w:cs="Meiryo UI" w:hint="default"/>
+        <w:rFonts w:ascii="Meiryo UI" w:eastAsia="Meiryo UI" w:hAnsi="Meiryo UI" w:cs="Meiryo UI" w:hint="default"/>
         <w:sz w:val="20"/>
       </w:rPr>
     </w:lvl>
@@ -25698,7 +24685,7 @@
         <w:ind w:left="6480" w:hanging="360"/>
       </w:pPr>
       <w:rPr>
-        <w:rFonts w:ascii="Meiryo UI" w:hAnsi="Meiryo UI" w:eastAsia="Meiryo UI" w:cs="Meiryo UI" w:hint="default"/>
+        <w:rFonts w:ascii="Meiryo UI" w:eastAsia="Meiryo UI" w:hAnsi="Meiryo UI" w:cs="Meiryo UI" w:hint="default"/>
         <w:sz w:val="20"/>
       </w:rPr>
     </w:lvl>
@@ -25890,7 +24877,7 @@
         <w:ind w:left="440" w:hanging="440"/>
       </w:pPr>
       <w:rPr>
-        <w:rFonts w:ascii="Meiryo UI" w:hAnsi="Meiryo UI" w:eastAsia="Meiryo UI" w:cs="Meiryo UI" w:hint="default"/>
+        <w:rFonts w:ascii="Meiryo UI" w:eastAsia="Meiryo UI" w:hAnsi="Meiryo UI" w:cs="Meiryo UI" w:hint="default"/>
       </w:rPr>
     </w:lvl>
     <w:lvl w:ilvl="1" w:tplc="0409000B">
@@ -25902,7 +24889,7 @@
         <w:ind w:left="880" w:hanging="440"/>
       </w:pPr>
       <w:rPr>
-        <w:rFonts w:ascii="Meiryo UI" w:hAnsi="Meiryo UI" w:eastAsia="Meiryo UI" w:cs="Meiryo UI" w:hint="default"/>
+        <w:rFonts w:ascii="Meiryo UI" w:eastAsia="Meiryo UI" w:hAnsi="Meiryo UI" w:cs="Meiryo UI" w:hint="default"/>
       </w:rPr>
     </w:lvl>
     <w:lvl w:ilvl="2" w:tplc="0409000D" w:tentative="1">
@@ -25914,7 +24901,7 @@
         <w:ind w:left="1320" w:hanging="440"/>
       </w:pPr>
       <w:rPr>
-        <w:rFonts w:ascii="Meiryo UI" w:hAnsi="Meiryo UI" w:eastAsia="Meiryo UI" w:cs="Meiryo UI" w:hint="default"/>
+        <w:rFonts w:ascii="Meiryo UI" w:eastAsia="Meiryo UI" w:hAnsi="Meiryo UI" w:cs="Meiryo UI" w:hint="default"/>
       </w:rPr>
     </w:lvl>
     <w:lvl w:ilvl="3" w:tplc="04090001" w:tentative="1">
@@ -25926,7 +24913,7 @@
         <w:ind w:left="1760" w:hanging="440"/>
       </w:pPr>
       <w:rPr>
-        <w:rFonts w:ascii="Meiryo UI" w:hAnsi="Meiryo UI" w:eastAsia="Meiryo UI" w:cs="Meiryo UI" w:hint="default"/>
+        <w:rFonts w:ascii="Meiryo UI" w:eastAsia="Meiryo UI" w:hAnsi="Meiryo UI" w:cs="Meiryo UI" w:hint="default"/>
       </w:rPr>
     </w:lvl>
     <w:lvl w:ilvl="4" w:tplc="0409000B" w:tentative="1">
@@ -25938,7 +24925,7 @@
         <w:ind w:left="2200" w:hanging="440"/>
       </w:pPr>
       <w:rPr>
-        <w:rFonts w:ascii="Meiryo UI" w:hAnsi="Meiryo UI" w:eastAsia="Meiryo UI" w:cs="Meiryo UI" w:hint="default"/>
+        <w:rFonts w:ascii="Meiryo UI" w:eastAsia="Meiryo UI" w:hAnsi="Meiryo UI" w:cs="Meiryo UI" w:hint="default"/>
       </w:rPr>
     </w:lvl>
     <w:lvl w:ilvl="5" w:tplc="0409000D" w:tentative="1">
@@ -25950,7 +24937,7 @@
         <w:ind w:left="2640" w:hanging="440"/>
       </w:pPr>
       <w:rPr>
-        <w:rFonts w:ascii="Meiryo UI" w:hAnsi="Meiryo UI" w:eastAsia="Meiryo UI" w:cs="Meiryo UI" w:hint="default"/>
+        <w:rFonts w:ascii="Meiryo UI" w:eastAsia="Meiryo UI" w:hAnsi="Meiryo UI" w:cs="Meiryo UI" w:hint="default"/>
       </w:rPr>
     </w:lvl>
     <w:lvl w:ilvl="6" w:tplc="04090001" w:tentative="1">
@@ -25962,7 +24949,7 @@
         <w:ind w:left="3080" w:hanging="440"/>
       </w:pPr>
       <w:rPr>
-        <w:rFonts w:ascii="Meiryo UI" w:hAnsi="Meiryo UI" w:eastAsia="Meiryo UI" w:cs="Meiryo UI" w:hint="default"/>
+        <w:rFonts w:ascii="Meiryo UI" w:eastAsia="Meiryo UI" w:hAnsi="Meiryo UI" w:cs="Meiryo UI" w:hint="default"/>
       </w:rPr>
     </w:lvl>
     <w:lvl w:ilvl="7" w:tplc="0409000B" w:tentative="1">
@@ -25974,7 +24961,7 @@
         <w:ind w:left="3520" w:hanging="440"/>
       </w:pPr>
       <w:rPr>
-        <w:rFonts w:ascii="Meiryo UI" w:hAnsi="Meiryo UI" w:eastAsia="Meiryo UI" w:cs="Meiryo UI" w:hint="default"/>
+        <w:rFonts w:ascii="Meiryo UI" w:eastAsia="Meiryo UI" w:hAnsi="Meiryo UI" w:cs="Meiryo UI" w:hint="default"/>
       </w:rPr>
     </w:lvl>
     <w:lvl w:ilvl="8" w:tplc="0409000D" w:tentative="1">
@@ -25986,7 +24973,7 @@
         <w:ind w:left="3960" w:hanging="440"/>
       </w:pPr>
       <w:rPr>
-        <w:rFonts w:ascii="Meiryo UI" w:hAnsi="Meiryo UI" w:eastAsia="Meiryo UI" w:cs="Meiryo UI" w:hint="default"/>
+        <w:rFonts w:ascii="Meiryo UI" w:eastAsia="Meiryo UI" w:hAnsi="Meiryo UI" w:cs="Meiryo UI" w:hint="default"/>
       </w:rPr>
     </w:lvl>
   </w:abstractNum>
@@ -26006,7 +24993,7 @@
         <w:ind w:left="720" w:hanging="360"/>
       </w:pPr>
       <w:rPr>
-        <w:rFonts w:ascii="Meiryo UI" w:hAnsi="Meiryo UI" w:eastAsia="Meiryo UI" w:cs="Meiryo UI" w:hint="default"/>
+        <w:rFonts w:ascii="Meiryo UI" w:eastAsia="Meiryo UI" w:hAnsi="Meiryo UI" w:cs="Meiryo UI" w:hint="default"/>
         <w:sz w:val="20"/>
       </w:rPr>
     </w:lvl>
@@ -26038,7 +25025,7 @@
         <w:ind w:left="2160" w:hanging="360"/>
       </w:pPr>
       <w:rPr>
-        <w:rFonts w:ascii="Meiryo UI" w:hAnsi="Meiryo UI" w:eastAsia="Meiryo UI" w:cs="Meiryo UI" w:hint="default"/>
+        <w:rFonts w:ascii="Meiryo UI" w:eastAsia="Meiryo UI" w:hAnsi="Meiryo UI" w:cs="Meiryo UI" w:hint="default"/>
         <w:sz w:val="20"/>
       </w:rPr>
     </w:lvl>
@@ -26054,7 +25041,7 @@
         <w:ind w:left="2880" w:hanging="360"/>
       </w:pPr>
       <w:rPr>
-        <w:rFonts w:ascii="Meiryo UI" w:hAnsi="Meiryo UI" w:eastAsia="Meiryo UI" w:cs="Meiryo UI" w:hint="default"/>
+        <w:rFonts w:ascii="Meiryo UI" w:eastAsia="Meiryo UI" w:hAnsi="Meiryo UI" w:cs="Meiryo UI" w:hint="default"/>
         <w:sz w:val="20"/>
       </w:rPr>
     </w:lvl>
@@ -26070,7 +25057,7 @@
         <w:ind w:left="3600" w:hanging="360"/>
       </w:pPr>
       <w:rPr>
-        <w:rFonts w:ascii="Meiryo UI" w:hAnsi="Meiryo UI" w:eastAsia="Meiryo UI" w:cs="Meiryo UI" w:hint="default"/>
+        <w:rFonts w:ascii="Meiryo UI" w:eastAsia="Meiryo UI" w:hAnsi="Meiryo UI" w:cs="Meiryo UI" w:hint="default"/>
         <w:sz w:val="20"/>
       </w:rPr>
     </w:lvl>
@@ -26086,7 +25073,7 @@
         <w:ind w:left="4320" w:hanging="360"/>
       </w:pPr>
       <w:rPr>
-        <w:rFonts w:ascii="Meiryo UI" w:hAnsi="Meiryo UI" w:eastAsia="Meiryo UI" w:cs="Meiryo UI" w:hint="default"/>
+        <w:rFonts w:ascii="Meiryo UI" w:eastAsia="Meiryo UI" w:hAnsi="Meiryo UI" w:cs="Meiryo UI" w:hint="default"/>
         <w:sz w:val="20"/>
       </w:rPr>
     </w:lvl>
@@ -26102,7 +25089,7 @@
         <w:ind w:left="5040" w:hanging="360"/>
       </w:pPr>
       <w:rPr>
-        <w:rFonts w:ascii="Meiryo UI" w:hAnsi="Meiryo UI" w:eastAsia="Meiryo UI" w:cs="Meiryo UI" w:hint="default"/>
+        <w:rFonts w:ascii="Meiryo UI" w:eastAsia="Meiryo UI" w:hAnsi="Meiryo UI" w:cs="Meiryo UI" w:hint="default"/>
         <w:sz w:val="20"/>
       </w:rPr>
     </w:lvl>
@@ -26118,7 +25105,7 @@
         <w:ind w:left="5760" w:hanging="360"/>
       </w:pPr>
       <w:rPr>
-        <w:rFonts w:ascii="Meiryo UI" w:hAnsi="Meiryo UI" w:eastAsia="Meiryo UI" w:cs="Meiryo UI" w:hint="default"/>
+        <w:rFonts w:ascii="Meiryo UI" w:eastAsia="Meiryo UI" w:hAnsi="Meiryo UI" w:cs="Meiryo UI" w:hint="default"/>
         <w:sz w:val="20"/>
       </w:rPr>
     </w:lvl>
@@ -26134,7 +25121,7 @@
         <w:ind w:left="6480" w:hanging="360"/>
       </w:pPr>
       <w:rPr>
-        <w:rFonts w:ascii="Meiryo UI" w:hAnsi="Meiryo UI" w:eastAsia="Meiryo UI" w:cs="Meiryo UI" w:hint="default"/>
+        <w:rFonts w:ascii="Meiryo UI" w:eastAsia="Meiryo UI" w:hAnsi="Meiryo UI" w:cs="Meiryo UI" w:hint="default"/>
         <w:sz w:val="20"/>
       </w:rPr>
     </w:lvl>
@@ -26274,7 +25261,7 @@
         <w:ind w:left="440" w:hanging="440"/>
       </w:pPr>
       <w:rPr>
-        <w:rFonts w:ascii="Meiryo UI" w:hAnsi="Meiryo UI" w:eastAsia="Meiryo UI" w:cs="Meiryo UI" w:hint="default"/>
+        <w:rFonts w:ascii="Meiryo UI" w:eastAsia="Meiryo UI" w:hAnsi="Meiryo UI" w:cs="Meiryo UI" w:hint="default"/>
       </w:rPr>
     </w:lvl>
     <w:lvl w:ilvl="2" w:tplc="04090003">
@@ -26286,7 +25273,7 @@
         <w:ind w:left="440" w:hanging="440"/>
       </w:pPr>
       <w:rPr>
-        <w:rFonts w:ascii="Meiryo UI" w:hAnsi="Meiryo UI" w:eastAsia="Meiryo UI" w:cs="Meiryo UI" w:hint="default"/>
+        <w:rFonts w:ascii="Meiryo UI" w:eastAsia="Meiryo UI" w:hAnsi="Meiryo UI" w:cs="Meiryo UI" w:hint="default"/>
       </w:rPr>
     </w:lvl>
     <w:lvl w:ilvl="3" w:tplc="FFFFFFFF" w:tentative="1">
@@ -26360,7 +25347,7 @@
         <w:ind w:left="720" w:hanging="360"/>
       </w:pPr>
       <w:rPr>
-        <w:rFonts w:ascii="Meiryo UI" w:hAnsi="Meiryo UI" w:eastAsia="Meiryo UI" w:cs="Meiryo UI" w:hint="default"/>
+        <w:rFonts w:ascii="Meiryo UI" w:eastAsia="Meiryo UI" w:hAnsi="Meiryo UI" w:cs="Meiryo UI" w:hint="default"/>
         <w:sz w:val="20"/>
       </w:rPr>
     </w:lvl>
@@ -26392,7 +25379,7 @@
         <w:ind w:left="2160" w:hanging="360"/>
       </w:pPr>
       <w:rPr>
-        <w:rFonts w:ascii="Meiryo UI" w:hAnsi="Meiryo UI" w:eastAsia="Meiryo UI" w:cs="Meiryo UI" w:hint="default"/>
+        <w:rFonts w:ascii="Meiryo UI" w:eastAsia="Meiryo UI" w:hAnsi="Meiryo UI" w:cs="Meiryo UI" w:hint="default"/>
         <w:sz w:val="20"/>
       </w:rPr>
     </w:lvl>
@@ -26408,7 +25395,7 @@
         <w:ind w:left="2880" w:hanging="360"/>
       </w:pPr>
       <w:rPr>
-        <w:rFonts w:ascii="Meiryo UI" w:hAnsi="Meiryo UI" w:eastAsia="Meiryo UI" w:cs="Meiryo UI" w:hint="default"/>
+        <w:rFonts w:ascii="Meiryo UI" w:eastAsia="Meiryo UI" w:hAnsi="Meiryo UI" w:cs="Meiryo UI" w:hint="default"/>
         <w:sz w:val="20"/>
       </w:rPr>
     </w:lvl>
@@ -26424,7 +25411,7 @@
         <w:ind w:left="3600" w:hanging="360"/>
       </w:pPr>
       <w:rPr>
-        <w:rFonts w:ascii="Meiryo UI" w:hAnsi="Meiryo UI" w:eastAsia="Meiryo UI" w:cs="Meiryo UI" w:hint="default"/>
+        <w:rFonts w:ascii="Meiryo UI" w:eastAsia="Meiryo UI" w:hAnsi="Meiryo UI" w:cs="Meiryo UI" w:hint="default"/>
         <w:sz w:val="20"/>
       </w:rPr>
     </w:lvl>
@@ -26440,7 +25427,7 @@
         <w:ind w:left="4320" w:hanging="360"/>
       </w:pPr>
       <w:rPr>
-        <w:rFonts w:ascii="Meiryo UI" w:hAnsi="Meiryo UI" w:eastAsia="Meiryo UI" w:cs="Meiryo UI" w:hint="default"/>
+        <w:rFonts w:ascii="Meiryo UI" w:eastAsia="Meiryo UI" w:hAnsi="Meiryo UI" w:cs="Meiryo UI" w:hint="default"/>
         <w:sz w:val="20"/>
       </w:rPr>
     </w:lvl>
@@ -26456,7 +25443,7 @@
         <w:ind w:left="5040" w:hanging="360"/>
       </w:pPr>
       <w:rPr>
-        <w:rFonts w:ascii="Meiryo UI" w:hAnsi="Meiryo UI" w:eastAsia="Meiryo UI" w:cs="Meiryo UI" w:hint="default"/>
+        <w:rFonts w:ascii="Meiryo UI" w:eastAsia="Meiryo UI" w:hAnsi="Meiryo UI" w:cs="Meiryo UI" w:hint="default"/>
         <w:sz w:val="20"/>
       </w:rPr>
     </w:lvl>
@@ -26472,7 +25459,7 @@
         <w:ind w:left="5760" w:hanging="360"/>
       </w:pPr>
       <w:rPr>
-        <w:rFonts w:ascii="Meiryo UI" w:hAnsi="Meiryo UI" w:eastAsia="Meiryo UI" w:cs="Meiryo UI" w:hint="default"/>
+        <w:rFonts w:ascii="Meiryo UI" w:eastAsia="Meiryo UI" w:hAnsi="Meiryo UI" w:cs="Meiryo UI" w:hint="default"/>
         <w:sz w:val="20"/>
       </w:rPr>
     </w:lvl>
@@ -26488,7 +25475,7 @@
         <w:ind w:left="6480" w:hanging="360"/>
       </w:pPr>
       <w:rPr>
-        <w:rFonts w:ascii="Meiryo UI" w:hAnsi="Meiryo UI" w:eastAsia="Meiryo UI" w:cs="Meiryo UI" w:hint="default"/>
+        <w:rFonts w:ascii="Meiryo UI" w:eastAsia="Meiryo UI" w:hAnsi="Meiryo UI" w:cs="Meiryo UI" w:hint="default"/>
         <w:sz w:val="20"/>
       </w:rPr>
     </w:lvl>
@@ -26506,7 +25493,7 @@
         <w:ind w:left="440" w:hanging="440"/>
       </w:pPr>
       <w:rPr>
-        <w:rFonts w:ascii="Meiryo UI" w:hAnsi="Meiryo UI" w:eastAsia="Meiryo UI" w:cs="Meiryo UI" w:hint="default"/>
+        <w:rFonts w:ascii="Meiryo UI" w:eastAsia="Meiryo UI" w:hAnsi="Meiryo UI" w:cs="Meiryo UI" w:hint="default"/>
       </w:rPr>
     </w:lvl>
     <w:lvl w:ilvl="1" w:tplc="0409000B" w:tentative="1">
@@ -26518,7 +25505,7 @@
         <w:ind w:left="880" w:hanging="440"/>
       </w:pPr>
       <w:rPr>
-        <w:rFonts w:ascii="Meiryo UI" w:hAnsi="Meiryo UI" w:eastAsia="Meiryo UI" w:cs="Meiryo UI" w:hint="default"/>
+        <w:rFonts w:ascii="Meiryo UI" w:eastAsia="Meiryo UI" w:hAnsi="Meiryo UI" w:cs="Meiryo UI" w:hint="default"/>
       </w:rPr>
     </w:lvl>
     <w:lvl w:ilvl="2" w:tplc="0409000D" w:tentative="1">
@@ -26530,7 +25517,7 @@
         <w:ind w:left="1320" w:hanging="440"/>
       </w:pPr>
       <w:rPr>
-        <w:rFonts w:ascii="Meiryo UI" w:hAnsi="Meiryo UI" w:eastAsia="Meiryo UI" w:cs="Meiryo UI" w:hint="default"/>
+        <w:rFonts w:ascii="Meiryo UI" w:eastAsia="Meiryo UI" w:hAnsi="Meiryo UI" w:cs="Meiryo UI" w:hint="default"/>
       </w:rPr>
     </w:lvl>
     <w:lvl w:ilvl="3" w:tplc="04090001" w:tentative="1">
@@ -26542,7 +25529,7 @@
         <w:ind w:left="1760" w:hanging="440"/>
       </w:pPr>
       <w:rPr>
-        <w:rFonts w:ascii="Meiryo UI" w:hAnsi="Meiryo UI" w:eastAsia="Meiryo UI" w:cs="Meiryo UI" w:hint="default"/>
+        <w:rFonts w:ascii="Meiryo UI" w:eastAsia="Meiryo UI" w:hAnsi="Meiryo UI" w:cs="Meiryo UI" w:hint="default"/>
       </w:rPr>
     </w:lvl>
     <w:lvl w:ilvl="4" w:tplc="0409000B" w:tentative="1">
@@ -26554,7 +25541,7 @@
         <w:ind w:left="2200" w:hanging="440"/>
       </w:pPr>
       <w:rPr>
-        <w:rFonts w:ascii="Meiryo UI" w:hAnsi="Meiryo UI" w:eastAsia="Meiryo UI" w:cs="Meiryo UI" w:hint="default"/>
+        <w:rFonts w:ascii="Meiryo UI" w:eastAsia="Meiryo UI" w:hAnsi="Meiryo UI" w:cs="Meiryo UI" w:hint="default"/>
       </w:rPr>
     </w:lvl>
     <w:lvl w:ilvl="5" w:tplc="0409000D" w:tentative="1">
@@ -26566,7 +25553,7 @@
         <w:ind w:left="2640" w:hanging="440"/>
       </w:pPr>
       <w:rPr>
-        <w:rFonts w:ascii="Meiryo UI" w:hAnsi="Meiryo UI" w:eastAsia="Meiryo UI" w:cs="Meiryo UI" w:hint="default"/>
+        <w:rFonts w:ascii="Meiryo UI" w:eastAsia="Meiryo UI" w:hAnsi="Meiryo UI" w:cs="Meiryo UI" w:hint="default"/>
       </w:rPr>
     </w:lvl>
     <w:lvl w:ilvl="6" w:tplc="04090001" w:tentative="1">
@@ -26578,7 +25565,7 @@
         <w:ind w:left="3080" w:hanging="440"/>
       </w:pPr>
       <w:rPr>
-        <w:rFonts w:ascii="Meiryo UI" w:hAnsi="Meiryo UI" w:eastAsia="Meiryo UI" w:cs="Meiryo UI" w:hint="default"/>
+        <w:rFonts w:ascii="Meiryo UI" w:eastAsia="Meiryo UI" w:hAnsi="Meiryo UI" w:cs="Meiryo UI" w:hint="default"/>
       </w:rPr>
     </w:lvl>
     <w:lvl w:ilvl="7" w:tplc="0409000B" w:tentative="1">
@@ -26590,7 +25577,7 @@
         <w:ind w:left="3520" w:hanging="440"/>
       </w:pPr>
       <w:rPr>
-        <w:rFonts w:ascii="Meiryo UI" w:hAnsi="Meiryo UI" w:eastAsia="Meiryo UI" w:cs="Meiryo UI" w:hint="default"/>
+        <w:rFonts w:ascii="Meiryo UI" w:eastAsia="Meiryo UI" w:hAnsi="Meiryo UI" w:cs="Meiryo UI" w:hint="default"/>
       </w:rPr>
     </w:lvl>
     <w:lvl w:ilvl="8" w:tplc="0409000D" w:tentative="1">
@@ -26602,7 +25589,7 @@
         <w:ind w:left="3960" w:hanging="440"/>
       </w:pPr>
       <w:rPr>
-        <w:rFonts w:ascii="Meiryo UI" w:hAnsi="Meiryo UI" w:eastAsia="Meiryo UI" w:cs="Meiryo UI" w:hint="default"/>
+        <w:rFonts w:ascii="Meiryo UI" w:eastAsia="Meiryo UI" w:hAnsi="Meiryo UI" w:cs="Meiryo UI" w:hint="default"/>
       </w:rPr>
     </w:lvl>
   </w:abstractNum>
@@ -26732,7 +25719,7 @@
         <w:ind w:left="800" w:hanging="440"/>
       </w:pPr>
       <w:rPr>
-        <w:rFonts w:ascii="Meiryo UI" w:hAnsi="Meiryo UI" w:eastAsia="Meiryo UI" w:cs="Meiryo UI" w:hint="default"/>
+        <w:rFonts w:ascii="Meiryo UI" w:eastAsia="Meiryo UI" w:hAnsi="Meiryo UI" w:cs="Meiryo UI" w:hint="default"/>
         <w:u w:val="none"/>
       </w:rPr>
     </w:lvl>
@@ -26745,7 +25732,7 @@
         <w:ind w:left="1520" w:hanging="440"/>
       </w:pPr>
       <w:rPr>
-        <w:rFonts w:ascii="Meiryo UI" w:hAnsi="Meiryo UI" w:eastAsia="Meiryo UI" w:cs="Meiryo UI" w:hint="default"/>
+        <w:rFonts w:ascii="Meiryo UI" w:eastAsia="Meiryo UI" w:hAnsi="Meiryo UI" w:cs="Meiryo UI" w:hint="default"/>
       </w:rPr>
     </w:lvl>
     <w:lvl w:ilvl="2">
@@ -26846,7 +25833,7 @@
         <w:ind w:left="1160" w:hanging="440"/>
       </w:pPr>
       <w:rPr>
-        <w:rFonts w:ascii="Meiryo UI" w:hAnsi="Meiryo UI" w:eastAsia="Meiryo UI" w:cs="Meiryo UI" w:hint="default"/>
+        <w:rFonts w:ascii="Meiryo UI" w:eastAsia="Meiryo UI" w:hAnsi="Meiryo UI" w:cs="Meiryo UI" w:hint="default"/>
       </w:rPr>
     </w:lvl>
     <w:lvl w:ilvl="1" w:tplc="0409000B" w:tentative="1">
@@ -26858,7 +25845,7 @@
         <w:ind w:left="1600" w:hanging="440"/>
       </w:pPr>
       <w:rPr>
-        <w:rFonts w:ascii="Meiryo UI" w:hAnsi="Meiryo UI" w:eastAsia="Meiryo UI" w:cs="Meiryo UI" w:hint="default"/>
+        <w:rFonts w:ascii="Meiryo UI" w:eastAsia="Meiryo UI" w:hAnsi="Meiryo UI" w:cs="Meiryo UI" w:hint="default"/>
       </w:rPr>
     </w:lvl>
     <w:lvl w:ilvl="2" w:tplc="0409000D" w:tentative="1">
@@ -26870,7 +25857,7 @@
         <w:ind w:left="2040" w:hanging="440"/>
       </w:pPr>
       <w:rPr>
-        <w:rFonts w:ascii="Meiryo UI" w:hAnsi="Meiryo UI" w:eastAsia="Meiryo UI" w:cs="Meiryo UI" w:hint="default"/>
+        <w:rFonts w:ascii="Meiryo UI" w:eastAsia="Meiryo UI" w:hAnsi="Meiryo UI" w:cs="Meiryo UI" w:hint="default"/>
       </w:rPr>
     </w:lvl>
     <w:lvl w:ilvl="3" w:tplc="04090001" w:tentative="1">
@@ -26882,7 +25869,7 @@
         <w:ind w:left="2480" w:hanging="440"/>
       </w:pPr>
       <w:rPr>
-        <w:rFonts w:ascii="Meiryo UI" w:hAnsi="Meiryo UI" w:eastAsia="Meiryo UI" w:cs="Meiryo UI" w:hint="default"/>
+        <w:rFonts w:ascii="Meiryo UI" w:eastAsia="Meiryo UI" w:hAnsi="Meiryo UI" w:cs="Meiryo UI" w:hint="default"/>
       </w:rPr>
     </w:lvl>
     <w:lvl w:ilvl="4" w:tplc="0409000B" w:tentative="1">
@@ -26894,7 +25881,7 @@
         <w:ind w:left="2920" w:hanging="440"/>
       </w:pPr>
       <w:rPr>
-        <w:rFonts w:ascii="Meiryo UI" w:hAnsi="Meiryo UI" w:eastAsia="Meiryo UI" w:cs="Meiryo UI" w:hint="default"/>
+        <w:rFonts w:ascii="Meiryo UI" w:eastAsia="Meiryo UI" w:hAnsi="Meiryo UI" w:cs="Meiryo UI" w:hint="default"/>
       </w:rPr>
     </w:lvl>
     <w:lvl w:ilvl="5" w:tplc="0409000D" w:tentative="1">
@@ -26906,7 +25893,7 @@
         <w:ind w:left="3360" w:hanging="440"/>
       </w:pPr>
       <w:rPr>
-        <w:rFonts w:ascii="Meiryo UI" w:hAnsi="Meiryo UI" w:eastAsia="Meiryo UI" w:cs="Meiryo UI" w:hint="default"/>
+        <w:rFonts w:ascii="Meiryo UI" w:eastAsia="Meiryo UI" w:hAnsi="Meiryo UI" w:cs="Meiryo UI" w:hint="default"/>
       </w:rPr>
     </w:lvl>
     <w:lvl w:ilvl="6" w:tplc="04090001" w:tentative="1">
@@ -26918,7 +25905,7 @@
         <w:ind w:left="3800" w:hanging="440"/>
       </w:pPr>
       <w:rPr>
-        <w:rFonts w:ascii="Meiryo UI" w:hAnsi="Meiryo UI" w:eastAsia="Meiryo UI" w:cs="Meiryo UI" w:hint="default"/>
+        <w:rFonts w:ascii="Meiryo UI" w:eastAsia="Meiryo UI" w:hAnsi="Meiryo UI" w:cs="Meiryo UI" w:hint="default"/>
       </w:rPr>
     </w:lvl>
     <w:lvl w:ilvl="7" w:tplc="0409000B" w:tentative="1">
@@ -26930,7 +25917,7 @@
         <w:ind w:left="4240" w:hanging="440"/>
       </w:pPr>
       <w:rPr>
-        <w:rFonts w:ascii="Meiryo UI" w:hAnsi="Meiryo UI" w:eastAsia="Meiryo UI" w:cs="Meiryo UI" w:hint="default"/>
+        <w:rFonts w:ascii="Meiryo UI" w:eastAsia="Meiryo UI" w:hAnsi="Meiryo UI" w:cs="Meiryo UI" w:hint="default"/>
       </w:rPr>
     </w:lvl>
     <w:lvl w:ilvl="8" w:tplc="0409000D" w:tentative="1">
@@ -26942,7 +25929,7 @@
         <w:ind w:left="4680" w:hanging="440"/>
       </w:pPr>
       <w:rPr>
-        <w:rFonts w:ascii="Meiryo UI" w:hAnsi="Meiryo UI" w:eastAsia="Meiryo UI" w:cs="Meiryo UI" w:hint="default"/>
+        <w:rFonts w:ascii="Meiryo UI" w:eastAsia="Meiryo UI" w:hAnsi="Meiryo UI" w:cs="Meiryo UI" w:hint="default"/>
       </w:rPr>
     </w:lvl>
   </w:abstractNum>
@@ -26959,7 +25946,7 @@
         <w:ind w:left="800" w:hanging="440"/>
       </w:pPr>
       <w:rPr>
-        <w:rFonts w:ascii="Meiryo UI" w:hAnsi="Meiryo UI" w:eastAsia="Meiryo UI" w:cs="Meiryo UI" w:hint="default"/>
+        <w:rFonts w:ascii="Meiryo UI" w:eastAsia="Meiryo UI" w:hAnsi="Meiryo UI" w:cs="Meiryo UI" w:hint="default"/>
         <w:u w:val="none"/>
       </w:rPr>
     </w:lvl>
@@ -27073,7 +26060,7 @@
         <w:ind w:left="800" w:hanging="440"/>
       </w:pPr>
       <w:rPr>
-        <w:rFonts w:ascii="Meiryo UI" w:hAnsi="Meiryo UI" w:eastAsia="Meiryo UI" w:cs="Meiryo UI" w:hint="default"/>
+        <w:rFonts w:ascii="Meiryo UI" w:eastAsia="Meiryo UI" w:hAnsi="Meiryo UI" w:cs="Meiryo UI" w:hint="default"/>
         <w:u w:val="none"/>
       </w:rPr>
     </w:lvl>
@@ -27086,7 +26073,7 @@
         <w:ind w:left="1520" w:hanging="440"/>
       </w:pPr>
       <w:rPr>
-        <w:rFonts w:ascii="Meiryo UI" w:hAnsi="Meiryo UI" w:eastAsia="Meiryo UI" w:cs="Meiryo UI" w:hint="default"/>
+        <w:rFonts w:ascii="Meiryo UI" w:eastAsia="Meiryo UI" w:hAnsi="Meiryo UI" w:cs="Meiryo UI" w:hint="default"/>
       </w:rPr>
     </w:lvl>
     <w:lvl w:ilvl="2">
@@ -27187,7 +26174,7 @@
         <w:ind w:left="800" w:hanging="440"/>
       </w:pPr>
       <w:rPr>
-        <w:rFonts w:ascii="Meiryo UI" w:hAnsi="Meiryo UI" w:eastAsia="Meiryo UI" w:cs="Meiryo UI" w:hint="default"/>
+        <w:rFonts w:ascii="Meiryo UI" w:eastAsia="Meiryo UI" w:hAnsi="Meiryo UI" w:cs="Meiryo UI" w:hint="default"/>
         <w:u w:val="none"/>
       </w:rPr>
     </w:lvl>
@@ -27200,7 +26187,7 @@
         <w:ind w:left="1520" w:hanging="440"/>
       </w:pPr>
       <w:rPr>
-        <w:rFonts w:ascii="Meiryo UI" w:hAnsi="Meiryo UI" w:eastAsia="Meiryo UI" w:cs="Meiryo UI" w:hint="default"/>
+        <w:rFonts w:ascii="Meiryo UI" w:eastAsia="Meiryo UI" w:hAnsi="Meiryo UI" w:cs="Meiryo UI" w:hint="default"/>
       </w:rPr>
     </w:lvl>
     <w:lvl w:ilvl="2">
@@ -27301,7 +26288,7 @@
         <w:ind w:left="440" w:hanging="440"/>
       </w:pPr>
       <w:rPr>
-        <w:rFonts w:ascii="Meiryo UI" w:hAnsi="Meiryo UI" w:eastAsia="Meiryo UI" w:cs="Meiryo UI" w:hint="default"/>
+        <w:rFonts w:ascii="Meiryo UI" w:eastAsia="Meiryo UI" w:hAnsi="Meiryo UI" w:cs="Meiryo UI" w:hint="default"/>
       </w:rPr>
     </w:lvl>
     <w:lvl w:ilvl="1" w:tplc="0409000B" w:tentative="1">
@@ -27313,7 +26300,7 @@
         <w:ind w:left="880" w:hanging="440"/>
       </w:pPr>
       <w:rPr>
-        <w:rFonts w:ascii="Meiryo UI" w:hAnsi="Meiryo UI" w:eastAsia="Meiryo UI" w:cs="Meiryo UI" w:hint="default"/>
+        <w:rFonts w:ascii="Meiryo UI" w:eastAsia="Meiryo UI" w:hAnsi="Meiryo UI" w:cs="Meiryo UI" w:hint="default"/>
       </w:rPr>
     </w:lvl>
     <w:lvl w:ilvl="2" w:tplc="0409000D" w:tentative="1">
@@ -27325,7 +26312,7 @@
         <w:ind w:left="1320" w:hanging="440"/>
       </w:pPr>
       <w:rPr>
-        <w:rFonts w:ascii="Meiryo UI" w:hAnsi="Meiryo UI" w:eastAsia="Meiryo UI" w:cs="Meiryo UI" w:hint="default"/>
+        <w:rFonts w:ascii="Meiryo UI" w:eastAsia="Meiryo UI" w:hAnsi="Meiryo UI" w:cs="Meiryo UI" w:hint="default"/>
       </w:rPr>
     </w:lvl>
     <w:lvl w:ilvl="3" w:tplc="04090001" w:tentative="1">
@@ -27337,7 +26324,7 @@
         <w:ind w:left="1760" w:hanging="440"/>
       </w:pPr>
       <w:rPr>
-        <w:rFonts w:ascii="Meiryo UI" w:hAnsi="Meiryo UI" w:eastAsia="Meiryo UI" w:cs="Meiryo UI" w:hint="default"/>
+        <w:rFonts w:ascii="Meiryo UI" w:eastAsia="Meiryo UI" w:hAnsi="Meiryo UI" w:cs="Meiryo UI" w:hint="default"/>
       </w:rPr>
     </w:lvl>
     <w:lvl w:ilvl="4" w:tplc="0409000B" w:tentative="1">
@@ -27349,7 +26336,7 @@
         <w:ind w:left="2200" w:hanging="440"/>
       </w:pPr>
       <w:rPr>
-        <w:rFonts w:ascii="Meiryo UI" w:hAnsi="Meiryo UI" w:eastAsia="Meiryo UI" w:cs="Meiryo UI" w:hint="default"/>
+        <w:rFonts w:ascii="Meiryo UI" w:eastAsia="Meiryo UI" w:hAnsi="Meiryo UI" w:cs="Meiryo UI" w:hint="default"/>
       </w:rPr>
     </w:lvl>
     <w:lvl w:ilvl="5" w:tplc="0409000D" w:tentative="1">
@@ -27361,7 +26348,7 @@
         <w:ind w:left="2640" w:hanging="440"/>
       </w:pPr>
       <w:rPr>
-        <w:rFonts w:ascii="Meiryo UI" w:hAnsi="Meiryo UI" w:eastAsia="Meiryo UI" w:cs="Meiryo UI" w:hint="default"/>
+        <w:rFonts w:ascii="Meiryo UI" w:eastAsia="Meiryo UI" w:hAnsi="Meiryo UI" w:cs="Meiryo UI" w:hint="default"/>
       </w:rPr>
     </w:lvl>
     <w:lvl w:ilvl="6" w:tplc="04090001" w:tentative="1">
@@ -27373,7 +26360,7 @@
         <w:ind w:left="3080" w:hanging="440"/>
       </w:pPr>
       <w:rPr>
-        <w:rFonts w:ascii="Meiryo UI" w:hAnsi="Meiryo UI" w:eastAsia="Meiryo UI" w:cs="Meiryo UI" w:hint="default"/>
+        <w:rFonts w:ascii="Meiryo UI" w:eastAsia="Meiryo UI" w:hAnsi="Meiryo UI" w:cs="Meiryo UI" w:hint="default"/>
       </w:rPr>
     </w:lvl>
     <w:lvl w:ilvl="7" w:tplc="0409000B" w:tentative="1">
@@ -27385,7 +26372,7 @@
         <w:ind w:left="3520" w:hanging="440"/>
       </w:pPr>
       <w:rPr>
-        <w:rFonts w:ascii="Meiryo UI" w:hAnsi="Meiryo UI" w:eastAsia="Meiryo UI" w:cs="Meiryo UI" w:hint="default"/>
+        <w:rFonts w:ascii="Meiryo UI" w:eastAsia="Meiryo UI" w:hAnsi="Meiryo UI" w:cs="Meiryo UI" w:hint="default"/>
       </w:rPr>
     </w:lvl>
     <w:lvl w:ilvl="8" w:tplc="0409000D" w:tentative="1">
@@ -27397,7 +26384,7 @@
         <w:ind w:left="3960" w:hanging="440"/>
       </w:pPr>
       <w:rPr>
-        <w:rFonts w:ascii="Meiryo UI" w:hAnsi="Meiryo UI" w:eastAsia="Meiryo UI" w:cs="Meiryo UI" w:hint="default"/>
+        <w:rFonts w:ascii="Meiryo UI" w:eastAsia="Meiryo UI" w:hAnsi="Meiryo UI" w:cs="Meiryo UI" w:hint="default"/>
       </w:rPr>
     </w:lvl>
   </w:abstractNum>
@@ -27527,7 +26514,7 @@
         <w:ind w:left="440" w:hanging="440"/>
       </w:pPr>
       <w:rPr>
-        <w:rFonts w:ascii="Meiryo UI" w:hAnsi="Meiryo UI" w:eastAsia="Meiryo UI" w:cs="Meiryo UI" w:hint="default"/>
+        <w:rFonts w:ascii="Meiryo UI" w:eastAsia="Meiryo UI" w:hAnsi="Meiryo UI" w:cs="Meiryo UI" w:hint="default"/>
       </w:rPr>
     </w:lvl>
   </w:abstractNum>
@@ -27544,7 +26531,7 @@
         <w:ind w:left="440" w:hanging="440"/>
       </w:pPr>
       <w:rPr>
-        <w:rFonts w:ascii="Meiryo UI" w:hAnsi="Meiryo UI" w:eastAsia="Meiryo UI" w:cs="Meiryo UI" w:hint="default"/>
+        <w:rFonts w:ascii="Meiryo UI" w:eastAsia="Meiryo UI" w:hAnsi="Meiryo UI" w:cs="Meiryo UI" w:hint="default"/>
       </w:rPr>
     </w:lvl>
     <w:lvl w:ilvl="1" w:tplc="0409000B" w:tentative="1">
@@ -27556,7 +26543,7 @@
         <w:ind w:left="880" w:hanging="440"/>
       </w:pPr>
       <w:rPr>
-        <w:rFonts w:ascii="Meiryo UI" w:hAnsi="Meiryo UI" w:eastAsia="Meiryo UI" w:cs="Meiryo UI" w:hint="default"/>
+        <w:rFonts w:ascii="Meiryo UI" w:eastAsia="Meiryo UI" w:hAnsi="Meiryo UI" w:cs="Meiryo UI" w:hint="default"/>
       </w:rPr>
     </w:lvl>
     <w:lvl w:ilvl="2" w:tplc="0409000D" w:tentative="1">
@@ -27568,7 +26555,7 @@
         <w:ind w:left="1320" w:hanging="440"/>
       </w:pPr>
       <w:rPr>
-        <w:rFonts w:ascii="Meiryo UI" w:hAnsi="Meiryo UI" w:eastAsia="Meiryo UI" w:cs="Meiryo UI" w:hint="default"/>
+        <w:rFonts w:ascii="Meiryo UI" w:eastAsia="Meiryo UI" w:hAnsi="Meiryo UI" w:cs="Meiryo UI" w:hint="default"/>
       </w:rPr>
     </w:lvl>
     <w:lvl w:ilvl="3" w:tplc="04090001" w:tentative="1">
@@ -27580,7 +26567,7 @@
         <w:ind w:left="1760" w:hanging="440"/>
       </w:pPr>
       <w:rPr>
-        <w:rFonts w:ascii="Meiryo UI" w:hAnsi="Meiryo UI" w:eastAsia="Meiryo UI" w:cs="Meiryo UI" w:hint="default"/>
+        <w:rFonts w:ascii="Meiryo UI" w:eastAsia="Meiryo UI" w:hAnsi="Meiryo UI" w:cs="Meiryo UI" w:hint="default"/>
       </w:rPr>
     </w:lvl>
     <w:lvl w:ilvl="4" w:tplc="0409000B" w:tentative="1">
@@ -27592,7 +26579,7 @@
         <w:ind w:left="2200" w:hanging="440"/>
       </w:pPr>
       <w:rPr>
-        <w:rFonts w:ascii="Meiryo UI" w:hAnsi="Meiryo UI" w:eastAsia="Meiryo UI" w:cs="Meiryo UI" w:hint="default"/>
+        <w:rFonts w:ascii="Meiryo UI" w:eastAsia="Meiryo UI" w:hAnsi="Meiryo UI" w:cs="Meiryo UI" w:hint="default"/>
       </w:rPr>
     </w:lvl>
     <w:lvl w:ilvl="5" w:tplc="0409000D" w:tentative="1">
@@ -27604,7 +26591,7 @@
         <w:ind w:left="2640" w:hanging="440"/>
       </w:pPr>
       <w:rPr>
-        <w:rFonts w:ascii="Meiryo UI" w:hAnsi="Meiryo UI" w:eastAsia="Meiryo UI" w:cs="Meiryo UI" w:hint="default"/>
+        <w:rFonts w:ascii="Meiryo UI" w:eastAsia="Meiryo UI" w:hAnsi="Meiryo UI" w:cs="Meiryo UI" w:hint="default"/>
       </w:rPr>
     </w:lvl>
     <w:lvl w:ilvl="6" w:tplc="04090001" w:tentative="1">
@@ -27616,7 +26603,7 @@
         <w:ind w:left="3080" w:hanging="440"/>
       </w:pPr>
       <w:rPr>
-        <w:rFonts w:ascii="Meiryo UI" w:hAnsi="Meiryo UI" w:eastAsia="Meiryo UI" w:cs="Meiryo UI" w:hint="default"/>
+        <w:rFonts w:ascii="Meiryo UI" w:eastAsia="Meiryo UI" w:hAnsi="Meiryo UI" w:cs="Meiryo UI" w:hint="default"/>
       </w:rPr>
     </w:lvl>
     <w:lvl w:ilvl="7" w:tplc="0409000B" w:tentative="1">
@@ -27628,7 +26615,7 @@
         <w:ind w:left="3520" w:hanging="440"/>
       </w:pPr>
       <w:rPr>
-        <w:rFonts w:ascii="Meiryo UI" w:hAnsi="Meiryo UI" w:eastAsia="Meiryo UI" w:cs="Meiryo UI" w:hint="default"/>
+        <w:rFonts w:ascii="Meiryo UI" w:eastAsia="Meiryo UI" w:hAnsi="Meiryo UI" w:cs="Meiryo UI" w:hint="default"/>
       </w:rPr>
     </w:lvl>
     <w:lvl w:ilvl="8" w:tplc="0409000D" w:tentative="1">
@@ -27640,7 +26627,7 @@
         <w:ind w:left="3960" w:hanging="440"/>
       </w:pPr>
       <w:rPr>
-        <w:rFonts w:ascii="Meiryo UI" w:hAnsi="Meiryo UI" w:eastAsia="Meiryo UI" w:cs="Meiryo UI" w:hint="default"/>
+        <w:rFonts w:ascii="Meiryo UI" w:eastAsia="Meiryo UI" w:hAnsi="Meiryo UI" w:cs="Meiryo UI" w:hint="default"/>
       </w:rPr>
     </w:lvl>
   </w:abstractNum>
@@ -27666,7 +26653,7 @@
         <w:ind w:left="440" w:hanging="440"/>
       </w:pPr>
       <w:rPr>
-        <w:rFonts w:ascii="Meiryo UI" w:hAnsi="Meiryo UI" w:eastAsia="Meiryo UI" w:cs="Meiryo UI" w:hint="default"/>
+        <w:rFonts w:ascii="Meiryo UI" w:eastAsia="Meiryo UI" w:hAnsi="Meiryo UI" w:cs="Meiryo UI" w:hint="default"/>
       </w:rPr>
     </w:lvl>
     <w:lvl w:ilvl="2" w:tplc="04090003">
@@ -27678,7 +26665,7 @@
         <w:ind w:left="440" w:hanging="440"/>
       </w:pPr>
       <w:rPr>
-        <w:rFonts w:ascii="Meiryo UI" w:hAnsi="Meiryo UI" w:eastAsia="Meiryo UI" w:cs="Meiryo UI" w:hint="default"/>
+        <w:rFonts w:ascii="Meiryo UI" w:eastAsia="Meiryo UI" w:hAnsi="Meiryo UI" w:cs="Meiryo UI" w:hint="default"/>
       </w:rPr>
     </w:lvl>
     <w:lvl w:ilvl="3" w:tplc="0409000F" w:tentative="1">
@@ -27749,7 +26736,7 @@
         <w:ind w:left="800" w:hanging="440"/>
       </w:pPr>
       <w:rPr>
-        <w:rFonts w:ascii="Meiryo UI" w:hAnsi="Meiryo UI" w:eastAsia="Meiryo UI" w:cs="Meiryo UI" w:hint="default"/>
+        <w:rFonts w:ascii="Meiryo UI" w:eastAsia="Meiryo UI" w:hAnsi="Meiryo UI" w:cs="Meiryo UI" w:hint="default"/>
         <w:u w:val="none"/>
       </w:rPr>
     </w:lvl>
@@ -27863,7 +26850,7 @@
         <w:ind w:left="800" w:hanging="440"/>
       </w:pPr>
       <w:rPr>
-        <w:rFonts w:ascii="Meiryo UI" w:hAnsi="Meiryo UI" w:eastAsia="Meiryo UI" w:cs="Meiryo UI" w:hint="default"/>
+        <w:rFonts w:ascii="Meiryo UI" w:eastAsia="Meiryo UI" w:hAnsi="Meiryo UI" w:cs="Meiryo UI" w:hint="default"/>
         <w:u w:val="none"/>
       </w:rPr>
     </w:lvl>
@@ -27876,7 +26863,7 @@
         <w:ind w:left="1520" w:hanging="440"/>
       </w:pPr>
       <w:rPr>
-        <w:rFonts w:ascii="Meiryo UI" w:hAnsi="Meiryo UI" w:eastAsia="Meiryo UI" w:cs="Meiryo UI" w:hint="default"/>
+        <w:rFonts w:ascii="Meiryo UI" w:eastAsia="Meiryo UI" w:hAnsi="Meiryo UI" w:cs="Meiryo UI" w:hint="default"/>
       </w:rPr>
     </w:lvl>
     <w:lvl w:ilvl="2">
@@ -27977,7 +26964,7 @@
         <w:ind w:left="440" w:hanging="440"/>
       </w:pPr>
       <w:rPr>
-        <w:rFonts w:ascii="Meiryo UI" w:hAnsi="Meiryo UI" w:eastAsia="Meiryo UI" w:cs="Meiryo UI" w:hint="default"/>
+        <w:rFonts w:ascii="Meiryo UI" w:eastAsia="Meiryo UI" w:hAnsi="Meiryo UI" w:cs="Meiryo UI" w:hint="default"/>
       </w:rPr>
     </w:lvl>
     <w:lvl w:ilvl="1" w:tplc="0409000B" w:tentative="1">
@@ -27989,7 +26976,7 @@
         <w:ind w:left="880" w:hanging="440"/>
       </w:pPr>
       <w:rPr>
-        <w:rFonts w:ascii="Meiryo UI" w:hAnsi="Meiryo UI" w:eastAsia="Meiryo UI" w:cs="Meiryo UI" w:hint="default"/>
+        <w:rFonts w:ascii="Meiryo UI" w:eastAsia="Meiryo UI" w:hAnsi="Meiryo UI" w:cs="Meiryo UI" w:hint="default"/>
       </w:rPr>
     </w:lvl>
     <w:lvl w:ilvl="2" w:tplc="0409000D" w:tentative="1">
@@ -28001,7 +26988,7 @@
         <w:ind w:left="1320" w:hanging="440"/>
       </w:pPr>
       <w:rPr>
-        <w:rFonts w:ascii="Meiryo UI" w:hAnsi="Meiryo UI" w:eastAsia="Meiryo UI" w:cs="Meiryo UI" w:hint="default"/>
+        <w:rFonts w:ascii="Meiryo UI" w:eastAsia="Meiryo UI" w:hAnsi="Meiryo UI" w:cs="Meiryo UI" w:hint="default"/>
       </w:rPr>
     </w:lvl>
     <w:lvl w:ilvl="3" w:tplc="04090001" w:tentative="1">
@@ -28013,7 +27000,7 @@
         <w:ind w:left="1760" w:hanging="440"/>
       </w:pPr>
       <w:rPr>
-        <w:rFonts w:ascii="Meiryo UI" w:hAnsi="Meiryo UI" w:eastAsia="Meiryo UI" w:cs="Meiryo UI" w:hint="default"/>
+        <w:rFonts w:ascii="Meiryo UI" w:eastAsia="Meiryo UI" w:hAnsi="Meiryo UI" w:cs="Meiryo UI" w:hint="default"/>
       </w:rPr>
     </w:lvl>
     <w:lvl w:ilvl="4" w:tplc="0409000B" w:tentative="1">
@@ -28025,7 +27012,7 @@
         <w:ind w:left="2200" w:hanging="440"/>
       </w:pPr>
       <w:rPr>
-        <w:rFonts w:ascii="Meiryo UI" w:hAnsi="Meiryo UI" w:eastAsia="Meiryo UI" w:cs="Meiryo UI" w:hint="default"/>
+        <w:rFonts w:ascii="Meiryo UI" w:eastAsia="Meiryo UI" w:hAnsi="Meiryo UI" w:cs="Meiryo UI" w:hint="default"/>
       </w:rPr>
     </w:lvl>
     <w:lvl w:ilvl="5" w:tplc="0409000D" w:tentative="1">
@@ -28037,7 +27024,7 @@
         <w:ind w:left="2640" w:hanging="440"/>
       </w:pPr>
       <w:rPr>
-        <w:rFonts w:ascii="Meiryo UI" w:hAnsi="Meiryo UI" w:eastAsia="Meiryo UI" w:cs="Meiryo UI" w:hint="default"/>
+        <w:rFonts w:ascii="Meiryo UI" w:eastAsia="Meiryo UI" w:hAnsi="Meiryo UI" w:cs="Meiryo UI" w:hint="default"/>
       </w:rPr>
     </w:lvl>
     <w:lvl w:ilvl="6" w:tplc="04090001" w:tentative="1">
@@ -28049,7 +27036,7 @@
         <w:ind w:left="3080" w:hanging="440"/>
       </w:pPr>
       <w:rPr>
-        <w:rFonts w:ascii="Meiryo UI" w:hAnsi="Meiryo UI" w:eastAsia="Meiryo UI" w:cs="Meiryo UI" w:hint="default"/>
+        <w:rFonts w:ascii="Meiryo UI" w:eastAsia="Meiryo UI" w:hAnsi="Meiryo UI" w:cs="Meiryo UI" w:hint="default"/>
       </w:rPr>
     </w:lvl>
     <w:lvl w:ilvl="7" w:tplc="0409000B" w:tentative="1">
@@ -28061,7 +27048,7 @@
         <w:ind w:left="3520" w:hanging="440"/>
       </w:pPr>
       <w:rPr>
-        <w:rFonts w:ascii="Meiryo UI" w:hAnsi="Meiryo UI" w:eastAsia="Meiryo UI" w:cs="Meiryo UI" w:hint="default"/>
+        <w:rFonts w:ascii="Meiryo UI" w:eastAsia="Meiryo UI" w:hAnsi="Meiryo UI" w:cs="Meiryo UI" w:hint="default"/>
       </w:rPr>
     </w:lvl>
     <w:lvl w:ilvl="8" w:tplc="0409000D" w:tentative="1">
@@ -28073,7 +27060,7 @@
         <w:ind w:left="3960" w:hanging="440"/>
       </w:pPr>
       <w:rPr>
-        <w:rFonts w:ascii="Meiryo UI" w:hAnsi="Meiryo UI" w:eastAsia="Meiryo UI" w:cs="Meiryo UI" w:hint="default"/>
+        <w:rFonts w:ascii="Meiryo UI" w:eastAsia="Meiryo UI" w:hAnsi="Meiryo UI" w:cs="Meiryo UI" w:hint="default"/>
       </w:rPr>
     </w:lvl>
   </w:abstractNum>
@@ -28090,7 +27077,7 @@
         <w:ind w:left="440" w:hanging="440"/>
       </w:pPr>
       <w:rPr>
-        <w:rFonts w:ascii="Meiryo UI" w:hAnsi="Meiryo UI" w:eastAsia="Meiryo UI" w:cs="Meiryo UI" w:hint="default"/>
+        <w:rFonts w:ascii="Meiryo UI" w:eastAsia="Meiryo UI" w:hAnsi="Meiryo UI" w:cs="Meiryo UI" w:hint="default"/>
       </w:rPr>
     </w:lvl>
     <w:lvl w:ilvl="1" w:tplc="0409000B" w:tentative="1">
@@ -28102,7 +27089,7 @@
         <w:ind w:left="880" w:hanging="440"/>
       </w:pPr>
       <w:rPr>
-        <w:rFonts w:ascii="Meiryo UI" w:hAnsi="Meiryo UI" w:eastAsia="Meiryo UI" w:cs="Meiryo UI" w:hint="default"/>
+        <w:rFonts w:ascii="Meiryo UI" w:eastAsia="Meiryo UI" w:hAnsi="Meiryo UI" w:cs="Meiryo UI" w:hint="default"/>
       </w:rPr>
     </w:lvl>
     <w:lvl w:ilvl="2" w:tplc="0409000D" w:tentative="1">
@@ -28114,7 +27101,7 @@
         <w:ind w:left="1320" w:hanging="440"/>
       </w:pPr>
       <w:rPr>
-        <w:rFonts w:ascii="Meiryo UI" w:hAnsi="Meiryo UI" w:eastAsia="Meiryo UI" w:cs="Meiryo UI" w:hint="default"/>
+        <w:rFonts w:ascii="Meiryo UI" w:eastAsia="Meiryo UI" w:hAnsi="Meiryo UI" w:cs="Meiryo UI" w:hint="default"/>
       </w:rPr>
     </w:lvl>
     <w:lvl w:ilvl="3" w:tplc="04090001" w:tentative="1">
@@ -28126,7 +27113,7 @@
         <w:ind w:left="1760" w:hanging="440"/>
       </w:pPr>
       <w:rPr>
-        <w:rFonts w:ascii="Meiryo UI" w:hAnsi="Meiryo UI" w:eastAsia="Meiryo UI" w:cs="Meiryo UI" w:hint="default"/>
+        <w:rFonts w:ascii="Meiryo UI" w:eastAsia="Meiryo UI" w:hAnsi="Meiryo UI" w:cs="Meiryo UI" w:hint="default"/>
       </w:rPr>
     </w:lvl>
     <w:lvl w:ilvl="4" w:tplc="0409000B" w:tentative="1">
@@ -28138,7 +27125,7 @@
         <w:ind w:left="2200" w:hanging="440"/>
       </w:pPr>
       <w:rPr>
-        <w:rFonts w:ascii="Meiryo UI" w:hAnsi="Meiryo UI" w:eastAsia="Meiryo UI" w:cs="Meiryo UI" w:hint="default"/>
+        <w:rFonts w:ascii="Meiryo UI" w:eastAsia="Meiryo UI" w:hAnsi="Meiryo UI" w:cs="Meiryo UI" w:hint="default"/>
       </w:rPr>
     </w:lvl>
     <w:lvl w:ilvl="5" w:tplc="0409000D" w:tentative="1">
@@ -28150,7 +27137,7 @@
         <w:ind w:left="2640" w:hanging="440"/>
       </w:pPr>
       <w:rPr>
-        <w:rFonts w:ascii="Meiryo UI" w:hAnsi="Meiryo UI" w:eastAsia="Meiryo UI" w:cs="Meiryo UI" w:hint="default"/>
+        <w:rFonts w:ascii="Meiryo UI" w:eastAsia="Meiryo UI" w:hAnsi="Meiryo UI" w:cs="Meiryo UI" w:hint="default"/>
       </w:rPr>
     </w:lvl>
     <w:lvl w:ilvl="6" w:tplc="04090001" w:tentative="1">
@@ -28162,7 +27149,7 @@
         <w:ind w:left="3080" w:hanging="440"/>
       </w:pPr>
       <w:rPr>
-        <w:rFonts w:ascii="Meiryo UI" w:hAnsi="Meiryo UI" w:eastAsia="Meiryo UI" w:cs="Meiryo UI" w:hint="default"/>
+        <w:rFonts w:ascii="Meiryo UI" w:eastAsia="Meiryo UI" w:hAnsi="Meiryo UI" w:cs="Meiryo UI" w:hint="default"/>
       </w:rPr>
     </w:lvl>
     <w:lvl w:ilvl="7" w:tplc="0409000B" w:tentative="1">
@@ -28174,7 +27161,7 @@
         <w:ind w:left="3520" w:hanging="440"/>
       </w:pPr>
       <w:rPr>
-        <w:rFonts w:ascii="Meiryo UI" w:hAnsi="Meiryo UI" w:eastAsia="Meiryo UI" w:cs="Meiryo UI" w:hint="default"/>
+        <w:rFonts w:ascii="Meiryo UI" w:eastAsia="Meiryo UI" w:hAnsi="Meiryo UI" w:cs="Meiryo UI" w:hint="default"/>
       </w:rPr>
     </w:lvl>
     <w:lvl w:ilvl="8" w:tplc="0409000D" w:tentative="1">
@@ -28186,7 +27173,7 @@
         <w:ind w:left="3960" w:hanging="440"/>
       </w:pPr>
       <w:rPr>
-        <w:rFonts w:ascii="Meiryo UI" w:hAnsi="Meiryo UI" w:eastAsia="Meiryo UI" w:cs="Meiryo UI" w:hint="default"/>
+        <w:rFonts w:ascii="Meiryo UI" w:eastAsia="Meiryo UI" w:hAnsi="Meiryo UI" w:cs="Meiryo UI" w:hint="default"/>
       </w:rPr>
     </w:lvl>
   </w:abstractNum>
@@ -28203,7 +27190,7 @@
         <w:ind w:left="440" w:hanging="440"/>
       </w:pPr>
       <w:rPr>
-        <w:rFonts w:ascii="Meiryo UI" w:hAnsi="Meiryo UI" w:eastAsia="Meiryo UI" w:cs="Meiryo UI" w:hint="default"/>
+        <w:rFonts w:ascii="Meiryo UI" w:eastAsia="Meiryo UI" w:hAnsi="Meiryo UI" w:cs="Meiryo UI" w:hint="default"/>
       </w:rPr>
     </w:lvl>
     <w:lvl w:ilvl="1" w:tplc="0409000B" w:tentative="1">
@@ -28215,7 +27202,7 @@
         <w:ind w:left="880" w:hanging="440"/>
       </w:pPr>
       <w:rPr>
-        <w:rFonts w:ascii="Meiryo UI" w:hAnsi="Meiryo UI" w:eastAsia="Meiryo UI" w:cs="Meiryo UI" w:hint="default"/>
+        <w:rFonts w:ascii="Meiryo UI" w:eastAsia="Meiryo UI" w:hAnsi="Meiryo UI" w:cs="Meiryo UI" w:hint="default"/>
       </w:rPr>
     </w:lvl>
     <w:lvl w:ilvl="2" w:tplc="0409000D" w:tentative="1">
@@ -28227,7 +27214,7 @@
         <w:ind w:left="1320" w:hanging="440"/>
       </w:pPr>
       <w:rPr>
-        <w:rFonts w:ascii="Meiryo UI" w:hAnsi="Meiryo UI" w:eastAsia="Meiryo UI" w:cs="Meiryo UI" w:hint="default"/>
+        <w:rFonts w:ascii="Meiryo UI" w:eastAsia="Meiryo UI" w:hAnsi="Meiryo UI" w:cs="Meiryo UI" w:hint="default"/>
       </w:rPr>
     </w:lvl>
     <w:lvl w:ilvl="3" w:tplc="04090001" w:tentative="1">
@@ -28239,7 +27226,7 @@
         <w:ind w:left="1760" w:hanging="440"/>
       </w:pPr>
       <w:rPr>
-        <w:rFonts w:ascii="Meiryo UI" w:hAnsi="Meiryo UI" w:eastAsia="Meiryo UI" w:cs="Meiryo UI" w:hint="default"/>
+        <w:rFonts w:ascii="Meiryo UI" w:eastAsia="Meiryo UI" w:hAnsi="Meiryo UI" w:cs="Meiryo UI" w:hint="default"/>
       </w:rPr>
     </w:lvl>
     <w:lvl w:ilvl="4" w:tplc="0409000B" w:tentative="1">
@@ -28251,7 +27238,7 @@
         <w:ind w:left="2200" w:hanging="440"/>
       </w:pPr>
       <w:rPr>
-        <w:rFonts w:ascii="Meiryo UI" w:hAnsi="Meiryo UI" w:eastAsia="Meiryo UI" w:cs="Meiryo UI" w:hint="default"/>
+        <w:rFonts w:ascii="Meiryo UI" w:eastAsia="Meiryo UI" w:hAnsi="Meiryo UI" w:cs="Meiryo UI" w:hint="default"/>
       </w:rPr>
     </w:lvl>
     <w:lvl w:ilvl="5" w:tplc="0409000D" w:tentative="1">
@@ -28263,7 +27250,7 @@
         <w:ind w:left="2640" w:hanging="440"/>
       </w:pPr>
       <w:rPr>
-        <w:rFonts w:ascii="Meiryo UI" w:hAnsi="Meiryo UI" w:eastAsia="Meiryo UI" w:cs="Meiryo UI" w:hint="default"/>
+        <w:rFonts w:ascii="Meiryo UI" w:eastAsia="Meiryo UI" w:hAnsi="Meiryo UI" w:cs="Meiryo UI" w:hint="default"/>
       </w:rPr>
     </w:lvl>
     <w:lvl w:ilvl="6" w:tplc="04090001" w:tentative="1">
@@ -28275,7 +27262,7 @@
         <w:ind w:left="3080" w:hanging="440"/>
       </w:pPr>
       <w:rPr>
-        <w:rFonts w:ascii="Meiryo UI" w:hAnsi="Meiryo UI" w:eastAsia="Meiryo UI" w:cs="Meiryo UI" w:hint="default"/>
+        <w:rFonts w:ascii="Meiryo UI" w:eastAsia="Meiryo UI" w:hAnsi="Meiryo UI" w:cs="Meiryo UI" w:hint="default"/>
       </w:rPr>
     </w:lvl>
     <w:lvl w:ilvl="7" w:tplc="0409000B" w:tentative="1">
@@ -28287,7 +27274,7 @@
         <w:ind w:left="3520" w:hanging="440"/>
       </w:pPr>
       <w:rPr>
-        <w:rFonts w:ascii="Meiryo UI" w:hAnsi="Meiryo UI" w:eastAsia="Meiryo UI" w:cs="Meiryo UI" w:hint="default"/>
+        <w:rFonts w:ascii="Meiryo UI" w:eastAsia="Meiryo UI" w:hAnsi="Meiryo UI" w:cs="Meiryo UI" w:hint="default"/>
       </w:rPr>
     </w:lvl>
     <w:lvl w:ilvl="8" w:tplc="0409000D" w:tentative="1">
@@ -28299,7 +27286,7 @@
         <w:ind w:left="3960" w:hanging="440"/>
       </w:pPr>
       <w:rPr>
-        <w:rFonts w:ascii="Meiryo UI" w:hAnsi="Meiryo UI" w:eastAsia="Meiryo UI" w:cs="Meiryo UI" w:hint="default"/>
+        <w:rFonts w:ascii="Meiryo UI" w:eastAsia="Meiryo UI" w:hAnsi="Meiryo UI" w:cs="Meiryo UI" w:hint="default"/>
       </w:rPr>
     </w:lvl>
   </w:abstractNum>
@@ -28316,7 +27303,7 @@
         <w:ind w:left="440" w:hanging="440"/>
       </w:pPr>
       <w:rPr>
-        <w:rFonts w:ascii="Meiryo UI" w:hAnsi="Meiryo UI" w:eastAsia="Meiryo UI" w:cs="Meiryo UI" w:hint="default"/>
+        <w:rFonts w:ascii="Meiryo UI" w:eastAsia="Meiryo UI" w:hAnsi="Meiryo UI" w:cs="Meiryo UI" w:hint="default"/>
       </w:rPr>
     </w:lvl>
     <w:lvl w:ilvl="1" w:tplc="0409000B" w:tentative="1">
@@ -28328,7 +27315,7 @@
         <w:ind w:left="880" w:hanging="440"/>
       </w:pPr>
       <w:rPr>
-        <w:rFonts w:ascii="Meiryo UI" w:hAnsi="Meiryo UI" w:eastAsia="Meiryo UI" w:cs="Meiryo UI" w:hint="default"/>
+        <w:rFonts w:ascii="Meiryo UI" w:eastAsia="Meiryo UI" w:hAnsi="Meiryo UI" w:cs="Meiryo UI" w:hint="default"/>
       </w:rPr>
     </w:lvl>
     <w:lvl w:ilvl="2" w:tplc="0409000D" w:tentative="1">
@@ -28340,7 +27327,7 @@
         <w:ind w:left="1320" w:hanging="440"/>
       </w:pPr>
       <w:rPr>
-        <w:rFonts w:ascii="Meiryo UI" w:hAnsi="Meiryo UI" w:eastAsia="Meiryo UI" w:cs="Meiryo UI" w:hint="default"/>
+        <w:rFonts w:ascii="Meiryo UI" w:eastAsia="Meiryo UI" w:hAnsi="Meiryo UI" w:cs="Meiryo UI" w:hint="default"/>
       </w:rPr>
     </w:lvl>
     <w:lvl w:ilvl="3" w:tplc="04090001" w:tentative="1">
@@ -28352,7 +27339,7 @@
         <w:ind w:left="1760" w:hanging="440"/>
       </w:pPr>
       <w:rPr>
-        <w:rFonts w:ascii="Meiryo UI" w:hAnsi="Meiryo UI" w:eastAsia="Meiryo UI" w:cs="Meiryo UI" w:hint="default"/>
+        <w:rFonts w:ascii="Meiryo UI" w:eastAsia="Meiryo UI" w:hAnsi="Meiryo UI" w:cs="Meiryo UI" w:hint="default"/>
       </w:rPr>
     </w:lvl>
     <w:lvl w:ilvl="4" w:tplc="0409000B" w:tentative="1">
@@ -28364,7 +27351,7 @@
         <w:ind w:left="2200" w:hanging="440"/>
       </w:pPr>
       <w:rPr>
-        <w:rFonts w:ascii="Meiryo UI" w:hAnsi="Meiryo UI" w:eastAsia="Meiryo UI" w:cs="Meiryo UI" w:hint="default"/>
+        <w:rFonts w:ascii="Meiryo UI" w:eastAsia="Meiryo UI" w:hAnsi="Meiryo UI" w:cs="Meiryo UI" w:hint="default"/>
       </w:rPr>
     </w:lvl>
     <w:lvl w:ilvl="5" w:tplc="0409000D" w:tentative="1">
@@ -28376,7 +27363,7 @@
         <w:ind w:left="2640" w:hanging="440"/>
       </w:pPr>
       <w:rPr>
-        <w:rFonts w:ascii="Meiryo UI" w:hAnsi="Meiryo UI" w:eastAsia="Meiryo UI" w:cs="Meiryo UI" w:hint="default"/>
+        <w:rFonts w:ascii="Meiryo UI" w:eastAsia="Meiryo UI" w:hAnsi="Meiryo UI" w:cs="Meiryo UI" w:hint="default"/>
       </w:rPr>
     </w:lvl>
     <w:lvl w:ilvl="6" w:tplc="04090001" w:tentative="1">
@@ -28388,7 +27375,7 @@
         <w:ind w:left="3080" w:hanging="440"/>
       </w:pPr>
       <w:rPr>
-        <w:rFonts w:ascii="Meiryo UI" w:hAnsi="Meiryo UI" w:eastAsia="Meiryo UI" w:cs="Meiryo UI" w:hint="default"/>
+        <w:rFonts w:ascii="Meiryo UI" w:eastAsia="Meiryo UI" w:hAnsi="Meiryo UI" w:cs="Meiryo UI" w:hint="default"/>
       </w:rPr>
     </w:lvl>
     <w:lvl w:ilvl="7" w:tplc="0409000B" w:tentative="1">
@@ -28400,7 +27387,7 @@
         <w:ind w:left="3520" w:hanging="440"/>
       </w:pPr>
       <w:rPr>
-        <w:rFonts w:ascii="Meiryo UI" w:hAnsi="Meiryo UI" w:eastAsia="Meiryo UI" w:cs="Meiryo UI" w:hint="default"/>
+        <w:rFonts w:ascii="Meiryo UI" w:eastAsia="Meiryo UI" w:hAnsi="Meiryo UI" w:cs="Meiryo UI" w:hint="default"/>
       </w:rPr>
     </w:lvl>
     <w:lvl w:ilvl="8" w:tplc="0409000D" w:tentative="1">
@@ -28412,7 +27399,7 @@
         <w:ind w:left="3960" w:hanging="440"/>
       </w:pPr>
       <w:rPr>
-        <w:rFonts w:ascii="Meiryo UI" w:hAnsi="Meiryo UI" w:eastAsia="Meiryo UI" w:cs="Meiryo UI" w:hint="default"/>
+        <w:rFonts w:ascii="Meiryo UI" w:eastAsia="Meiryo UI" w:hAnsi="Meiryo UI" w:cs="Meiryo UI" w:hint="default"/>
       </w:rPr>
     </w:lvl>
   </w:abstractNum>
@@ -28429,7 +27416,7 @@
         <w:ind w:left="440" w:hanging="440"/>
       </w:pPr>
       <w:rPr>
-        <w:rFonts w:ascii="Meiryo UI" w:hAnsi="Meiryo UI" w:eastAsia="Meiryo UI" w:cs="Meiryo UI" w:hint="default"/>
+        <w:rFonts w:ascii="Meiryo UI" w:eastAsia="Meiryo UI" w:hAnsi="Meiryo UI" w:cs="Meiryo UI" w:hint="default"/>
       </w:rPr>
     </w:lvl>
     <w:lvl w:ilvl="1" w:tplc="0409000B" w:tentative="1">
@@ -28441,7 +27428,7 @@
         <w:ind w:left="880" w:hanging="440"/>
       </w:pPr>
       <w:rPr>
-        <w:rFonts w:ascii="Meiryo UI" w:hAnsi="Meiryo UI" w:eastAsia="Meiryo UI" w:cs="Meiryo UI" w:hint="default"/>
+        <w:rFonts w:ascii="Meiryo UI" w:eastAsia="Meiryo UI" w:hAnsi="Meiryo UI" w:cs="Meiryo UI" w:hint="default"/>
       </w:rPr>
     </w:lvl>
     <w:lvl w:ilvl="2" w:tplc="0409000D" w:tentative="1">
@@ -28453,7 +27440,7 @@
         <w:ind w:left="1320" w:hanging="440"/>
       </w:pPr>
       <w:rPr>
-        <w:rFonts w:ascii="Meiryo UI" w:hAnsi="Meiryo UI" w:eastAsia="Meiryo UI" w:cs="Meiryo UI" w:hint="default"/>
+        <w:rFonts w:ascii="Meiryo UI" w:eastAsia="Meiryo UI" w:hAnsi="Meiryo UI" w:cs="Meiryo UI" w:hint="default"/>
       </w:rPr>
     </w:lvl>
     <w:lvl w:ilvl="3" w:tplc="04090001" w:tentative="1">
@@ -28465,7 +27452,7 @@
         <w:ind w:left="1760" w:hanging="440"/>
       </w:pPr>
       <w:rPr>
-        <w:rFonts w:ascii="Meiryo UI" w:hAnsi="Meiryo UI" w:eastAsia="Meiryo UI" w:cs="Meiryo UI" w:hint="default"/>
+        <w:rFonts w:ascii="Meiryo UI" w:eastAsia="Meiryo UI" w:hAnsi="Meiryo UI" w:cs="Meiryo UI" w:hint="default"/>
       </w:rPr>
     </w:lvl>
     <w:lvl w:ilvl="4" w:tplc="0409000B" w:tentative="1">
@@ -28477,7 +27464,7 @@
         <w:ind w:left="2200" w:hanging="440"/>
       </w:pPr>
       <w:rPr>
-        <w:rFonts w:ascii="Meiryo UI" w:hAnsi="Meiryo UI" w:eastAsia="Meiryo UI" w:cs="Meiryo UI" w:hint="default"/>
+        <w:rFonts w:ascii="Meiryo UI" w:eastAsia="Meiryo UI" w:hAnsi="Meiryo UI" w:cs="Meiryo UI" w:hint="default"/>
       </w:rPr>
     </w:lvl>
     <w:lvl w:ilvl="5" w:tplc="0409000D" w:tentative="1">
@@ -28489,7 +27476,7 @@
         <w:ind w:left="2640" w:hanging="440"/>
       </w:pPr>
       <w:rPr>
-        <w:rFonts w:ascii="Meiryo UI" w:hAnsi="Meiryo UI" w:eastAsia="Meiryo UI" w:cs="Meiryo UI" w:hint="default"/>
+        <w:rFonts w:ascii="Meiryo UI" w:eastAsia="Meiryo UI" w:hAnsi="Meiryo UI" w:cs="Meiryo UI" w:hint="default"/>
       </w:rPr>
     </w:lvl>
     <w:lvl w:ilvl="6" w:tplc="04090001" w:tentative="1">
@@ -28501,7 +27488,7 @@
         <w:ind w:left="3080" w:hanging="440"/>
       </w:pPr>
       <w:rPr>
-        <w:rFonts w:ascii="Meiryo UI" w:hAnsi="Meiryo UI" w:eastAsia="Meiryo UI" w:cs="Meiryo UI" w:hint="default"/>
+        <w:rFonts w:ascii="Meiryo UI" w:eastAsia="Meiryo UI" w:hAnsi="Meiryo UI" w:cs="Meiryo UI" w:hint="default"/>
       </w:rPr>
     </w:lvl>
     <w:lvl w:ilvl="7" w:tplc="0409000B" w:tentative="1">
@@ -28513,7 +27500,7 @@
         <w:ind w:left="3520" w:hanging="440"/>
       </w:pPr>
       <w:rPr>
-        <w:rFonts w:ascii="Meiryo UI" w:hAnsi="Meiryo UI" w:eastAsia="Meiryo UI" w:cs="Meiryo UI" w:hint="default"/>
+        <w:rFonts w:ascii="Meiryo UI" w:eastAsia="Meiryo UI" w:hAnsi="Meiryo UI" w:cs="Meiryo UI" w:hint="default"/>
       </w:rPr>
     </w:lvl>
     <w:lvl w:ilvl="8" w:tplc="0409000D" w:tentative="1">
@@ -28525,7 +27512,7 @@
         <w:ind w:left="3960" w:hanging="440"/>
       </w:pPr>
       <w:rPr>
-        <w:rFonts w:ascii="Meiryo UI" w:hAnsi="Meiryo UI" w:eastAsia="Meiryo UI" w:cs="Meiryo UI" w:hint="default"/>
+        <w:rFonts w:ascii="Meiryo UI" w:eastAsia="Meiryo UI" w:hAnsi="Meiryo UI" w:cs="Meiryo UI" w:hint="default"/>
       </w:rPr>
     </w:lvl>
   </w:abstractNum>
@@ -28542,7 +27529,7 @@
         <w:ind w:left="440" w:hanging="440"/>
       </w:pPr>
       <w:rPr>
-        <w:rFonts w:ascii="Meiryo UI" w:hAnsi="Meiryo UI" w:eastAsia="Meiryo UI" w:cs="Meiryo UI" w:hint="default"/>
+        <w:rFonts w:ascii="Meiryo UI" w:eastAsia="Meiryo UI" w:hAnsi="Meiryo UI" w:cs="Meiryo UI" w:hint="default"/>
       </w:rPr>
     </w:lvl>
     <w:lvl w:ilvl="1" w:tplc="0409000B" w:tentative="1">
@@ -28554,7 +27541,7 @@
         <w:ind w:left="880" w:hanging="440"/>
       </w:pPr>
       <w:rPr>
-        <w:rFonts w:ascii="Meiryo UI" w:hAnsi="Meiryo UI" w:eastAsia="Meiryo UI" w:cs="Meiryo UI" w:hint="default"/>
+        <w:rFonts w:ascii="Meiryo UI" w:eastAsia="Meiryo UI" w:hAnsi="Meiryo UI" w:cs="Meiryo UI" w:hint="default"/>
       </w:rPr>
     </w:lvl>
     <w:lvl w:ilvl="2" w:tplc="0409000D" w:tentative="1">
@@ -28566,7 +27553,7 @@
         <w:ind w:left="1320" w:hanging="440"/>
       </w:pPr>
       <w:rPr>
-        <w:rFonts w:ascii="Meiryo UI" w:hAnsi="Meiryo UI" w:eastAsia="Meiryo UI" w:cs="Meiryo UI" w:hint="default"/>
+        <w:rFonts w:ascii="Meiryo UI" w:eastAsia="Meiryo UI" w:hAnsi="Meiryo UI" w:cs="Meiryo UI" w:hint="default"/>
       </w:rPr>
     </w:lvl>
     <w:lvl w:ilvl="3" w:tplc="04090001" w:tentative="1">
@@ -28578,7 +27565,7 @@
         <w:ind w:left="1760" w:hanging="440"/>
       </w:pPr>
       <w:rPr>
-        <w:rFonts w:ascii="Meiryo UI" w:hAnsi="Meiryo UI" w:eastAsia="Meiryo UI" w:cs="Meiryo UI" w:hint="default"/>
+        <w:rFonts w:ascii="Meiryo UI" w:eastAsia="Meiryo UI" w:hAnsi="Meiryo UI" w:cs="Meiryo UI" w:hint="default"/>
       </w:rPr>
     </w:lvl>
     <w:lvl w:ilvl="4" w:tplc="0409000B" w:tentative="1">
@@ -28590,7 +27577,7 @@
         <w:ind w:left="2200" w:hanging="440"/>
       </w:pPr>
       <w:rPr>
-        <w:rFonts w:ascii="Meiryo UI" w:hAnsi="Meiryo UI" w:eastAsia="Meiryo UI" w:cs="Meiryo UI" w:hint="default"/>
+        <w:rFonts w:ascii="Meiryo UI" w:eastAsia="Meiryo UI" w:hAnsi="Meiryo UI" w:cs="Meiryo UI" w:hint="default"/>
       </w:rPr>
     </w:lvl>
     <w:lvl w:ilvl="5" w:tplc="0409000D" w:tentative="1">
@@ -28602,7 +27589,7 @@
         <w:ind w:left="2640" w:hanging="440"/>
       </w:pPr>
       <w:rPr>
-        <w:rFonts w:ascii="Meiryo UI" w:hAnsi="Meiryo UI" w:eastAsia="Meiryo UI" w:cs="Meiryo UI" w:hint="default"/>
+        <w:rFonts w:ascii="Meiryo UI" w:eastAsia="Meiryo UI" w:hAnsi="Meiryo UI" w:cs="Meiryo UI" w:hint="default"/>
       </w:rPr>
     </w:lvl>
     <w:lvl w:ilvl="6" w:tplc="04090001" w:tentative="1">
@@ -28614,7 +27601,7 @@
         <w:ind w:left="3080" w:hanging="440"/>
       </w:pPr>
       <w:rPr>
-        <w:rFonts w:ascii="Meiryo UI" w:hAnsi="Meiryo UI" w:eastAsia="Meiryo UI" w:cs="Meiryo UI" w:hint="default"/>
+        <w:rFonts w:ascii="Meiryo UI" w:eastAsia="Meiryo UI" w:hAnsi="Meiryo UI" w:cs="Meiryo UI" w:hint="default"/>
       </w:rPr>
     </w:lvl>
     <w:lvl w:ilvl="7" w:tplc="0409000B" w:tentative="1">
@@ -28626,7 +27613,7 @@
         <w:ind w:left="3520" w:hanging="440"/>
       </w:pPr>
       <w:rPr>
-        <w:rFonts w:ascii="Meiryo UI" w:hAnsi="Meiryo UI" w:eastAsia="Meiryo UI" w:cs="Meiryo UI" w:hint="default"/>
+        <w:rFonts w:ascii="Meiryo UI" w:eastAsia="Meiryo UI" w:hAnsi="Meiryo UI" w:cs="Meiryo UI" w:hint="default"/>
       </w:rPr>
     </w:lvl>
     <w:lvl w:ilvl="8" w:tplc="0409000D" w:tentative="1">
@@ -28638,7 +27625,7 @@
         <w:ind w:left="3960" w:hanging="440"/>
       </w:pPr>
       <w:rPr>
-        <w:rFonts w:ascii="Meiryo UI" w:hAnsi="Meiryo UI" w:eastAsia="Meiryo UI" w:cs="Meiryo UI" w:hint="default"/>
+        <w:rFonts w:ascii="Meiryo UI" w:eastAsia="Meiryo UI" w:hAnsi="Meiryo UI" w:cs="Meiryo UI" w:hint="default"/>
       </w:rPr>
     </w:lvl>
   </w:abstractNum>
@@ -28655,7 +27642,7 @@
         <w:ind w:left="440" w:hanging="440"/>
       </w:pPr>
       <w:rPr>
-        <w:rFonts w:ascii="Meiryo UI" w:hAnsi="Meiryo UI" w:eastAsia="Meiryo UI" w:cs="Meiryo UI" w:hint="default"/>
+        <w:rFonts w:ascii="Meiryo UI" w:eastAsia="Meiryo UI" w:hAnsi="Meiryo UI" w:cs="Meiryo UI" w:hint="default"/>
       </w:rPr>
     </w:lvl>
     <w:lvl w:ilvl="1" w:tplc="0409000B" w:tentative="1">
@@ -28667,7 +27654,7 @@
         <w:ind w:left="880" w:hanging="440"/>
       </w:pPr>
       <w:rPr>
-        <w:rFonts w:ascii="Meiryo UI" w:hAnsi="Meiryo UI" w:eastAsia="Meiryo UI" w:cs="Meiryo UI" w:hint="default"/>
+        <w:rFonts w:ascii="Meiryo UI" w:eastAsia="Meiryo UI" w:hAnsi="Meiryo UI" w:cs="Meiryo UI" w:hint="default"/>
       </w:rPr>
     </w:lvl>
     <w:lvl w:ilvl="2" w:tplc="0409000D" w:tentative="1">
@@ -28679,7 +27666,7 @@
         <w:ind w:left="1320" w:hanging="440"/>
       </w:pPr>
       <w:rPr>
-        <w:rFonts w:ascii="Meiryo UI" w:hAnsi="Meiryo UI" w:eastAsia="Meiryo UI" w:cs="Meiryo UI" w:hint="default"/>
+        <w:rFonts w:ascii="Meiryo UI" w:eastAsia="Meiryo UI" w:hAnsi="Meiryo UI" w:cs="Meiryo UI" w:hint="default"/>
       </w:rPr>
     </w:lvl>
     <w:lvl w:ilvl="3" w:tplc="04090001" w:tentative="1">
@@ -28691,7 +27678,7 @@
         <w:ind w:left="1760" w:hanging="440"/>
       </w:pPr>
       <w:rPr>
-        <w:rFonts w:ascii="Meiryo UI" w:hAnsi="Meiryo UI" w:eastAsia="Meiryo UI" w:cs="Meiryo UI" w:hint="default"/>
+        <w:rFonts w:ascii="Meiryo UI" w:eastAsia="Meiryo UI" w:hAnsi="Meiryo UI" w:cs="Meiryo UI" w:hint="default"/>
       </w:rPr>
     </w:lvl>
     <w:lvl w:ilvl="4" w:tplc="0409000B" w:tentative="1">
@@ -28703,7 +27690,7 @@
         <w:ind w:left="2200" w:hanging="440"/>
       </w:pPr>
       <w:rPr>
-        <w:rFonts w:ascii="Meiryo UI" w:hAnsi="Meiryo UI" w:eastAsia="Meiryo UI" w:cs="Meiryo UI" w:hint="default"/>
+        <w:rFonts w:ascii="Meiryo UI" w:eastAsia="Meiryo UI" w:hAnsi="Meiryo UI" w:cs="Meiryo UI" w:hint="default"/>
       </w:rPr>
     </w:lvl>
     <w:lvl w:ilvl="5" w:tplc="0409000D" w:tentative="1">
@@ -28715,7 +27702,7 @@
         <w:ind w:left="2640" w:hanging="440"/>
       </w:pPr>
       <w:rPr>
-        <w:rFonts w:ascii="Meiryo UI" w:hAnsi="Meiryo UI" w:eastAsia="Meiryo UI" w:cs="Meiryo UI" w:hint="default"/>
+        <w:rFonts w:ascii="Meiryo UI" w:eastAsia="Meiryo UI" w:hAnsi="Meiryo UI" w:cs="Meiryo UI" w:hint="default"/>
       </w:rPr>
     </w:lvl>
     <w:lvl w:ilvl="6" w:tplc="04090001" w:tentative="1">
@@ -28727,7 +27714,7 @@
         <w:ind w:left="3080" w:hanging="440"/>
       </w:pPr>
       <w:rPr>
-        <w:rFonts w:ascii="Meiryo UI" w:hAnsi="Meiryo UI" w:eastAsia="Meiryo UI" w:cs="Meiryo UI" w:hint="default"/>
+        <w:rFonts w:ascii="Meiryo UI" w:eastAsia="Meiryo UI" w:hAnsi="Meiryo UI" w:cs="Meiryo UI" w:hint="default"/>
       </w:rPr>
     </w:lvl>
     <w:lvl w:ilvl="7" w:tplc="0409000B" w:tentative="1">
@@ -28739,7 +27726,7 @@
         <w:ind w:left="3520" w:hanging="440"/>
       </w:pPr>
       <w:rPr>
-        <w:rFonts w:ascii="Meiryo UI" w:hAnsi="Meiryo UI" w:eastAsia="Meiryo UI" w:cs="Meiryo UI" w:hint="default"/>
+        <w:rFonts w:ascii="Meiryo UI" w:eastAsia="Meiryo UI" w:hAnsi="Meiryo UI" w:cs="Meiryo UI" w:hint="default"/>
       </w:rPr>
     </w:lvl>
     <w:lvl w:ilvl="8" w:tplc="0409000D" w:tentative="1">
@@ -28751,7 +27738,7 @@
         <w:ind w:left="3960" w:hanging="440"/>
       </w:pPr>
       <w:rPr>
-        <w:rFonts w:ascii="Meiryo UI" w:hAnsi="Meiryo UI" w:eastAsia="Meiryo UI" w:cs="Meiryo UI" w:hint="default"/>
+        <w:rFonts w:ascii="Meiryo UI" w:eastAsia="Meiryo UI" w:hAnsi="Meiryo UI" w:cs="Meiryo UI" w:hint="default"/>
       </w:rPr>
     </w:lvl>
   </w:abstractNum>
@@ -28768,7 +27755,7 @@
         <w:ind w:left="680" w:hanging="440"/>
       </w:pPr>
       <w:rPr>
-        <w:rFonts w:ascii="Meiryo UI" w:hAnsi="Meiryo UI" w:eastAsia="Meiryo UI" w:cs="Meiryo UI" w:hint="default"/>
+        <w:rFonts w:ascii="Meiryo UI" w:eastAsia="Meiryo UI" w:hAnsi="Meiryo UI" w:cs="Meiryo UI" w:hint="default"/>
       </w:rPr>
     </w:lvl>
     <w:lvl w:ilvl="1" w:tplc="0409000B">
@@ -28780,7 +27767,7 @@
         <w:ind w:left="1120" w:hanging="440"/>
       </w:pPr>
       <w:rPr>
-        <w:rFonts w:ascii="Meiryo UI" w:hAnsi="Meiryo UI" w:eastAsia="Meiryo UI" w:cs="Meiryo UI" w:hint="default"/>
+        <w:rFonts w:ascii="Meiryo UI" w:eastAsia="Meiryo UI" w:hAnsi="Meiryo UI" w:cs="Meiryo UI" w:hint="default"/>
       </w:rPr>
     </w:lvl>
     <w:lvl w:ilvl="2" w:tplc="0409000D" w:tentative="1">
@@ -28792,7 +27779,7 @@
         <w:ind w:left="1560" w:hanging="440"/>
       </w:pPr>
       <w:rPr>
-        <w:rFonts w:ascii="Meiryo UI" w:hAnsi="Meiryo UI" w:eastAsia="Meiryo UI" w:cs="Meiryo UI" w:hint="default"/>
+        <w:rFonts w:ascii="Meiryo UI" w:eastAsia="Meiryo UI" w:hAnsi="Meiryo UI" w:cs="Meiryo UI" w:hint="default"/>
       </w:rPr>
     </w:lvl>
     <w:lvl w:ilvl="3" w:tplc="04090001" w:tentative="1">
@@ -28804,7 +27791,7 @@
         <w:ind w:left="2000" w:hanging="440"/>
       </w:pPr>
       <w:rPr>
-        <w:rFonts w:ascii="Meiryo UI" w:hAnsi="Meiryo UI" w:eastAsia="Meiryo UI" w:cs="Meiryo UI" w:hint="default"/>
+        <w:rFonts w:ascii="Meiryo UI" w:eastAsia="Meiryo UI" w:hAnsi="Meiryo UI" w:cs="Meiryo UI" w:hint="default"/>
       </w:rPr>
     </w:lvl>
     <w:lvl w:ilvl="4" w:tplc="0409000B" w:tentative="1">
@@ -28816,7 +27803,7 @@
         <w:ind w:left="2440" w:hanging="440"/>
       </w:pPr>
       <w:rPr>
-        <w:rFonts w:ascii="Meiryo UI" w:hAnsi="Meiryo UI" w:eastAsia="Meiryo UI" w:cs="Meiryo UI" w:hint="default"/>
+        <w:rFonts w:ascii="Meiryo UI" w:eastAsia="Meiryo UI" w:hAnsi="Meiryo UI" w:cs="Meiryo UI" w:hint="default"/>
       </w:rPr>
     </w:lvl>
     <w:lvl w:ilvl="5" w:tplc="0409000D" w:tentative="1">
@@ -28828,7 +27815,7 @@
         <w:ind w:left="2880" w:hanging="440"/>
       </w:pPr>
       <w:rPr>
-        <w:rFonts w:ascii="Meiryo UI" w:hAnsi="Meiryo UI" w:eastAsia="Meiryo UI" w:cs="Meiryo UI" w:hint="default"/>
+        <w:rFonts w:ascii="Meiryo UI" w:eastAsia="Meiryo UI" w:hAnsi="Meiryo UI" w:cs="Meiryo UI" w:hint="default"/>
       </w:rPr>
     </w:lvl>
     <w:lvl w:ilvl="6" w:tplc="04090001" w:tentative="1">
@@ -28840,7 +27827,7 @@
         <w:ind w:left="3320" w:hanging="440"/>
       </w:pPr>
       <w:rPr>
-        <w:rFonts w:ascii="Meiryo UI" w:hAnsi="Meiryo UI" w:eastAsia="Meiryo UI" w:cs="Meiryo UI" w:hint="default"/>
+        <w:rFonts w:ascii="Meiryo UI" w:eastAsia="Meiryo UI" w:hAnsi="Meiryo UI" w:cs="Meiryo UI" w:hint="default"/>
       </w:rPr>
     </w:lvl>
     <w:lvl w:ilvl="7" w:tplc="0409000B" w:tentative="1">
@@ -28852,7 +27839,7 @@
         <w:ind w:left="3760" w:hanging="440"/>
       </w:pPr>
       <w:rPr>
-        <w:rFonts w:ascii="Meiryo UI" w:hAnsi="Meiryo UI" w:eastAsia="Meiryo UI" w:cs="Meiryo UI" w:hint="default"/>
+        <w:rFonts w:ascii="Meiryo UI" w:eastAsia="Meiryo UI" w:hAnsi="Meiryo UI" w:cs="Meiryo UI" w:hint="default"/>
       </w:rPr>
     </w:lvl>
     <w:lvl w:ilvl="8" w:tplc="0409000D" w:tentative="1">
@@ -28864,7 +27851,7 @@
         <w:ind w:left="4200" w:hanging="440"/>
       </w:pPr>
       <w:rPr>
-        <w:rFonts w:ascii="Meiryo UI" w:hAnsi="Meiryo UI" w:eastAsia="Meiryo UI" w:cs="Meiryo UI" w:hint="default"/>
+        <w:rFonts w:ascii="Meiryo UI" w:eastAsia="Meiryo UI" w:hAnsi="Meiryo UI" w:cs="Meiryo UI" w:hint="default"/>
       </w:rPr>
     </w:lvl>
   </w:abstractNum>
@@ -28881,7 +27868,7 @@
         <w:ind w:left="800" w:hanging="440"/>
       </w:pPr>
       <w:rPr>
-        <w:rFonts w:ascii="Meiryo UI" w:hAnsi="Meiryo UI" w:eastAsia="Meiryo UI" w:cs="Meiryo UI" w:hint="default"/>
+        <w:rFonts w:ascii="Meiryo UI" w:eastAsia="Meiryo UI" w:hAnsi="Meiryo UI" w:cs="Meiryo UI" w:hint="default"/>
         <w:u w:val="none"/>
       </w:rPr>
     </w:lvl>
@@ -28995,7 +27982,7 @@
         <w:ind w:left="440" w:hanging="440"/>
       </w:pPr>
       <w:rPr>
-        <w:rFonts w:ascii="Meiryo UI" w:hAnsi="Meiryo UI" w:eastAsia="Meiryo UI" w:cs="Meiryo UI" w:hint="default"/>
+        <w:rFonts w:ascii="Meiryo UI" w:eastAsia="Meiryo UI" w:hAnsi="Meiryo UI" w:cs="Meiryo UI" w:hint="default"/>
       </w:rPr>
     </w:lvl>
     <w:lvl w:ilvl="1" w:tplc="0409000B" w:tentative="1">
@@ -29007,7 +27994,7 @@
         <w:ind w:left="880" w:hanging="440"/>
       </w:pPr>
       <w:rPr>
-        <w:rFonts w:ascii="Meiryo UI" w:hAnsi="Meiryo UI" w:eastAsia="Meiryo UI" w:cs="Meiryo UI" w:hint="default"/>
+        <w:rFonts w:ascii="Meiryo UI" w:eastAsia="Meiryo UI" w:hAnsi="Meiryo UI" w:cs="Meiryo UI" w:hint="default"/>
       </w:rPr>
     </w:lvl>
     <w:lvl w:ilvl="2" w:tplc="0409000D" w:tentative="1">
@@ -29019,7 +28006,7 @@
         <w:ind w:left="1320" w:hanging="440"/>
       </w:pPr>
       <w:rPr>
-        <w:rFonts w:ascii="Meiryo UI" w:hAnsi="Meiryo UI" w:eastAsia="Meiryo UI" w:cs="Meiryo UI" w:hint="default"/>
+        <w:rFonts w:ascii="Meiryo UI" w:eastAsia="Meiryo UI" w:hAnsi="Meiryo UI" w:cs="Meiryo UI" w:hint="default"/>
       </w:rPr>
     </w:lvl>
     <w:lvl w:ilvl="3" w:tplc="04090001" w:tentative="1">
@@ -29031,7 +28018,7 @@
         <w:ind w:left="1760" w:hanging="440"/>
       </w:pPr>
       <w:rPr>
-        <w:rFonts w:ascii="Meiryo UI" w:hAnsi="Meiryo UI" w:eastAsia="Meiryo UI" w:cs="Meiryo UI" w:hint="default"/>
+        <w:rFonts w:ascii="Meiryo UI" w:eastAsia="Meiryo UI" w:hAnsi="Meiryo UI" w:cs="Meiryo UI" w:hint="default"/>
       </w:rPr>
     </w:lvl>
     <w:lvl w:ilvl="4" w:tplc="0409000B" w:tentative="1">
@@ -29043,7 +28030,7 @@
         <w:ind w:left="2200" w:hanging="440"/>
       </w:pPr>
       <w:rPr>
-        <w:rFonts w:ascii="Meiryo UI" w:hAnsi="Meiryo UI" w:eastAsia="Meiryo UI" w:cs="Meiryo UI" w:hint="default"/>
+        <w:rFonts w:ascii="Meiryo UI" w:eastAsia="Meiryo UI" w:hAnsi="Meiryo UI" w:cs="Meiryo UI" w:hint="default"/>
       </w:rPr>
     </w:lvl>
     <w:lvl w:ilvl="5" w:tplc="0409000D" w:tentative="1">
@@ -29055,7 +28042,7 @@
         <w:ind w:left="2640" w:hanging="440"/>
       </w:pPr>
       <w:rPr>
-        <w:rFonts w:ascii="Meiryo UI" w:hAnsi="Meiryo UI" w:eastAsia="Meiryo UI" w:cs="Meiryo UI" w:hint="default"/>
+        <w:rFonts w:ascii="Meiryo UI" w:eastAsia="Meiryo UI" w:hAnsi="Meiryo UI" w:cs="Meiryo UI" w:hint="default"/>
       </w:rPr>
     </w:lvl>
     <w:lvl w:ilvl="6" w:tplc="04090001" w:tentative="1">
@@ -29067,7 +28054,7 @@
         <w:ind w:left="3080" w:hanging="440"/>
       </w:pPr>
       <w:rPr>
-        <w:rFonts w:ascii="Meiryo UI" w:hAnsi="Meiryo UI" w:eastAsia="Meiryo UI" w:cs="Meiryo UI" w:hint="default"/>
+        <w:rFonts w:ascii="Meiryo UI" w:eastAsia="Meiryo UI" w:hAnsi="Meiryo UI" w:cs="Meiryo UI" w:hint="default"/>
       </w:rPr>
     </w:lvl>
     <w:lvl w:ilvl="7" w:tplc="0409000B" w:tentative="1">
@@ -29079,7 +28066,7 @@
         <w:ind w:left="3520" w:hanging="440"/>
       </w:pPr>
       <w:rPr>
-        <w:rFonts w:ascii="Meiryo UI" w:hAnsi="Meiryo UI" w:eastAsia="Meiryo UI" w:cs="Meiryo UI" w:hint="default"/>
+        <w:rFonts w:ascii="Meiryo UI" w:eastAsia="Meiryo UI" w:hAnsi="Meiryo UI" w:cs="Meiryo UI" w:hint="default"/>
       </w:rPr>
     </w:lvl>
     <w:lvl w:ilvl="8" w:tplc="0409000D" w:tentative="1">
@@ -29091,7 +28078,7 @@
         <w:ind w:left="3960" w:hanging="440"/>
       </w:pPr>
       <w:rPr>
-        <w:rFonts w:ascii="Meiryo UI" w:hAnsi="Meiryo UI" w:eastAsia="Meiryo UI" w:cs="Meiryo UI" w:hint="default"/>
+        <w:rFonts w:ascii="Meiryo UI" w:eastAsia="Meiryo UI" w:hAnsi="Meiryo UI" w:cs="Meiryo UI" w:hint="default"/>
       </w:rPr>
     </w:lvl>
   </w:abstractNum>
@@ -29108,7 +28095,7 @@
         <w:ind w:left="440" w:hanging="440"/>
       </w:pPr>
       <w:rPr>
-        <w:rFonts w:ascii="Meiryo UI" w:hAnsi="Meiryo UI" w:eastAsia="Meiryo UI" w:cs="Meiryo UI" w:hint="default"/>
+        <w:rFonts w:ascii="Meiryo UI" w:eastAsia="Meiryo UI" w:hAnsi="Meiryo UI" w:cs="Meiryo UI" w:hint="default"/>
       </w:rPr>
     </w:lvl>
     <w:lvl w:ilvl="1" w:tplc="0409000B" w:tentative="1">
@@ -29120,7 +28107,7 @@
         <w:ind w:left="880" w:hanging="440"/>
       </w:pPr>
       <w:rPr>
-        <w:rFonts w:ascii="Meiryo UI" w:hAnsi="Meiryo UI" w:eastAsia="Meiryo UI" w:cs="Meiryo UI" w:hint="default"/>
+        <w:rFonts w:ascii="Meiryo UI" w:eastAsia="Meiryo UI" w:hAnsi="Meiryo UI" w:cs="Meiryo UI" w:hint="default"/>
       </w:rPr>
     </w:lvl>
     <w:lvl w:ilvl="2" w:tplc="0409000D" w:tentative="1">
@@ -29132,7 +28119,7 @@
         <w:ind w:left="1320" w:hanging="440"/>
       </w:pPr>
       <w:rPr>
-        <w:rFonts w:ascii="Meiryo UI" w:hAnsi="Meiryo UI" w:eastAsia="Meiryo UI" w:cs="Meiryo UI" w:hint="default"/>
+        <w:rFonts w:ascii="Meiryo UI" w:eastAsia="Meiryo UI" w:hAnsi="Meiryo UI" w:cs="Meiryo UI" w:hint="default"/>
       </w:rPr>
     </w:lvl>
     <w:lvl w:ilvl="3" w:tplc="04090001" w:tentative="1">
@@ -29144,7 +28131,7 @@
         <w:ind w:left="1760" w:hanging="440"/>
       </w:pPr>
       <w:rPr>
-        <w:rFonts w:ascii="Meiryo UI" w:hAnsi="Meiryo UI" w:eastAsia="Meiryo UI" w:cs="Meiryo UI" w:hint="default"/>
+        <w:rFonts w:ascii="Meiryo UI" w:eastAsia="Meiryo UI" w:hAnsi="Meiryo UI" w:cs="Meiryo UI" w:hint="default"/>
       </w:rPr>
     </w:lvl>
     <w:lvl w:ilvl="4" w:tplc="0409000B" w:tentative="1">
@@ -29156,7 +28143,7 @@
         <w:ind w:left="2200" w:hanging="440"/>
       </w:pPr>
       <w:rPr>
-        <w:rFonts w:ascii="Meiryo UI" w:hAnsi="Meiryo UI" w:eastAsia="Meiryo UI" w:cs="Meiryo UI" w:hint="default"/>
+        <w:rFonts w:ascii="Meiryo UI" w:eastAsia="Meiryo UI" w:hAnsi="Meiryo UI" w:cs="Meiryo UI" w:hint="default"/>
       </w:rPr>
     </w:lvl>
     <w:lvl w:ilvl="5" w:tplc="0409000D" w:tentative="1">
@@ -29168,7 +28155,7 @@
         <w:ind w:left="2640" w:hanging="440"/>
       </w:pPr>
       <w:rPr>
-        <w:rFonts w:ascii="Meiryo UI" w:hAnsi="Meiryo UI" w:eastAsia="Meiryo UI" w:cs="Meiryo UI" w:hint="default"/>
+        <w:rFonts w:ascii="Meiryo UI" w:eastAsia="Meiryo UI" w:hAnsi="Meiryo UI" w:cs="Meiryo UI" w:hint="default"/>
       </w:rPr>
     </w:lvl>
     <w:lvl w:ilvl="6" w:tplc="04090001" w:tentative="1">
@@ -29180,7 +28167,7 @@
         <w:ind w:left="3080" w:hanging="440"/>
       </w:pPr>
       <w:rPr>
-        <w:rFonts w:ascii="Meiryo UI" w:hAnsi="Meiryo UI" w:eastAsia="Meiryo UI" w:cs="Meiryo UI" w:hint="default"/>
+        <w:rFonts w:ascii="Meiryo UI" w:eastAsia="Meiryo UI" w:hAnsi="Meiryo UI" w:cs="Meiryo UI" w:hint="default"/>
       </w:rPr>
     </w:lvl>
     <w:lvl w:ilvl="7" w:tplc="0409000B" w:tentative="1">
@@ -29192,7 +28179,7 @@
         <w:ind w:left="3520" w:hanging="440"/>
       </w:pPr>
       <w:rPr>
-        <w:rFonts w:ascii="Meiryo UI" w:hAnsi="Meiryo UI" w:eastAsia="Meiryo UI" w:cs="Meiryo UI" w:hint="default"/>
+        <w:rFonts w:ascii="Meiryo UI" w:eastAsia="Meiryo UI" w:hAnsi="Meiryo UI" w:cs="Meiryo UI" w:hint="default"/>
       </w:rPr>
     </w:lvl>
     <w:lvl w:ilvl="8" w:tplc="0409000D" w:tentative="1">
@@ -29204,7 +28191,7 @@
         <w:ind w:left="3960" w:hanging="440"/>
       </w:pPr>
       <w:rPr>
-        <w:rFonts w:ascii="Meiryo UI" w:hAnsi="Meiryo UI" w:eastAsia="Meiryo UI" w:cs="Meiryo UI" w:hint="default"/>
+        <w:rFonts w:ascii="Meiryo UI" w:eastAsia="Meiryo UI" w:hAnsi="Meiryo UI" w:cs="Meiryo UI" w:hint="default"/>
       </w:rPr>
     </w:lvl>
   </w:abstractNum>
@@ -29221,7 +28208,7 @@
         <w:ind w:left="440" w:hanging="440"/>
       </w:pPr>
       <w:rPr>
-        <w:rFonts w:ascii="Meiryo UI" w:hAnsi="Meiryo UI" w:eastAsia="Meiryo UI" w:cs="Meiryo UI" w:hint="default"/>
+        <w:rFonts w:ascii="Meiryo UI" w:eastAsia="Meiryo UI" w:hAnsi="Meiryo UI" w:cs="Meiryo UI" w:hint="default"/>
       </w:rPr>
     </w:lvl>
     <w:lvl w:ilvl="1" w:tplc="FFFFFFFF" w:tentative="1">
@@ -29233,7 +28220,7 @@
         <w:ind w:left="880" w:hanging="440"/>
       </w:pPr>
       <w:rPr>
-        <w:rFonts w:ascii="Meiryo UI" w:hAnsi="Meiryo UI" w:eastAsia="Meiryo UI" w:cs="Meiryo UI" w:hint="default"/>
+        <w:rFonts w:ascii="Meiryo UI" w:eastAsia="Meiryo UI" w:hAnsi="Meiryo UI" w:cs="Meiryo UI" w:hint="default"/>
       </w:rPr>
     </w:lvl>
     <w:lvl w:ilvl="2" w:tplc="FFFFFFFF" w:tentative="1">
@@ -29245,7 +28232,7 @@
         <w:ind w:left="1320" w:hanging="440"/>
       </w:pPr>
       <w:rPr>
-        <w:rFonts w:ascii="Meiryo UI" w:hAnsi="Meiryo UI" w:eastAsia="Meiryo UI" w:cs="Meiryo UI" w:hint="default"/>
+        <w:rFonts w:ascii="Meiryo UI" w:eastAsia="Meiryo UI" w:hAnsi="Meiryo UI" w:cs="Meiryo UI" w:hint="default"/>
       </w:rPr>
     </w:lvl>
     <w:lvl w:ilvl="3" w:tplc="FFFFFFFF" w:tentative="1">
@@ -29257,7 +28244,7 @@
         <w:ind w:left="1760" w:hanging="440"/>
       </w:pPr>
       <w:rPr>
-        <w:rFonts w:ascii="Meiryo UI" w:hAnsi="Meiryo UI" w:eastAsia="Meiryo UI" w:cs="Meiryo UI" w:hint="default"/>
+        <w:rFonts w:ascii="Meiryo UI" w:eastAsia="Meiryo UI" w:hAnsi="Meiryo UI" w:cs="Meiryo UI" w:hint="default"/>
       </w:rPr>
     </w:lvl>
     <w:lvl w:ilvl="4" w:tplc="FFFFFFFF" w:tentative="1">
@@ -29269,7 +28256,7 @@
         <w:ind w:left="2200" w:hanging="440"/>
       </w:pPr>
       <w:rPr>
-        <w:rFonts w:ascii="Meiryo UI" w:hAnsi="Meiryo UI" w:eastAsia="Meiryo UI" w:cs="Meiryo UI" w:hint="default"/>
+        <w:rFonts w:ascii="Meiryo UI" w:eastAsia="Meiryo UI" w:hAnsi="Meiryo UI" w:cs="Meiryo UI" w:hint="default"/>
       </w:rPr>
     </w:lvl>
     <w:lvl w:ilvl="5" w:tplc="FFFFFFFF" w:tentative="1">
@@ -29281,7 +28268,7 @@
         <w:ind w:left="2640" w:hanging="440"/>
       </w:pPr>
       <w:rPr>
-        <w:rFonts w:ascii="Meiryo UI" w:hAnsi="Meiryo UI" w:eastAsia="Meiryo UI" w:cs="Meiryo UI" w:hint="default"/>
+        <w:rFonts w:ascii="Meiryo UI" w:eastAsia="Meiryo UI" w:hAnsi="Meiryo UI" w:cs="Meiryo UI" w:hint="default"/>
       </w:rPr>
     </w:lvl>
     <w:lvl w:ilvl="6" w:tplc="FFFFFFFF" w:tentative="1">
@@ -29293,7 +28280,7 @@
         <w:ind w:left="3080" w:hanging="440"/>
       </w:pPr>
       <w:rPr>
-        <w:rFonts w:ascii="Meiryo UI" w:hAnsi="Meiryo UI" w:eastAsia="Meiryo UI" w:cs="Meiryo UI" w:hint="default"/>
+        <w:rFonts w:ascii="Meiryo UI" w:eastAsia="Meiryo UI" w:hAnsi="Meiryo UI" w:cs="Meiryo UI" w:hint="default"/>
       </w:rPr>
     </w:lvl>
     <w:lvl w:ilvl="7" w:tplc="FFFFFFFF" w:tentative="1">
@@ -29305,7 +28292,7 @@
         <w:ind w:left="3520" w:hanging="440"/>
       </w:pPr>
       <w:rPr>
-        <w:rFonts w:ascii="Meiryo UI" w:hAnsi="Meiryo UI" w:eastAsia="Meiryo UI" w:cs="Meiryo UI" w:hint="default"/>
+        <w:rFonts w:ascii="Meiryo UI" w:eastAsia="Meiryo UI" w:hAnsi="Meiryo UI" w:cs="Meiryo UI" w:hint="default"/>
       </w:rPr>
     </w:lvl>
     <w:lvl w:ilvl="8" w:tplc="FFFFFFFF" w:tentative="1">
@@ -29317,7 +28304,7 @@
         <w:ind w:left="3960" w:hanging="440"/>
       </w:pPr>
       <w:rPr>
-        <w:rFonts w:ascii="Meiryo UI" w:hAnsi="Meiryo UI" w:eastAsia="Meiryo UI" w:cs="Meiryo UI" w:hint="default"/>
+        <w:rFonts w:ascii="Meiryo UI" w:eastAsia="Meiryo UI" w:hAnsi="Meiryo UI" w:cs="Meiryo UI" w:hint="default"/>
       </w:rPr>
     </w:lvl>
   </w:abstractNum>
@@ -29334,7 +28321,7 @@
         <w:ind w:left="440" w:hanging="440"/>
       </w:pPr>
       <w:rPr>
-        <w:rFonts w:ascii="Meiryo UI" w:hAnsi="Meiryo UI" w:eastAsia="Meiryo UI" w:cs="Meiryo UI" w:hint="default"/>
+        <w:rFonts w:ascii="Meiryo UI" w:eastAsia="Meiryo UI" w:hAnsi="Meiryo UI" w:cs="Meiryo UI" w:hint="default"/>
       </w:rPr>
     </w:lvl>
     <w:lvl w:ilvl="1" w:tplc="0409000B">
@@ -29346,7 +28333,7 @@
         <w:ind w:left="880" w:hanging="440"/>
       </w:pPr>
       <w:rPr>
-        <w:rFonts w:ascii="Meiryo UI" w:hAnsi="Meiryo UI" w:eastAsia="Meiryo UI" w:cs="Meiryo UI" w:hint="default"/>
+        <w:rFonts w:ascii="Meiryo UI" w:eastAsia="Meiryo UI" w:hAnsi="Meiryo UI" w:cs="Meiryo UI" w:hint="default"/>
       </w:rPr>
     </w:lvl>
     <w:lvl w:ilvl="2" w:tplc="0409000D" w:tentative="1">
@@ -29358,7 +28345,7 @@
         <w:ind w:left="1320" w:hanging="440"/>
       </w:pPr>
       <w:rPr>
-        <w:rFonts w:ascii="Meiryo UI" w:hAnsi="Meiryo UI" w:eastAsia="Meiryo UI" w:cs="Meiryo UI" w:hint="default"/>
+        <w:rFonts w:ascii="Meiryo UI" w:eastAsia="Meiryo UI" w:hAnsi="Meiryo UI" w:cs="Meiryo UI" w:hint="default"/>
       </w:rPr>
     </w:lvl>
     <w:lvl w:ilvl="3" w:tplc="04090001" w:tentative="1">
@@ -29370,7 +28357,7 @@
         <w:ind w:left="1760" w:hanging="440"/>
       </w:pPr>
       <w:rPr>
-        <w:rFonts w:ascii="Meiryo UI" w:hAnsi="Meiryo UI" w:eastAsia="Meiryo UI" w:cs="Meiryo UI" w:hint="default"/>
+        <w:rFonts w:ascii="Meiryo UI" w:eastAsia="Meiryo UI" w:hAnsi="Meiryo UI" w:cs="Meiryo UI" w:hint="default"/>
       </w:rPr>
     </w:lvl>
     <w:lvl w:ilvl="4" w:tplc="0409000B" w:tentative="1">
@@ -29382,7 +28369,7 @@
         <w:ind w:left="2200" w:hanging="440"/>
       </w:pPr>
       <w:rPr>
-        <w:rFonts w:ascii="Meiryo UI" w:hAnsi="Meiryo UI" w:eastAsia="Meiryo UI" w:cs="Meiryo UI" w:hint="default"/>
+        <w:rFonts w:ascii="Meiryo UI" w:eastAsia="Meiryo UI" w:hAnsi="Meiryo UI" w:cs="Meiryo UI" w:hint="default"/>
       </w:rPr>
     </w:lvl>
     <w:lvl w:ilvl="5" w:tplc="0409000D" w:tentative="1">
@@ -29394,7 +28381,7 @@
         <w:ind w:left="2640" w:hanging="440"/>
       </w:pPr>
       <w:rPr>
-        <w:rFonts w:ascii="Meiryo UI" w:hAnsi="Meiryo UI" w:eastAsia="Meiryo UI" w:cs="Meiryo UI" w:hint="default"/>
+        <w:rFonts w:ascii="Meiryo UI" w:eastAsia="Meiryo UI" w:hAnsi="Meiryo UI" w:cs="Meiryo UI" w:hint="default"/>
       </w:rPr>
     </w:lvl>
     <w:lvl w:ilvl="6" w:tplc="04090001" w:tentative="1">
@@ -29406,7 +28393,7 @@
         <w:ind w:left="3080" w:hanging="440"/>
       </w:pPr>
       <w:rPr>
-        <w:rFonts w:ascii="Meiryo UI" w:hAnsi="Meiryo UI" w:eastAsia="Meiryo UI" w:cs="Meiryo UI" w:hint="default"/>
+        <w:rFonts w:ascii="Meiryo UI" w:eastAsia="Meiryo UI" w:hAnsi="Meiryo UI" w:cs="Meiryo UI" w:hint="default"/>
       </w:rPr>
     </w:lvl>
     <w:lvl w:ilvl="7" w:tplc="0409000B" w:tentative="1">
@@ -29418,7 +28405,7 @@
         <w:ind w:left="3520" w:hanging="440"/>
       </w:pPr>
       <w:rPr>
-        <w:rFonts w:ascii="Meiryo UI" w:hAnsi="Meiryo UI" w:eastAsia="Meiryo UI" w:cs="Meiryo UI" w:hint="default"/>
+        <w:rFonts w:ascii="Meiryo UI" w:eastAsia="Meiryo UI" w:hAnsi="Meiryo UI" w:cs="Meiryo UI" w:hint="default"/>
       </w:rPr>
     </w:lvl>
     <w:lvl w:ilvl="8" w:tplc="0409000D" w:tentative="1">
@@ -29430,7 +28417,7 @@
         <w:ind w:left="3960" w:hanging="440"/>
       </w:pPr>
       <w:rPr>
-        <w:rFonts w:ascii="Meiryo UI" w:hAnsi="Meiryo UI" w:eastAsia="Meiryo UI" w:cs="Meiryo UI" w:hint="default"/>
+        <w:rFonts w:ascii="Meiryo UI" w:eastAsia="Meiryo UI" w:hAnsi="Meiryo UI" w:cs="Meiryo UI" w:hint="default"/>
       </w:rPr>
     </w:lvl>
   </w:abstractNum>
@@ -29447,7 +28434,7 @@
         <w:ind w:left="440" w:hanging="440"/>
       </w:pPr>
       <w:rPr>
-        <w:rFonts w:ascii="Meiryo UI" w:hAnsi="Meiryo UI" w:eastAsia="Meiryo UI" w:cs="Meiryo UI" w:hint="default"/>
+        <w:rFonts w:ascii="Meiryo UI" w:eastAsia="Meiryo UI" w:hAnsi="Meiryo UI" w:cs="Meiryo UI" w:hint="default"/>
       </w:rPr>
     </w:lvl>
     <w:lvl w:ilvl="1" w:tplc="0409000B" w:tentative="1">
@@ -29459,7 +28446,7 @@
         <w:ind w:left="880" w:hanging="440"/>
       </w:pPr>
       <w:rPr>
-        <w:rFonts w:ascii="Meiryo UI" w:hAnsi="Meiryo UI" w:eastAsia="Meiryo UI" w:cs="Meiryo UI" w:hint="default"/>
+        <w:rFonts w:ascii="Meiryo UI" w:eastAsia="Meiryo UI" w:hAnsi="Meiryo UI" w:cs="Meiryo UI" w:hint="default"/>
       </w:rPr>
     </w:lvl>
     <w:lvl w:ilvl="2" w:tplc="0409000D" w:tentative="1">
@@ -29471,7 +28458,7 @@
         <w:ind w:left="1320" w:hanging="440"/>
       </w:pPr>
       <w:rPr>
-        <w:rFonts w:ascii="Meiryo UI" w:hAnsi="Meiryo UI" w:eastAsia="Meiryo UI" w:cs="Meiryo UI" w:hint="default"/>
+        <w:rFonts w:ascii="Meiryo UI" w:eastAsia="Meiryo UI" w:hAnsi="Meiryo UI" w:cs="Meiryo UI" w:hint="default"/>
       </w:rPr>
     </w:lvl>
     <w:lvl w:ilvl="3" w:tplc="04090001" w:tentative="1">
@@ -29483,7 +28470,7 @@
         <w:ind w:left="1760" w:hanging="440"/>
       </w:pPr>
       <w:rPr>
-        <w:rFonts w:ascii="Meiryo UI" w:hAnsi="Meiryo UI" w:eastAsia="Meiryo UI" w:cs="Meiryo UI" w:hint="default"/>
+        <w:rFonts w:ascii="Meiryo UI" w:eastAsia="Meiryo UI" w:hAnsi="Meiryo UI" w:cs="Meiryo UI" w:hint="default"/>
       </w:rPr>
     </w:lvl>
     <w:lvl w:ilvl="4" w:tplc="0409000B" w:tentative="1">
@@ -29495,7 +28482,7 @@
         <w:ind w:left="2200" w:hanging="440"/>
       </w:pPr>
       <w:rPr>
-        <w:rFonts w:ascii="Meiryo UI" w:hAnsi="Meiryo UI" w:eastAsia="Meiryo UI" w:cs="Meiryo UI" w:hint="default"/>
+        <w:rFonts w:ascii="Meiryo UI" w:eastAsia="Meiryo UI" w:hAnsi="Meiryo UI" w:cs="Meiryo UI" w:hint="default"/>
       </w:rPr>
     </w:lvl>
     <w:lvl w:ilvl="5" w:tplc="0409000D" w:tentative="1">
@@ -29507,7 +28494,7 @@
         <w:ind w:left="2640" w:hanging="440"/>
       </w:pPr>
       <w:rPr>
-        <w:rFonts w:ascii="Meiryo UI" w:hAnsi="Meiryo UI" w:eastAsia="Meiryo UI" w:cs="Meiryo UI" w:hint="default"/>
+        <w:rFonts w:ascii="Meiryo UI" w:eastAsia="Meiryo UI" w:hAnsi="Meiryo UI" w:cs="Meiryo UI" w:hint="default"/>
       </w:rPr>
     </w:lvl>
     <w:lvl w:ilvl="6" w:tplc="04090001" w:tentative="1">
@@ -29519,7 +28506,7 @@
         <w:ind w:left="3080" w:hanging="440"/>
       </w:pPr>
       <w:rPr>
-        <w:rFonts w:ascii="Meiryo UI" w:hAnsi="Meiryo UI" w:eastAsia="Meiryo UI" w:cs="Meiryo UI" w:hint="default"/>
+        <w:rFonts w:ascii="Meiryo UI" w:eastAsia="Meiryo UI" w:hAnsi="Meiryo UI" w:cs="Meiryo UI" w:hint="default"/>
       </w:rPr>
     </w:lvl>
     <w:lvl w:ilvl="7" w:tplc="0409000B" w:tentative="1">
@@ -29531,7 +28518,7 @@
         <w:ind w:left="3520" w:hanging="440"/>
       </w:pPr>
       <w:rPr>
-        <w:rFonts w:ascii="Meiryo UI" w:hAnsi="Meiryo UI" w:eastAsia="Meiryo UI" w:cs="Meiryo UI" w:hint="default"/>
+        <w:rFonts w:ascii="Meiryo UI" w:eastAsia="Meiryo UI" w:hAnsi="Meiryo UI" w:cs="Meiryo UI" w:hint="default"/>
       </w:rPr>
     </w:lvl>
     <w:lvl w:ilvl="8" w:tplc="0409000D" w:tentative="1">
@@ -29543,7 +28530,7 @@
         <w:ind w:left="3960" w:hanging="440"/>
       </w:pPr>
       <w:rPr>
-        <w:rFonts w:ascii="Meiryo UI" w:hAnsi="Meiryo UI" w:eastAsia="Meiryo UI" w:cs="Meiryo UI" w:hint="default"/>
+        <w:rFonts w:ascii="Meiryo UI" w:eastAsia="Meiryo UI" w:hAnsi="Meiryo UI" w:cs="Meiryo UI" w:hint="default"/>
       </w:rPr>
     </w:lvl>
   </w:abstractNum>
@@ -29560,7 +28547,7 @@
         <w:ind w:left="800" w:hanging="440"/>
       </w:pPr>
       <w:rPr>
-        <w:rFonts w:ascii="Meiryo UI" w:hAnsi="Meiryo UI" w:eastAsia="Meiryo UI" w:cs="Meiryo UI" w:hint="default"/>
+        <w:rFonts w:ascii="Meiryo UI" w:eastAsia="Meiryo UI" w:hAnsi="Meiryo UI" w:cs="Meiryo UI" w:hint="default"/>
         <w:u w:val="none"/>
       </w:rPr>
     </w:lvl>
@@ -29573,7 +28560,7 @@
         <w:ind w:left="1520" w:hanging="440"/>
       </w:pPr>
       <w:rPr>
-        <w:rFonts w:ascii="Meiryo UI" w:hAnsi="Meiryo UI" w:eastAsia="Meiryo UI" w:cs="Meiryo UI" w:hint="default"/>
+        <w:rFonts w:ascii="Meiryo UI" w:eastAsia="Meiryo UI" w:hAnsi="Meiryo UI" w:cs="Meiryo UI" w:hint="default"/>
       </w:rPr>
     </w:lvl>
     <w:lvl w:ilvl="2">
@@ -29683,7 +28670,7 @@
         <w:ind w:left="440" w:hanging="440"/>
       </w:pPr>
       <w:rPr>
-        <w:rFonts w:ascii="Meiryo UI" w:hAnsi="Meiryo UI" w:eastAsia="Meiryo UI" w:cs="Meiryo UI" w:hint="default"/>
+        <w:rFonts w:ascii="Meiryo UI" w:eastAsia="Meiryo UI" w:hAnsi="Meiryo UI" w:cs="Meiryo UI" w:hint="default"/>
       </w:rPr>
     </w:lvl>
     <w:lvl w:ilvl="2" w:tplc="FFFFFFFF">
@@ -29695,7 +28682,7 @@
         <w:ind w:left="440" w:hanging="440"/>
       </w:pPr>
       <w:rPr>
-        <w:rFonts w:ascii="Meiryo UI" w:hAnsi="Meiryo UI" w:eastAsia="Meiryo UI" w:cs="Meiryo UI" w:hint="default"/>
+        <w:rFonts w:ascii="Meiryo UI" w:eastAsia="Meiryo UI" w:hAnsi="Meiryo UI" w:cs="Meiryo UI" w:hint="default"/>
       </w:rPr>
     </w:lvl>
     <w:lvl w:ilvl="3" w:tplc="FFFFFFFF" w:tentative="1">
@@ -29766,7 +28753,7 @@
         <w:ind w:left="440" w:hanging="440"/>
       </w:pPr>
       <w:rPr>
-        <w:rFonts w:ascii="Meiryo UI" w:hAnsi="Meiryo UI" w:eastAsia="Meiryo UI" w:cs="Meiryo UI" w:hint="default"/>
+        <w:rFonts w:ascii="Meiryo UI" w:eastAsia="Meiryo UI" w:hAnsi="Meiryo UI" w:cs="Meiryo UI" w:hint="default"/>
       </w:rPr>
     </w:lvl>
     <w:lvl w:ilvl="1" w:tplc="0409000B">
@@ -29778,7 +28765,7 @@
         <w:ind w:left="880" w:hanging="440"/>
       </w:pPr>
       <w:rPr>
-        <w:rFonts w:ascii="Meiryo UI" w:hAnsi="Meiryo UI" w:eastAsia="Meiryo UI" w:cs="Meiryo UI" w:hint="default"/>
+        <w:rFonts w:ascii="Meiryo UI" w:eastAsia="Meiryo UI" w:hAnsi="Meiryo UI" w:cs="Meiryo UI" w:hint="default"/>
       </w:rPr>
     </w:lvl>
     <w:lvl w:ilvl="2" w:tplc="0409000D" w:tentative="1">
@@ -29790,7 +28777,7 @@
         <w:ind w:left="1320" w:hanging="440"/>
       </w:pPr>
       <w:rPr>
-        <w:rFonts w:ascii="Meiryo UI" w:hAnsi="Meiryo UI" w:eastAsia="Meiryo UI" w:cs="Meiryo UI" w:hint="default"/>
+        <w:rFonts w:ascii="Meiryo UI" w:eastAsia="Meiryo UI" w:hAnsi="Meiryo UI" w:cs="Meiryo UI" w:hint="default"/>
       </w:rPr>
     </w:lvl>
     <w:lvl w:ilvl="3" w:tplc="04090001" w:tentative="1">
@@ -29802,7 +28789,7 @@
         <w:ind w:left="1760" w:hanging="440"/>
       </w:pPr>
       <w:rPr>
-        <w:rFonts w:ascii="Meiryo UI" w:hAnsi="Meiryo UI" w:eastAsia="Meiryo UI" w:cs="Meiryo UI" w:hint="default"/>
+        <w:rFonts w:ascii="Meiryo UI" w:eastAsia="Meiryo UI" w:hAnsi="Meiryo UI" w:cs="Meiryo UI" w:hint="default"/>
       </w:rPr>
     </w:lvl>
     <w:lvl w:ilvl="4" w:tplc="0409000B" w:tentative="1">
@@ -29814,7 +28801,7 @@
         <w:ind w:left="2200" w:hanging="440"/>
       </w:pPr>
       <w:rPr>
-        <w:rFonts w:ascii="Meiryo UI" w:hAnsi="Meiryo UI" w:eastAsia="Meiryo UI" w:cs="Meiryo UI" w:hint="default"/>
+        <w:rFonts w:ascii="Meiryo UI" w:eastAsia="Meiryo UI" w:hAnsi="Meiryo UI" w:cs="Meiryo UI" w:hint="default"/>
       </w:rPr>
     </w:lvl>
     <w:lvl w:ilvl="5" w:tplc="0409000D" w:tentative="1">
@@ -29826,7 +28813,7 @@
         <w:ind w:left="2640" w:hanging="440"/>
       </w:pPr>
       <w:rPr>
-        <w:rFonts w:ascii="Meiryo UI" w:hAnsi="Meiryo UI" w:eastAsia="Meiryo UI" w:cs="Meiryo UI" w:hint="default"/>
+        <w:rFonts w:ascii="Meiryo UI" w:eastAsia="Meiryo UI" w:hAnsi="Meiryo UI" w:cs="Meiryo UI" w:hint="default"/>
       </w:rPr>
     </w:lvl>
     <w:lvl w:ilvl="6" w:tplc="04090001" w:tentative="1">
@@ -29838,7 +28825,7 @@
         <w:ind w:left="3080" w:hanging="440"/>
       </w:pPr>
       <w:rPr>
-        <w:rFonts w:ascii="Meiryo UI" w:hAnsi="Meiryo UI" w:eastAsia="Meiryo UI" w:cs="Meiryo UI" w:hint="default"/>
+        <w:rFonts w:ascii="Meiryo UI" w:eastAsia="Meiryo UI" w:hAnsi="Meiryo UI" w:cs="Meiryo UI" w:hint="default"/>
       </w:rPr>
     </w:lvl>
     <w:lvl w:ilvl="7" w:tplc="0409000B" w:tentative="1">
@@ -29850,7 +28837,7 @@
         <w:ind w:left="3520" w:hanging="440"/>
       </w:pPr>
       <w:rPr>
-        <w:rFonts w:ascii="Meiryo UI" w:hAnsi="Meiryo UI" w:eastAsia="Meiryo UI" w:cs="Meiryo UI" w:hint="default"/>
+        <w:rFonts w:ascii="Meiryo UI" w:eastAsia="Meiryo UI" w:hAnsi="Meiryo UI" w:cs="Meiryo UI" w:hint="default"/>
       </w:rPr>
     </w:lvl>
     <w:lvl w:ilvl="8" w:tplc="0409000D" w:tentative="1">
@@ -29862,7 +28849,7 @@
         <w:ind w:left="3960" w:hanging="440"/>
       </w:pPr>
       <w:rPr>
-        <w:rFonts w:ascii="Meiryo UI" w:hAnsi="Meiryo UI" w:eastAsia="Meiryo UI" w:cs="Meiryo UI" w:hint="default"/>
+        <w:rFonts w:ascii="Meiryo UI" w:eastAsia="Meiryo UI" w:hAnsi="Meiryo UI" w:cs="Meiryo UI" w:hint="default"/>
       </w:rPr>
     </w:lvl>
   </w:abstractNum>
@@ -29879,7 +28866,7 @@
         <w:ind w:left="680" w:hanging="440"/>
       </w:pPr>
       <w:rPr>
-        <w:rFonts w:ascii="Meiryo UI" w:hAnsi="Meiryo UI" w:eastAsia="Meiryo UI" w:cs="Meiryo UI" w:hint="default"/>
+        <w:rFonts w:ascii="Meiryo UI" w:eastAsia="Meiryo UI" w:hAnsi="Meiryo UI" w:cs="Meiryo UI" w:hint="default"/>
       </w:rPr>
     </w:lvl>
     <w:lvl w:ilvl="1" w:tplc="0409000B" w:tentative="1">
@@ -29891,7 +28878,7 @@
         <w:ind w:left="1120" w:hanging="440"/>
       </w:pPr>
       <w:rPr>
-        <w:rFonts w:ascii="Meiryo UI" w:hAnsi="Meiryo UI" w:eastAsia="Meiryo UI" w:cs="Meiryo UI" w:hint="default"/>
+        <w:rFonts w:ascii="Meiryo UI" w:eastAsia="Meiryo UI" w:hAnsi="Meiryo UI" w:cs="Meiryo UI" w:hint="default"/>
       </w:rPr>
     </w:lvl>
     <w:lvl w:ilvl="2" w:tplc="0409000D" w:tentative="1">
@@ -29903,7 +28890,7 @@
         <w:ind w:left="1560" w:hanging="440"/>
       </w:pPr>
       <w:rPr>
-        <w:rFonts w:ascii="Meiryo UI" w:hAnsi="Meiryo UI" w:eastAsia="Meiryo UI" w:cs="Meiryo UI" w:hint="default"/>
+        <w:rFonts w:ascii="Meiryo UI" w:eastAsia="Meiryo UI" w:hAnsi="Meiryo UI" w:cs="Meiryo UI" w:hint="default"/>
       </w:rPr>
     </w:lvl>
     <w:lvl w:ilvl="3" w:tplc="04090001" w:tentative="1">
@@ -29915,7 +28902,7 @@
         <w:ind w:left="2000" w:hanging="440"/>
       </w:pPr>
       <w:rPr>
-        <w:rFonts w:ascii="Meiryo UI" w:hAnsi="Meiryo UI" w:eastAsia="Meiryo UI" w:cs="Meiryo UI" w:hint="default"/>
+        <w:rFonts w:ascii="Meiryo UI" w:eastAsia="Meiryo UI" w:hAnsi="Meiryo UI" w:cs="Meiryo UI" w:hint="default"/>
       </w:rPr>
     </w:lvl>
     <w:lvl w:ilvl="4" w:tplc="0409000B" w:tentative="1">
@@ -29927,7 +28914,7 @@
         <w:ind w:left="2440" w:hanging="440"/>
       </w:pPr>
       <w:rPr>
-        <w:rFonts w:ascii="Meiryo UI" w:hAnsi="Meiryo UI" w:eastAsia="Meiryo UI" w:cs="Meiryo UI" w:hint="default"/>
+        <w:rFonts w:ascii="Meiryo UI" w:eastAsia="Meiryo UI" w:hAnsi="Meiryo UI" w:cs="Meiryo UI" w:hint="default"/>
       </w:rPr>
     </w:lvl>
     <w:lvl w:ilvl="5" w:tplc="0409000D" w:tentative="1">
@@ -29939,7 +28926,7 @@
         <w:ind w:left="2880" w:hanging="440"/>
       </w:pPr>
       <w:rPr>
-        <w:rFonts w:ascii="Meiryo UI" w:hAnsi="Meiryo UI" w:eastAsia="Meiryo UI" w:cs="Meiryo UI" w:hint="default"/>
+        <w:rFonts w:ascii="Meiryo UI" w:eastAsia="Meiryo UI" w:hAnsi="Meiryo UI" w:cs="Meiryo UI" w:hint="default"/>
       </w:rPr>
     </w:lvl>
     <w:lvl w:ilvl="6" w:tplc="04090001" w:tentative="1">
@@ -29951,7 +28938,7 @@
         <w:ind w:left="3320" w:hanging="440"/>
       </w:pPr>
       <w:rPr>
-        <w:rFonts w:ascii="Meiryo UI" w:hAnsi="Meiryo UI" w:eastAsia="Meiryo UI" w:cs="Meiryo UI" w:hint="default"/>
+        <w:rFonts w:ascii="Meiryo UI" w:eastAsia="Meiryo UI" w:hAnsi="Meiryo UI" w:cs="Meiryo UI" w:hint="default"/>
       </w:rPr>
     </w:lvl>
     <w:lvl w:ilvl="7" w:tplc="0409000B" w:tentative="1">
@@ -29963,7 +28950,7 @@
         <w:ind w:left="3760" w:hanging="440"/>
       </w:pPr>
       <w:rPr>
-        <w:rFonts w:ascii="Meiryo UI" w:hAnsi="Meiryo UI" w:eastAsia="Meiryo UI" w:cs="Meiryo UI" w:hint="default"/>
+        <w:rFonts w:ascii="Meiryo UI" w:eastAsia="Meiryo UI" w:hAnsi="Meiryo UI" w:cs="Meiryo UI" w:hint="default"/>
       </w:rPr>
     </w:lvl>
     <w:lvl w:ilvl="8" w:tplc="0409000D" w:tentative="1">
@@ -29975,7 +28962,7 @@
         <w:ind w:left="4200" w:hanging="440"/>
       </w:pPr>
       <w:rPr>
-        <w:rFonts w:ascii="Meiryo UI" w:hAnsi="Meiryo UI" w:eastAsia="Meiryo UI" w:cs="Meiryo UI" w:hint="default"/>
+        <w:rFonts w:ascii="Meiryo UI" w:eastAsia="Meiryo UI" w:hAnsi="Meiryo UI" w:cs="Meiryo UI" w:hint="default"/>
       </w:rPr>
     </w:lvl>
   </w:abstractNum>
@@ -30078,7 +29065,7 @@
         <w:ind w:left="440" w:hanging="440"/>
       </w:pPr>
       <w:rPr>
-        <w:rFonts w:ascii="Meiryo UI" w:hAnsi="Meiryo UI" w:eastAsia="Meiryo UI" w:cs="Meiryo UI" w:hint="default"/>
+        <w:rFonts w:ascii="Meiryo UI" w:eastAsia="Meiryo UI" w:hAnsi="Meiryo UI" w:cs="Meiryo UI" w:hint="default"/>
       </w:rPr>
     </w:lvl>
     <w:lvl w:ilvl="1" w:tplc="0409000B" w:tentative="1">
@@ -30090,7 +29077,7 @@
         <w:ind w:left="880" w:hanging="440"/>
       </w:pPr>
       <w:rPr>
-        <w:rFonts w:ascii="Meiryo UI" w:hAnsi="Meiryo UI" w:eastAsia="Meiryo UI" w:cs="Meiryo UI" w:hint="default"/>
+        <w:rFonts w:ascii="Meiryo UI" w:eastAsia="Meiryo UI" w:hAnsi="Meiryo UI" w:cs="Meiryo UI" w:hint="default"/>
       </w:rPr>
     </w:lvl>
     <w:lvl w:ilvl="2" w:tplc="0409000D" w:tentative="1">
@@ -30102,7 +29089,7 @@
         <w:ind w:left="1320" w:hanging="440"/>
       </w:pPr>
       <w:rPr>
-        <w:rFonts w:ascii="Meiryo UI" w:hAnsi="Meiryo UI" w:eastAsia="Meiryo UI" w:cs="Meiryo UI" w:hint="default"/>
+        <w:rFonts w:ascii="Meiryo UI" w:eastAsia="Meiryo UI" w:hAnsi="Meiryo UI" w:cs="Meiryo UI" w:hint="default"/>
       </w:rPr>
     </w:lvl>
     <w:lvl w:ilvl="3" w:tplc="04090001" w:tentative="1">
@@ -30114,7 +29101,7 @@
         <w:ind w:left="1760" w:hanging="440"/>
       </w:pPr>
       <w:rPr>
-        <w:rFonts w:ascii="Meiryo UI" w:hAnsi="Meiryo UI" w:eastAsia="Meiryo UI" w:cs="Meiryo UI" w:hint="default"/>
+        <w:rFonts w:ascii="Meiryo UI" w:eastAsia="Meiryo UI" w:hAnsi="Meiryo UI" w:cs="Meiryo UI" w:hint="default"/>
       </w:rPr>
     </w:lvl>
     <w:lvl w:ilvl="4" w:tplc="0409000B" w:tentative="1">
@@ -30126,7 +29113,7 @@
         <w:ind w:left="2200" w:hanging="440"/>
       </w:pPr>
       <w:rPr>
-        <w:rFonts w:ascii="Meiryo UI" w:hAnsi="Meiryo UI" w:eastAsia="Meiryo UI" w:cs="Meiryo UI" w:hint="default"/>
+        <w:rFonts w:ascii="Meiryo UI" w:eastAsia="Meiryo UI" w:hAnsi="Meiryo UI" w:cs="Meiryo UI" w:hint="default"/>
       </w:rPr>
     </w:lvl>
     <w:lvl w:ilvl="5" w:tplc="0409000D" w:tentative="1">
@@ -30138,7 +29125,7 @@
         <w:ind w:left="2640" w:hanging="440"/>
       </w:pPr>
       <w:rPr>
-        <w:rFonts w:ascii="Meiryo UI" w:hAnsi="Meiryo UI" w:eastAsia="Meiryo UI" w:cs="Meiryo UI" w:hint="default"/>
+        <w:rFonts w:ascii="Meiryo UI" w:eastAsia="Meiryo UI" w:hAnsi="Meiryo UI" w:cs="Meiryo UI" w:hint="default"/>
       </w:rPr>
     </w:lvl>
     <w:lvl w:ilvl="6" w:tplc="04090001" w:tentative="1">
@@ -30150,7 +29137,7 @@
         <w:ind w:left="3080" w:hanging="440"/>
       </w:pPr>
       <w:rPr>
-        <w:rFonts w:ascii="Meiryo UI" w:hAnsi="Meiryo UI" w:eastAsia="Meiryo UI" w:cs="Meiryo UI" w:hint="default"/>
+        <w:rFonts w:ascii="Meiryo UI" w:eastAsia="Meiryo UI" w:hAnsi="Meiryo UI" w:cs="Meiryo UI" w:hint="default"/>
       </w:rPr>
     </w:lvl>
     <w:lvl w:ilvl="7" w:tplc="0409000B" w:tentative="1">
@@ -30162,7 +29149,7 @@
         <w:ind w:left="3520" w:hanging="440"/>
       </w:pPr>
       <w:rPr>
-        <w:rFonts w:ascii="Meiryo UI" w:hAnsi="Meiryo UI" w:eastAsia="Meiryo UI" w:cs="Meiryo UI" w:hint="default"/>
+        <w:rFonts w:ascii="Meiryo UI" w:eastAsia="Meiryo UI" w:hAnsi="Meiryo UI" w:cs="Meiryo UI" w:hint="default"/>
       </w:rPr>
     </w:lvl>
     <w:lvl w:ilvl="8" w:tplc="0409000D" w:tentative="1">
@@ -30174,7 +29161,7 @@
         <w:ind w:left="3960" w:hanging="440"/>
       </w:pPr>
       <w:rPr>
-        <w:rFonts w:ascii="Meiryo UI" w:hAnsi="Meiryo UI" w:eastAsia="Meiryo UI" w:cs="Meiryo UI" w:hint="default"/>
+        <w:rFonts w:ascii="Meiryo UI" w:eastAsia="Meiryo UI" w:hAnsi="Meiryo UI" w:cs="Meiryo UI" w:hint="default"/>
       </w:rPr>
     </w:lvl>
   </w:abstractNum>
@@ -30191,7 +29178,7 @@
         <w:ind w:left="440" w:hanging="440"/>
       </w:pPr>
       <w:rPr>
-        <w:rFonts w:ascii="Meiryo UI" w:hAnsi="Meiryo UI" w:eastAsia="Meiryo UI" w:cs="Meiryo UI" w:hint="default"/>
+        <w:rFonts w:ascii="Meiryo UI" w:eastAsia="Meiryo UI" w:hAnsi="Meiryo UI" w:cs="Meiryo UI" w:hint="default"/>
       </w:rPr>
     </w:lvl>
     <w:lvl w:ilvl="1" w:tplc="0409000B" w:tentative="1">
@@ -30203,7 +29190,7 @@
         <w:ind w:left="880" w:hanging="440"/>
       </w:pPr>
       <w:rPr>
-        <w:rFonts w:ascii="Meiryo UI" w:hAnsi="Meiryo UI" w:eastAsia="Meiryo UI" w:cs="Meiryo UI" w:hint="default"/>
+        <w:rFonts w:ascii="Meiryo UI" w:eastAsia="Meiryo UI" w:hAnsi="Meiryo UI" w:cs="Meiryo UI" w:hint="default"/>
       </w:rPr>
     </w:lvl>
     <w:lvl w:ilvl="2" w:tplc="0409000D" w:tentative="1">
@@ -30215,7 +29202,7 @@
         <w:ind w:left="1320" w:hanging="440"/>
       </w:pPr>
       <w:rPr>
-        <w:rFonts w:ascii="Meiryo UI" w:hAnsi="Meiryo UI" w:eastAsia="Meiryo UI" w:cs="Meiryo UI" w:hint="default"/>
+        <w:rFonts w:ascii="Meiryo UI" w:eastAsia="Meiryo UI" w:hAnsi="Meiryo UI" w:cs="Meiryo UI" w:hint="default"/>
       </w:rPr>
     </w:lvl>
     <w:lvl w:ilvl="3" w:tplc="04090001" w:tentative="1">
@@ -30227,7 +29214,7 @@
         <w:ind w:left="1760" w:hanging="440"/>
       </w:pPr>
       <w:rPr>
-        <w:rFonts w:ascii="Meiryo UI" w:hAnsi="Meiryo UI" w:eastAsia="Meiryo UI" w:cs="Meiryo UI" w:hint="default"/>
+        <w:rFonts w:ascii="Meiryo UI" w:eastAsia="Meiryo UI" w:hAnsi="Meiryo UI" w:cs="Meiryo UI" w:hint="default"/>
       </w:rPr>
     </w:lvl>
     <w:lvl w:ilvl="4" w:tplc="0409000B" w:tentative="1">
@@ -30239,7 +29226,7 @@
         <w:ind w:left="2200" w:hanging="440"/>
       </w:pPr>
       <w:rPr>
-        <w:rFonts w:ascii="Meiryo UI" w:hAnsi="Meiryo UI" w:eastAsia="Meiryo UI" w:cs="Meiryo UI" w:hint="default"/>
+        <w:rFonts w:ascii="Meiryo UI" w:eastAsia="Meiryo UI" w:hAnsi="Meiryo UI" w:cs="Meiryo UI" w:hint="default"/>
       </w:rPr>
     </w:lvl>
     <w:lvl w:ilvl="5" w:tplc="0409000D" w:tentative="1">
@@ -30251,7 +29238,7 @@
         <w:ind w:left="2640" w:hanging="440"/>
       </w:pPr>
       <w:rPr>
-        <w:rFonts w:ascii="Meiryo UI" w:hAnsi="Meiryo UI" w:eastAsia="Meiryo UI" w:cs="Meiryo UI" w:hint="default"/>
+        <w:rFonts w:ascii="Meiryo UI" w:eastAsia="Meiryo UI" w:hAnsi="Meiryo UI" w:cs="Meiryo UI" w:hint="default"/>
       </w:rPr>
     </w:lvl>
     <w:lvl w:ilvl="6" w:tplc="04090001" w:tentative="1">
@@ -30263,7 +29250,7 @@
         <w:ind w:left="3080" w:hanging="440"/>
       </w:pPr>
       <w:rPr>
-        <w:rFonts w:ascii="Meiryo UI" w:hAnsi="Meiryo UI" w:eastAsia="Meiryo UI" w:cs="Meiryo UI" w:hint="default"/>
+        <w:rFonts w:ascii="Meiryo UI" w:eastAsia="Meiryo UI" w:hAnsi="Meiryo UI" w:cs="Meiryo UI" w:hint="default"/>
       </w:rPr>
     </w:lvl>
     <w:lvl w:ilvl="7" w:tplc="0409000B" w:tentative="1">
@@ -30275,7 +29262,7 @@
         <w:ind w:left="3520" w:hanging="440"/>
       </w:pPr>
       <w:rPr>
-        <w:rFonts w:ascii="Meiryo UI" w:hAnsi="Meiryo UI" w:eastAsia="Meiryo UI" w:cs="Meiryo UI" w:hint="default"/>
+        <w:rFonts w:ascii="Meiryo UI" w:eastAsia="Meiryo UI" w:hAnsi="Meiryo UI" w:cs="Meiryo UI" w:hint="default"/>
       </w:rPr>
     </w:lvl>
     <w:lvl w:ilvl="8" w:tplc="0409000D" w:tentative="1">
@@ -30287,7 +29274,7 @@
         <w:ind w:left="3960" w:hanging="440"/>
       </w:pPr>
       <w:rPr>
-        <w:rFonts w:ascii="Meiryo UI" w:hAnsi="Meiryo UI" w:eastAsia="Meiryo UI" w:cs="Meiryo UI" w:hint="default"/>
+        <w:rFonts w:ascii="Meiryo UI" w:eastAsia="Meiryo UI" w:hAnsi="Meiryo UI" w:cs="Meiryo UI" w:hint="default"/>
       </w:rPr>
     </w:lvl>
   </w:abstractNum>
@@ -30391,7 +29378,7 @@
         <w:ind w:left="440" w:hanging="440"/>
       </w:pPr>
       <w:rPr>
-        <w:rFonts w:ascii="Meiryo UI" w:hAnsi="Meiryo UI" w:eastAsia="Meiryo UI" w:cs="Meiryo UI" w:hint="default"/>
+        <w:rFonts w:ascii="Meiryo UI" w:eastAsia="Meiryo UI" w:hAnsi="Meiryo UI" w:cs="Meiryo UI" w:hint="default"/>
       </w:rPr>
     </w:lvl>
     <w:lvl w:ilvl="1" w:tplc="0409000B" w:tentative="1">
@@ -30403,7 +29390,7 @@
         <w:ind w:left="880" w:hanging="440"/>
       </w:pPr>
       <w:rPr>
-        <w:rFonts w:ascii="Meiryo UI" w:hAnsi="Meiryo UI" w:eastAsia="Meiryo UI" w:cs="Meiryo UI" w:hint="default"/>
+        <w:rFonts w:ascii="Meiryo UI" w:eastAsia="Meiryo UI" w:hAnsi="Meiryo UI" w:cs="Meiryo UI" w:hint="default"/>
       </w:rPr>
     </w:lvl>
     <w:lvl w:ilvl="2" w:tplc="0409000D" w:tentative="1">
@@ -30415,7 +29402,7 @@
         <w:ind w:left="1320" w:hanging="440"/>
       </w:pPr>
       <w:rPr>
-        <w:rFonts w:ascii="Meiryo UI" w:hAnsi="Meiryo UI" w:eastAsia="Meiryo UI" w:cs="Meiryo UI" w:hint="default"/>
+        <w:rFonts w:ascii="Meiryo UI" w:eastAsia="Meiryo UI" w:hAnsi="Meiryo UI" w:cs="Meiryo UI" w:hint="default"/>
       </w:rPr>
     </w:lvl>
     <w:lvl w:ilvl="3" w:tplc="04090001" w:tentative="1">
@@ -30427,7 +29414,7 @@
         <w:ind w:left="1760" w:hanging="440"/>
       </w:pPr>
       <w:rPr>
-        <w:rFonts w:ascii="Meiryo UI" w:hAnsi="Meiryo UI" w:eastAsia="Meiryo UI" w:cs="Meiryo UI" w:hint="default"/>
+        <w:rFonts w:ascii="Meiryo UI" w:eastAsia="Meiryo UI" w:hAnsi="Meiryo UI" w:cs="Meiryo UI" w:hint="default"/>
       </w:rPr>
     </w:lvl>
     <w:lvl w:ilvl="4" w:tplc="0409000B" w:tentative="1">
@@ -30439,7 +29426,7 @@
         <w:ind w:left="2200" w:hanging="440"/>
       </w:pPr>
       <w:rPr>
-        <w:rFonts w:ascii="Meiryo UI" w:hAnsi="Meiryo UI" w:eastAsia="Meiryo UI" w:cs="Meiryo UI" w:hint="default"/>
+        <w:rFonts w:ascii="Meiryo UI" w:eastAsia="Meiryo UI" w:hAnsi="Meiryo UI" w:cs="Meiryo UI" w:hint="default"/>
       </w:rPr>
     </w:lvl>
     <w:lvl w:ilvl="5" w:tplc="0409000D" w:tentative="1">
@@ -30451,7 +29438,7 @@
         <w:ind w:left="2640" w:hanging="440"/>
       </w:pPr>
       <w:rPr>
-        <w:rFonts w:ascii="Meiryo UI" w:hAnsi="Meiryo UI" w:eastAsia="Meiryo UI" w:cs="Meiryo UI" w:hint="default"/>
+        <w:rFonts w:ascii="Meiryo UI" w:eastAsia="Meiryo UI" w:hAnsi="Meiryo UI" w:cs="Meiryo UI" w:hint="default"/>
       </w:rPr>
     </w:lvl>
     <w:lvl w:ilvl="6" w:tplc="04090001" w:tentative="1">
@@ -30463,7 +29450,7 @@
         <w:ind w:left="3080" w:hanging="440"/>
       </w:pPr>
       <w:rPr>
-        <w:rFonts w:ascii="Meiryo UI" w:hAnsi="Meiryo UI" w:eastAsia="Meiryo UI" w:cs="Meiryo UI" w:hint="default"/>
+        <w:rFonts w:ascii="Meiryo UI" w:eastAsia="Meiryo UI" w:hAnsi="Meiryo UI" w:cs="Meiryo UI" w:hint="default"/>
       </w:rPr>
     </w:lvl>
     <w:lvl w:ilvl="7" w:tplc="0409000B" w:tentative="1">
@@ -30475,7 +29462,7 @@
         <w:ind w:left="3520" w:hanging="440"/>
       </w:pPr>
       <w:rPr>
-        <w:rFonts w:ascii="Meiryo UI" w:hAnsi="Meiryo UI" w:eastAsia="Meiryo UI" w:cs="Meiryo UI" w:hint="default"/>
+        <w:rFonts w:ascii="Meiryo UI" w:eastAsia="Meiryo UI" w:hAnsi="Meiryo UI" w:cs="Meiryo UI" w:hint="default"/>
       </w:rPr>
     </w:lvl>
     <w:lvl w:ilvl="8" w:tplc="0409000D" w:tentative="1">
@@ -30487,7 +29474,7 @@
         <w:ind w:left="3960" w:hanging="440"/>
       </w:pPr>
       <w:rPr>
-        <w:rFonts w:ascii="Meiryo UI" w:hAnsi="Meiryo UI" w:eastAsia="Meiryo UI" w:cs="Meiryo UI" w:hint="default"/>
+        <w:rFonts w:ascii="Meiryo UI" w:eastAsia="Meiryo UI" w:hAnsi="Meiryo UI" w:cs="Meiryo UI" w:hint="default"/>
       </w:rPr>
     </w:lvl>
   </w:abstractNum>
@@ -30504,7 +29491,7 @@
         <w:ind w:left="800" w:hanging="440"/>
       </w:pPr>
       <w:rPr>
-        <w:rFonts w:ascii="Meiryo UI" w:hAnsi="Meiryo UI" w:eastAsia="Meiryo UI" w:cs="Meiryo UI" w:hint="default"/>
+        <w:rFonts w:ascii="Meiryo UI" w:eastAsia="Meiryo UI" w:hAnsi="Meiryo UI" w:cs="Meiryo UI" w:hint="default"/>
         <w:u w:val="none"/>
       </w:rPr>
     </w:lvl>
@@ -30517,7 +29504,7 @@
         <w:ind w:left="1520" w:hanging="440"/>
       </w:pPr>
       <w:rPr>
-        <w:rFonts w:ascii="Meiryo UI" w:hAnsi="Meiryo UI" w:eastAsia="Meiryo UI" w:cs="Meiryo UI" w:hint="default"/>
+        <w:rFonts w:ascii="Meiryo UI" w:eastAsia="Meiryo UI" w:hAnsi="Meiryo UI" w:cs="Meiryo UI" w:hint="default"/>
       </w:rPr>
     </w:lvl>
     <w:lvl w:ilvl="2">
@@ -30848,7 +29835,7 @@
         <w:ind w:left="720" w:hanging="360"/>
       </w:pPr>
       <w:rPr>
-        <w:rFonts w:ascii="Meiryo UI" w:hAnsi="Meiryo UI" w:eastAsia="Meiryo UI" w:cs="Meiryo UI" w:hint="default"/>
+        <w:rFonts w:ascii="Meiryo UI" w:eastAsia="Meiryo UI" w:hAnsi="Meiryo UI" w:cs="Meiryo UI" w:hint="default"/>
         <w:sz w:val="20"/>
       </w:rPr>
     </w:lvl>
@@ -30880,7 +29867,7 @@
         <w:ind w:left="2160" w:hanging="360"/>
       </w:pPr>
       <w:rPr>
-        <w:rFonts w:ascii="Meiryo UI" w:hAnsi="Meiryo UI" w:eastAsia="Meiryo UI" w:cs="Meiryo UI" w:hint="default"/>
+        <w:rFonts w:ascii="Meiryo UI" w:eastAsia="Meiryo UI" w:hAnsi="Meiryo UI" w:cs="Meiryo UI" w:hint="default"/>
         <w:sz w:val="20"/>
       </w:rPr>
     </w:lvl>
@@ -30896,7 +29883,7 @@
         <w:ind w:left="2880" w:hanging="360"/>
       </w:pPr>
       <w:rPr>
-        <w:rFonts w:ascii="Meiryo UI" w:hAnsi="Meiryo UI" w:eastAsia="Meiryo UI" w:cs="Meiryo UI" w:hint="default"/>
+        <w:rFonts w:ascii="Meiryo UI" w:eastAsia="Meiryo UI" w:hAnsi="Meiryo UI" w:cs="Meiryo UI" w:hint="default"/>
         <w:sz w:val="20"/>
       </w:rPr>
     </w:lvl>
@@ -30912,7 +29899,7 @@
         <w:ind w:left="3600" w:hanging="360"/>
       </w:pPr>
       <w:rPr>
-        <w:rFonts w:ascii="Meiryo UI" w:hAnsi="Meiryo UI" w:eastAsia="Meiryo UI" w:cs="Meiryo UI" w:hint="default"/>
+        <w:rFonts w:ascii="Meiryo UI" w:eastAsia="Meiryo UI" w:hAnsi="Meiryo UI" w:cs="Meiryo UI" w:hint="default"/>
         <w:sz w:val="20"/>
       </w:rPr>
     </w:lvl>
@@ -30928,7 +29915,7 @@
         <w:ind w:left="4320" w:hanging="360"/>
       </w:pPr>
       <w:rPr>
-        <w:rFonts w:ascii="Meiryo UI" w:hAnsi="Meiryo UI" w:eastAsia="Meiryo UI" w:cs="Meiryo UI" w:hint="default"/>
+        <w:rFonts w:ascii="Meiryo UI" w:eastAsia="Meiryo UI" w:hAnsi="Meiryo UI" w:cs="Meiryo UI" w:hint="default"/>
         <w:sz w:val="20"/>
       </w:rPr>
     </w:lvl>
@@ -30944,7 +29931,7 @@
         <w:ind w:left="5040" w:hanging="360"/>
       </w:pPr>
       <w:rPr>
-        <w:rFonts w:ascii="Meiryo UI" w:hAnsi="Meiryo UI" w:eastAsia="Meiryo UI" w:cs="Meiryo UI" w:hint="default"/>
+        <w:rFonts w:ascii="Meiryo UI" w:eastAsia="Meiryo UI" w:hAnsi="Meiryo UI" w:cs="Meiryo UI" w:hint="default"/>
         <w:sz w:val="20"/>
       </w:rPr>
     </w:lvl>
@@ -30960,7 +29947,7 @@
         <w:ind w:left="5760" w:hanging="360"/>
       </w:pPr>
       <w:rPr>
-        <w:rFonts w:ascii="Meiryo UI" w:hAnsi="Meiryo UI" w:eastAsia="Meiryo UI" w:cs="Meiryo UI" w:hint="default"/>
+        <w:rFonts w:ascii="Meiryo UI" w:eastAsia="Meiryo UI" w:hAnsi="Meiryo UI" w:cs="Meiryo UI" w:hint="default"/>
         <w:sz w:val="20"/>
       </w:rPr>
     </w:lvl>
@@ -30976,7 +29963,7 @@
         <w:ind w:left="6480" w:hanging="360"/>
       </w:pPr>
       <w:rPr>
-        <w:rFonts w:ascii="Meiryo UI" w:hAnsi="Meiryo UI" w:eastAsia="Meiryo UI" w:cs="Meiryo UI" w:hint="default"/>
+        <w:rFonts w:ascii="Meiryo UI" w:eastAsia="Meiryo UI" w:hAnsi="Meiryo UI" w:cs="Meiryo UI" w:hint="default"/>
         <w:sz w:val="20"/>
       </w:rPr>
     </w:lvl>
@@ -30994,7 +29981,7 @@
         <w:ind w:left="440" w:hanging="440"/>
       </w:pPr>
       <w:rPr>
-        <w:rFonts w:ascii="Meiryo UI" w:hAnsi="Meiryo UI" w:eastAsia="Meiryo UI" w:cs="Meiryo UI" w:hint="default"/>
+        <w:rFonts w:ascii="Meiryo UI" w:eastAsia="Meiryo UI" w:hAnsi="Meiryo UI" w:cs="Meiryo UI" w:hint="default"/>
       </w:rPr>
     </w:lvl>
     <w:lvl w:ilvl="1" w:tplc="0409000B" w:tentative="1">
@@ -31006,7 +29993,7 @@
         <w:ind w:left="880" w:hanging="440"/>
       </w:pPr>
       <w:rPr>
-        <w:rFonts w:ascii="Meiryo UI" w:hAnsi="Meiryo UI" w:eastAsia="Meiryo UI" w:cs="Meiryo UI" w:hint="default"/>
+        <w:rFonts w:ascii="Meiryo UI" w:eastAsia="Meiryo UI" w:hAnsi="Meiryo UI" w:cs="Meiryo UI" w:hint="default"/>
       </w:rPr>
     </w:lvl>
     <w:lvl w:ilvl="2" w:tplc="0409000D" w:tentative="1">
@@ -31018,7 +30005,7 @@
         <w:ind w:left="1320" w:hanging="440"/>
       </w:pPr>
       <w:rPr>
-        <w:rFonts w:ascii="Meiryo UI" w:hAnsi="Meiryo UI" w:eastAsia="Meiryo UI" w:cs="Meiryo UI" w:hint="default"/>
+        <w:rFonts w:ascii="Meiryo UI" w:eastAsia="Meiryo UI" w:hAnsi="Meiryo UI" w:cs="Meiryo UI" w:hint="default"/>
       </w:rPr>
     </w:lvl>
     <w:lvl w:ilvl="3" w:tplc="04090001" w:tentative="1">
@@ -31030,7 +30017,7 @@
         <w:ind w:left="1760" w:hanging="440"/>
       </w:pPr>
       <w:rPr>
-        <w:rFonts w:ascii="Meiryo UI" w:hAnsi="Meiryo UI" w:eastAsia="Meiryo UI" w:cs="Meiryo UI" w:hint="default"/>
+        <w:rFonts w:ascii="Meiryo UI" w:eastAsia="Meiryo UI" w:hAnsi="Meiryo UI" w:cs="Meiryo UI" w:hint="default"/>
       </w:rPr>
     </w:lvl>
     <w:lvl w:ilvl="4" w:tplc="0409000B" w:tentative="1">
@@ -31042,7 +30029,7 @@
         <w:ind w:left="2200" w:hanging="440"/>
       </w:pPr>
       <w:rPr>
-        <w:rFonts w:ascii="Meiryo UI" w:hAnsi="Meiryo UI" w:eastAsia="Meiryo UI" w:cs="Meiryo UI" w:hint="default"/>
+        <w:rFonts w:ascii="Meiryo UI" w:eastAsia="Meiryo UI" w:hAnsi="Meiryo UI" w:cs="Meiryo UI" w:hint="default"/>
       </w:rPr>
     </w:lvl>
     <w:lvl w:ilvl="5" w:tplc="0409000D" w:tentative="1">
@@ -31054,7 +30041,7 @@
         <w:ind w:left="2640" w:hanging="440"/>
       </w:pPr>
       <w:rPr>
-        <w:rFonts w:ascii="Meiryo UI" w:hAnsi="Meiryo UI" w:eastAsia="Meiryo UI" w:cs="Meiryo UI" w:hint="default"/>
+        <w:rFonts w:ascii="Meiryo UI" w:eastAsia="Meiryo UI" w:hAnsi="Meiryo UI" w:cs="Meiryo UI" w:hint="default"/>
       </w:rPr>
     </w:lvl>
     <w:lvl w:ilvl="6" w:tplc="04090001" w:tentative="1">
@@ -31066,7 +30053,7 @@
         <w:ind w:left="3080" w:hanging="440"/>
       </w:pPr>
       <w:rPr>
-        <w:rFonts w:ascii="Meiryo UI" w:hAnsi="Meiryo UI" w:eastAsia="Meiryo UI" w:cs="Meiryo UI" w:hint="default"/>
+        <w:rFonts w:ascii="Meiryo UI" w:eastAsia="Meiryo UI" w:hAnsi="Meiryo UI" w:cs="Meiryo UI" w:hint="default"/>
       </w:rPr>
     </w:lvl>
     <w:lvl w:ilvl="7" w:tplc="0409000B" w:tentative="1">
@@ -31078,7 +30065,7 @@
         <w:ind w:left="3520" w:hanging="440"/>
       </w:pPr>
       <w:rPr>
-        <w:rFonts w:ascii="Meiryo UI" w:hAnsi="Meiryo UI" w:eastAsia="Meiryo UI" w:cs="Meiryo UI" w:hint="default"/>
+        <w:rFonts w:ascii="Meiryo UI" w:eastAsia="Meiryo UI" w:hAnsi="Meiryo UI" w:cs="Meiryo UI" w:hint="default"/>
       </w:rPr>
     </w:lvl>
     <w:lvl w:ilvl="8" w:tplc="0409000D" w:tentative="1">
@@ -31090,7 +30077,7 @@
         <w:ind w:left="3960" w:hanging="440"/>
       </w:pPr>
       <w:rPr>
-        <w:rFonts w:ascii="Meiryo UI" w:hAnsi="Meiryo UI" w:eastAsia="Meiryo UI" w:cs="Meiryo UI" w:hint="default"/>
+        <w:rFonts w:ascii="Meiryo UI" w:eastAsia="Meiryo UI" w:hAnsi="Meiryo UI" w:cs="Meiryo UI" w:hint="default"/>
       </w:rPr>
     </w:lvl>
   </w:abstractNum>
@@ -31220,7 +30207,7 @@
         <w:ind w:left="440" w:hanging="440"/>
       </w:pPr>
       <w:rPr>
-        <w:rFonts w:ascii="Meiryo UI" w:hAnsi="Meiryo UI" w:eastAsia="Meiryo UI" w:cs="Meiryo UI" w:hint="default"/>
+        <w:rFonts w:ascii="Meiryo UI" w:eastAsia="Meiryo UI" w:hAnsi="Meiryo UI" w:cs="Meiryo UI" w:hint="default"/>
       </w:rPr>
     </w:lvl>
     <w:lvl w:ilvl="1" w:tplc="0409000B" w:tentative="1">
@@ -31232,7 +30219,7 @@
         <w:ind w:left="880" w:hanging="440"/>
       </w:pPr>
       <w:rPr>
-        <w:rFonts w:ascii="Meiryo UI" w:hAnsi="Meiryo UI" w:eastAsia="Meiryo UI" w:cs="Meiryo UI" w:hint="default"/>
+        <w:rFonts w:ascii="Meiryo UI" w:eastAsia="Meiryo UI" w:hAnsi="Meiryo UI" w:cs="Meiryo UI" w:hint="default"/>
       </w:rPr>
     </w:lvl>
     <w:lvl w:ilvl="2" w:tplc="0409000D" w:tentative="1">
@@ -31244,7 +30231,7 @@
         <w:ind w:left="1320" w:hanging="440"/>
       </w:pPr>
       <w:rPr>
-        <w:rFonts w:ascii="Meiryo UI" w:hAnsi="Meiryo UI" w:eastAsia="Meiryo UI" w:cs="Meiryo UI" w:hint="default"/>
+        <w:rFonts w:ascii="Meiryo UI" w:eastAsia="Meiryo UI" w:hAnsi="Meiryo UI" w:cs="Meiryo UI" w:hint="default"/>
       </w:rPr>
     </w:lvl>
     <w:lvl w:ilvl="3" w:tplc="04090001" w:tentative="1">
@@ -31256,7 +30243,7 @@
         <w:ind w:left="1760" w:hanging="440"/>
       </w:pPr>
       <w:rPr>
-        <w:rFonts w:ascii="Meiryo UI" w:hAnsi="Meiryo UI" w:eastAsia="Meiryo UI" w:cs="Meiryo UI" w:hint="default"/>
+        <w:rFonts w:ascii="Meiryo UI" w:eastAsia="Meiryo UI" w:hAnsi="Meiryo UI" w:cs="Meiryo UI" w:hint="default"/>
       </w:rPr>
     </w:lvl>
     <w:lvl w:ilvl="4" w:tplc="0409000B" w:tentative="1">
@@ -31268,7 +30255,7 @@
         <w:ind w:left="2200" w:hanging="440"/>
       </w:pPr>
       <w:rPr>
-        <w:rFonts w:ascii="Meiryo UI" w:hAnsi="Meiryo UI" w:eastAsia="Meiryo UI" w:cs="Meiryo UI" w:hint="default"/>
+        <w:rFonts w:ascii="Meiryo UI" w:eastAsia="Meiryo UI" w:hAnsi="Meiryo UI" w:cs="Meiryo UI" w:hint="default"/>
       </w:rPr>
     </w:lvl>
     <w:lvl w:ilvl="5" w:tplc="0409000D" w:tentative="1">
@@ -31280,7 +30267,7 @@
         <w:ind w:left="2640" w:hanging="440"/>
       </w:pPr>
       <w:rPr>
-        <w:rFonts w:ascii="Meiryo UI" w:hAnsi="Meiryo UI" w:eastAsia="Meiryo UI" w:cs="Meiryo UI" w:hint="default"/>
+        <w:rFonts w:ascii="Meiryo UI" w:eastAsia="Meiryo UI" w:hAnsi="Meiryo UI" w:cs="Meiryo UI" w:hint="default"/>
       </w:rPr>
     </w:lvl>
     <w:lvl w:ilvl="6" w:tplc="04090001" w:tentative="1">
@@ -31292,7 +30279,7 @@
         <w:ind w:left="3080" w:hanging="440"/>
       </w:pPr>
       <w:rPr>
-        <w:rFonts w:ascii="Meiryo UI" w:hAnsi="Meiryo UI" w:eastAsia="Meiryo UI" w:cs="Meiryo UI" w:hint="default"/>
+        <w:rFonts w:ascii="Meiryo UI" w:eastAsia="Meiryo UI" w:hAnsi="Meiryo UI" w:cs="Meiryo UI" w:hint="default"/>
       </w:rPr>
     </w:lvl>
     <w:lvl w:ilvl="7" w:tplc="0409000B" w:tentative="1">
@@ -31304,7 +30291,7 @@
         <w:ind w:left="3520" w:hanging="440"/>
       </w:pPr>
       <w:rPr>
-        <w:rFonts w:ascii="Meiryo UI" w:hAnsi="Meiryo UI" w:eastAsia="Meiryo UI" w:cs="Meiryo UI" w:hint="default"/>
+        <w:rFonts w:ascii="Meiryo UI" w:eastAsia="Meiryo UI" w:hAnsi="Meiryo UI" w:cs="Meiryo UI" w:hint="default"/>
       </w:rPr>
     </w:lvl>
     <w:lvl w:ilvl="8" w:tplc="0409000D" w:tentative="1">
@@ -31316,7 +30303,7 @@
         <w:ind w:left="3960" w:hanging="440"/>
       </w:pPr>
       <w:rPr>
-        <w:rFonts w:ascii="Meiryo UI" w:hAnsi="Meiryo UI" w:eastAsia="Meiryo UI" w:cs="Meiryo UI" w:hint="default"/>
+        <w:rFonts w:ascii="Meiryo UI" w:eastAsia="Meiryo UI" w:hAnsi="Meiryo UI" w:cs="Meiryo UI" w:hint="default"/>
       </w:rPr>
     </w:lvl>
   </w:abstractNum>
@@ -31333,7 +30320,7 @@
         <w:ind w:left="800" w:hanging="440"/>
       </w:pPr>
       <w:rPr>
-        <w:rFonts w:ascii="Meiryo UI" w:hAnsi="Meiryo UI" w:eastAsia="Meiryo UI" w:cs="Meiryo UI" w:hint="default"/>
+        <w:rFonts w:ascii="Meiryo UI" w:eastAsia="Meiryo UI" w:hAnsi="Meiryo UI" w:cs="Meiryo UI" w:hint="default"/>
         <w:u w:val="none"/>
       </w:rPr>
     </w:lvl>
@@ -31346,7 +30333,7 @@
         <w:ind w:left="1520" w:hanging="440"/>
       </w:pPr>
       <w:rPr>
-        <w:rFonts w:ascii="Meiryo UI" w:hAnsi="Meiryo UI" w:eastAsia="Meiryo UI" w:cs="Meiryo UI" w:hint="default"/>
+        <w:rFonts w:ascii="Meiryo UI" w:eastAsia="Meiryo UI" w:hAnsi="Meiryo UI" w:cs="Meiryo UI" w:hint="default"/>
       </w:rPr>
     </w:lvl>
     <w:lvl w:ilvl="2">
@@ -31447,7 +30434,7 @@
         <w:ind w:left="800" w:hanging="440"/>
       </w:pPr>
       <w:rPr>
-        <w:rFonts w:ascii="Meiryo UI" w:hAnsi="Meiryo UI" w:eastAsia="Meiryo UI" w:cs="Meiryo UI" w:hint="default"/>
+        <w:rFonts w:ascii="Meiryo UI" w:eastAsia="Meiryo UI" w:hAnsi="Meiryo UI" w:cs="Meiryo UI" w:hint="default"/>
         <w:u w:val="none"/>
       </w:rPr>
     </w:lvl>
@@ -31561,7 +30548,7 @@
         <w:ind w:left="800" w:hanging="440"/>
       </w:pPr>
       <w:rPr>
-        <w:rFonts w:ascii="Meiryo UI" w:hAnsi="Meiryo UI" w:eastAsia="Meiryo UI" w:cs="Meiryo UI" w:hint="default"/>
+        <w:rFonts w:ascii="Meiryo UI" w:eastAsia="Meiryo UI" w:hAnsi="Meiryo UI" w:cs="Meiryo UI" w:hint="default"/>
         <w:u w:val="none"/>
       </w:rPr>
     </w:lvl>
@@ -31675,7 +30662,7 @@
         <w:ind w:left="1160" w:hanging="440"/>
       </w:pPr>
       <w:rPr>
-        <w:rFonts w:ascii="Meiryo UI" w:hAnsi="Meiryo UI" w:eastAsia="Meiryo UI" w:cs="Meiryo UI" w:hint="default"/>
+        <w:rFonts w:ascii="Meiryo UI" w:eastAsia="Meiryo UI" w:hAnsi="Meiryo UI" w:cs="Meiryo UI" w:hint="default"/>
       </w:rPr>
     </w:lvl>
     <w:lvl w:ilvl="1" w:tplc="0409000B" w:tentative="1">
@@ -31687,7 +30674,7 @@
         <w:ind w:left="1600" w:hanging="440"/>
       </w:pPr>
       <w:rPr>
-        <w:rFonts w:ascii="Meiryo UI" w:hAnsi="Meiryo UI" w:eastAsia="Meiryo UI" w:cs="Meiryo UI" w:hint="default"/>
+        <w:rFonts w:ascii="Meiryo UI" w:eastAsia="Meiryo UI" w:hAnsi="Meiryo UI" w:cs="Meiryo UI" w:hint="default"/>
       </w:rPr>
     </w:lvl>
     <w:lvl w:ilvl="2" w:tplc="0409000D" w:tentative="1">
@@ -31699,7 +30686,7 @@
         <w:ind w:left="2040" w:hanging="440"/>
       </w:pPr>
       <w:rPr>
-        <w:rFonts w:ascii="Meiryo UI" w:hAnsi="Meiryo UI" w:eastAsia="Meiryo UI" w:cs="Meiryo UI" w:hint="default"/>
+        <w:rFonts w:ascii="Meiryo UI" w:eastAsia="Meiryo UI" w:hAnsi="Meiryo UI" w:cs="Meiryo UI" w:hint="default"/>
       </w:rPr>
     </w:lvl>
     <w:lvl w:ilvl="3" w:tplc="04090001" w:tentative="1">
@@ -31711,7 +30698,7 @@
         <w:ind w:left="2480" w:hanging="440"/>
       </w:pPr>
       <w:rPr>
-        <w:rFonts w:ascii="Meiryo UI" w:hAnsi="Meiryo UI" w:eastAsia="Meiryo UI" w:cs="Meiryo UI" w:hint="default"/>
+        <w:rFonts w:ascii="Meiryo UI" w:eastAsia="Meiryo UI" w:hAnsi="Meiryo UI" w:cs="Meiryo UI" w:hint="default"/>
       </w:rPr>
     </w:lvl>
     <w:lvl w:ilvl="4" w:tplc="0409000B" w:tentative="1">
@@ -31723,7 +30710,7 @@
         <w:ind w:left="2920" w:hanging="440"/>
       </w:pPr>
       <w:rPr>
-        <w:rFonts w:ascii="Meiryo UI" w:hAnsi="Meiryo UI" w:eastAsia="Meiryo UI" w:cs="Meiryo UI" w:hint="default"/>
+        <w:rFonts w:ascii="Meiryo UI" w:eastAsia="Meiryo UI" w:hAnsi="Meiryo UI" w:cs="Meiryo UI" w:hint="default"/>
       </w:rPr>
     </w:lvl>
     <w:lvl w:ilvl="5" w:tplc="0409000D" w:tentative="1">
@@ -31735,7 +30722,7 @@
         <w:ind w:left="3360" w:hanging="440"/>
       </w:pPr>
       <w:rPr>
-        <w:rFonts w:ascii="Meiryo UI" w:hAnsi="Meiryo UI" w:eastAsia="Meiryo UI" w:cs="Meiryo UI" w:hint="default"/>
+        <w:rFonts w:ascii="Meiryo UI" w:eastAsia="Meiryo UI" w:hAnsi="Meiryo UI" w:cs="Meiryo UI" w:hint="default"/>
       </w:rPr>
     </w:lvl>
     <w:lvl w:ilvl="6" w:tplc="04090001" w:tentative="1">
@@ -31747,7 +30734,7 @@
         <w:ind w:left="3800" w:hanging="440"/>
       </w:pPr>
       <w:rPr>
-        <w:rFonts w:ascii="Meiryo UI" w:hAnsi="Meiryo UI" w:eastAsia="Meiryo UI" w:cs="Meiryo UI" w:hint="default"/>
+        <w:rFonts w:ascii="Meiryo UI" w:eastAsia="Meiryo UI" w:hAnsi="Meiryo UI" w:cs="Meiryo UI" w:hint="default"/>
       </w:rPr>
     </w:lvl>
     <w:lvl w:ilvl="7" w:tplc="0409000B" w:tentative="1">
@@ -31759,7 +30746,7 @@
         <w:ind w:left="4240" w:hanging="440"/>
       </w:pPr>
       <w:rPr>
-        <w:rFonts w:ascii="Meiryo UI" w:hAnsi="Meiryo UI" w:eastAsia="Meiryo UI" w:cs="Meiryo UI" w:hint="default"/>
+        <w:rFonts w:ascii="Meiryo UI" w:eastAsia="Meiryo UI" w:hAnsi="Meiryo UI" w:cs="Meiryo UI" w:hint="default"/>
       </w:rPr>
     </w:lvl>
     <w:lvl w:ilvl="8" w:tplc="0409000D" w:tentative="1">
@@ -31771,7 +30758,7 @@
         <w:ind w:left="4680" w:hanging="440"/>
       </w:pPr>
       <w:rPr>
-        <w:rFonts w:ascii="Meiryo UI" w:hAnsi="Meiryo UI" w:eastAsia="Meiryo UI" w:cs="Meiryo UI" w:hint="default"/>
+        <w:rFonts w:ascii="Meiryo UI" w:eastAsia="Meiryo UI" w:hAnsi="Meiryo UI" w:cs="Meiryo UI" w:hint="default"/>
       </w:rPr>
     </w:lvl>
   </w:abstractNum>
@@ -31788,7 +30775,7 @@
         <w:ind w:left="440" w:hanging="440"/>
       </w:pPr>
       <w:rPr>
-        <w:rFonts w:ascii="Meiryo UI" w:hAnsi="Meiryo UI" w:eastAsia="Meiryo UI" w:cs="Meiryo UI" w:hint="default"/>
+        <w:rFonts w:ascii="Meiryo UI" w:eastAsia="Meiryo UI" w:hAnsi="Meiryo UI" w:cs="Meiryo UI" w:hint="default"/>
       </w:rPr>
     </w:lvl>
     <w:lvl w:ilvl="1" w:tplc="0409000B" w:tentative="1">
@@ -31800,7 +30787,7 @@
         <w:ind w:left="880" w:hanging="440"/>
       </w:pPr>
       <w:rPr>
-        <w:rFonts w:ascii="Meiryo UI" w:hAnsi="Meiryo UI" w:eastAsia="Meiryo UI" w:cs="Meiryo UI" w:hint="default"/>
+        <w:rFonts w:ascii="Meiryo UI" w:eastAsia="Meiryo UI" w:hAnsi="Meiryo UI" w:cs="Meiryo UI" w:hint="default"/>
       </w:rPr>
     </w:lvl>
     <w:lvl w:ilvl="2" w:tplc="0409000D" w:tentative="1">
@@ -31812,7 +30799,7 @@
         <w:ind w:left="1320" w:hanging="440"/>
       </w:pPr>
       <w:rPr>
-        <w:rFonts w:ascii="Meiryo UI" w:hAnsi="Meiryo UI" w:eastAsia="Meiryo UI" w:cs="Meiryo UI" w:hint="default"/>
+        <w:rFonts w:ascii="Meiryo UI" w:eastAsia="Meiryo UI" w:hAnsi="Meiryo UI" w:cs="Meiryo UI" w:hint="default"/>
       </w:rPr>
     </w:lvl>
     <w:lvl w:ilvl="3" w:tplc="04090001" w:tentative="1">
@@ -31824,7 +30811,7 @@
         <w:ind w:left="1760" w:hanging="440"/>
       </w:pPr>
       <w:rPr>
-        <w:rFonts w:ascii="Meiryo UI" w:hAnsi="Meiryo UI" w:eastAsia="Meiryo UI" w:cs="Meiryo UI" w:hint="default"/>
+        <w:rFonts w:ascii="Meiryo UI" w:eastAsia="Meiryo UI" w:hAnsi="Meiryo UI" w:cs="Meiryo UI" w:hint="default"/>
       </w:rPr>
     </w:lvl>
     <w:lvl w:ilvl="4" w:tplc="0409000B" w:tentative="1">
@@ -31836,7 +30823,7 @@
         <w:ind w:left="2200" w:hanging="440"/>
       </w:pPr>
       <w:rPr>
-        <w:rFonts w:ascii="Meiryo UI" w:hAnsi="Meiryo UI" w:eastAsia="Meiryo UI" w:cs="Meiryo UI" w:hint="default"/>
+        <w:rFonts w:ascii="Meiryo UI" w:eastAsia="Meiryo UI" w:hAnsi="Meiryo UI" w:cs="Meiryo UI" w:hint="default"/>
       </w:rPr>
     </w:lvl>
     <w:lvl w:ilvl="5" w:tplc="0409000D" w:tentative="1">
@@ -31848,7 +30835,7 @@
         <w:ind w:left="2640" w:hanging="440"/>
       </w:pPr>
       <w:rPr>
-        <w:rFonts w:ascii="Meiryo UI" w:hAnsi="Meiryo UI" w:eastAsia="Meiryo UI" w:cs="Meiryo UI" w:hint="default"/>
+        <w:rFonts w:ascii="Meiryo UI" w:eastAsia="Meiryo UI" w:hAnsi="Meiryo UI" w:cs="Meiryo UI" w:hint="default"/>
       </w:rPr>
     </w:lvl>
     <w:lvl w:ilvl="6" w:tplc="04090001" w:tentative="1">
@@ -31860,7 +30847,7 @@
         <w:ind w:left="3080" w:hanging="440"/>
       </w:pPr>
       <w:rPr>
-        <w:rFonts w:ascii="Meiryo UI" w:hAnsi="Meiryo UI" w:eastAsia="Meiryo UI" w:cs="Meiryo UI" w:hint="default"/>
+        <w:rFonts w:ascii="Meiryo UI" w:eastAsia="Meiryo UI" w:hAnsi="Meiryo UI" w:cs="Meiryo UI" w:hint="default"/>
       </w:rPr>
     </w:lvl>
     <w:lvl w:ilvl="7" w:tplc="0409000B" w:tentative="1">
@@ -31872,7 +30859,7 @@
         <w:ind w:left="3520" w:hanging="440"/>
       </w:pPr>
       <w:rPr>
-        <w:rFonts w:ascii="Meiryo UI" w:hAnsi="Meiryo UI" w:eastAsia="Meiryo UI" w:cs="Meiryo UI" w:hint="default"/>
+        <w:rFonts w:ascii="Meiryo UI" w:eastAsia="Meiryo UI" w:hAnsi="Meiryo UI" w:cs="Meiryo UI" w:hint="default"/>
       </w:rPr>
     </w:lvl>
     <w:lvl w:ilvl="8" w:tplc="0409000D" w:tentative="1">
@@ -31884,7 +30871,7 @@
         <w:ind w:left="3960" w:hanging="440"/>
       </w:pPr>
       <w:rPr>
-        <w:rFonts w:ascii="Meiryo UI" w:hAnsi="Meiryo UI" w:eastAsia="Meiryo UI" w:cs="Meiryo UI" w:hint="default"/>
+        <w:rFonts w:ascii="Meiryo UI" w:eastAsia="Meiryo UI" w:hAnsi="Meiryo UI" w:cs="Meiryo UI" w:hint="default"/>
       </w:rPr>
     </w:lvl>
   </w:abstractNum>
@@ -32276,202 +31263,7 @@
 </w:numbering>
 </file>
 
-<file path=word\settings.xml><?xml version="1.0" encoding="utf-8"?>
-<w:settings xmlns:mc="http://schemas.openxmlformats.org/markup-compatibility/2006" xmlns:o="urn:schemas-microsoft-com:office:office" xmlns:r="http://schemas.openxmlformats.org/officeDocument/2006/relationships" xmlns:m="http://schemas.openxmlformats.org/officeDocument/2006/math" xmlns:v="urn:schemas-microsoft-com:vml" xmlns:w10="urn:schemas-microsoft-com:office:word" xmlns:w="http://schemas.openxmlformats.org/wordprocessingml/2006/main" xmlns:w14="http://schemas.microsoft.com/office/word/2010/wordml" xmlns:w15="http://schemas.microsoft.com/office/word/2012/wordml" xmlns:w16cex="http://schemas.microsoft.com/office/word/2018/wordml/cex" xmlns:w16cid="http://schemas.microsoft.com/office/word/2016/wordml/cid" xmlns:w16="http://schemas.microsoft.com/office/word/2018/wordml" xmlns:w16du="http://schemas.microsoft.com/office/word/2023/wordml/word16du" xmlns:w16sdtdh="http://schemas.microsoft.com/office/word/2020/wordml/sdtdatahash" xmlns:w16sdtfl="http://schemas.microsoft.com/office/word/2024/wordml/sdtformatlock" xmlns:w16se="http://schemas.microsoft.com/office/word/2015/wordml/symex" xmlns:sl="http://schemas.openxmlformats.org/schemaLibrary/2006/main" mc:Ignorable="w14 w15 w16se w16cid w16 w16cex w16sdtdh w16sdtfl w16du">
-  <w:zoom w:percent="100"/>
-  <w:embedTrueTypeFonts/>
-  <w:bordersDoNotSurroundHeader/>
-  <w:bordersDoNotSurroundFooter/>
-  <w:defaultTabStop w:val="720"/>
-  <w:characterSpacingControl w:val="doNotCompress"/>
-  <w:hdrShapeDefaults>
-    <o:shapedefaults v:ext="edit" spidmax="2050">
-      <v:textbox inset="5.85pt,.7pt,5.85pt,.7pt"/>
-    </o:shapedefaults>
-  </w:hdrShapeDefaults>
-  <w:footnotePr>
-    <w:footnote w:id="-1"/>
-    <w:footnote w:id="0"/>
-  </w:footnotePr>
-  <w:endnotePr>
-    <w:endnote w:id="-1"/>
-    <w:endnote w:id="0"/>
-  </w:endnotePr>
-  <w:compat>
-    <w:useFELayout/>
-    <w:compatSetting w:name="compatibilityMode" w:uri="http://schemas.microsoft.com/office/word" w:val="15"/>
-    <w:compatSetting w:name="overrideTableStyleFontSizeAndJustification" w:uri="http://schemas.microsoft.com/office/word" w:val="1"/>
-    <w:compatSetting w:name="enableOpenTypeFeatures" w:uri="http://schemas.microsoft.com/office/word" w:val="1"/>
-    <w:compatSetting w:name="doNotFlipMirrorIndents" w:uri="http://schemas.microsoft.com/office/word" w:val="1"/>
-    <w:compatSetting w:name="differentiateMultirowTableHeaders" w:uri="http://schemas.microsoft.com/office/word" w:val="1"/>
-    <w:compatSetting w:name="useWord2013TrackBottomHyphenation" w:uri="http://schemas.microsoft.com/office/word" w:val="1"/>
-  </w:compat>
-  <w:rsids>
-    <w:rsidRoot w:val="00BF0479"/>
-    <w:rsid w:val="00007421"/>
-    <w:rsid w:val="00010156"/>
-    <w:rsid w:val="00014F61"/>
-    <w:rsid w:val="00023B51"/>
-    <w:rsid w:val="00047CF3"/>
-    <w:rsid w:val="000629D7"/>
-    <w:rsid w:val="000650EA"/>
-    <w:rsid w:val="000949C5"/>
-    <w:rsid w:val="000A1448"/>
-    <w:rsid w:val="000A72E7"/>
-    <w:rsid w:val="000A77B9"/>
-    <w:rsid w:val="000C6375"/>
-    <w:rsid w:val="000D01AC"/>
-    <w:rsid w:val="001019C8"/>
-    <w:rsid w:val="0011042B"/>
-    <w:rsid w:val="00113762"/>
-    <w:rsid w:val="00114B29"/>
-    <w:rsid w:val="0013530F"/>
-    <w:rsid w:val="00157A27"/>
-    <w:rsid w:val="0016747B"/>
-    <w:rsid w:val="00171E27"/>
-    <w:rsid w:val="00190937"/>
-    <w:rsid w:val="00195209"/>
-    <w:rsid w:val="001C14F2"/>
-    <w:rsid w:val="002142CD"/>
-    <w:rsid w:val="0023110D"/>
-    <w:rsid w:val="0023622E"/>
-    <w:rsid w:val="002769D5"/>
-    <w:rsid w:val="00282831"/>
-    <w:rsid w:val="002C3203"/>
-    <w:rsid w:val="002C5EEE"/>
-    <w:rsid w:val="00305C2F"/>
-    <w:rsid w:val="0031376F"/>
-    <w:rsid w:val="0033719A"/>
-    <w:rsid w:val="00387928"/>
-    <w:rsid w:val="00387B9D"/>
-    <w:rsid w:val="003B66BB"/>
-    <w:rsid w:val="00403538"/>
-    <w:rsid w:val="00406186"/>
-    <w:rsid w:val="00463172"/>
-    <w:rsid w:val="00464FBC"/>
-    <w:rsid w:val="004A276C"/>
-    <w:rsid w:val="004B452D"/>
-    <w:rsid w:val="00502C2B"/>
-    <w:rsid w:val="0057264A"/>
-    <w:rsid w:val="005869C3"/>
-    <w:rsid w:val="0059396A"/>
-    <w:rsid w:val="005A478D"/>
-    <w:rsid w:val="005B69FE"/>
-    <w:rsid w:val="005C1087"/>
-    <w:rsid w:val="005C550B"/>
-    <w:rsid w:val="005F1376"/>
-    <w:rsid w:val="005F5167"/>
-    <w:rsid w:val="00600FDC"/>
-    <w:rsid w:val="00637B54"/>
-    <w:rsid w:val="00660086"/>
-    <w:rsid w:val="00680AD0"/>
-    <w:rsid w:val="0069368A"/>
-    <w:rsid w:val="006A4A7E"/>
-    <w:rsid w:val="006A6F9F"/>
-    <w:rsid w:val="006E799E"/>
-    <w:rsid w:val="00793C82"/>
-    <w:rsid w:val="007B2B97"/>
-    <w:rsid w:val="007B57F4"/>
-    <w:rsid w:val="007F37F4"/>
-    <w:rsid w:val="008012B0"/>
-    <w:rsid w:val="00815A3D"/>
-    <w:rsid w:val="00816E4B"/>
-    <w:rsid w:val="0083046C"/>
-    <w:rsid w:val="008416F2"/>
-    <w:rsid w:val="00866B73"/>
-    <w:rsid w:val="00892DAB"/>
-    <w:rsid w:val="008D0597"/>
-    <w:rsid w:val="008D3254"/>
-    <w:rsid w:val="008E7E41"/>
-    <w:rsid w:val="00973907"/>
-    <w:rsid w:val="009C4AF2"/>
-    <w:rsid w:val="009F21DC"/>
-    <w:rsid w:val="00A37E0A"/>
-    <w:rsid w:val="00A56967"/>
-    <w:rsid w:val="00A82468"/>
-    <w:rsid w:val="00A96EBD"/>
-    <w:rsid w:val="00AA05D1"/>
-    <w:rsid w:val="00AA2765"/>
-    <w:rsid w:val="00AA2A26"/>
-    <w:rsid w:val="00AD00DE"/>
-    <w:rsid w:val="00AD1A6D"/>
-    <w:rsid w:val="00B062DD"/>
-    <w:rsid w:val="00B1666D"/>
-    <w:rsid w:val="00B4718C"/>
-    <w:rsid w:val="00B61951"/>
-    <w:rsid w:val="00B7032B"/>
-    <w:rsid w:val="00B7147C"/>
-    <w:rsid w:val="00B9085D"/>
-    <w:rsid w:val="00BA211C"/>
-    <w:rsid w:val="00BC50B1"/>
-    <w:rsid w:val="00BD4808"/>
-    <w:rsid w:val="00BF0479"/>
-    <w:rsid w:val="00BF45AA"/>
-    <w:rsid w:val="00C12405"/>
-    <w:rsid w:val="00C21E10"/>
-    <w:rsid w:val="00C278CF"/>
-    <w:rsid w:val="00C41D36"/>
-    <w:rsid w:val="00CA078D"/>
-    <w:rsid w:val="00CC0363"/>
-    <w:rsid w:val="00CC1E2D"/>
-    <w:rsid w:val="00CD4181"/>
-    <w:rsid w:val="00CF6B23"/>
-    <w:rsid w:val="00D01B6C"/>
-    <w:rsid w:val="00D1562A"/>
-    <w:rsid w:val="00D25D1E"/>
-    <w:rsid w:val="00D85470"/>
-    <w:rsid w:val="00DA08E2"/>
-    <w:rsid w:val="00DB7AA5"/>
-    <w:rsid w:val="00E06378"/>
-    <w:rsid w:val="00E42728"/>
-    <w:rsid w:val="00E63B1D"/>
-    <w:rsid w:val="00EA7566"/>
-    <w:rsid w:val="00EC5BAF"/>
-    <w:rsid w:val="00EE18FD"/>
-    <w:rsid w:val="00EF7715"/>
-    <w:rsid w:val="00F0429F"/>
-    <w:rsid w:val="00F17DBE"/>
-    <w:rsid w:val="00F432EF"/>
-    <w:rsid w:val="00F655C9"/>
-    <w:rsid w:val="00F67A06"/>
-    <w:rsid w:val="00F715AE"/>
-    <w:rsid w:val="00F75217"/>
-    <w:rsid w:val="00FB381E"/>
-    <w:rsid w:val="00FC6B5C"/>
-    <w:rsid w:val="00FC7D70"/>
-    <w:rsid w:val="00FD0042"/>
-  </w:rsids>
-  <m:mathPr>
-    <m:mathFont m:val="Cambria Math"/>
-    <m:brkBin m:val="before"/>
-    <m:brkBinSub m:val="--"/>
-    <m:smallFrac m:val="0"/>
-    <m:dispDef/>
-    <m:lMargin m:val="0"/>
-    <m:rMargin m:val="0"/>
-    <m:defJc m:val="centerGroup"/>
-    <m:wrapIndent m:val="1440"/>
-    <m:intLim m:val="subSup"/>
-    <m:naryLim m:val="undOvr"/>
-  </m:mathPr>
-  <w:themeFontLang w:val="en-US" w:eastAsia="ja-JP"/>
-  <w:clrSchemeMapping w:bg1="light1" w:t1="dark1" w:bg2="light2" w:t2="dark2" w:accent1="accent1" w:accent2="accent2" w:accent3="accent3" w:accent4="accent4" w:accent5="accent5" w:accent6="accent6" w:hyperlink="hyperlink" w:followedHyperlink="followedHyperlink"/>
-  <w:shapeDefaults>
-    <o:shapedefaults v:ext="edit" spidmax="2050">
-      <v:textbox inset="5.85pt,.7pt,5.85pt,.7pt"/>
-    </o:shapedefaults>
-    <o:shapelayout v:ext="edit">
-      <o:idmap v:ext="edit" data="2"/>
-    </o:shapelayout>
-  </w:shapeDefaults>
-  <w:decimalSymbol w:val="."/>
-  <w:listSeparator w:val=","/>
-  <w14:docId w14:val="24B64F3B"/>
-  <w15:docId w15:val="{5250DB2C-A05B-CF44-B4FD-DDE9446C7945}"/>
-</w:settings>
-</file>
-
-<file path=word\styles.xml><?xml version="1.0" encoding="utf-8"?>
+<file path=word/styles.xml><?xml version="1.0" encoding="utf-8"?>
 <w:styles xmlns:mc="http://schemas.openxmlformats.org/markup-compatibility/2006" xmlns:r="http://schemas.openxmlformats.org/officeDocument/2006/relationships" xmlns:w="http://schemas.openxmlformats.org/wordprocessingml/2006/main" xmlns:w14="http://schemas.microsoft.com/office/word/2010/wordml" xmlns:w15="http://schemas.microsoft.com/office/word/2012/wordml" xmlns:w16cex="http://schemas.microsoft.com/office/word/2018/wordml/cex" xmlns:w16cid="http://schemas.microsoft.com/office/word/2016/wordml/cid" xmlns:w16="http://schemas.microsoft.com/office/word/2018/wordml" xmlns:w16du="http://schemas.microsoft.com/office/word/2023/wordml/word16du" xmlns:w16sdtdh="http://schemas.microsoft.com/office/word/2020/wordml/sdtdatahash" xmlns:w16sdtfl="http://schemas.microsoft.com/office/word/2024/wordml/sdtformatlock" xmlns:w16se="http://schemas.microsoft.com/office/word/2015/wordml/symex" mc:Ignorable="w14 w15 w16se w16cid w16 w16cex w16sdtdh w16sdtfl w16du">
   <w:docDefaults>
     <w:rPrDefault>
@@ -34190,7 +32982,7 @@
 </w:styles>
 </file>
 
-<file path=word\theme\theme1.xml><?xml version="1.0" encoding="utf-8"?>
+<file path=word/theme/theme1.xml><?xml version="1.0" encoding="utf-8"?>
 <a:theme xmlns:a="http://schemas.openxmlformats.org/drawingml/2006/main" name="Office Theme">
   <a:themeElements>
     <a:clrScheme name="Office">
@@ -34510,6 +33302,226 @@
 </a:theme>
 </file>
 
-<file path=word\webSettings.xml><?xml version="1.0" encoding="utf-8"?>
-<w:webSettings xmlns:mc="http://schemas.openxmlformats.org/markup-compatibility/2006" xmlns:r="http://schemas.openxmlformats.org/officeDocument/2006/relationships" xmlns:w="http://schemas.openxmlformats.org/wordprocessingml/2006/main" xmlns:w14="http://schemas.microsoft.com/office/word/2010/wordml" xmlns:w15="http://schemas.microsoft.com/office/word/2012/wordml" xmlns:w16cex="http://schemas.microsoft.com/office/word/2018/wordml/cex" xmlns:w16cid="http://schemas.microsoft.com/office/word/2016/wordml/cid" xmlns:w16="http://schemas.microsoft.com/office/word/2018/wordml" xmlns:w16du="http://schemas.microsoft.com/office/word/2023/wordml/word16du" xmlns:w16sdtdh="http://schemas.microsoft.com/office/word/2020/wordml/sdtdatahash" xmlns:w16sdtfl="http://schemas.microsoft.com/office/word/2024/wordml/sdtformatlock" xmlns:w16se="http://schemas.microsoft.com/office/word/2015/wordml/symex" mc:Ignorable="w14 w15 w16se w16cid w16 w16cex w16sdtdh w16sdtfl w16du"/>
+<file path=customXml/item1.xml><?xml version="1.0" encoding="utf-8"?>
+<p:properties xmlns:p="http://schemas.microsoft.com/office/2006/metadata/properties" xmlns:xsi="http://www.w3.org/2001/XMLSchema-instance" xmlns:pc="http://schemas.microsoft.com/office/infopath/2007/PartnerControls">
+  <documentManagement/>
+</p:properties>
+</file>
+
+<file path=customXml/item2.xml><?xml version="1.0" encoding="utf-8"?>
+<b:Sources xmlns:b="http://schemas.openxmlformats.org/officeDocument/2006/bibliography" xmlns="http://schemas.openxmlformats.org/officeDocument/2006/bibliography" SelectedStyle="/APASixthEditionOfficeOnline.xsl" StyleName="APA" Version="6"/>
+</file>
+
+<file path=customXml/item3.xml><?xml version="1.0" encoding="utf-8"?>
+<?mso-contentType ?>
+<FormTemplates xmlns="http://schemas.microsoft.com/sharepoint/v3/contenttype/forms">
+  <Display>DocumentLibraryForm</Display>
+  <Edit>DocumentLibraryForm</Edit>
+  <New>DocumentLibraryForm</New>
+</FormTemplates>
+</file>
+
+<file path=customXml/item4.xml><?xml version="1.0" encoding="utf-8"?>
+<ct:contentTypeSchema xmlns:ct="http://schemas.microsoft.com/office/2006/metadata/contentType" xmlns:ma="http://schemas.microsoft.com/office/2006/metadata/properties/metaAttributes" ct:_="" ma:_="" ma:contentTypeName="ドキュメント" ma:contentTypeID="0x010100980A9EDA4423B04DB8E0445FEDD7979D" ma:contentTypeVersion="7" ma:contentTypeDescription="新しいドキュメントを作成します。" ma:contentTypeScope="" ma:versionID="ae2973d07f0a8b338627d92cf3d61aa1">
+  <xsd:schema xmlns:xsd="http://www.w3.org/2001/XMLSchema" xmlns:xs="http://www.w3.org/2001/XMLSchema" xmlns:p="http://schemas.microsoft.com/office/2006/metadata/properties" xmlns:ns2="927401a0-f477-47ea-a92d-ddff39ed07e6" targetNamespace="http://schemas.microsoft.com/office/2006/metadata/properties" ma:root="true" ma:fieldsID="e5a487444864ebd2c47c4b9587078a69" ns2:_="">
+    <xsd:import namespace="927401a0-f477-47ea-a92d-ddff39ed07e6"/>
+    <xsd:element name="properties">
+      <xsd:complexType>
+        <xsd:sequence>
+          <xsd:element name="documentManagement">
+            <xsd:complexType>
+              <xsd:all>
+                <xsd:element ref="ns2:MediaServiceMetadata" minOccurs="0"/>
+                <xsd:element ref="ns2:MediaServiceFastMetadata" minOccurs="0"/>
+                <xsd:element ref="ns2:MediaServiceSearchProperties" minOccurs="0"/>
+                <xsd:element ref="ns2:MediaServiceDateTaken" minOccurs="0"/>
+                <xsd:element ref="ns2:MediaServiceGenerationTime" minOccurs="0"/>
+                <xsd:element ref="ns2:MediaServiceEventHashCode" minOccurs="0"/>
+                <xsd:element ref="ns2:MediaLengthInSeconds" minOccurs="0"/>
+              </xsd:all>
+            </xsd:complexType>
+          </xsd:element>
+        </xsd:sequence>
+      </xsd:complexType>
+    </xsd:element>
+  </xsd:schema>
+  <xsd:schema xmlns:xsd="http://www.w3.org/2001/XMLSchema" xmlns:xs="http://www.w3.org/2001/XMLSchema" xmlns:dms="http://schemas.microsoft.com/office/2006/documentManagement/types" xmlns:pc="http://schemas.microsoft.com/office/infopath/2007/PartnerControls" targetNamespace="927401a0-f477-47ea-a92d-ddff39ed07e6" elementFormDefault="qualified">
+    <xsd:import namespace="http://schemas.microsoft.com/office/2006/documentManagement/types"/>
+    <xsd:import namespace="http://schemas.microsoft.com/office/infopath/2007/PartnerControls"/>
+    <xsd:element name="MediaServiceMetadata" ma:index="8" nillable="true" ma:displayName="MediaServiceMetadata" ma:hidden="true" ma:internalName="MediaServiceMetadata" ma:readOnly="true">
+      <xsd:simpleType>
+        <xsd:restriction base="dms:Note"/>
+      </xsd:simpleType>
+    </xsd:element>
+    <xsd:element name="MediaServiceFastMetadata" ma:index="9" nillable="true" ma:displayName="MediaServiceFastMetadata" ma:hidden="true" ma:internalName="MediaServiceFastMetadata" ma:readOnly="true">
+      <xsd:simpleType>
+        <xsd:restriction base="dms:Note"/>
+      </xsd:simpleType>
+    </xsd:element>
+    <xsd:element name="MediaServiceSearchProperties" ma:index="10" nillable="true" ma:displayName="MediaServiceSearchProperties" ma:hidden="true" ma:internalName="MediaServiceSearchProperties" ma:readOnly="true">
+      <xsd:simpleType>
+        <xsd:restriction base="dms:Note"/>
+      </xsd:simpleType>
+    </xsd:element>
+    <xsd:element name="MediaServiceDateTaken" ma:index="11" nillable="true" ma:displayName="MediaServiceDateTaken" ma:hidden="true" ma:indexed="true" ma:internalName="MediaServiceDateTaken" ma:readOnly="true">
+      <xsd:simpleType>
+        <xsd:restriction base="dms:Text"/>
+      </xsd:simpleType>
+    </xsd:element>
+    <xsd:element name="MediaServiceGenerationTime" ma:index="12" nillable="true" ma:displayName="MediaServiceGenerationTime" ma:hidden="true" ma:internalName="MediaServiceGenerationTime" ma:readOnly="true">
+      <xsd:simpleType>
+        <xsd:restriction base="dms:Text"/>
+      </xsd:simpleType>
+    </xsd:element>
+    <xsd:element name="MediaServiceEventHashCode" ma:index="13" nillable="true" ma:displayName="MediaServiceEventHashCode" ma:hidden="true" ma:internalName="MediaServiceEventHashCode" ma:readOnly="true">
+      <xsd:simpleType>
+        <xsd:restriction base="dms:Text"/>
+      </xsd:simpleType>
+    </xsd:element>
+    <xsd:element name="MediaLengthInSeconds" ma:index="14" nillable="true" ma:displayName="MediaLengthInSeconds" ma:hidden="true" ma:internalName="MediaLengthInSeconds" ma:readOnly="true">
+      <xsd:simpleType>
+        <xsd:restriction base="dms:Unknown"/>
+      </xsd:simpleType>
+    </xsd:element>
+  </xsd:schema>
+  <xsd:schema xmlns="http://schemas.openxmlformats.org/package/2006/metadata/core-properties" xmlns:xsd="http://www.w3.org/2001/XMLSchema" xmlns:xsi="http://www.w3.org/2001/XMLSchema-instance" xmlns:dc="http://purl.org/dc/elements/1.1/" xmlns:dcterms="http://purl.org/dc/terms/" xmlns:odoc="http://schemas.microsoft.com/internal/obd" targetNamespace="http://schemas.openxmlformats.org/package/2006/metadata/core-properties" elementFormDefault="qualified" attributeFormDefault="unqualified" blockDefault="#all">
+    <xsd:import namespace="http://purl.org/dc/elements/1.1/" schemaLocation="http://dublincore.org/schemas/xmls/qdc/2003/04/02/dc.xsd"/>
+    <xsd:import namespace="http://purl.org/dc/terms/" schemaLocation="http://dublincore.org/schemas/xmls/qdc/2003/04/02/dcterms.xsd"/>
+    <xsd:element name="coreProperties" type="CT_coreProperties"/>
+    <xsd:complexType name="CT_coreProperties">
+      <xsd:all>
+        <xsd:element ref="dc:creator" minOccurs="0" maxOccurs="1"/>
+        <xsd:element ref="dcterms:created" minOccurs="0" maxOccurs="1"/>
+        <xsd:element ref="dc:identifier" minOccurs="0" maxOccurs="1"/>
+        <xsd:element name="contentType" minOccurs="0" maxOccurs="1" type="xsd:string" ma:index="0" ma:displayName="コンテンツ タイプ"/>
+        <xsd:element ref="dc:title" minOccurs="0" maxOccurs="1" ma:index="4" ma:displayName="タイトル"/>
+        <xsd:element ref="dc:subject" minOccurs="0" maxOccurs="1"/>
+        <xsd:element ref="dc:description" minOccurs="0" maxOccurs="1"/>
+        <xsd:element name="keywords" minOccurs="0" maxOccurs="1" type="xsd:string"/>
+        <xsd:element ref="dc:language" minOccurs="0" maxOccurs="1"/>
+        <xsd:element name="category" minOccurs="0" maxOccurs="1" type="xsd:string"/>
+        <xsd:element name="version" minOccurs="0" maxOccurs="1" type="xsd:string"/>
+        <xsd:element name="revision" minOccurs="0" maxOccurs="1" type="xsd:string">
+          <xsd:annotation>
+            <xsd:documentation>
+                        This value indicates the number of saves or revisions. The application is responsible for updating this value after each revision.
+                    </xsd:documentation>
+          </xsd:annotation>
+        </xsd:element>
+        <xsd:element name="lastModifiedBy" minOccurs="0" maxOccurs="1" type="xsd:string"/>
+        <xsd:element ref="dcterms:modified" minOccurs="0" maxOccurs="1"/>
+        <xsd:element name="contentStatus" minOccurs="0" maxOccurs="1" type="xsd:string"/>
+      </xsd:all>
+    </xsd:complexType>
+  </xsd:schema>
+  <xs:schema xmlns:pc="http://schemas.microsoft.com/office/infopath/2007/PartnerControls" xmlns:xs="http://www.w3.org/2001/XMLSchema" targetNamespace="http://schemas.microsoft.com/office/infopath/2007/PartnerControls" elementFormDefault="qualified" attributeFormDefault="unqualified">
+    <xs:element name="Person">
+      <xs:complexType>
+        <xs:sequence>
+          <xs:element ref="pc:DisplayName" minOccurs="0"/>
+          <xs:element ref="pc:AccountId" minOccurs="0"/>
+          <xs:element ref="pc:AccountType" minOccurs="0"/>
+        </xs:sequence>
+      </xs:complexType>
+    </xs:element>
+    <xs:element name="DisplayName" type="xs:string"/>
+    <xs:element name="AccountId" type="xs:string"/>
+    <xs:element name="AccountType" type="xs:string"/>
+    <xs:element name="BDCAssociatedEntity">
+      <xs:complexType>
+        <xs:sequence>
+          <xs:element ref="pc:BDCEntity" minOccurs="0" maxOccurs="unbounded"/>
+        </xs:sequence>
+        <xs:attribute ref="pc:EntityNamespace"/>
+        <xs:attribute ref="pc:EntityName"/>
+        <xs:attribute ref="pc:SystemInstanceName"/>
+        <xs:attribute ref="pc:AssociationName"/>
+      </xs:complexType>
+    </xs:element>
+    <xs:attribute name="EntityNamespace" type="xs:string"/>
+    <xs:attribute name="EntityName" type="xs:string"/>
+    <xs:attribute name="SystemInstanceName" type="xs:string"/>
+    <xs:attribute name="AssociationName" type="xs:string"/>
+    <xs:element name="BDCEntity">
+      <xs:complexType>
+        <xs:sequence>
+          <xs:element ref="pc:EntityDisplayName" minOccurs="0"/>
+          <xs:element ref="pc:EntityInstanceReference" minOccurs="0"/>
+          <xs:element ref="pc:EntityId1" minOccurs="0"/>
+          <xs:element ref="pc:EntityId2" minOccurs="0"/>
+          <xs:element ref="pc:EntityId3" minOccurs="0"/>
+          <xs:element ref="pc:EntityId4" minOccurs="0"/>
+          <xs:element ref="pc:EntityId5" minOccurs="0"/>
+        </xs:sequence>
+      </xs:complexType>
+    </xs:element>
+    <xs:element name="EntityDisplayName" type="xs:string"/>
+    <xs:element name="EntityInstanceReference" type="xs:string"/>
+    <xs:element name="EntityId1" type="xs:string"/>
+    <xs:element name="EntityId2" type="xs:string"/>
+    <xs:element name="EntityId3" type="xs:string"/>
+    <xs:element name="EntityId4" type="xs:string"/>
+    <xs:element name="EntityId5" type="xs:string"/>
+    <xs:element name="Terms">
+      <xs:complexType>
+        <xs:sequence>
+          <xs:element ref="pc:TermInfo" minOccurs="0" maxOccurs="unbounded"/>
+        </xs:sequence>
+      </xs:complexType>
+    </xs:element>
+    <xs:element name="TermInfo">
+      <xs:complexType>
+        <xs:sequence>
+          <xs:element ref="pc:TermName" minOccurs="0"/>
+          <xs:element ref="pc:TermId" minOccurs="0"/>
+        </xs:sequence>
+      </xs:complexType>
+    </xs:element>
+    <xs:element name="TermName" type="xs:string"/>
+    <xs:element name="TermId" type="xs:string"/>
+  </xs:schema>
+</ct:contentTypeSchema>
+</file>
+
+<file path=customXml/itemProps1.xml><?xml version="1.0" encoding="utf-8"?>
+<ds:datastoreItem xmlns:ds="http://schemas.openxmlformats.org/officeDocument/2006/customXml" ds:itemID="{D3BCF3CB-61D5-4782-9982-1529DA68D8A5}">
+  <ds:schemaRefs>
+    <ds:schemaRef ds:uri="http://schemas.microsoft.com/office/2006/metadata/properties"/>
+    <ds:schemaRef ds:uri="http://schemas.microsoft.com/office/infopath/2007/PartnerControls"/>
+  </ds:schemaRefs>
+</ds:datastoreItem>
+</file>
+
+<file path=customXml/itemProps2.xml><?xml version="1.0" encoding="utf-8"?>
+<ds:datastoreItem xmlns:ds="http://schemas.openxmlformats.org/officeDocument/2006/customXml" ds:itemID="{10C87B47-89E1-434B-B69B-80E10AEF4092}">
+  <ds:schemaRefs>
+    <ds:schemaRef ds:uri="http://schemas.openxmlformats.org/officeDocument/2006/bibliography"/>
+  </ds:schemaRefs>
+</ds:datastoreItem>
+</file>
+
+<file path=customXml/itemProps3.xml><?xml version="1.0" encoding="utf-8"?>
+<ds:datastoreItem xmlns:ds="http://schemas.openxmlformats.org/officeDocument/2006/customXml" ds:itemID="{812A22FD-A03A-40FC-8882-33DA0C3EFC8E}">
+  <ds:schemaRefs>
+    <ds:schemaRef ds:uri="http://schemas.microsoft.com/sharepoint/v3/contenttype/forms"/>
+  </ds:schemaRefs>
+</ds:datastoreItem>
+</file>
+
+<file path=customXml/itemProps4.xml><?xml version="1.0" encoding="utf-8"?>
+<ds:datastoreItem xmlns:ds="http://schemas.openxmlformats.org/officeDocument/2006/customXml" ds:itemID="{00976E19-0F6D-447D-99EA-E239DB62938F}">
+  <ds:schemaRefs>
+    <ds:schemaRef ds:uri="http://schemas.microsoft.com/office/2006/metadata/contentType"/>
+    <ds:schemaRef ds:uri="http://schemas.microsoft.com/office/2006/metadata/properties/metaAttributes"/>
+    <ds:schemaRef ds:uri="http://www.w3.org/2001/XMLSchema"/>
+    <ds:schemaRef ds:uri="http://schemas.microsoft.com/office/2006/metadata/properties"/>
+    <ds:schemaRef ds:uri="927401a0-f477-47ea-a92d-ddff39ed07e6"/>
+    <ds:schemaRef ds:uri="http://schemas.microsoft.com/office/2006/documentManagement/types"/>
+    <ds:schemaRef ds:uri="http://schemas.microsoft.com/office/infopath/2007/PartnerControls"/>
+    <ds:schemaRef ds:uri="http://schemas.openxmlformats.org/package/2006/metadata/core-properties"/>
+    <ds:schemaRef ds:uri="http://purl.org/dc/elements/1.1/"/>
+    <ds:schemaRef ds:uri="http://purl.org/dc/terms/"/>
+    <ds:schemaRef ds:uri="http://schemas.microsoft.com/internal/obd"/>
+  </ds:schemaRefs>
+</ds:datastoreItem>
 </file>
--- a/taniguchi/api/Fix/API設計書_SHIP部署マスタ.docx
+++ b/taniguchi/api/Fix/API設計書_SHIP部署マスタ.docx
@@ -1002,7 +1002,7 @@
       <w:r>
         <w:fldChar w:fldCharType="separate"/>
       </w:r>
-      <w:hyperlink w:anchor="_Toc231197922" w:history="1">
+      <w:hyperlink w:anchor="_Toc232141834" w:history="1">
         <w:r>
           <w:rPr>
             <w:rStyle w:val="afffffff5"/>
@@ -1029,7 +1029,7 @@
             <w:noProof/>
             <w:webHidden/>
           </w:rPr>
-          <w:instrText xml:space="preserve"> PAGEREF _Toc231197922 \h </w:instrText>
+          <w:instrText xml:space="preserve"> PAGEREF _Toc232141834 \h </w:instrText>
         </w:r>
         <w:r>
           <w:rPr>
@@ -1077,7 +1077,7 @@
           <w14:ligatures w14:val="standardContextual"/>
         </w:rPr>
       </w:pPr>
-      <w:hyperlink w:anchor="_Toc231197923" w:history="1">
+      <w:hyperlink w:anchor="_Toc232141835" w:history="1">
         <w:r>
           <w:rPr>
             <w:rStyle w:val="afffffff5"/>
@@ -1104,7 +1104,7 @@
             <w:noProof/>
             <w:webHidden/>
           </w:rPr>
-          <w:instrText xml:space="preserve"> PAGEREF _Toc231197923 \h </w:instrText>
+          <w:instrText xml:space="preserve"> PAGEREF _Toc232141835 \h </w:instrText>
         </w:r>
         <w:r>
           <w:rPr>
@@ -1152,7 +1152,7 @@
           <w14:ligatures w14:val="standardContextual"/>
         </w:rPr>
       </w:pPr>
-      <w:hyperlink w:anchor="_Toc231197924" w:history="1">
+      <w:hyperlink w:anchor="_Toc232141836" w:history="1">
         <w:r>
           <w:rPr>
             <w:rStyle w:val="afffffff5"/>
@@ -1179,7 +1179,7 @@
             <w:noProof/>
             <w:webHidden/>
           </w:rPr>
-          <w:instrText xml:space="preserve"> PAGEREF _Toc231197924 \h </w:instrText>
+          <w:instrText xml:space="preserve"> PAGEREF _Toc232141836 \h </w:instrText>
         </w:r>
         <w:r>
           <w:rPr>
@@ -1227,7 +1227,7 @@
           <w14:ligatures w14:val="standardContextual"/>
         </w:rPr>
       </w:pPr>
-      <w:hyperlink w:anchor="_Toc231197925" w:history="1">
+      <w:hyperlink w:anchor="_Toc232141837" w:history="1">
         <w:r>
           <w:rPr>
             <w:rStyle w:val="afffffff5"/>
@@ -1254,7 +1254,7 @@
             <w:noProof/>
             <w:webHidden/>
           </w:rPr>
-          <w:instrText xml:space="preserve"> PAGEREF _Toc231197925 \h </w:instrText>
+          <w:instrText xml:space="preserve"> PAGEREF _Toc232141837 \h </w:instrText>
         </w:r>
         <w:r>
           <w:rPr>
@@ -1302,7 +1302,7 @@
           <w14:ligatures w14:val="standardContextual"/>
         </w:rPr>
       </w:pPr>
-      <w:hyperlink w:anchor="_Toc231197926" w:history="1">
+      <w:hyperlink w:anchor="_Toc232141838" w:history="1">
         <w:r>
           <w:rPr>
             <w:rStyle w:val="afffffff5"/>
@@ -1329,7 +1329,7 @@
             <w:noProof/>
             <w:webHidden/>
           </w:rPr>
-          <w:instrText xml:space="preserve"> PAGEREF _Toc231197926 \h </w:instrText>
+          <w:instrText xml:space="preserve"> PAGEREF _Toc232141838 \h </w:instrText>
         </w:r>
         <w:r>
           <w:rPr>
@@ -1378,7 +1378,7 @@
           <w14:ligatures w14:val="standardContextual"/>
         </w:rPr>
       </w:pPr>
-      <w:hyperlink w:anchor="_Toc231197927" w:history="1">
+      <w:hyperlink w:anchor="_Toc232141839" w:history="1">
         <w:r>
           <w:rPr>
             <w:rStyle w:val="afffffff5"/>
@@ -1405,7 +1405,7 @@
             <w:noProof/>
             <w:webHidden/>
           </w:rPr>
-          <w:instrText xml:space="preserve"> PAGEREF _Toc231197927 \h </w:instrText>
+          <w:instrText xml:space="preserve"> PAGEREF _Toc232141839 \h </w:instrText>
         </w:r>
         <w:r>
           <w:rPr>
@@ -1453,7 +1453,7 @@
           <w14:ligatures w14:val="standardContextual"/>
         </w:rPr>
       </w:pPr>
-      <w:hyperlink w:anchor="_Toc231197928" w:history="1">
+      <w:hyperlink w:anchor="_Toc232141840" w:history="1">
         <w:r>
           <w:rPr>
             <w:rStyle w:val="afffffff5"/>
@@ -1480,7 +1480,7 @@
             <w:noProof/>
             <w:webHidden/>
           </w:rPr>
-          <w:instrText xml:space="preserve"> PAGEREF _Toc231197928 \h </w:instrText>
+          <w:instrText xml:space="preserve"> PAGEREF _Toc232141840 \h </w:instrText>
         </w:r>
         <w:r>
           <w:rPr>
@@ -1528,7 +1528,7 @@
           <w14:ligatures w14:val="standardContextual"/>
         </w:rPr>
       </w:pPr>
-      <w:hyperlink w:anchor="_Toc231197929" w:history="1">
+      <w:hyperlink w:anchor="_Toc232141841" w:history="1">
         <w:r>
           <w:rPr>
             <w:rStyle w:val="afffffff5"/>
@@ -1555,7 +1555,7 @@
             <w:noProof/>
             <w:webHidden/>
           </w:rPr>
-          <w:instrText xml:space="preserve"> PAGEREF _Toc231197929 \h </w:instrText>
+          <w:instrText xml:space="preserve"> PAGEREF _Toc232141841 \h </w:instrText>
         </w:r>
         <w:r>
           <w:rPr>
@@ -1603,7 +1603,7 @@
           <w14:ligatures w14:val="standardContextual"/>
         </w:rPr>
       </w:pPr>
-      <w:hyperlink w:anchor="_Toc231197930" w:history="1">
+      <w:hyperlink w:anchor="_Toc232141842" w:history="1">
         <w:r>
           <w:rPr>
             <w:rStyle w:val="afffffff5"/>
@@ -1630,7 +1630,7 @@
             <w:noProof/>
             <w:webHidden/>
           </w:rPr>
-          <w:instrText xml:space="preserve"> PAGEREF _Toc231197930 \h </w:instrText>
+          <w:instrText xml:space="preserve"> PAGEREF _Toc232141842 \h </w:instrText>
         </w:r>
         <w:r>
           <w:rPr>
@@ -1679,7 +1679,7 @@
           <w14:ligatures w14:val="standardContextual"/>
         </w:rPr>
       </w:pPr>
-      <w:hyperlink w:anchor="_Toc231197931" w:history="1">
+      <w:hyperlink w:anchor="_Toc232141843" w:history="1">
         <w:r>
           <w:rPr>
             <w:rStyle w:val="afffffff5"/>
@@ -1706,7 +1706,7 @@
             <w:noProof/>
             <w:webHidden/>
           </w:rPr>
-          <w:instrText xml:space="preserve"> PAGEREF _Toc231197931 \h </w:instrText>
+          <w:instrText xml:space="preserve"> PAGEREF _Toc232141843 \h </w:instrText>
         </w:r>
         <w:r>
           <w:rPr>
@@ -1754,7 +1754,7 @@
           <w14:ligatures w14:val="standardContextual"/>
         </w:rPr>
       </w:pPr>
-      <w:hyperlink w:anchor="_Toc231197932" w:history="1">
+      <w:hyperlink w:anchor="_Toc232141844" w:history="1">
         <w:r>
           <w:rPr>
             <w:rStyle w:val="afffffff5"/>
@@ -1781,7 +1781,7 @@
             <w:noProof/>
             <w:webHidden/>
           </w:rPr>
-          <w:instrText xml:space="preserve"> PAGEREF _Toc231197932 \h </w:instrText>
+          <w:instrText xml:space="preserve"> PAGEREF _Toc232141844 \h </w:instrText>
         </w:r>
         <w:r>
           <w:rPr>
@@ -1829,7 +1829,7 @@
           <w14:ligatures w14:val="standardContextual"/>
         </w:rPr>
       </w:pPr>
-      <w:hyperlink w:anchor="_Toc231197933" w:history="1">
+      <w:hyperlink w:anchor="_Toc232141845" w:history="1">
         <w:r>
           <w:rPr>
             <w:rStyle w:val="afffffff5"/>
@@ -1856,7 +1856,7 @@
             <w:noProof/>
             <w:webHidden/>
           </w:rPr>
-          <w:instrText xml:space="preserve"> PAGEREF _Toc231197933 \h </w:instrText>
+          <w:instrText xml:space="preserve"> PAGEREF _Toc232141845 \h </w:instrText>
         </w:r>
         <w:r>
           <w:rPr>
@@ -1904,7 +1904,7 @@
           <w14:ligatures w14:val="standardContextual"/>
         </w:rPr>
       </w:pPr>
-      <w:hyperlink w:anchor="_Toc231197934" w:history="1">
+      <w:hyperlink w:anchor="_Toc232141846" w:history="1">
         <w:r>
           <w:rPr>
             <w:rStyle w:val="afffffff5"/>
@@ -1931,7 +1931,7 @@
             <w:noProof/>
             <w:webHidden/>
           </w:rPr>
-          <w:instrText xml:space="preserve"> PAGEREF _Toc231197934 \h </w:instrText>
+          <w:instrText xml:space="preserve"> PAGEREF _Toc232141846 \h </w:instrText>
         </w:r>
         <w:r>
           <w:rPr>
@@ -1979,7 +1979,7 @@
           <w14:ligatures w14:val="standardContextual"/>
         </w:rPr>
       </w:pPr>
-      <w:hyperlink w:anchor="_Toc231197935" w:history="1">
+      <w:hyperlink w:anchor="_Toc232141847" w:history="1">
         <w:r>
           <w:rPr>
             <w:rStyle w:val="afffffff5"/>
@@ -2006,7 +2006,7 @@
             <w:noProof/>
             <w:webHidden/>
           </w:rPr>
-          <w:instrText xml:space="preserve"> PAGEREF _Toc231197935 \h </w:instrText>
+          <w:instrText xml:space="preserve"> PAGEREF _Toc232141847 \h </w:instrText>
         </w:r>
         <w:r>
           <w:rPr>
@@ -2054,7 +2054,7 @@
           <w14:ligatures w14:val="standardContextual"/>
         </w:rPr>
       </w:pPr>
-      <w:hyperlink w:anchor="_Toc231197936" w:history="1">
+      <w:hyperlink w:anchor="_Toc232141848" w:history="1">
         <w:r>
           <w:rPr>
             <w:rStyle w:val="afffffff5"/>
@@ -2081,7 +2081,7 @@
             <w:noProof/>
             <w:webHidden/>
           </w:rPr>
-          <w:instrText xml:space="preserve"> PAGEREF _Toc231197936 \h </w:instrText>
+          <w:instrText xml:space="preserve"> PAGEREF _Toc232141848 \h </w:instrText>
         </w:r>
         <w:r>
           <w:rPr>
@@ -2129,7 +2129,7 @@
           <w14:ligatures w14:val="standardContextual"/>
         </w:rPr>
       </w:pPr>
-      <w:hyperlink w:anchor="_Toc231197937" w:history="1">
+      <w:hyperlink w:anchor="_Toc232141849" w:history="1">
         <w:r>
           <w:rPr>
             <w:rStyle w:val="afffffff5"/>
@@ -2156,7 +2156,7 @@
             <w:noProof/>
             <w:webHidden/>
           </w:rPr>
-          <w:instrText xml:space="preserve"> PAGEREF _Toc231197937 \h </w:instrText>
+          <w:instrText xml:space="preserve"> PAGEREF _Toc232141849 \h </w:instrText>
         </w:r>
         <w:r>
           <w:rPr>
@@ -2203,7 +2203,7 @@
           <w14:ligatures w14:val="standardContextual"/>
         </w:rPr>
       </w:pPr>
-      <w:hyperlink w:anchor="_Toc231197938" w:history="1">
+      <w:hyperlink w:anchor="_Toc232141850" w:history="1">
         <w:r>
           <w:rPr>
             <w:rStyle w:val="afffffff5"/>
@@ -2230,7 +2230,7 @@
             <w:noProof/>
             <w:webHidden/>
           </w:rPr>
-          <w:instrText xml:space="preserve"> PAGEREF _Toc231197938 \h </w:instrText>
+          <w:instrText xml:space="preserve"> PAGEREF _Toc232141850 \h </w:instrText>
         </w:r>
         <w:r>
           <w:rPr>
@@ -2279,7 +2279,7 @@
           <w14:ligatures w14:val="standardContextual"/>
         </w:rPr>
       </w:pPr>
-      <w:hyperlink w:anchor="_Toc231197939" w:history="1">
+      <w:hyperlink w:anchor="_Toc232141851" w:history="1">
         <w:r>
           <w:rPr>
             <w:rStyle w:val="afffffff5"/>
@@ -2306,7 +2306,7 @@
             <w:noProof/>
             <w:webHidden/>
           </w:rPr>
-          <w:instrText xml:space="preserve"> PAGEREF _Toc231197939 \h </w:instrText>
+          <w:instrText xml:space="preserve"> PAGEREF _Toc232141851 \h </w:instrText>
         </w:r>
         <w:r>
           <w:rPr>
@@ -2354,7 +2354,7 @@
           <w14:ligatures w14:val="standardContextual"/>
         </w:rPr>
       </w:pPr>
-      <w:hyperlink w:anchor="_Toc231197940" w:history="1">
+      <w:hyperlink w:anchor="_Toc232141852" w:history="1">
         <w:r>
           <w:rPr>
             <w:rStyle w:val="afffffff5"/>
@@ -2381,7 +2381,7 @@
             <w:noProof/>
             <w:webHidden/>
           </w:rPr>
-          <w:instrText xml:space="preserve"> PAGEREF _Toc231197940 \h </w:instrText>
+          <w:instrText xml:space="preserve"> PAGEREF _Toc232141852 \h </w:instrText>
         </w:r>
         <w:r>
           <w:rPr>
@@ -2430,7 +2430,7 @@
           <w14:ligatures w14:val="standardContextual"/>
         </w:rPr>
       </w:pPr>
-      <w:hyperlink w:anchor="_Toc231197941" w:history="1">
+      <w:hyperlink w:anchor="_Toc232141853" w:history="1">
         <w:r>
           <w:rPr>
             <w:rStyle w:val="afffffff5"/>
@@ -2457,7 +2457,7 @@
             <w:noProof/>
             <w:webHidden/>
           </w:rPr>
-          <w:instrText xml:space="preserve"> PAGEREF _Toc231197941 \h </w:instrText>
+          <w:instrText xml:space="preserve"> PAGEREF _Toc232141853 \h </w:instrText>
         </w:r>
         <w:r>
           <w:rPr>
@@ -2505,7 +2505,7 @@
           <w14:ligatures w14:val="standardContextual"/>
         </w:rPr>
       </w:pPr>
-      <w:hyperlink w:anchor="_Toc231197942" w:history="1">
+      <w:hyperlink w:anchor="_Toc232141854" w:history="1">
         <w:r>
           <w:rPr>
             <w:rStyle w:val="afffffff5"/>
@@ -2532,7 +2532,7 @@
             <w:noProof/>
             <w:webHidden/>
           </w:rPr>
-          <w:instrText xml:space="preserve"> PAGEREF _Toc231197942 \h </w:instrText>
+          <w:instrText xml:space="preserve"> PAGEREF _Toc232141854 \h </w:instrText>
         </w:r>
         <w:r>
           <w:rPr>
@@ -2579,7 +2579,7 @@
           <w14:ligatures w14:val="standardContextual"/>
         </w:rPr>
       </w:pPr>
-      <w:hyperlink w:anchor="_Toc231197943" w:history="1">
+      <w:hyperlink w:anchor="_Toc232141855" w:history="1">
         <w:r>
           <w:rPr>
             <w:rStyle w:val="afffffff5"/>
@@ -2606,7 +2606,7 @@
             <w:noProof/>
             <w:webHidden/>
           </w:rPr>
-          <w:instrText xml:space="preserve"> PAGEREF _Toc231197943 \h </w:instrText>
+          <w:instrText xml:space="preserve"> PAGEREF _Toc232141855 \h </w:instrText>
         </w:r>
         <w:r>
           <w:rPr>
@@ -2653,7 +2653,7 @@
           <w14:ligatures w14:val="standardContextual"/>
         </w:rPr>
       </w:pPr>
-      <w:hyperlink w:anchor="_Toc231197944" w:history="1">
+      <w:hyperlink w:anchor="_Toc232141856" w:history="1">
         <w:r>
           <w:rPr>
             <w:rStyle w:val="afffffff5"/>
@@ -2680,7 +2680,7 @@
             <w:noProof/>
             <w:webHidden/>
           </w:rPr>
-          <w:instrText xml:space="preserve"> PAGEREF _Toc231197944 \h </w:instrText>
+          <w:instrText xml:space="preserve"> PAGEREF _Toc232141856 \h </w:instrText>
         </w:r>
         <w:r>
           <w:rPr>
@@ -2727,7 +2727,7 @@
           <w14:ligatures w14:val="standardContextual"/>
         </w:rPr>
       </w:pPr>
-      <w:hyperlink w:anchor="_Toc231197945" w:history="1">
+      <w:hyperlink w:anchor="_Toc232141857" w:history="1">
         <w:r>
           <w:rPr>
             <w:rStyle w:val="afffffff5"/>
@@ -2754,7 +2754,7 @@
             <w:noProof/>
             <w:webHidden/>
           </w:rPr>
-          <w:instrText xml:space="preserve"> PAGEREF _Toc231197945 \h </w:instrText>
+          <w:instrText xml:space="preserve"> PAGEREF _Toc232141857 \h </w:instrText>
         </w:r>
         <w:r>
           <w:rPr>
@@ -2802,7 +2802,7 @@
           <w14:ligatures w14:val="standardContextual"/>
         </w:rPr>
       </w:pPr>
-      <w:hyperlink w:anchor="_Toc231197946" w:history="1">
+      <w:hyperlink w:anchor="_Toc232141858" w:history="1">
         <w:r>
           <w:rPr>
             <w:rStyle w:val="afffffff5"/>
@@ -2829,7 +2829,7 @@
             <w:noProof/>
             <w:webHidden/>
           </w:rPr>
-          <w:instrText xml:space="preserve"> PAGEREF _Toc231197946 \h </w:instrText>
+          <w:instrText xml:space="preserve"> PAGEREF _Toc232141858 \h </w:instrText>
         </w:r>
         <w:r>
           <w:rPr>
@@ -2876,7 +2876,7 @@
           <w14:ligatures w14:val="standardContextual"/>
         </w:rPr>
       </w:pPr>
-      <w:hyperlink w:anchor="_Toc231197947" w:history="1">
+      <w:hyperlink w:anchor="_Toc232141859" w:history="1">
         <w:r>
           <w:rPr>
             <w:rStyle w:val="afffffff5"/>
@@ -2903,7 +2903,7 @@
             <w:noProof/>
             <w:webHidden/>
           </w:rPr>
-          <w:instrText xml:space="preserve"> PAGEREF _Toc231197947 \h </w:instrText>
+          <w:instrText xml:space="preserve"> PAGEREF _Toc232141859 \h </w:instrText>
         </w:r>
         <w:r>
           <w:rPr>
@@ -2950,7 +2950,7 @@
           <w14:ligatures w14:val="standardContextual"/>
         </w:rPr>
       </w:pPr>
-      <w:hyperlink w:anchor="_Toc231197948" w:history="1">
+      <w:hyperlink w:anchor="_Toc232141860" w:history="1">
         <w:r>
           <w:rPr>
             <w:rStyle w:val="afffffff5"/>
@@ -2977,7 +2977,7 @@
             <w:noProof/>
             <w:webHidden/>
           </w:rPr>
-          <w:instrText xml:space="preserve"> PAGEREF _Toc231197948 \h </w:instrText>
+          <w:instrText xml:space="preserve"> PAGEREF _Toc232141860 \h </w:instrText>
         </w:r>
         <w:r>
           <w:rPr>
@@ -3024,7 +3024,7 @@
           <w14:ligatures w14:val="standardContextual"/>
         </w:rPr>
       </w:pPr>
-      <w:hyperlink w:anchor="_Toc231197949" w:history="1">
+      <w:hyperlink w:anchor="_Toc232141861" w:history="1">
         <w:r>
           <w:rPr>
             <w:rStyle w:val="afffffff5"/>
@@ -3051,7 +3051,7 @@
             <w:noProof/>
             <w:webHidden/>
           </w:rPr>
-          <w:instrText xml:space="preserve"> PAGEREF _Toc231197949 \h </w:instrText>
+          <w:instrText xml:space="preserve"> PAGEREF _Toc232141861 \h </w:instrText>
         </w:r>
         <w:r>
           <w:rPr>
@@ -3099,7 +3099,7 @@
           <w14:ligatures w14:val="standardContextual"/>
         </w:rPr>
       </w:pPr>
-      <w:hyperlink w:anchor="_Toc231197950" w:history="1">
+      <w:hyperlink w:anchor="_Toc232141862" w:history="1">
         <w:r>
           <w:rPr>
             <w:rStyle w:val="afffffff5"/>
@@ -3126,7 +3126,7 @@
             <w:noProof/>
             <w:webHidden/>
           </w:rPr>
-          <w:instrText xml:space="preserve"> PAGEREF _Toc231197950 \h </w:instrText>
+          <w:instrText xml:space="preserve"> PAGEREF _Toc232141862 \h </w:instrText>
         </w:r>
         <w:r>
           <w:rPr>
@@ -3173,7 +3173,7 @@
           <w14:ligatures w14:val="standardContextual"/>
         </w:rPr>
       </w:pPr>
-      <w:hyperlink w:anchor="_Toc231197951" w:history="1">
+      <w:hyperlink w:anchor="_Toc232141863" w:history="1">
         <w:r>
           <w:rPr>
             <w:rStyle w:val="afffffff5"/>
@@ -3200,7 +3200,7 @@
             <w:noProof/>
             <w:webHidden/>
           </w:rPr>
-          <w:instrText xml:space="preserve"> PAGEREF _Toc231197951 \h </w:instrText>
+          <w:instrText xml:space="preserve"> PAGEREF _Toc232141863 \h </w:instrText>
         </w:r>
         <w:r>
           <w:rPr>
@@ -3247,7 +3247,7 @@
           <w14:ligatures w14:val="standardContextual"/>
         </w:rPr>
       </w:pPr>
-      <w:hyperlink w:anchor="_Toc231197952" w:history="1">
+      <w:hyperlink w:anchor="_Toc232141864" w:history="1">
         <w:r>
           <w:rPr>
             <w:rStyle w:val="afffffff5"/>
@@ -3274,7 +3274,7 @@
             <w:noProof/>
             <w:webHidden/>
           </w:rPr>
-          <w:instrText xml:space="preserve"> PAGEREF _Toc231197952 \h </w:instrText>
+          <w:instrText xml:space="preserve"> PAGEREF _Toc232141864 \h </w:instrText>
         </w:r>
         <w:r>
           <w:rPr>
@@ -3321,7 +3321,7 @@
           <w14:ligatures w14:val="standardContextual"/>
         </w:rPr>
       </w:pPr>
-      <w:hyperlink w:anchor="_Toc231197953" w:history="1">
+      <w:hyperlink w:anchor="_Toc232141865" w:history="1">
         <w:r>
           <w:rPr>
             <w:rStyle w:val="afffffff5"/>
@@ -3348,7 +3348,7 @@
             <w:noProof/>
             <w:webHidden/>
           </w:rPr>
-          <w:instrText xml:space="preserve"> PAGEREF _Toc231197953 \h </w:instrText>
+          <w:instrText xml:space="preserve"> PAGEREF _Toc232141865 \h </w:instrText>
         </w:r>
         <w:r>
           <w:rPr>
@@ -3368,7 +3368,7 @@
             <w:noProof/>
             <w:webHidden/>
           </w:rPr>
-          <w:t>15</w:t>
+          <w:t>16</w:t>
         </w:r>
         <w:r>
           <w:rPr>
@@ -3395,7 +3395,7 @@
           <w14:ligatures w14:val="standardContextual"/>
         </w:rPr>
       </w:pPr>
-      <w:hyperlink w:anchor="_Toc231197954" w:history="1">
+      <w:hyperlink w:anchor="_Toc232141866" w:history="1">
         <w:r>
           <w:rPr>
             <w:rStyle w:val="afffffff5"/>
@@ -3422,7 +3422,7 @@
             <w:noProof/>
             <w:webHidden/>
           </w:rPr>
-          <w:instrText xml:space="preserve"> PAGEREF _Toc231197954 \h </w:instrText>
+          <w:instrText xml:space="preserve"> PAGEREF _Toc232141866 \h </w:instrText>
         </w:r>
         <w:r>
           <w:rPr>
@@ -3470,7 +3470,7 @@
           <w14:ligatures w14:val="standardContextual"/>
         </w:rPr>
       </w:pPr>
-      <w:hyperlink w:anchor="_Toc231197955" w:history="1">
+      <w:hyperlink w:anchor="_Toc232141867" w:history="1">
         <w:r>
           <w:rPr>
             <w:rStyle w:val="afffffff5"/>
@@ -3497,7 +3497,7 @@
             <w:noProof/>
             <w:webHidden/>
           </w:rPr>
-          <w:instrText xml:space="preserve"> PAGEREF _Toc231197955 \h </w:instrText>
+          <w:instrText xml:space="preserve"> PAGEREF _Toc232141867 \h </w:instrText>
         </w:r>
         <w:r>
           <w:rPr>
@@ -3544,7 +3544,7 @@
           <w14:ligatures w14:val="standardContextual"/>
         </w:rPr>
       </w:pPr>
-      <w:hyperlink w:anchor="_Toc231197956" w:history="1">
+      <w:hyperlink w:anchor="_Toc232141868" w:history="1">
         <w:r>
           <w:rPr>
             <w:rStyle w:val="afffffff5"/>
@@ -3571,7 +3571,7 @@
             <w:noProof/>
             <w:webHidden/>
           </w:rPr>
-          <w:instrText xml:space="preserve"> PAGEREF _Toc231197956 \h </w:instrText>
+          <w:instrText xml:space="preserve"> PAGEREF _Toc232141868 \h </w:instrText>
         </w:r>
         <w:r>
           <w:rPr>
@@ -3618,7 +3618,7 @@
           <w14:ligatures w14:val="standardContextual"/>
         </w:rPr>
       </w:pPr>
-      <w:hyperlink w:anchor="_Toc231197957" w:history="1">
+      <w:hyperlink w:anchor="_Toc232141869" w:history="1">
         <w:r>
           <w:rPr>
             <w:rStyle w:val="afffffff5"/>
@@ -3645,7 +3645,7 @@
             <w:noProof/>
             <w:webHidden/>
           </w:rPr>
-          <w:instrText xml:space="preserve"> PAGEREF _Toc231197957 \h </w:instrText>
+          <w:instrText xml:space="preserve"> PAGEREF _Toc232141869 \h </w:instrText>
         </w:r>
         <w:r>
           <w:rPr>
@@ -3692,7 +3692,7 @@
           <w14:ligatures w14:val="standardContextual"/>
         </w:rPr>
       </w:pPr>
-      <w:hyperlink w:anchor="_Toc231197958" w:history="1">
+      <w:hyperlink w:anchor="_Toc232141870" w:history="1">
         <w:r>
           <w:rPr>
             <w:rStyle w:val="afffffff5"/>
@@ -3719,7 +3719,7 @@
             <w:noProof/>
             <w:webHidden/>
           </w:rPr>
-          <w:instrText xml:space="preserve"> PAGEREF _Toc231197958 \h </w:instrText>
+          <w:instrText xml:space="preserve"> PAGEREF _Toc232141870 \h </w:instrText>
         </w:r>
         <w:r>
           <w:rPr>
@@ -3739,7 +3739,7 @@
             <w:noProof/>
             <w:webHidden/>
           </w:rPr>
-          <w:t>17</w:t>
+          <w:t>18</w:t>
         </w:r>
         <w:r>
           <w:rPr>
@@ -3767,7 +3767,7 @@
           <w14:ligatures w14:val="standardContextual"/>
         </w:rPr>
       </w:pPr>
-      <w:hyperlink w:anchor="_Toc231197959" w:history="1">
+      <w:hyperlink w:anchor="_Toc232141871" w:history="1">
         <w:r>
           <w:rPr>
             <w:rStyle w:val="afffffff5"/>
@@ -3794,7 +3794,7 @@
             <w:noProof/>
             <w:webHidden/>
           </w:rPr>
-          <w:instrText xml:space="preserve"> PAGEREF _Toc231197959 \h </w:instrText>
+          <w:instrText xml:space="preserve"> PAGEREF _Toc232141871 \h </w:instrText>
         </w:r>
         <w:r>
           <w:rPr>
@@ -3841,7 +3841,7 @@
           <w14:ligatures w14:val="standardContextual"/>
         </w:rPr>
       </w:pPr>
-      <w:hyperlink w:anchor="_Toc231197960" w:history="1">
+      <w:hyperlink w:anchor="_Toc232141872" w:history="1">
         <w:r>
           <w:rPr>
             <w:rStyle w:val="afffffff5"/>
@@ -3868,7 +3868,7 @@
             <w:noProof/>
             <w:webHidden/>
           </w:rPr>
-          <w:instrText xml:space="preserve"> PAGEREF _Toc231197960 \h </w:instrText>
+          <w:instrText xml:space="preserve"> PAGEREF _Toc232141872 \h </w:instrText>
         </w:r>
         <w:r>
           <w:rPr>
@@ -3915,7 +3915,7 @@
           <w14:ligatures w14:val="standardContextual"/>
         </w:rPr>
       </w:pPr>
-      <w:hyperlink w:anchor="_Toc231197961" w:history="1">
+      <w:hyperlink w:anchor="_Toc232141873" w:history="1">
         <w:r>
           <w:rPr>
             <w:rStyle w:val="afffffff5"/>
@@ -3942,7 +3942,7 @@
             <w:noProof/>
             <w:webHidden/>
           </w:rPr>
-          <w:instrText xml:space="preserve"> PAGEREF _Toc231197961 \h </w:instrText>
+          <w:instrText xml:space="preserve"> PAGEREF _Toc232141873 \h </w:instrText>
         </w:r>
         <w:r>
           <w:rPr>
@@ -3989,7 +3989,7 @@
           <w14:ligatures w14:val="standardContextual"/>
         </w:rPr>
       </w:pPr>
-      <w:hyperlink w:anchor="_Toc231197962" w:history="1">
+      <w:hyperlink w:anchor="_Toc232141874" w:history="1">
         <w:r>
           <w:rPr>
             <w:rStyle w:val="afffffff5"/>
@@ -4016,7 +4016,7 @@
             <w:noProof/>
             <w:webHidden/>
           </w:rPr>
-          <w:instrText xml:space="preserve"> PAGEREF _Toc231197962 \h </w:instrText>
+          <w:instrText xml:space="preserve"> PAGEREF _Toc232141874 \h </w:instrText>
         </w:r>
         <w:r>
           <w:rPr>
@@ -4036,7 +4036,7 @@
             <w:noProof/>
             <w:webHidden/>
           </w:rPr>
-          <w:t>19</w:t>
+          <w:t>20</w:t>
         </w:r>
         <w:r>
           <w:rPr>
@@ -4064,7 +4064,7 @@
           <w14:ligatures w14:val="standardContextual"/>
         </w:rPr>
       </w:pPr>
-      <w:hyperlink w:anchor="_Toc231197963" w:history="1">
+      <w:hyperlink w:anchor="_Toc232141875" w:history="1">
         <w:r>
           <w:rPr>
             <w:rStyle w:val="afffffff5"/>
@@ -4091,7 +4091,7 @@
             <w:noProof/>
             <w:webHidden/>
           </w:rPr>
-          <w:instrText xml:space="preserve"> PAGEREF _Toc231197963 \h </w:instrText>
+          <w:instrText xml:space="preserve"> PAGEREF _Toc232141875 \h </w:instrText>
         </w:r>
         <w:r>
           <w:rPr>
@@ -4138,7 +4138,7 @@
           <w14:ligatures w14:val="standardContextual"/>
         </w:rPr>
       </w:pPr>
-      <w:hyperlink w:anchor="_Toc231197964" w:history="1">
+      <w:hyperlink w:anchor="_Toc232141876" w:history="1">
         <w:r>
           <w:rPr>
             <w:rStyle w:val="afffffff5"/>
@@ -4165,7 +4165,7 @@
             <w:noProof/>
             <w:webHidden/>
           </w:rPr>
-          <w:instrText xml:space="preserve"> PAGEREF _Toc231197964 \h </w:instrText>
+          <w:instrText xml:space="preserve"> PAGEREF _Toc232141876 \h </w:instrText>
         </w:r>
         <w:r>
           <w:rPr>
@@ -4212,7 +4212,7 @@
           <w14:ligatures w14:val="standardContextual"/>
         </w:rPr>
       </w:pPr>
-      <w:hyperlink w:anchor="_Toc231197965" w:history="1">
+      <w:hyperlink w:anchor="_Toc232141877" w:history="1">
         <w:r>
           <w:rPr>
             <w:rStyle w:val="afffffff5"/>
@@ -4239,7 +4239,7 @@
             <w:noProof/>
             <w:webHidden/>
           </w:rPr>
-          <w:instrText xml:space="preserve"> PAGEREF _Toc231197965 \h </w:instrText>
+          <w:instrText xml:space="preserve"> PAGEREF _Toc232141877 \h </w:instrText>
         </w:r>
         <w:r>
           <w:rPr>
@@ -4286,7 +4286,7 @@
           <w14:ligatures w14:val="standardContextual"/>
         </w:rPr>
       </w:pPr>
-      <w:hyperlink w:anchor="_Toc231197966" w:history="1">
+      <w:hyperlink w:anchor="_Toc232141878" w:history="1">
         <w:r>
           <w:rPr>
             <w:rStyle w:val="afffffff5"/>
@@ -4313,7 +4313,7 @@
             <w:noProof/>
             <w:webHidden/>
           </w:rPr>
-          <w:instrText xml:space="preserve"> PAGEREF _Toc231197966 \h </w:instrText>
+          <w:instrText xml:space="preserve"> PAGEREF _Toc232141878 \h </w:instrText>
         </w:r>
         <w:r>
           <w:rPr>
@@ -4361,7 +4361,7 @@
           <w14:ligatures w14:val="standardContextual"/>
         </w:rPr>
       </w:pPr>
-      <w:hyperlink w:anchor="_Toc231197967" w:history="1">
+      <w:hyperlink w:anchor="_Toc232141879" w:history="1">
         <w:r>
           <w:rPr>
             <w:rStyle w:val="afffffff5"/>
@@ -4388,7 +4388,7 @@
             <w:noProof/>
             <w:webHidden/>
           </w:rPr>
-          <w:instrText xml:space="preserve"> PAGEREF _Toc231197967 \h </w:instrText>
+          <w:instrText xml:space="preserve"> PAGEREF _Toc232141879 \h </w:instrText>
         </w:r>
         <w:r>
           <w:rPr>
@@ -4435,7 +4435,7 @@
           <w14:ligatures w14:val="standardContextual"/>
         </w:rPr>
       </w:pPr>
-      <w:hyperlink w:anchor="_Toc231197968" w:history="1">
+      <w:hyperlink w:anchor="_Toc232141880" w:history="1">
         <w:r>
           <w:rPr>
             <w:rStyle w:val="afffffff5"/>
@@ -4462,7 +4462,7 @@
             <w:noProof/>
             <w:webHidden/>
           </w:rPr>
-          <w:instrText xml:space="preserve"> PAGEREF _Toc231197968 \h </w:instrText>
+          <w:instrText xml:space="preserve"> PAGEREF _Toc232141880 \h </w:instrText>
         </w:r>
         <w:r>
           <w:rPr>
@@ -4509,7 +4509,7 @@
           <w14:ligatures w14:val="standardContextual"/>
         </w:rPr>
       </w:pPr>
-      <w:hyperlink w:anchor="_Toc231197969" w:history="1">
+      <w:hyperlink w:anchor="_Toc232141881" w:history="1">
         <w:r>
           <w:rPr>
             <w:rStyle w:val="afffffff5"/>
@@ -4536,7 +4536,7 @@
             <w:noProof/>
             <w:webHidden/>
           </w:rPr>
-          <w:instrText xml:space="preserve"> PAGEREF _Toc231197969 \h </w:instrText>
+          <w:instrText xml:space="preserve"> PAGEREF _Toc232141881 \h </w:instrText>
         </w:r>
         <w:r>
           <w:rPr>
@@ -4583,7 +4583,7 @@
           <w14:ligatures w14:val="standardContextual"/>
         </w:rPr>
       </w:pPr>
-      <w:hyperlink w:anchor="_Toc231197970" w:history="1">
+      <w:hyperlink w:anchor="_Toc232141882" w:history="1">
         <w:r>
           <w:rPr>
             <w:rStyle w:val="afffffff5"/>
@@ -4610,7 +4610,7 @@
             <w:noProof/>
             <w:webHidden/>
           </w:rPr>
-          <w:instrText xml:space="preserve"> PAGEREF _Toc231197970 \h </w:instrText>
+          <w:instrText xml:space="preserve"> PAGEREF _Toc232141882 \h </w:instrText>
         </w:r>
         <w:r>
           <w:rPr>
@@ -4657,7 +4657,7 @@
           <w14:ligatures w14:val="standardContextual"/>
         </w:rPr>
       </w:pPr>
-      <w:hyperlink w:anchor="_Toc231197971" w:history="1">
+      <w:hyperlink w:anchor="_Toc232141883" w:history="1">
         <w:r>
           <w:rPr>
             <w:rStyle w:val="afffffff5"/>
@@ -4684,7 +4684,7 @@
             <w:noProof/>
             <w:webHidden/>
           </w:rPr>
-          <w:instrText xml:space="preserve"> PAGEREF _Toc231197971 \h </w:instrText>
+          <w:instrText xml:space="preserve"> PAGEREF _Toc232141883 \h </w:instrText>
         </w:r>
         <w:r>
           <w:rPr>
@@ -4704,7 +4704,7 @@
             <w:noProof/>
             <w:webHidden/>
           </w:rPr>
-          <w:t>23</w:t>
+          <w:t>24</w:t>
         </w:r>
         <w:r>
           <w:rPr>
@@ -4732,7 +4732,7 @@
           <w14:ligatures w14:val="standardContextual"/>
         </w:rPr>
       </w:pPr>
-      <w:hyperlink w:anchor="_Toc231197972" w:history="1">
+      <w:hyperlink w:anchor="_Toc232141884" w:history="1">
         <w:r>
           <w:rPr>
             <w:rStyle w:val="afffffff5"/>
@@ -4759,7 +4759,7 @@
             <w:noProof/>
             <w:webHidden/>
           </w:rPr>
-          <w:instrText xml:space="preserve"> PAGEREF _Toc231197972 \h </w:instrText>
+          <w:instrText xml:space="preserve"> PAGEREF _Toc232141884 \h </w:instrText>
         </w:r>
         <w:r>
           <w:rPr>
@@ -4806,7 +4806,7 @@
           <w14:ligatures w14:val="standardContextual"/>
         </w:rPr>
       </w:pPr>
-      <w:hyperlink w:anchor="_Toc231197973" w:history="1">
+      <w:hyperlink w:anchor="_Toc232141885" w:history="1">
         <w:r>
           <w:rPr>
             <w:rStyle w:val="afffffff5"/>
@@ -4833,7 +4833,7 @@
             <w:noProof/>
             <w:webHidden/>
           </w:rPr>
-          <w:instrText xml:space="preserve"> PAGEREF _Toc231197973 \h </w:instrText>
+          <w:instrText xml:space="preserve"> PAGEREF _Toc232141885 \h </w:instrText>
         </w:r>
         <w:r>
           <w:rPr>
@@ -4880,7 +4880,7 @@
           <w14:ligatures w14:val="standardContextual"/>
         </w:rPr>
       </w:pPr>
-      <w:hyperlink w:anchor="_Toc231197974" w:history="1">
+      <w:hyperlink w:anchor="_Toc232141886" w:history="1">
         <w:r>
           <w:rPr>
             <w:rStyle w:val="afffffff5"/>
@@ -4907,7 +4907,7 @@
             <w:noProof/>
             <w:webHidden/>
           </w:rPr>
-          <w:instrText xml:space="preserve"> PAGEREF _Toc231197974 \h </w:instrText>
+          <w:instrText xml:space="preserve"> PAGEREF _Toc232141886 \h </w:instrText>
         </w:r>
         <w:r>
           <w:rPr>
@@ -4954,7 +4954,7 @@
           <w14:ligatures w14:val="standardContextual"/>
         </w:rPr>
       </w:pPr>
-      <w:hyperlink w:anchor="_Toc231197975" w:history="1">
+      <w:hyperlink w:anchor="_Toc232141887" w:history="1">
         <w:r>
           <w:rPr>
             <w:rStyle w:val="afffffff5"/>
@@ -4981,7 +4981,7 @@
             <w:noProof/>
             <w:webHidden/>
           </w:rPr>
-          <w:instrText xml:space="preserve"> PAGEREF _Toc231197975 \h </w:instrText>
+          <w:instrText xml:space="preserve"> PAGEREF _Toc232141887 \h </w:instrText>
         </w:r>
         <w:r>
           <w:rPr>
@@ -5030,7 +5030,7 @@
           <w14:ligatures w14:val="standardContextual"/>
         </w:rPr>
       </w:pPr>
-      <w:hyperlink w:anchor="_Toc231197976" w:history="1">
+      <w:hyperlink w:anchor="_Toc232141888" w:history="1">
         <w:r>
           <w:rPr>
             <w:rStyle w:val="afffffff5"/>
@@ -5057,7 +5057,7 @@
             <w:noProof/>
             <w:webHidden/>
           </w:rPr>
-          <w:instrText xml:space="preserve"> PAGEREF _Toc231197976 \h </w:instrText>
+          <w:instrText xml:space="preserve"> PAGEREF _Toc232141888 \h </w:instrText>
         </w:r>
         <w:r>
           <w:rPr>
@@ -5077,7 +5077,7 @@
             <w:noProof/>
             <w:webHidden/>
           </w:rPr>
-          <w:t>25</w:t>
+          <w:t>26</w:t>
         </w:r>
         <w:r>
           <w:rPr>
@@ -5105,7 +5105,7 @@
           <w14:ligatures w14:val="standardContextual"/>
         </w:rPr>
       </w:pPr>
-      <w:hyperlink w:anchor="_Toc231197977" w:history="1">
+      <w:hyperlink w:anchor="_Toc232141889" w:history="1">
         <w:r>
           <w:rPr>
             <w:rStyle w:val="afffffff5"/>
@@ -5132,7 +5132,7 @@
             <w:noProof/>
             <w:webHidden/>
           </w:rPr>
-          <w:instrText xml:space="preserve"> PAGEREF _Toc231197977 \h </w:instrText>
+          <w:instrText xml:space="preserve"> PAGEREF _Toc232141889 \h </w:instrText>
         </w:r>
         <w:r>
           <w:rPr>
@@ -5152,7 +5152,7 @@
             <w:noProof/>
             <w:webHidden/>
           </w:rPr>
-          <w:t>25</w:t>
+          <w:t>26</w:t>
         </w:r>
         <w:r>
           <w:rPr>
@@ -5180,7 +5180,7 @@
           <w14:ligatures w14:val="standardContextual"/>
         </w:rPr>
       </w:pPr>
-      <w:hyperlink w:anchor="_Toc231197978" w:history="1">
+      <w:hyperlink w:anchor="_Toc232141890" w:history="1">
         <w:r>
           <w:rPr>
             <w:rStyle w:val="afffffff5"/>
@@ -5207,7 +5207,7 @@
             <w:noProof/>
             <w:webHidden/>
           </w:rPr>
-          <w:instrText xml:space="preserve"> PAGEREF _Toc231197978 \h </w:instrText>
+          <w:instrText xml:space="preserve"> PAGEREF _Toc232141890 \h </w:instrText>
         </w:r>
         <w:r>
           <w:rPr>
@@ -5227,7 +5227,7 @@
             <w:noProof/>
             <w:webHidden/>
           </w:rPr>
-          <w:t>26</w:t>
+          <w:t>27</w:t>
         </w:r>
         <w:r>
           <w:rPr>
@@ -5255,13 +5255,13 @@
           <w14:ligatures w14:val="standardContextual"/>
         </w:rPr>
       </w:pPr>
-      <w:hyperlink w:anchor="_Toc231197979" w:history="1">
+      <w:hyperlink w:anchor="_Toc232141891" w:history="1">
         <w:r>
           <w:rPr>
             <w:rStyle w:val="afffffff5"/>
             <w:noProof/>
           </w:rPr>
-          <w:t>削除制約</w:t>
+          <w:t>削除方針</w:t>
         </w:r>
         <w:r>
           <w:rPr>
@@ -5282,7 +5282,7 @@
             <w:noProof/>
             <w:webHidden/>
           </w:rPr>
-          <w:instrText xml:space="preserve"> PAGEREF _Toc231197979 \h </w:instrText>
+          <w:instrText xml:space="preserve"> PAGEREF _Toc232141891 \h </w:instrText>
         </w:r>
         <w:r>
           <w:rPr>
@@ -5302,7 +5302,7 @@
             <w:noProof/>
             <w:webHidden/>
           </w:rPr>
-          <w:t>26</w:t>
+          <w:t>27</w:t>
         </w:r>
         <w:r>
           <w:rPr>
@@ -5330,7 +5330,7 @@
           <w14:ligatures w14:val="standardContextual"/>
         </w:rPr>
       </w:pPr>
-      <w:hyperlink w:anchor="_Toc231197980" w:history="1">
+      <w:hyperlink w:anchor="_Toc232141892" w:history="1">
         <w:r>
           <w:rPr>
             <w:rStyle w:val="afffffff5"/>
@@ -5357,7 +5357,7 @@
             <w:noProof/>
             <w:webHidden/>
           </w:rPr>
-          <w:instrText xml:space="preserve"> PAGEREF _Toc231197980 \h </w:instrText>
+          <w:instrText xml:space="preserve"> PAGEREF _Toc232141892 \h </w:instrText>
         </w:r>
         <w:r>
           <w:rPr>
@@ -5406,7 +5406,7 @@
           <w14:ligatures w14:val="standardContextual"/>
         </w:rPr>
       </w:pPr>
-      <w:hyperlink w:anchor="_Toc231197981" w:history="1">
+      <w:hyperlink w:anchor="_Toc232141893" w:history="1">
         <w:r>
           <w:rPr>
             <w:rStyle w:val="afffffff5"/>
@@ -5433,7 +5433,7 @@
             <w:noProof/>
             <w:webHidden/>
           </w:rPr>
-          <w:instrText xml:space="preserve"> PAGEREF _Toc231197981 \h </w:instrText>
+          <w:instrText xml:space="preserve"> PAGEREF _Toc232141893 \h </w:instrText>
         </w:r>
         <w:r>
           <w:rPr>
@@ -5482,7 +5482,7 @@
           <w14:ligatures w14:val="standardContextual"/>
         </w:rPr>
       </w:pPr>
-      <w:hyperlink w:anchor="_Toc231197982" w:history="1">
+      <w:hyperlink w:anchor="_Toc232141894" w:history="1">
         <w:r>
           <w:rPr>
             <w:rStyle w:val="afffffff5"/>
@@ -5509,7 +5509,7 @@
             <w:noProof/>
             <w:webHidden/>
           </w:rPr>
-          <w:instrText xml:space="preserve"> PAGEREF _Toc231197982 \h </w:instrText>
+          <w:instrText xml:space="preserve"> PAGEREF _Toc232141894 \h </w:instrText>
         </w:r>
         <w:r>
           <w:rPr>
@@ -5557,7 +5557,7 @@
           <w14:ligatures w14:val="standardContextual"/>
         </w:rPr>
       </w:pPr>
-      <w:hyperlink w:anchor="_Toc231197983" w:history="1">
+      <w:hyperlink w:anchor="_Toc232141895" w:history="1">
         <w:r>
           <w:rPr>
             <w:rStyle w:val="afffffff5"/>
@@ -5584,7 +5584,7 @@
             <w:noProof/>
             <w:webHidden/>
           </w:rPr>
-          <w:instrText xml:space="preserve"> PAGEREF _Toc231197983 \h </w:instrText>
+          <w:instrText xml:space="preserve"> PAGEREF _Toc232141895 \h </w:instrText>
         </w:r>
         <w:r>
           <w:rPr>
@@ -5632,7 +5632,7 @@
           <w14:ligatures w14:val="standardContextual"/>
         </w:rPr>
       </w:pPr>
-      <w:hyperlink w:anchor="_Toc231197984" w:history="1">
+      <w:hyperlink w:anchor="_Toc232141896" w:history="1">
         <w:r>
           <w:rPr>
             <w:rStyle w:val="afffffff5"/>
@@ -5659,7 +5659,7 @@
             <w:noProof/>
             <w:webHidden/>
           </w:rPr>
-          <w:instrText xml:space="preserve"> PAGEREF _Toc231197984 \h </w:instrText>
+          <w:instrText xml:space="preserve"> PAGEREF _Toc232141896 \h </w:instrText>
         </w:r>
         <w:r>
           <w:rPr>
@@ -5679,7 +5679,7 @@
             <w:noProof/>
             <w:webHidden/>
           </w:rPr>
-          <w:t>28</w:t>
+          <w:t>29</w:t>
         </w:r>
         <w:r>
           <w:rPr>
@@ -5700,7 +5700,7 @@
       <w:r>
         <w:fldChar w:fldCharType="end"/>
       </w:r>
-      <w:bookmarkStart w:id="1" w:name="_Toc231197922"/>
+      <w:bookmarkStart w:id="1" w:name="_Toc232141834"/>
       <w:r>
         <w:rPr>
           <w:rFonts w:hint="eastAsia"/>
@@ -5716,7 +5716,7 @@
           <w:rFonts w:hint="eastAsia"/>
         </w:rPr>
       </w:pPr>
-      <w:bookmarkStart w:id="2" w:name="_Toc231197923"/>
+      <w:bookmarkStart w:id="2" w:name="_Toc232141835"/>
       <w:r>
         <w:rPr>
           <w:rFonts w:hint="eastAsia"/>
@@ -5834,7 +5834,7 @@
           <w:rFonts w:hint="eastAsia"/>
         </w:rPr>
       </w:pPr>
-      <w:bookmarkStart w:id="3" w:name="_Toc231197924"/>
+      <w:bookmarkStart w:id="3" w:name="_Toc232141836"/>
       <w:r>
         <w:rPr>
           <w:rFonts w:hint="eastAsia"/>
@@ -5866,7 +5866,7 @@
         <w:rPr>
           <w:rFonts w:hint="eastAsia"/>
         </w:rPr>
-        <w:t>画面は左右2カラムで構成され、左側で部署マスタ、右側で諸室区分マスタを独立して検索・登録・更新・削除する。</w:t>
+        <w:t>画面は左右2カラムで構成され、左側で部署マスタ、右側で諸室区分マスタを独立して検索・登録・更新・論理削除する。</w:t>
       </w:r>
     </w:p>
     <w:p>
@@ -5876,7 +5876,7 @@
           <w:rFonts w:hint="eastAsia"/>
         </w:rPr>
       </w:pPr>
-      <w:bookmarkStart w:id="4" w:name="_Toc231197925"/>
+      <w:bookmarkStart w:id="4" w:name="_Toc232141837"/>
       <w:r>
         <w:rPr>
           <w:rFonts w:hint="eastAsia"/>
@@ -6042,7 +6042,7 @@
           <w:rFonts w:hint="eastAsia"/>
         </w:rPr>
       </w:pPr>
-      <w:bookmarkStart w:id="5" w:name="_Toc231197926"/>
+      <w:bookmarkStart w:id="5" w:name="_Toc232141838"/>
       <w:r>
         <w:rPr>
           <w:rFonts w:hint="eastAsia"/>
@@ -6190,7 +6190,7 @@
               <w:rPr>
                 <w:rFonts w:hint="eastAsia"/>
               </w:rPr>
-              <w:t>部署マスタと諸室区分マスタを独立して検索・登録・更新・削除する</w:t>
+              <w:t>部署マスタと諸室区分マスタを独立して検索・登録・更新・論理削除する</w:t>
             </w:r>
           </w:p>
         </w:tc>
@@ -6204,7 +6204,7 @@
           <w:rFonts w:hint="eastAsia"/>
         </w:rPr>
       </w:pPr>
-      <w:bookmarkStart w:id="6" w:name="_Toc231197927"/>
+      <w:bookmarkStart w:id="6" w:name="_Toc232141839"/>
       <w:r>
         <w:rPr>
           <w:rFonts w:hint="eastAsia"/>
@@ -6220,7 +6220,7 @@
           <w:rFonts w:hint="eastAsia"/>
         </w:rPr>
       </w:pPr>
-      <w:bookmarkStart w:id="7" w:name="_Toc231197928"/>
+      <w:bookmarkStart w:id="7" w:name="_Toc232141840"/>
       <w:r>
         <w:rPr>
           <w:rFonts w:hint="eastAsia"/>
@@ -6239,20 +6239,20 @@
         <w:rPr>
           <w:rFonts w:hint="eastAsia"/>
         </w:rPr>
-        <w:t>本API群は、SHIP部署マスタ画面の一覧参照、登録、更新、削除を提供する。部署マスタと諸室区分マスタは独立したAPI群として扱う。</w:t>
-      </w:r>
-    </w:p>
-    <w:p>
-      <w:pPr>
-        <w:rPr>
-          <w:rFonts w:hint="eastAsia"/>
-        </w:rPr>
-      </w:pPr>
-      <w:r>
-        <w:rPr>
-          <w:rFonts w:hint="eastAsia"/>
-        </w:rPr>
-        <w:t>また、個別部署マスタ画面の標準候補として利用されるため、削除時は関連テーブルからの参照整合性を考慮する。</w:t>
+        <w:t>本API群は、SHIP部署マスタ画面の一覧参照、登録、更新、論理削除を提供する。部署マスタと諸室区分マスタは独立したAPI群として扱う。</w:t>
+      </w:r>
+    </w:p>
+    <w:p>
+      <w:pPr>
+        <w:rPr>
+          <w:rFonts w:hint="eastAsia"/>
+        </w:rPr>
+      </w:pPr>
+      <w:r>
+        <w:rPr>
+          <w:rFonts w:hint="eastAsia"/>
+        </w:rPr>
+        <w:t>また、個別部署マスタ画面の標準候補として利用されるため、削除時は関連テーブルの既存参照を保持したまま、削除済みマスタを通常一覧・標準候補から除外する。</w:t>
       </w:r>
     </w:p>
     <w:p>
@@ -6262,7 +6262,7 @@
           <w:rFonts w:hint="eastAsia"/>
         </w:rPr>
       </w:pPr>
-      <w:bookmarkStart w:id="8" w:name="_Toc231197929"/>
+      <w:bookmarkStart w:id="8" w:name="_Toc232141841"/>
       <w:r>
         <w:rPr>
           <w:rFonts w:hint="eastAsia"/>
@@ -6317,7 +6317,7 @@
           <w:rFonts w:hint="eastAsia"/>
         </w:rPr>
       </w:pPr>
-      <w:bookmarkStart w:id="9" w:name="_Toc231197930"/>
+      <w:bookmarkStart w:id="9" w:name="_Toc232141842"/>
       <w:r>
         <w:rPr>
           <w:rFonts w:hint="eastAsia"/>
@@ -6606,7 +6606,7 @@
               <w:rPr>
                 <w:rFonts w:hint="eastAsia"/>
               </w:rPr>
-              <w:t>部署マスタの一覧取得・新規作成・更新・削除</w:t>
+              <w:t>部署マスタの一覧取得・新規作成・更新・論理削除</w:t>
             </w:r>
           </w:p>
         </w:tc>
@@ -6616,7 +6616,7 @@
           </w:tcPr>
           <w:p>
             <w:r>
-              <w:t>ship_department_id, division_name, department_name</w:t>
+              <w:t>ship_department_id, division_name, department_name, is_active</w:t>
             </w:r>
           </w:p>
         </w:tc>
@@ -6641,7 +6641,7 @@
               <w:rPr>
                 <w:rFonts w:hint="eastAsia"/>
               </w:rPr>
-              <w:t>諸室区分マスタの一覧取得・新規作成・更新・削除</w:t>
+              <w:t>諸室区分マスタの一覧取得・新規作成・更新・論理削除</w:t>
             </w:r>
           </w:p>
         </w:tc>
@@ -6651,7 +6651,7 @@
           </w:tcPr>
           <w:p>
             <w:r>
-              <w:t>ship_room_category_id, room_category1, room_category2</w:t>
+              <w:t>ship_room_category_id, room_category1, room_category2, is_active</w:t>
             </w:r>
           </w:p>
         </w:tc>
@@ -6676,7 +6676,7 @@
               <w:rPr>
                 <w:rFonts w:hint="eastAsia"/>
               </w:rPr>
-              <w:t>部署/諸室区分マスタ削除時の参照有無確認</w:t>
+              <w:t>部署/諸室区分マスタ削除後も保持する既存参照</w:t>
             </w:r>
           </w:p>
         </w:tc>
@@ -6711,7 +6711,7 @@
               <w:rPr>
                 <w:rFonts w:hint="eastAsia"/>
               </w:rPr>
-              <w:t>削除時の参照有無確認</w:t>
+              <w:t>削除後も保持する既存参照</w:t>
             </w:r>
           </w:p>
         </w:tc>
@@ -6748,7 +6748,7 @@
           <w:rFonts w:hint="eastAsia"/>
         </w:rPr>
       </w:pPr>
-      <w:bookmarkStart w:id="10" w:name="_Toc231197931"/>
+      <w:bookmarkStart w:id="10" w:name="_Toc232141843"/>
       <w:r>
         <w:rPr>
           <w:rFonts w:hint="eastAsia"/>
@@ -6765,7 +6765,7 @@
           <w:rFonts w:hint="eastAsia"/>
         </w:rPr>
       </w:pPr>
-      <w:bookmarkStart w:id="11" w:name="_Toc231197932"/>
+      <w:bookmarkStart w:id="11" w:name="_Toc232141844"/>
       <w:r>
         <w:rPr>
           <w:rFonts w:hint="eastAsia"/>
@@ -6876,7 +6876,7 @@
           <w:rFonts w:hint="eastAsia"/>
         </w:rPr>
       </w:pPr>
-      <w:bookmarkStart w:id="12" w:name="_Toc231197933"/>
+      <w:bookmarkStart w:id="12" w:name="_Toc232141845"/>
       <w:r>
         <w:rPr>
           <w:rFonts w:hint="eastAsia"/>
@@ -6905,7 +6905,7 @@
           <w:rFonts w:hint="eastAsia"/>
         </w:rPr>
       </w:pPr>
-      <w:bookmarkStart w:id="13" w:name="_Toc231197934"/>
+      <w:bookmarkStart w:id="13" w:name="_Toc232141846"/>
       <w:r>
         <w:rPr>
           <w:rFonts w:hint="eastAsia"/>
@@ -7356,7 +7356,7 @@
           <w:rFonts w:hint="eastAsia"/>
         </w:rPr>
       </w:pPr>
-      <w:bookmarkStart w:id="14" w:name="_Toc231197935"/>
+      <w:bookmarkStart w:id="14" w:name="_Toc232141847"/>
       <w:r>
         <w:rPr>
           <w:rFonts w:hint="eastAsia"/>
@@ -7487,7 +7487,7 @@
           <w:rFonts w:hint="eastAsia"/>
         </w:rPr>
       </w:pPr>
-      <w:bookmarkStart w:id="15" w:name="_Toc231197936"/>
+      <w:bookmarkStart w:id="15" w:name="_Toc232141848"/>
       <w:r>
         <w:rPr>
           <w:rFonts w:hint="eastAsia"/>
@@ -7579,7 +7579,7 @@
           <w:rFonts w:hint="eastAsia"/>
         </w:rPr>
       </w:pPr>
-      <w:bookmarkStart w:id="16" w:name="_Toc231197937"/>
+      <w:bookmarkStart w:id="16" w:name="_Toc232141849"/>
       <w:r>
         <w:rPr>
           <w:rFonts w:hint="eastAsia"/>
@@ -7595,7 +7595,7 @@
           <w:rFonts w:hint="eastAsia"/>
         </w:rPr>
       </w:pPr>
-      <w:bookmarkStart w:id="17" w:name="_Toc231197938"/>
+      <w:bookmarkStart w:id="17" w:name="_Toc232141850"/>
       <w:r>
         <w:rPr>
           <w:rFonts w:hint="eastAsia"/>
@@ -7853,7 +7853,7 @@
           <w:rFonts w:hint="eastAsia"/>
         </w:rPr>
       </w:pPr>
-      <w:bookmarkStart w:id="18" w:name="_Toc231197939"/>
+      <w:bookmarkStart w:id="18" w:name="_Toc232141851"/>
       <w:r>
         <w:rPr>
           <w:rFonts w:hint="eastAsia"/>
@@ -7869,7 +7869,7 @@
           <w:rFonts w:hint="eastAsia"/>
         </w:rPr>
       </w:pPr>
-      <w:bookmarkStart w:id="19" w:name="_Toc231197940"/>
+      <w:bookmarkStart w:id="19" w:name="_Toc232141852"/>
       <w:r>
         <w:rPr>
           <w:rFonts w:hint="eastAsia"/>
@@ -8233,7 +8233,7 @@
               <w:rPr>
                 <w:rFonts w:hint="eastAsia"/>
               </w:rPr>
-              <w:t>部門/部署を削除する</w:t>
+              <w:t>部門/部署を論理削除する</w:t>
             </w:r>
           </w:p>
         </w:tc>
@@ -8477,7 +8477,7 @@
               <w:rPr>
                 <w:rFonts w:hint="eastAsia"/>
               </w:rPr>
-              <w:t>諸室区分①/②を削除する</w:t>
+              <w:t>諸室区分①/②を論理削除する</w:t>
             </w:r>
           </w:p>
         </w:tc>
@@ -8504,7 +8504,7 @@
           <w:rFonts w:hint="eastAsia"/>
         </w:rPr>
       </w:pPr>
-      <w:bookmarkStart w:id="20" w:name="_Toc231197941"/>
+      <w:bookmarkStart w:id="20" w:name="_Toc232141853"/>
       <w:r>
         <w:rPr>
           <w:rFonts w:hint="eastAsia"/>
@@ -8520,7 +8520,7 @@
           <w:rFonts w:hint="eastAsia"/>
         </w:rPr>
       </w:pPr>
-      <w:bookmarkStart w:id="21" w:name="_Toc231197942"/>
+      <w:bookmarkStart w:id="21" w:name="_Toc232141854"/>
       <w:r>
         <w:rPr>
           <w:rFonts w:hint="eastAsia"/>
@@ -8587,7 +8587,7 @@
           <w:rFonts w:hint="eastAsia"/>
         </w:rPr>
       </w:pPr>
-      <w:bookmarkStart w:id="22" w:name="_Toc231197943"/>
+      <w:bookmarkStart w:id="22" w:name="_Toc232141855"/>
       <w:r>
         <w:rPr>
           <w:rFonts w:hint="eastAsia"/>
@@ -8923,7 +8923,7 @@
         <w:rPr>
           <w:rFonts w:hint="eastAsia"/>
         </w:rPr>
-        <w:t>`ship_departments` を `sort_order ASC, ship_department_id ASC` で取得する</w:t>
+        <w:t>`ship_departments` のうち `is_active=true` のレコードを `sort_order ASC, ship_department_id ASC` で取得する</w:t>
       </w:r>
     </w:p>
     <w:p>
@@ -8972,7 +8972,7 @@
           <w:rFonts w:hint="eastAsia"/>
         </w:rPr>
       </w:pPr>
-      <w:bookmarkStart w:id="23" w:name="_Toc231197944"/>
+      <w:bookmarkStart w:id="23" w:name="_Toc232141856"/>
       <w:r>
         <w:rPr>
           <w:rFonts w:hint="eastAsia"/>
@@ -9442,7 +9442,7 @@
           <w:rFonts w:hint="eastAsia"/>
         </w:rPr>
       </w:pPr>
-      <w:bookmarkStart w:id="24" w:name="_Toc231197945"/>
+      <w:bookmarkStart w:id="24" w:name="_Toc232141857"/>
       <w:r>
         <w:rPr>
           <w:rFonts w:hint="eastAsia"/>
@@ -9753,7 +9753,7 @@
           <w:rFonts w:hint="eastAsia"/>
         </w:rPr>
       </w:pPr>
-      <w:bookmarkStart w:id="25" w:name="_Toc231197946"/>
+      <w:bookmarkStart w:id="25" w:name="_Toc232141858"/>
       <w:r>
         <w:rPr>
           <w:rFonts w:hint="eastAsia"/>
@@ -9820,7 +9820,7 @@
           <w:rFonts w:hint="eastAsia"/>
         </w:rPr>
       </w:pPr>
-      <w:bookmarkStart w:id="26" w:name="_Toc231197947"/>
+      <w:bookmarkStart w:id="26" w:name="_Toc232141859"/>
       <w:r>
         <w:rPr>
           <w:rFonts w:hint="eastAsia"/>
@@ -10165,7 +10165,7 @@
           <w:rFonts w:hint="eastAsia"/>
         </w:rPr>
       </w:pPr>
-      <w:bookmarkStart w:id="27" w:name="_Toc231197948"/>
+      <w:bookmarkStart w:id="27" w:name="_Toc232141860"/>
       <w:r>
         <w:rPr>
           <w:rFonts w:hint="eastAsia"/>
@@ -10590,7 +10590,7 @@
           <w:rFonts w:hint="eastAsia"/>
         </w:rPr>
       </w:pPr>
-      <w:bookmarkStart w:id="28" w:name="_Toc231197949"/>
+      <w:bookmarkStart w:id="28" w:name="_Toc232141861"/>
       <w:r>
         <w:rPr>
           <w:rFonts w:hint="eastAsia"/>
@@ -10936,7 +10936,7 @@
           <w:rFonts w:hint="eastAsia"/>
         </w:rPr>
       </w:pPr>
-      <w:bookmarkStart w:id="29" w:name="_Toc231197950"/>
+      <w:bookmarkStart w:id="29" w:name="_Toc232141862"/>
       <w:r>
         <w:rPr>
           <w:rFonts w:hint="eastAsia"/>
@@ -11002,7 +11002,7 @@
           <w:rFonts w:hint="eastAsia"/>
         </w:rPr>
       </w:pPr>
-      <w:bookmarkStart w:id="30" w:name="_Toc231197951"/>
+      <w:bookmarkStart w:id="30" w:name="_Toc232141863"/>
       <w:r>
         <w:rPr>
           <w:rFonts w:hint="eastAsia"/>
@@ -11201,7 +11201,7 @@
           <w:rFonts w:hint="eastAsia"/>
         </w:rPr>
       </w:pPr>
-      <w:bookmarkStart w:id="31" w:name="_Toc231197952"/>
+      <w:bookmarkStart w:id="31" w:name="_Toc232141864"/>
       <w:r>
         <w:rPr>
           <w:rFonts w:hint="eastAsia"/>
@@ -11497,7 +11497,7 @@
         <w:rPr>
           <w:rFonts w:hint="eastAsia"/>
         </w:rPr>
-        <w:t>指定IDの `ship_departments` を更新する</w:t>
+        <w:t>指定IDの `ship_departments` が存在し、`is_active=true` であることを確認したうえで更新する</w:t>
       </w:r>
     </w:p>
     <w:p>
@@ -11533,11 +11533,12 @@
           <w:rFonts w:hint="eastAsia"/>
         </w:rPr>
       </w:pPr>
-      <w:bookmarkStart w:id="32" w:name="_Toc231197953"/>
-      <w:r>
-        <w:rPr>
-          <w:rFonts w:hint="eastAsia"/>
-        </w:rPr>
+      <w:bookmarkStart w:id="32" w:name="_Toc232141865"/>
+      <w:r>
+        <w:rPr>
+          <w:rFonts w:hint="eastAsia"/>
+        </w:rPr>
+        <w:lastRenderedPageBreak/>
         <w:t>レスポンス（200：ShipDepartmentResponse）</w:t>
       </w:r>
       <w:bookmarkEnd w:id="32"/>
@@ -11957,7 +11958,7 @@
           <w:rFonts w:hint="eastAsia"/>
         </w:rPr>
       </w:pPr>
-      <w:bookmarkStart w:id="33" w:name="_Toc231197954"/>
+      <w:bookmarkStart w:id="33" w:name="_Toc232141866"/>
       <w:r>
         <w:rPr>
           <w:rFonts w:hint="eastAsia"/>
@@ -12244,7 +12245,7 @@
               <w:rPr>
                 <w:rFonts w:hint="eastAsia"/>
               </w:rPr>
-              <w:t>対象マスタが存在しない</w:t>
+              <w:t>対象マスタが存在しない、または論理削除済み</w:t>
             </w:r>
           </w:p>
         </w:tc>
@@ -12338,7 +12339,7 @@
           <w:rFonts w:hint="eastAsia"/>
         </w:rPr>
       </w:pPr>
-      <w:bookmarkStart w:id="34" w:name="_Toc231197955"/>
+      <w:bookmarkStart w:id="34" w:name="_Toc232141867"/>
       <w:r>
         <w:rPr>
           <w:rFonts w:hint="eastAsia"/>
@@ -12357,7 +12358,7 @@
         <w:rPr>
           <w:rFonts w:hint="eastAsia"/>
         </w:rPr>
-        <w:t>指定したSHIP部署マスタを削除する。</w:t>
+        <w:t>指定したSHIP部署マスタを論理削除する。</w:t>
       </w:r>
     </w:p>
     <w:p>
@@ -12371,6 +12372,7 @@
         <w:rPr>
           <w:rFonts w:hint="eastAsia"/>
         </w:rPr>
+        <w:lastRenderedPageBreak/>
         <w:t>エンドポイント</w:t>
       </w:r>
     </w:p>
@@ -12404,12 +12406,11 @@
           <w:rFonts w:hint="eastAsia"/>
         </w:rPr>
       </w:pPr>
-      <w:bookmarkStart w:id="35" w:name="_Toc231197956"/>
-      <w:r>
-        <w:rPr>
-          <w:rFonts w:hint="eastAsia"/>
-        </w:rPr>
-        <w:lastRenderedPageBreak/>
+      <w:bookmarkStart w:id="35" w:name="_Toc232141868"/>
+      <w:r>
+        <w:rPr>
+          <w:rFonts w:hint="eastAsia"/>
+        </w:rPr>
         <w:t>リクエストパラメータ</w:t>
       </w:r>
       <w:bookmarkEnd w:id="35"/>
@@ -12686,20 +12687,46 @@
         <w:rPr>
           <w:rFonts w:hint="eastAsia"/>
         </w:rPr>
-        <w:t>対象レコードを物理削除する想定とする</w:t>
-      </w:r>
-    </w:p>
-    <w:p>
-      <w:pPr>
-        <w:rPr>
-          <w:rFonts w:hint="eastAsia"/>
-        </w:rPr>
-      </w:pPr>
-      <w:r>
-        <w:rPr>
-          <w:rFonts w:hint="eastAsia"/>
-        </w:rPr>
-        <w:t>`facility_locations.ship_department_id` または `facility_location_remodels.target_ship_department_id` から参照されている場合は削除不可とする</w:t>
+        <w:t>指定IDの `ship_departments` が存在し、`is_active=true` であることを確認する</w:t>
+      </w:r>
+    </w:p>
+    <w:p>
+      <w:pPr>
+        <w:rPr>
+          <w:rFonts w:hint="eastAsia"/>
+        </w:rPr>
+      </w:pPr>
+      <w:r>
+        <w:rPr>
+          <w:rFonts w:hint="eastAsia"/>
+        </w:rPr>
+        <w:t>対象レコードの `is_active=false` とし、`updated_at` を更新する</w:t>
+      </w:r>
+    </w:p>
+    <w:p>
+      <w:pPr>
+        <w:rPr>
+          <w:rFonts w:hint="eastAsia"/>
+        </w:rPr>
+      </w:pPr>
+      <w:r>
+        <w:rPr>
+          <w:rFonts w:hint="eastAsia"/>
+        </w:rPr>
+        <w:t>`facility_locations.ship_department_id` および `facility_location_remodels.target_ship_department_id` の既存参照は変更しない</w:t>
+      </w:r>
+    </w:p>
+    <w:p>
+      <w:pPr>
+        <w:rPr>
+          <w:rFonts w:hint="eastAsia"/>
+        </w:rPr>
+      </w:pPr>
+      <w:r>
+        <w:rPr>
+          <w:rFonts w:hint="eastAsia"/>
+        </w:rPr>
+        <w:t>論理削除後のレコードは通常一覧および個別部署マスタ画面の標準候補から除外する</w:t>
       </w:r>
     </w:p>
     <w:p>
@@ -12709,7 +12736,7 @@
           <w:rFonts w:hint="eastAsia"/>
         </w:rPr>
       </w:pPr>
-      <w:bookmarkStart w:id="36" w:name="_Toc231197957"/>
+      <w:bookmarkStart w:id="36" w:name="_Toc232141869"/>
       <w:r>
         <w:rPr>
           <w:rFonts w:hint="eastAsia"/>
@@ -12738,11 +12765,12 @@
           <w:rFonts w:hint="eastAsia"/>
         </w:rPr>
       </w:pPr>
-      <w:bookmarkStart w:id="37" w:name="_Toc231197958"/>
-      <w:r>
-        <w:rPr>
-          <w:rFonts w:hint="eastAsia"/>
-        </w:rPr>
+      <w:bookmarkStart w:id="37" w:name="_Toc232141870"/>
+      <w:r>
+        <w:rPr>
+          <w:rFonts w:hint="eastAsia"/>
+        </w:rPr>
+        <w:lastRenderedPageBreak/>
         <w:t>ステータスコード</w:t>
       </w:r>
       <w:bookmarkEnd w:id="37"/>
@@ -12942,7 +12970,6 @@
           </w:tcPr>
           <w:p>
             <w:r>
-              <w:lastRenderedPageBreak/>
               <w:t>404</w:t>
             </w:r>
           </w:p>
@@ -12991,42 +13018,7 @@
               <w:rPr>
                 <w:rFonts w:hint="eastAsia"/>
               </w:rPr>
-              <w:t>対象マスタが存在しない</w:t>
-            </w:r>
-          </w:p>
-        </w:tc>
-        <w:tc>
-          <w:tcPr>
-            <w:tcW w:w="1667" w:type="pct"/>
-          </w:tcPr>
-          <w:p>
-            <w:r>
-              <w:t>ErrorResponse</w:t>
-            </w:r>
-          </w:p>
-        </w:tc>
-      </w:tr>
-      <w:tr>
-        <w:tc>
-          <w:tcPr>
-            <w:tcW w:w="1666" w:type="pct"/>
-          </w:tcPr>
-          <w:p>
-            <w:r>
-              <w:t>409</w:t>
-            </w:r>
-          </w:p>
-        </w:tc>
-        <w:tc>
-          <w:tcPr>
-            <w:tcW w:w="1667" w:type="pct"/>
-          </w:tcPr>
-          <w:p>
-            <w:r>
-              <w:rPr>
-                <w:rFonts w:hint="eastAsia"/>
-              </w:rPr>
-              <w:t>関連データから参照中で削除不可</w:t>
+              <w:t>対象マスタが存在しない、または論理削除済み</w:t>
             </w:r>
           </w:p>
         </w:tc>
@@ -13085,7 +13077,7 @@
           <w:rFonts w:hint="eastAsia"/>
         </w:rPr>
       </w:pPr>
-      <w:bookmarkStart w:id="38" w:name="_Toc231197959"/>
+      <w:bookmarkStart w:id="38" w:name="_Toc232141871"/>
       <w:r>
         <w:rPr>
           <w:rFonts w:hint="eastAsia"/>
@@ -13151,7 +13143,7 @@
           <w:rFonts w:hint="eastAsia"/>
         </w:rPr>
       </w:pPr>
-      <w:bookmarkStart w:id="39" w:name="_Toc231197960"/>
+      <w:bookmarkStart w:id="39" w:name="_Toc232141872"/>
       <w:r>
         <w:rPr>
           <w:rFonts w:hint="eastAsia"/>
@@ -13408,6 +13400,7 @@
         <w:rPr>
           <w:rFonts w:hint="eastAsia"/>
         </w:rPr>
+        <w:lastRenderedPageBreak/>
         <w:t>権限チェック</w:t>
       </w:r>
     </w:p>
@@ -13447,7 +13440,6 @@
         <w:rPr>
           <w:rFonts w:hint="eastAsia"/>
         </w:rPr>
-        <w:lastRenderedPageBreak/>
         <w:t>認可条件: 通常アカウントの場合、Bearer トークン上の作業対象施設について `facility_feature_settings` と `user_facility_feature_settings` の両方で `ship_dept_master_list` が有効であること</w:t>
       </w:r>
     </w:p>
@@ -13488,7 +13480,7 @@
         <w:rPr>
           <w:rFonts w:hint="eastAsia"/>
         </w:rPr>
-        <w:t>`ship_room_categories` を `sort_order ASC, ship_room_category_id ASC` で取得する</w:t>
+        <w:t>`ship_room_categories` のうち `is_active=true` のレコードを `sort_order ASC, ship_room_category_id ASC` で取得する</w:t>
       </w:r>
     </w:p>
     <w:p>
@@ -13537,7 +13529,7 @@
           <w:rFonts w:hint="eastAsia"/>
         </w:rPr>
       </w:pPr>
-      <w:bookmarkStart w:id="40" w:name="_Toc231197961"/>
+      <w:bookmarkStart w:id="40" w:name="_Toc232141873"/>
       <w:r>
         <w:rPr>
           <w:rFonts w:hint="eastAsia"/>
@@ -14006,11 +13998,12 @@
           <w:rFonts w:hint="eastAsia"/>
         </w:rPr>
       </w:pPr>
-      <w:bookmarkStart w:id="41" w:name="_Toc231197962"/>
-      <w:r>
-        <w:rPr>
-          <w:rFonts w:hint="eastAsia"/>
-        </w:rPr>
+      <w:bookmarkStart w:id="41" w:name="_Toc232141874"/>
+      <w:r>
+        <w:rPr>
+          <w:rFonts w:hint="eastAsia"/>
+        </w:rPr>
+        <w:lastRenderedPageBreak/>
         <w:t>ステータスコード</w:t>
       </w:r>
       <w:bookmarkEnd w:id="41"/>
@@ -14210,7 +14203,6 @@
           </w:tcPr>
           <w:p>
             <w:r>
-              <w:lastRenderedPageBreak/>
               <w:t>403</w:t>
             </w:r>
           </w:p>
@@ -14318,7 +14310,7 @@
           <w:rFonts w:hint="eastAsia"/>
         </w:rPr>
       </w:pPr>
-      <w:bookmarkStart w:id="42" w:name="_Toc231197963"/>
+      <w:bookmarkStart w:id="42" w:name="_Toc232141875"/>
       <w:r>
         <w:rPr>
           <w:rFonts w:hint="eastAsia"/>
@@ -14384,7 +14376,7 @@
           <w:rFonts w:hint="eastAsia"/>
         </w:rPr>
       </w:pPr>
-      <w:bookmarkStart w:id="43" w:name="_Toc231197964"/>
+      <w:bookmarkStart w:id="43" w:name="_Toc232141876"/>
       <w:r>
         <w:rPr>
           <w:rFonts w:hint="eastAsia"/>
@@ -14627,6 +14619,7 @@
         <w:rPr>
           <w:rFonts w:hint="eastAsia"/>
         </w:rPr>
+        <w:lastRenderedPageBreak/>
         <w:t>認可条件: 通常アカウントの場合、Bearer トークン上の作業対象施設について `user_facility_assignments` に有効割当があること</w:t>
       </w:r>
     </w:p>
@@ -14654,7 +14647,6 @@
         <w:rPr>
           <w:rFonts w:hint="eastAsia"/>
         </w:rPr>
-        <w:lastRenderedPageBreak/>
         <w:t>処理仕様</w:t>
       </w:r>
     </w:p>
@@ -14730,7 +14722,7 @@
           <w:rFonts w:hint="eastAsia"/>
         </w:rPr>
       </w:pPr>
-      <w:bookmarkStart w:id="44" w:name="_Toc231197965"/>
+      <w:bookmarkStart w:id="44" w:name="_Toc232141877"/>
       <w:r>
         <w:rPr>
           <w:rFonts w:hint="eastAsia"/>
@@ -15154,7 +15146,7 @@
           <w:rFonts w:hint="eastAsia"/>
         </w:rPr>
       </w:pPr>
-      <w:bookmarkStart w:id="45" w:name="_Toc231197966"/>
+      <w:bookmarkStart w:id="45" w:name="_Toc232141878"/>
       <w:r>
         <w:rPr>
           <w:rFonts w:hint="eastAsia"/>
@@ -15358,6 +15350,7 @@
           </w:tcPr>
           <w:p>
             <w:r>
+              <w:lastRenderedPageBreak/>
               <w:t>403</w:t>
             </w:r>
           </w:p>
@@ -15500,7 +15493,7 @@
           <w:rFonts w:hint="eastAsia"/>
         </w:rPr>
       </w:pPr>
-      <w:bookmarkStart w:id="46" w:name="_Toc231197967"/>
+      <w:bookmarkStart w:id="46" w:name="_Toc232141879"/>
       <w:r>
         <w:rPr>
           <w:rFonts w:hint="eastAsia"/>
@@ -15566,7 +15559,7 @@
           <w:rFonts w:hint="eastAsia"/>
         </w:rPr>
       </w:pPr>
-      <w:bookmarkStart w:id="47" w:name="_Toc231197968"/>
+      <w:bookmarkStart w:id="47" w:name="_Toc232141880"/>
       <w:r>
         <w:rPr>
           <w:rFonts w:hint="eastAsia"/>
@@ -15764,7 +15757,7 @@
           <w:rFonts w:hint="eastAsia"/>
         </w:rPr>
       </w:pPr>
-      <w:bookmarkStart w:id="48" w:name="_Toc231197969"/>
+      <w:bookmarkStart w:id="48" w:name="_Toc232141881"/>
       <w:r>
         <w:rPr>
           <w:rFonts w:hint="eastAsia"/>
@@ -15981,6 +15974,7 @@
         <w:rPr>
           <w:rFonts w:hint="eastAsia"/>
         </w:rPr>
+        <w:lastRenderedPageBreak/>
         <w:t>権限チェック</w:t>
       </w:r>
     </w:p>
@@ -16034,7 +16028,6 @@
         <w:rPr>
           <w:rFonts w:hint="eastAsia"/>
         </w:rPr>
-        <w:lastRenderedPageBreak/>
         <w:t>処理仕様</w:t>
       </w:r>
     </w:p>
@@ -16061,7 +16054,7 @@
         <w:rPr>
           <w:rFonts w:hint="eastAsia"/>
         </w:rPr>
-        <w:t>指定IDの `ship_room_categories` を更新する</w:t>
+        <w:t>指定IDの `ship_room_categories` が存在し、`is_active=true` であることを確認したうえで更新する</w:t>
       </w:r>
     </w:p>
     <w:p>
@@ -16097,7 +16090,7 @@
           <w:rFonts w:hint="eastAsia"/>
         </w:rPr>
       </w:pPr>
-      <w:bookmarkStart w:id="49" w:name="_Toc231197970"/>
+      <w:bookmarkStart w:id="49" w:name="_Toc232141882"/>
       <w:r>
         <w:rPr>
           <w:rFonts w:hint="eastAsia"/>
@@ -16521,11 +16514,12 @@
           <w:rFonts w:hint="eastAsia"/>
         </w:rPr>
       </w:pPr>
-      <w:bookmarkStart w:id="50" w:name="_Toc231197971"/>
-      <w:r>
-        <w:rPr>
-          <w:rFonts w:hint="eastAsia"/>
-        </w:rPr>
+      <w:bookmarkStart w:id="50" w:name="_Toc232141883"/>
+      <w:r>
+        <w:rPr>
+          <w:rFonts w:hint="eastAsia"/>
+        </w:rPr>
+        <w:lastRenderedPageBreak/>
         <w:t>ステータスコード</w:t>
       </w:r>
       <w:bookmarkEnd w:id="50"/>
@@ -16808,7 +16802,7 @@
               <w:rPr>
                 <w:rFonts w:hint="eastAsia"/>
               </w:rPr>
-              <w:t>対象マスタが存在しない</w:t>
+              <w:t>対象マスタが存在しない、または論理削除済み</w:t>
             </w:r>
           </w:p>
         </w:tc>
@@ -16865,7 +16859,6 @@
           </w:tcPr>
           <w:p>
             <w:r>
-              <w:lastRenderedPageBreak/>
               <w:t>500</w:t>
             </w:r>
           </w:p>
@@ -16903,7 +16896,7 @@
           <w:rFonts w:hint="eastAsia"/>
         </w:rPr>
       </w:pPr>
-      <w:bookmarkStart w:id="51" w:name="_Toc231197972"/>
+      <w:bookmarkStart w:id="51" w:name="_Toc232141884"/>
       <w:r>
         <w:rPr>
           <w:rFonts w:hint="eastAsia"/>
@@ -16922,7 +16915,7 @@
         <w:rPr>
           <w:rFonts w:hint="eastAsia"/>
         </w:rPr>
-        <w:t>指定したSHIP諸室区分マスタを削除する。</w:t>
+        <w:t>指定したSHIP諸室区分マスタを論理削除する。</w:t>
       </w:r>
     </w:p>
     <w:p>
@@ -16969,7 +16962,7 @@
           <w:rFonts w:hint="eastAsia"/>
         </w:rPr>
       </w:pPr>
-      <w:bookmarkStart w:id="52" w:name="_Toc231197973"/>
+      <w:bookmarkStart w:id="52" w:name="_Toc232141885"/>
       <w:r>
         <w:rPr>
           <w:rFonts w:hint="eastAsia"/>
@@ -17171,6 +17164,7 @@
         <w:rPr>
           <w:rFonts w:hint="eastAsia"/>
         </w:rPr>
+        <w:lastRenderedPageBreak/>
         <w:t>権限チェック</w:t>
       </w:r>
     </w:p>
@@ -17250,21 +17244,46 @@
         <w:rPr>
           <w:rFonts w:hint="eastAsia"/>
         </w:rPr>
-        <w:t>対象レコードを物理削除する想定とする</w:t>
-      </w:r>
-    </w:p>
-    <w:p>
-      <w:pPr>
-        <w:rPr>
-          <w:rFonts w:hint="eastAsia"/>
-        </w:rPr>
-      </w:pPr>
-      <w:r>
-        <w:rPr>
-          <w:rFonts w:hint="eastAsia"/>
-        </w:rPr>
-        <w:lastRenderedPageBreak/>
-        <w:t>`facility_locations.ship_room_category_id` または `facility_location_remodels.target_ship_room_category_id` から参照されている場合は削除不可とする</w:t>
+        <w:t>指定IDの `ship_room_categories` が存在し、`is_active=true` であることを確認する</w:t>
+      </w:r>
+    </w:p>
+    <w:p>
+      <w:pPr>
+        <w:rPr>
+          <w:rFonts w:hint="eastAsia"/>
+        </w:rPr>
+      </w:pPr>
+      <w:r>
+        <w:rPr>
+          <w:rFonts w:hint="eastAsia"/>
+        </w:rPr>
+        <w:t>対象レコードの `is_active=false` とし、`updated_at` を更新する</w:t>
+      </w:r>
+    </w:p>
+    <w:p>
+      <w:pPr>
+        <w:rPr>
+          <w:rFonts w:hint="eastAsia"/>
+        </w:rPr>
+      </w:pPr>
+      <w:r>
+        <w:rPr>
+          <w:rFonts w:hint="eastAsia"/>
+        </w:rPr>
+        <w:t>`facility_locations.ship_room_category_id` および `facility_location_remodels.target_ship_room_category_id` の既存参照は変更しない</w:t>
+      </w:r>
+    </w:p>
+    <w:p>
+      <w:pPr>
+        <w:rPr>
+          <w:rFonts w:hint="eastAsia"/>
+        </w:rPr>
+      </w:pPr>
+      <w:r>
+        <w:rPr>
+          <w:rFonts w:hint="eastAsia"/>
+        </w:rPr>
+        <w:t>論理削除後のレコードは通常一覧および個別部署マスタ画面の標準候補から除外する</w:t>
       </w:r>
     </w:p>
     <w:p>
@@ -17274,7 +17293,7 @@
           <w:rFonts w:hint="eastAsia"/>
         </w:rPr>
       </w:pPr>
-      <w:bookmarkStart w:id="53" w:name="_Toc231197974"/>
+      <w:bookmarkStart w:id="53" w:name="_Toc232141886"/>
       <w:r>
         <w:rPr>
           <w:rFonts w:hint="eastAsia"/>
@@ -17303,7 +17322,7 @@
           <w:rFonts w:hint="eastAsia"/>
         </w:rPr>
       </w:pPr>
-      <w:bookmarkStart w:id="54" w:name="_Toc231197975"/>
+      <w:bookmarkStart w:id="54" w:name="_Toc232141887"/>
       <w:r>
         <w:rPr>
           <w:rFonts w:hint="eastAsia"/>
@@ -17555,42 +17574,7 @@
               <w:rPr>
                 <w:rFonts w:hint="eastAsia"/>
               </w:rPr>
-              <w:t>対象マスタが存在しない</w:t>
-            </w:r>
-          </w:p>
-        </w:tc>
-        <w:tc>
-          <w:tcPr>
-            <w:tcW w:w="1667" w:type="pct"/>
-          </w:tcPr>
-          <w:p>
-            <w:r>
-              <w:t>ErrorResponse</w:t>
-            </w:r>
-          </w:p>
-        </w:tc>
-      </w:tr>
-      <w:tr>
-        <w:tc>
-          <w:tcPr>
-            <w:tcW w:w="1666" w:type="pct"/>
-          </w:tcPr>
-          <w:p>
-            <w:r>
-              <w:t>409</w:t>
-            </w:r>
-          </w:p>
-        </w:tc>
-        <w:tc>
-          <w:tcPr>
-            <w:tcW w:w="1667" w:type="pct"/>
-          </w:tcPr>
-          <w:p>
-            <w:r>
-              <w:rPr>
-                <w:rFonts w:hint="eastAsia"/>
-              </w:rPr>
-              <w:t>関連データから参照中で削除不可</w:t>
+              <w:t>対象マスタが存在しない、または論理削除済み</w:t>
             </w:r>
           </w:p>
         </w:tc>
@@ -17649,11 +17633,12 @@
           <w:rFonts w:hint="eastAsia"/>
         </w:rPr>
       </w:pPr>
-      <w:bookmarkStart w:id="55" w:name="_Toc231197976"/>
-      <w:r>
-        <w:rPr>
-          <w:rFonts w:hint="eastAsia"/>
-        </w:rPr>
+      <w:bookmarkStart w:id="55" w:name="_Toc232141888"/>
+      <w:r>
+        <w:rPr>
+          <w:rFonts w:hint="eastAsia"/>
+        </w:rPr>
+        <w:lastRenderedPageBreak/>
         <w:t>第6章 権限・業務ルール</w:t>
       </w:r>
       <w:bookmarkEnd w:id="55"/>
@@ -17665,7 +17650,7 @@
           <w:rFonts w:hint="eastAsia"/>
         </w:rPr>
       </w:pPr>
-      <w:bookmarkStart w:id="56" w:name="_Toc231197977"/>
+      <w:bookmarkStart w:id="56" w:name="_Toc232141889"/>
       <w:r>
         <w:rPr>
           <w:rFonts w:hint="eastAsia"/>
@@ -17840,7 +17825,6 @@
               <w:rPr>
                 <w:rFonts w:hint="eastAsia"/>
               </w:rPr>
-              <w:lastRenderedPageBreak/>
               <w:t>諸室区分マスタ一覧取得</w:t>
             </w:r>
           </w:p>
@@ -17993,11 +17977,12 @@
           <w:rFonts w:hint="eastAsia"/>
         </w:rPr>
       </w:pPr>
-      <w:bookmarkStart w:id="57" w:name="_Toc231197978"/>
-      <w:r>
-        <w:rPr>
-          <w:rFonts w:hint="eastAsia"/>
-        </w:rPr>
+      <w:bookmarkStart w:id="57" w:name="_Toc232141890"/>
+      <w:r>
+        <w:rPr>
+          <w:rFonts w:hint="eastAsia"/>
+        </w:rPr>
+        <w:lastRenderedPageBreak/>
         <w:t>一意性ルール</w:t>
       </w:r>
       <w:bookmarkEnd w:id="57"/>
@@ -18066,12 +18051,12 @@
           <w:rFonts w:hint="eastAsia"/>
         </w:rPr>
       </w:pPr>
-      <w:bookmarkStart w:id="58" w:name="_Toc231197979"/>
-      <w:r>
-        <w:rPr>
-          <w:rFonts w:hint="eastAsia"/>
-        </w:rPr>
-        <w:t>削除制約</w:t>
+      <w:bookmarkStart w:id="58" w:name="_Toc232141891"/>
+      <w:r>
+        <w:rPr>
+          <w:rFonts w:hint="eastAsia"/>
+        </w:rPr>
+        <w:t>削除方針</w:t>
       </w:r>
       <w:bookmarkEnd w:id="58"/>
     </w:p>
@@ -18091,7 +18076,7 @@
         <w:rPr>
           <w:rFonts w:hint="eastAsia"/>
         </w:rPr>
-        <w:t>`ship_departments` は `facility_locations` または `facility_location_remodels` から参照されている場合、削除不可とする</w:t>
+        <w:t>`ship_departments` の削除は物理削除ではなく `is_active=false` の論理削除とする</w:t>
       </w:r>
     </w:p>
     <w:p>
@@ -18110,8 +18095,7 @@
         <w:rPr>
           <w:rFonts w:hint="eastAsia"/>
         </w:rPr>
-        <w:lastRenderedPageBreak/>
-        <w:t>`ship_room_categories` も同様に `facility_locations` または `facility_location_remodels` から参照されている場合、削除不可とする</w:t>
+        <w:t>`ship_room_categories` の削除も同様に `is_active=false` の論理削除とする</w:t>
       </w:r>
     </w:p>
     <w:p>
@@ -18130,7 +18114,7 @@
         <w:rPr>
           <w:rFonts w:hint="eastAsia"/>
         </w:rPr>
-        <w:t>参照中削除は 409 (`MASTER_IN_USE`) を返却する想定とする</w:t>
+        <w:t>`facility_locations` または `facility_location_remodels` からの既存参照は保持し、論理削除済みマスタは通常一覧・標準候補から除外する</w:t>
       </w:r>
     </w:p>
     <w:p>
@@ -18140,7 +18124,7 @@
           <w:rFonts w:hint="eastAsia"/>
         </w:rPr>
       </w:pPr>
-      <w:bookmarkStart w:id="59" w:name="_Toc231197980"/>
+      <w:bookmarkStart w:id="59" w:name="_Toc232141892"/>
       <w:r>
         <w:rPr>
           <w:rFonts w:hint="eastAsia"/>
@@ -18222,7 +18206,7 @@
         <w:rPr>
           <w:rFonts w:hint="eastAsia"/>
         </w:rPr>
-        <w:t>削除は論理削除ではなく物理削除とし、参照整合性を満たす場合のみ実行する</w:t>
+        <w:t>削除は `is_active=false` への更新として扱い、既存の個別部署マスタ参照は維持する</w:t>
       </w:r>
     </w:p>
     <w:p>
@@ -18232,7 +18216,7 @@
           <w:rFonts w:hint="eastAsia"/>
         </w:rPr>
       </w:pPr>
-      <w:bookmarkStart w:id="60" w:name="_Toc231197981"/>
+      <w:bookmarkStart w:id="60" w:name="_Toc232141893"/>
       <w:r>
         <w:rPr>
           <w:rFonts w:hint="eastAsia"/>
@@ -18424,7 +18408,14 @@
               <w:rPr>
                 <w:rFonts w:hint="eastAsia"/>
               </w:rPr>
-              <w:t>通常アカウントで作業対象施設に対する実効 `ship_dept_master_list` がない。共有システム管理者では作業対象施設が未削除であれば通常権限判定をバイパスする</w:t>
+              <w:t>通常アカウントで作業対象施設に対する実効 `ship_dept_</w:t>
+            </w:r>
+            <w:r>
+              <w:rPr>
+                <w:rFonts w:hint="eastAsia"/>
+              </w:rPr>
+              <w:lastRenderedPageBreak/>
+              <w:t>master_list` がない。共有システム管理者では作業対象施設が未削除であれば通常権限判定をバイパスする</w:t>
             </w:r>
           </w:p>
         </w:tc>
@@ -18436,6 +18427,7 @@
           </w:tcPr>
           <w:p>
             <w:r>
+              <w:lastRenderedPageBreak/>
               <w:t>AUTH_403_SHIP_DEPT_MASTER_EDIT_DENIED</w:t>
             </w:r>
           </w:p>
@@ -18471,7 +18463,6 @@
           </w:tcPr>
           <w:p>
             <w:r>
-              <w:lastRenderedPageBreak/>
               <w:t>FACILITY_NOT_FOUND</w:t>
             </w:r>
           </w:p>
@@ -18530,7 +18521,7 @@
               <w:rPr>
                 <w:rFonts w:hint="eastAsia"/>
               </w:rPr>
-              <w:t>対象のSHIP部署マスタが存在しない</w:t>
+              <w:t>対象のSHIP部署マスタが存在しない、または論理削除済み</w:t>
             </w:r>
           </w:p>
         </w:tc>
@@ -18565,7 +18556,7 @@
               <w:rPr>
                 <w:rFonts w:hint="eastAsia"/>
               </w:rPr>
-              <w:t>対象のSHIP諸室区分マスタが存在しない</w:t>
+              <w:t>対象のSHIP諸室区分マスタが存在しない、または論理削除済み</w:t>
             </w:r>
           </w:p>
         </w:tc>
@@ -18636,41 +18627,6 @@
                 <w:rFonts w:hint="eastAsia"/>
               </w:rPr>
               <w:t>諸室区分①/②の組み合わせが重複している</w:t>
-            </w:r>
-          </w:p>
-        </w:tc>
-      </w:tr>
-      <w:tr>
-        <w:tc>
-          <w:tcPr>
-            <w:tcW w:w="1666" w:type="pct"/>
-          </w:tcPr>
-          <w:p>
-            <w:r>
-              <w:t>MASTER_IN_USE</w:t>
-            </w:r>
-          </w:p>
-        </w:tc>
-        <w:tc>
-          <w:tcPr>
-            <w:tcW w:w="1667" w:type="pct"/>
-          </w:tcPr>
-          <w:p>
-            <w:r>
-              <w:t>409</w:t>
-            </w:r>
-          </w:p>
-        </w:tc>
-        <w:tc>
-          <w:tcPr>
-            <w:tcW w:w="1667" w:type="pct"/>
-          </w:tcPr>
-          <w:p>
-            <w:r>
-              <w:rPr>
-                <w:rFonts w:hint="eastAsia"/>
-              </w:rPr>
-              <w:t>関連データから参照されているため削除できない</w:t>
             </w:r>
           </w:p>
         </w:tc>
@@ -18719,7 +18675,7 @@
           <w:rFonts w:hint="eastAsia"/>
         </w:rPr>
       </w:pPr>
-      <w:bookmarkStart w:id="61" w:name="_Toc231197982"/>
+      <w:bookmarkStart w:id="61" w:name="_Toc232141894"/>
       <w:r>
         <w:rPr>
           <w:rFonts w:hint="eastAsia"/>
@@ -18735,7 +18691,7 @@
           <w:rFonts w:hint="eastAsia"/>
         </w:rPr>
       </w:pPr>
-      <w:bookmarkStart w:id="62" w:name="_Toc231197983"/>
+      <w:bookmarkStart w:id="62" w:name="_Toc232141895"/>
       <w:r>
         <w:rPr>
           <w:rFonts w:hint="eastAsia"/>
@@ -18798,7 +18754,7 @@
         <w:rPr>
           <w:rFonts w:hint="eastAsia"/>
         </w:rPr>
-        <w:t>削除は参照整合性を確認したうえで実施する</w:t>
+        <w:t>削除は `is_active=false` の論理削除として実施し、既存参照を保持したまま通常一覧・標準候補から除外する</w:t>
       </w:r>
     </w:p>
     <w:p>
@@ -18808,11 +18764,12 @@
           <w:rFonts w:hint="eastAsia"/>
         </w:rPr>
       </w:pPr>
-      <w:bookmarkStart w:id="63" w:name="_Toc231197984"/>
-      <w:r>
-        <w:rPr>
-          <w:rFonts w:hint="eastAsia"/>
-        </w:rPr>
+      <w:bookmarkStart w:id="63" w:name="_Toc232141896"/>
+      <w:r>
+        <w:rPr>
+          <w:rFonts w:hint="eastAsia"/>
+        </w:rPr>
+        <w:lastRenderedPageBreak/>
         <w:t>今後拡張時の留意点</w:t>
       </w:r>
       <w:bookmarkEnd w:id="63"/>
@@ -18940,9 +18897,287 @@
 <file path=word/numbering.xml><?xml version="1.0" encoding="utf-8"?>
 <w:numbering xmlns:wpc="http://schemas.microsoft.com/office/word/2010/wordprocessingCanvas" xmlns:cx="http://schemas.microsoft.com/office/drawing/2014/chartex" xmlns:cx1="http://schemas.microsoft.com/office/drawing/2015/9/8/chartex" xmlns:cx2="http://schemas.microsoft.com/office/drawing/2015/10/21/chartex" xmlns:cx3="http://schemas.microsoft.com/office/drawing/2016/5/9/chartex" xmlns:cx4="http://schemas.microsoft.com/office/drawing/2016/5/10/chartex" xmlns:cx5="http://schemas.microsoft.com/office/drawing/2016/5/11/chartex" xmlns:cx6="http://schemas.microsoft.com/office/drawing/2016/5/12/chartex" xmlns:cx7="http://schemas.microsoft.com/office/drawing/2016/5/13/chartex" xmlns:cx8="http://schemas.microsoft.com/office/drawing/2016/5/14/chartex" xmlns:mc="http://schemas.openxmlformats.org/markup-compatibility/2006" xmlns:aink="http://schemas.microsoft.com/office/drawing/2016/ink" xmlns:am3d="http://schemas.microsoft.com/office/drawing/2017/model3d" xmlns:o="urn:schemas-microsoft-com:office:office" xmlns:oel="http://schemas.microsoft.com/office/2019/extlst" xmlns:r="http://schemas.openxmlformats.org/officeDocument/2006/relationships" xmlns:m="http://schemas.openxmlformats.org/officeDocument/2006/math" xmlns:v="urn:schemas-microsoft-com:vml" xmlns:wp14="http://schemas.microsoft.com/office/word/2010/wordprocessingDrawing" xmlns:wp="http://schemas.openxmlformats.org/drawingml/2006/wordprocessingDrawing" xmlns:w10="urn:schemas-microsoft-com:office:word" xmlns:w="http://schemas.openxmlformats.org/wordprocessingml/2006/main" xmlns:w14="http://schemas.microsoft.com/office/word/2010/wordml" xmlns:w15="http://schemas.microsoft.com/office/word/2012/wordml" xmlns:w16cex="http://schemas.microsoft.com/office/word/2018/wordml/cex" xmlns:w16cid="http://schemas.microsoft.com/office/word/2016/wordml/cid" xmlns:w16="http://schemas.microsoft.com/office/word/2018/wordml" xmlns:w16du="http://schemas.microsoft.com/office/word/2023/wordml/word16du" xmlns:w16sdtdh="http://schemas.microsoft.com/office/word/2020/wordml/sdtdatahash" xmlns:w16sdtfl="http://schemas.microsoft.com/office/word/2024/wordml/sdtformatlock" xmlns:w16se="http://schemas.microsoft.com/office/word/2015/wordml/symex" xmlns:wpg="http://schemas.microsoft.com/office/word/2010/wordprocessingGroup" xmlns:wpi="http://schemas.microsoft.com/office/word/2010/wordprocessingInk" xmlns:wne="http://schemas.microsoft.com/office/word/2006/wordml" xmlns:wps="http://schemas.microsoft.com/office/word/2010/wordprocessingShape" mc:Ignorable="w14 w15 w16se w16cid w16 w16cex w16sdtdh w16sdtfl w16du wp14">
   <w:abstractNum w:abstractNumId="0" w15:restartNumberingAfterBreak="0">
-    <w:nsid w:val="23D435C0"/>
+    <w:nsid w:val="0321302F"/>
     <w:multiLevelType w:val="hybridMultilevel"/>
-    <w:tmpl w:val="805CD9E0"/>
+    <w:tmpl w:val="73BA2A30"/>
+    <w:name w:val="__API_DOC_SQUARE_BULLET__2222222"/>
+    <w:lvl w:ilvl="0" w:tplc="0409000F">
+      <w:start w:val="1"/>
+      <w:numFmt w:val="decimal"/>
+      <w:lvlText w:val="%1."/>
+      <w:lvlJc w:val="left"/>
+      <w:pPr>
+        <w:ind w:left="440" w:hanging="440"/>
+      </w:pPr>
+    </w:lvl>
+    <w:lvl w:ilvl="1" w:tplc="04090017" w:tentative="1">
+      <w:start w:val="1"/>
+      <w:numFmt w:val="aiueoFullWidth"/>
+      <w:lvlText w:val="(%2)"/>
+      <w:lvlJc w:val="left"/>
+      <w:pPr>
+        <w:ind w:left="880" w:hanging="440"/>
+      </w:pPr>
+    </w:lvl>
+    <w:lvl w:ilvl="2" w:tplc="04090011" w:tentative="1">
+      <w:start w:val="1"/>
+      <w:numFmt w:val="decimalEnclosedCircle"/>
+      <w:lvlText w:val="%3"/>
+      <w:lvlJc w:val="left"/>
+      <w:pPr>
+        <w:ind w:left="1320" w:hanging="440"/>
+      </w:pPr>
+    </w:lvl>
+    <w:lvl w:ilvl="3" w:tplc="0409000F" w:tentative="1">
+      <w:start w:val="1"/>
+      <w:numFmt w:val="decimal"/>
+      <w:lvlText w:val="%4."/>
+      <w:lvlJc w:val="left"/>
+      <w:pPr>
+        <w:ind w:left="1760" w:hanging="440"/>
+      </w:pPr>
+    </w:lvl>
+    <w:lvl w:ilvl="4" w:tplc="04090017" w:tentative="1">
+      <w:start w:val="1"/>
+      <w:numFmt w:val="aiueoFullWidth"/>
+      <w:lvlText w:val="(%5)"/>
+      <w:lvlJc w:val="left"/>
+      <w:pPr>
+        <w:ind w:left="2200" w:hanging="440"/>
+      </w:pPr>
+    </w:lvl>
+    <w:lvl w:ilvl="5" w:tplc="04090011" w:tentative="1">
+      <w:start w:val="1"/>
+      <w:numFmt w:val="decimalEnclosedCircle"/>
+      <w:lvlText w:val="%6"/>
+      <w:lvlJc w:val="left"/>
+      <w:pPr>
+        <w:ind w:left="2640" w:hanging="440"/>
+      </w:pPr>
+    </w:lvl>
+    <w:lvl w:ilvl="6" w:tplc="0409000F" w:tentative="1">
+      <w:start w:val="1"/>
+      <w:numFmt w:val="decimal"/>
+      <w:lvlText w:val="%7."/>
+      <w:lvlJc w:val="left"/>
+      <w:pPr>
+        <w:ind w:left="3080" w:hanging="440"/>
+      </w:pPr>
+    </w:lvl>
+    <w:lvl w:ilvl="7" w:tplc="04090017" w:tentative="1">
+      <w:start w:val="1"/>
+      <w:numFmt w:val="aiueoFullWidth"/>
+      <w:lvlText w:val="(%8)"/>
+      <w:lvlJc w:val="left"/>
+      <w:pPr>
+        <w:ind w:left="3520" w:hanging="440"/>
+      </w:pPr>
+    </w:lvl>
+    <w:lvl w:ilvl="8" w:tplc="04090011" w:tentative="1">
+      <w:start w:val="1"/>
+      <w:numFmt w:val="decimalEnclosedCircle"/>
+      <w:lvlText w:val="%9"/>
+      <w:lvlJc w:val="left"/>
+      <w:pPr>
+        <w:ind w:left="3960" w:hanging="440"/>
+      </w:pPr>
+    </w:lvl>
+  </w:abstractNum>
+  <w:abstractNum w:abstractNumId="1" w15:restartNumberingAfterBreak="0">
+    <w:nsid w:val="0FDF1AAA"/>
+    <w:multiLevelType w:val="hybridMultilevel"/>
+    <w:tmpl w:val="444ED3A8"/>
+    <w:name w:val="__API_DOC_SQUARE_BULLET__2222"/>
+    <w:lvl w:ilvl="0" w:tplc="0409000F">
+      <w:start w:val="1"/>
+      <w:numFmt w:val="decimal"/>
+      <w:lvlText w:val="%1."/>
+      <w:lvlJc w:val="left"/>
+      <w:pPr>
+        <w:ind w:left="440" w:hanging="440"/>
+      </w:pPr>
+    </w:lvl>
+    <w:lvl w:ilvl="1" w:tplc="04090017" w:tentative="1">
+      <w:start w:val="1"/>
+      <w:numFmt w:val="aiueoFullWidth"/>
+      <w:lvlText w:val="(%2)"/>
+      <w:lvlJc w:val="left"/>
+      <w:pPr>
+        <w:ind w:left="880" w:hanging="440"/>
+      </w:pPr>
+    </w:lvl>
+    <w:lvl w:ilvl="2" w:tplc="04090011" w:tentative="1">
+      <w:start w:val="1"/>
+      <w:numFmt w:val="decimalEnclosedCircle"/>
+      <w:lvlText w:val="%3"/>
+      <w:lvlJc w:val="left"/>
+      <w:pPr>
+        <w:ind w:left="1320" w:hanging="440"/>
+      </w:pPr>
+    </w:lvl>
+    <w:lvl w:ilvl="3" w:tplc="0409000F" w:tentative="1">
+      <w:start w:val="1"/>
+      <w:numFmt w:val="decimal"/>
+      <w:lvlText w:val="%4."/>
+      <w:lvlJc w:val="left"/>
+      <w:pPr>
+        <w:ind w:left="1760" w:hanging="440"/>
+      </w:pPr>
+    </w:lvl>
+    <w:lvl w:ilvl="4" w:tplc="04090017" w:tentative="1">
+      <w:start w:val="1"/>
+      <w:numFmt w:val="aiueoFullWidth"/>
+      <w:lvlText w:val="(%5)"/>
+      <w:lvlJc w:val="left"/>
+      <w:pPr>
+        <w:ind w:left="2200" w:hanging="440"/>
+      </w:pPr>
+    </w:lvl>
+    <w:lvl w:ilvl="5" w:tplc="04090011" w:tentative="1">
+      <w:start w:val="1"/>
+      <w:numFmt w:val="decimalEnclosedCircle"/>
+      <w:lvlText w:val="%6"/>
+      <w:lvlJc w:val="left"/>
+      <w:pPr>
+        <w:ind w:left="2640" w:hanging="440"/>
+      </w:pPr>
+    </w:lvl>
+    <w:lvl w:ilvl="6" w:tplc="0409000F" w:tentative="1">
+      <w:start w:val="1"/>
+      <w:numFmt w:val="decimal"/>
+      <w:lvlText w:val="%7."/>
+      <w:lvlJc w:val="left"/>
+      <w:pPr>
+        <w:ind w:left="3080" w:hanging="440"/>
+      </w:pPr>
+    </w:lvl>
+    <w:lvl w:ilvl="7" w:tplc="04090017" w:tentative="1">
+      <w:start w:val="1"/>
+      <w:numFmt w:val="aiueoFullWidth"/>
+      <w:lvlText w:val="(%8)"/>
+      <w:lvlJc w:val="left"/>
+      <w:pPr>
+        <w:ind w:left="3520" w:hanging="440"/>
+      </w:pPr>
+    </w:lvl>
+    <w:lvl w:ilvl="8" w:tplc="04090011" w:tentative="1">
+      <w:start w:val="1"/>
+      <w:numFmt w:val="decimalEnclosedCircle"/>
+      <w:lvlText w:val="%9"/>
+      <w:lvlJc w:val="left"/>
+      <w:pPr>
+        <w:ind w:left="3960" w:hanging="440"/>
+      </w:pPr>
+    </w:lvl>
+  </w:abstractNum>
+  <w:abstractNum w:abstractNumId="2" w15:restartNumberingAfterBreak="0">
+    <w:nsid w:val="27BD3912"/>
+    <w:multiLevelType w:val="singleLevel"/>
+    <w:tmpl w:val="04090001"/>
+    <w:lvl w:ilvl="0">
+      <w:start w:val="1"/>
+      <w:numFmt w:val="bullet"/>
+      <w:lvlText w:val="■"/>
+      <w:lvlJc w:val="left"/>
+      <w:pPr>
+        <w:ind w:left="440" w:hanging="440"/>
+      </w:pPr>
+      <w:rPr>
+        <w:rFonts w:ascii="Meiryo UI" w:hAnsi="Meiryo UI" w:eastAsia="Meiryo UI" w:cs="Meiryo UI" w:hint="default"/>
+      </w:rPr>
+    </w:lvl>
+  </w:abstractNum>
+  <w:abstractNum w:abstractNumId="3" w15:restartNumberingAfterBreak="0">
+    <w:nsid w:val="330E66A5"/>
+    <w:multiLevelType w:val="hybridMultilevel"/>
+    <w:tmpl w:val="47D4DD98"/>
+    <w:name w:val="__API_DOC_SQUARE_BULLET__22"/>
+    <w:lvl w:ilvl="0" w:tplc="0409000F">
+      <w:start w:val="1"/>
+      <w:numFmt w:val="decimal"/>
+      <w:lvlText w:val="%1."/>
+      <w:lvlJc w:val="left"/>
+      <w:pPr>
+        <w:ind w:left="440" w:hanging="440"/>
+      </w:pPr>
+    </w:lvl>
+    <w:lvl w:ilvl="1" w:tplc="04090017" w:tentative="1">
+      <w:start w:val="1"/>
+      <w:numFmt w:val="aiueoFullWidth"/>
+      <w:lvlText w:val="(%2)"/>
+      <w:lvlJc w:val="left"/>
+      <w:pPr>
+        <w:ind w:left="880" w:hanging="440"/>
+      </w:pPr>
+    </w:lvl>
+    <w:lvl w:ilvl="2" w:tplc="04090011" w:tentative="1">
+      <w:start w:val="1"/>
+      <w:numFmt w:val="decimalEnclosedCircle"/>
+      <w:lvlText w:val="%3"/>
+      <w:lvlJc w:val="left"/>
+      <w:pPr>
+        <w:ind w:left="1320" w:hanging="440"/>
+      </w:pPr>
+    </w:lvl>
+    <w:lvl w:ilvl="3" w:tplc="0409000F" w:tentative="1">
+      <w:start w:val="1"/>
+      <w:numFmt w:val="decimal"/>
+      <w:lvlText w:val="%4."/>
+      <w:lvlJc w:val="left"/>
+      <w:pPr>
+        <w:ind w:left="1760" w:hanging="440"/>
+      </w:pPr>
+    </w:lvl>
+    <w:lvl w:ilvl="4" w:tplc="04090017" w:tentative="1">
+      <w:start w:val="1"/>
+      <w:numFmt w:val="aiueoFullWidth"/>
+      <w:lvlText w:val="(%5)"/>
+      <w:lvlJc w:val="left"/>
+      <w:pPr>
+        <w:ind w:left="2200" w:hanging="440"/>
+      </w:pPr>
+    </w:lvl>
+    <w:lvl w:ilvl="5" w:tplc="04090011" w:tentative="1">
+      <w:start w:val="1"/>
+      <w:numFmt w:val="decimalEnclosedCircle"/>
+      <w:lvlText w:val="%6"/>
+      <w:lvlJc w:val="left"/>
+      <w:pPr>
+        <w:ind w:left="2640" w:hanging="440"/>
+      </w:pPr>
+    </w:lvl>
+    <w:lvl w:ilvl="6" w:tplc="0409000F" w:tentative="1">
+      <w:start w:val="1"/>
+      <w:numFmt w:val="decimal"/>
+      <w:lvlText w:val="%7."/>
+      <w:lvlJc w:val="left"/>
+      <w:pPr>
+        <w:ind w:left="3080" w:hanging="440"/>
+      </w:pPr>
+    </w:lvl>
+    <w:lvl w:ilvl="7" w:tplc="04090017" w:tentative="1">
+      <w:start w:val="1"/>
+      <w:numFmt w:val="aiueoFullWidth"/>
+      <w:lvlText w:val="(%8)"/>
+      <w:lvlJc w:val="left"/>
+      <w:pPr>
+        <w:ind w:left="3520" w:hanging="440"/>
+      </w:pPr>
+    </w:lvl>
+    <w:lvl w:ilvl="8" w:tplc="04090011" w:tentative="1">
+      <w:start w:val="1"/>
+      <w:numFmt w:val="decimalEnclosedCircle"/>
+      <w:lvlText w:val="%9"/>
+      <w:lvlJc w:val="left"/>
+      <w:pPr>
+        <w:ind w:left="3960" w:hanging="440"/>
+      </w:pPr>
+    </w:lvl>
+  </w:abstractNum>
+  <w:abstractNum w:abstractNumId="4" w15:restartNumberingAfterBreak="0">
+    <w:nsid w:val="40930CAF"/>
+    <w:multiLevelType w:val="hybridMultilevel"/>
+    <w:tmpl w:val="B3C28AC0"/>
     <w:name w:val="__API_DOC_SQUARE_BULLET__222222"/>
     <w:lvl w:ilvl="0" w:tplc="0409000F">
       <w:start w:val="1"/>
@@ -19026,8 +19261,182 @@
       </w:pPr>
     </w:lvl>
   </w:abstractNum>
-  <w:abstractNum w:abstractNumId="1" w15:restartNumberingAfterBreak="0">
-    <w:nsid w:val="3A4809B9"/>
+  <w:abstractNum w:abstractNumId="5" w15:restartNumberingAfterBreak="0">
+    <w:nsid w:val="541502FB"/>
+    <w:multiLevelType w:val="hybridMultilevel"/>
+    <w:tmpl w:val="FA369A6A"/>
+    <w:name w:val="__API_DOC_SQUARE_BULLET__22222"/>
+    <w:lvl w:ilvl="0" w:tplc="0409000F">
+      <w:start w:val="1"/>
+      <w:numFmt w:val="decimal"/>
+      <w:lvlText w:val="%1."/>
+      <w:lvlJc w:val="left"/>
+      <w:pPr>
+        <w:ind w:left="440" w:hanging="440"/>
+      </w:pPr>
+    </w:lvl>
+    <w:lvl w:ilvl="1" w:tplc="04090017" w:tentative="1">
+      <w:start w:val="1"/>
+      <w:numFmt w:val="aiueoFullWidth"/>
+      <w:lvlText w:val="(%2)"/>
+      <w:lvlJc w:val="left"/>
+      <w:pPr>
+        <w:ind w:left="880" w:hanging="440"/>
+      </w:pPr>
+    </w:lvl>
+    <w:lvl w:ilvl="2" w:tplc="04090011" w:tentative="1">
+      <w:start w:val="1"/>
+      <w:numFmt w:val="decimalEnclosedCircle"/>
+      <w:lvlText w:val="%3"/>
+      <w:lvlJc w:val="left"/>
+      <w:pPr>
+        <w:ind w:left="1320" w:hanging="440"/>
+      </w:pPr>
+    </w:lvl>
+    <w:lvl w:ilvl="3" w:tplc="0409000F" w:tentative="1">
+      <w:start w:val="1"/>
+      <w:numFmt w:val="decimal"/>
+      <w:lvlText w:val="%4."/>
+      <w:lvlJc w:val="left"/>
+      <w:pPr>
+        <w:ind w:left="1760" w:hanging="440"/>
+      </w:pPr>
+    </w:lvl>
+    <w:lvl w:ilvl="4" w:tplc="04090017" w:tentative="1">
+      <w:start w:val="1"/>
+      <w:numFmt w:val="aiueoFullWidth"/>
+      <w:lvlText w:val="(%5)"/>
+      <w:lvlJc w:val="left"/>
+      <w:pPr>
+        <w:ind w:left="2200" w:hanging="440"/>
+      </w:pPr>
+    </w:lvl>
+    <w:lvl w:ilvl="5" w:tplc="04090011" w:tentative="1">
+      <w:start w:val="1"/>
+      <w:numFmt w:val="decimalEnclosedCircle"/>
+      <w:lvlText w:val="%6"/>
+      <w:lvlJc w:val="left"/>
+      <w:pPr>
+        <w:ind w:left="2640" w:hanging="440"/>
+      </w:pPr>
+    </w:lvl>
+    <w:lvl w:ilvl="6" w:tplc="0409000F" w:tentative="1">
+      <w:start w:val="1"/>
+      <w:numFmt w:val="decimal"/>
+      <w:lvlText w:val="%7."/>
+      <w:lvlJc w:val="left"/>
+      <w:pPr>
+        <w:ind w:left="3080" w:hanging="440"/>
+      </w:pPr>
+    </w:lvl>
+    <w:lvl w:ilvl="7" w:tplc="04090017" w:tentative="1">
+      <w:start w:val="1"/>
+      <w:numFmt w:val="aiueoFullWidth"/>
+      <w:lvlText w:val="(%8)"/>
+      <w:lvlJc w:val="left"/>
+      <w:pPr>
+        <w:ind w:left="3520" w:hanging="440"/>
+      </w:pPr>
+    </w:lvl>
+    <w:lvl w:ilvl="8" w:tplc="04090011" w:tentative="1">
+      <w:start w:val="1"/>
+      <w:numFmt w:val="decimalEnclosedCircle"/>
+      <w:lvlText w:val="%9"/>
+      <w:lvlJc w:val="left"/>
+      <w:pPr>
+        <w:ind w:left="3960" w:hanging="440"/>
+      </w:pPr>
+    </w:lvl>
+  </w:abstractNum>
+  <w:abstractNum w:abstractNumId="6" w15:restartNumberingAfterBreak="0">
+    <w:nsid w:val="6099253F"/>
+    <w:multiLevelType w:val="hybridMultilevel"/>
+    <w:tmpl w:val="36363760"/>
+    <w:name w:val="__API_DOC_SQUARE_BULLET__222"/>
+    <w:lvl w:ilvl="0" w:tplc="0409000F">
+      <w:start w:val="1"/>
+      <w:numFmt w:val="decimal"/>
+      <w:lvlText w:val="%1."/>
+      <w:lvlJc w:val="left"/>
+      <w:pPr>
+        <w:ind w:left="440" w:hanging="440"/>
+      </w:pPr>
+    </w:lvl>
+    <w:lvl w:ilvl="1" w:tplc="04090017" w:tentative="1">
+      <w:start w:val="1"/>
+      <w:numFmt w:val="aiueoFullWidth"/>
+      <w:lvlText w:val="(%2)"/>
+      <w:lvlJc w:val="left"/>
+      <w:pPr>
+        <w:ind w:left="880" w:hanging="440"/>
+      </w:pPr>
+    </w:lvl>
+    <w:lvl w:ilvl="2" w:tplc="04090011" w:tentative="1">
+      <w:start w:val="1"/>
+      <w:numFmt w:val="decimalEnclosedCircle"/>
+      <w:lvlText w:val="%3"/>
+      <w:lvlJc w:val="left"/>
+      <w:pPr>
+        <w:ind w:left="1320" w:hanging="440"/>
+      </w:pPr>
+    </w:lvl>
+    <w:lvl w:ilvl="3" w:tplc="0409000F" w:tentative="1">
+      <w:start w:val="1"/>
+      <w:numFmt w:val="decimal"/>
+      <w:lvlText w:val="%4."/>
+      <w:lvlJc w:val="left"/>
+      <w:pPr>
+        <w:ind w:left="1760" w:hanging="440"/>
+      </w:pPr>
+    </w:lvl>
+    <w:lvl w:ilvl="4" w:tplc="04090017" w:tentative="1">
+      <w:start w:val="1"/>
+      <w:numFmt w:val="aiueoFullWidth"/>
+      <w:lvlText w:val="(%5)"/>
+      <w:lvlJc w:val="left"/>
+      <w:pPr>
+        <w:ind w:left="2200" w:hanging="440"/>
+      </w:pPr>
+    </w:lvl>
+    <w:lvl w:ilvl="5" w:tplc="04090011" w:tentative="1">
+      <w:start w:val="1"/>
+      <w:numFmt w:val="decimalEnclosedCircle"/>
+      <w:lvlText w:val="%6"/>
+      <w:lvlJc w:val="left"/>
+      <w:pPr>
+        <w:ind w:left="2640" w:hanging="440"/>
+      </w:pPr>
+    </w:lvl>
+    <w:lvl w:ilvl="6" w:tplc="0409000F" w:tentative="1">
+      <w:start w:val="1"/>
+      <w:numFmt w:val="decimal"/>
+      <w:lvlText w:val="%7."/>
+      <w:lvlJc w:val="left"/>
+      <w:pPr>
+        <w:ind w:left="3080" w:hanging="440"/>
+      </w:pPr>
+    </w:lvl>
+    <w:lvl w:ilvl="7" w:tplc="04090017" w:tentative="1">
+      <w:start w:val="1"/>
+      <w:numFmt w:val="aiueoFullWidth"/>
+      <w:lvlText w:val="(%8)"/>
+      <w:lvlJc w:val="left"/>
+      <w:pPr>
+        <w:ind w:left="3520" w:hanging="440"/>
+      </w:pPr>
+    </w:lvl>
+    <w:lvl w:ilvl="8" w:tplc="04090011" w:tentative="1">
+      <w:start w:val="1"/>
+      <w:numFmt w:val="decimalEnclosedCircle"/>
+      <w:lvlText w:val="%9"/>
+      <w:lvlJc w:val="left"/>
+      <w:pPr>
+        <w:ind w:left="3960" w:hanging="440"/>
+      </w:pPr>
+    </w:lvl>
+  </w:abstractNum>
+  <w:abstractNum w:abstractNumId="7" w15:restartNumberingAfterBreak="0">
+    <w:nsid w:val="77874FEE"/>
     <w:multiLevelType w:val="singleLevel"/>
     <w:tmpl w:val="0409000F"/>
     <w:name w:val="__API_DOC_SQUARE_BULLET__"/>
@@ -19041,546 +19450,7 @@
       </w:pPr>
     </w:lvl>
   </w:abstractNum>
-  <w:abstractNum w:abstractNumId="2" w15:restartNumberingAfterBreak="0">
-    <w:nsid w:val="46D94286"/>
-    <w:multiLevelType w:val="hybridMultilevel"/>
-    <w:tmpl w:val="AFB68430"/>
-    <w:name w:val="__API_DOC_SQUARE_BULLET__2"/>
-    <w:lvl w:ilvl="0" w:tplc="0409000F">
-      <w:start w:val="1"/>
-      <w:numFmt w:val="decimal"/>
-      <w:lvlText w:val="%1."/>
-      <w:lvlJc w:val="left"/>
-      <w:pPr>
-        <w:ind w:left="440" w:hanging="440"/>
-      </w:pPr>
-    </w:lvl>
-    <w:lvl w:ilvl="1" w:tplc="04090017" w:tentative="1">
-      <w:start w:val="1"/>
-      <w:numFmt w:val="aiueoFullWidth"/>
-      <w:lvlText w:val="(%2)"/>
-      <w:lvlJc w:val="left"/>
-      <w:pPr>
-        <w:ind w:left="880" w:hanging="440"/>
-      </w:pPr>
-    </w:lvl>
-    <w:lvl w:ilvl="2" w:tplc="04090011" w:tentative="1">
-      <w:start w:val="1"/>
-      <w:numFmt w:val="decimalEnclosedCircle"/>
-      <w:lvlText w:val="%3"/>
-      <w:lvlJc w:val="left"/>
-      <w:pPr>
-        <w:ind w:left="1320" w:hanging="440"/>
-      </w:pPr>
-    </w:lvl>
-    <w:lvl w:ilvl="3" w:tplc="0409000F" w:tentative="1">
-      <w:start w:val="1"/>
-      <w:numFmt w:val="decimal"/>
-      <w:lvlText w:val="%4."/>
-      <w:lvlJc w:val="left"/>
-      <w:pPr>
-        <w:ind w:left="1760" w:hanging="440"/>
-      </w:pPr>
-    </w:lvl>
-    <w:lvl w:ilvl="4" w:tplc="04090017" w:tentative="1">
-      <w:start w:val="1"/>
-      <w:numFmt w:val="aiueoFullWidth"/>
-      <w:lvlText w:val="(%5)"/>
-      <w:lvlJc w:val="left"/>
-      <w:pPr>
-        <w:ind w:left="2200" w:hanging="440"/>
-      </w:pPr>
-    </w:lvl>
-    <w:lvl w:ilvl="5" w:tplc="04090011" w:tentative="1">
-      <w:start w:val="1"/>
-      <w:numFmt w:val="decimalEnclosedCircle"/>
-      <w:lvlText w:val="%6"/>
-      <w:lvlJc w:val="left"/>
-      <w:pPr>
-        <w:ind w:left="2640" w:hanging="440"/>
-      </w:pPr>
-    </w:lvl>
-    <w:lvl w:ilvl="6" w:tplc="0409000F" w:tentative="1">
-      <w:start w:val="1"/>
-      <w:numFmt w:val="decimal"/>
-      <w:lvlText w:val="%7."/>
-      <w:lvlJc w:val="left"/>
-      <w:pPr>
-        <w:ind w:left="3080" w:hanging="440"/>
-      </w:pPr>
-    </w:lvl>
-    <w:lvl w:ilvl="7" w:tplc="04090017" w:tentative="1">
-      <w:start w:val="1"/>
-      <w:numFmt w:val="aiueoFullWidth"/>
-      <w:lvlText w:val="(%8)"/>
-      <w:lvlJc w:val="left"/>
-      <w:pPr>
-        <w:ind w:left="3520" w:hanging="440"/>
-      </w:pPr>
-    </w:lvl>
-    <w:lvl w:ilvl="8" w:tplc="04090011" w:tentative="1">
-      <w:start w:val="1"/>
-      <w:numFmt w:val="decimalEnclosedCircle"/>
-      <w:lvlText w:val="%9"/>
-      <w:lvlJc w:val="left"/>
-      <w:pPr>
-        <w:ind w:left="3960" w:hanging="440"/>
-      </w:pPr>
-    </w:lvl>
-  </w:abstractNum>
-  <w:abstractNum w:abstractNumId="3" w15:restartNumberingAfterBreak="0">
-    <w:nsid w:val="4F4D7A95"/>
-    <w:multiLevelType w:val="hybridMultilevel"/>
-    <w:tmpl w:val="02DC322C"/>
-    <w:name w:val="__API_DOC_SQUARE_BULLET__22"/>
-    <w:lvl w:ilvl="0" w:tplc="0409000F">
-      <w:start w:val="1"/>
-      <w:numFmt w:val="decimal"/>
-      <w:lvlText w:val="%1."/>
-      <w:lvlJc w:val="left"/>
-      <w:pPr>
-        <w:ind w:left="440" w:hanging="440"/>
-      </w:pPr>
-    </w:lvl>
-    <w:lvl w:ilvl="1" w:tplc="04090017" w:tentative="1">
-      <w:start w:val="1"/>
-      <w:numFmt w:val="aiueoFullWidth"/>
-      <w:lvlText w:val="(%2)"/>
-      <w:lvlJc w:val="left"/>
-      <w:pPr>
-        <w:ind w:left="880" w:hanging="440"/>
-      </w:pPr>
-    </w:lvl>
-    <w:lvl w:ilvl="2" w:tplc="04090011" w:tentative="1">
-      <w:start w:val="1"/>
-      <w:numFmt w:val="decimalEnclosedCircle"/>
-      <w:lvlText w:val="%3"/>
-      <w:lvlJc w:val="left"/>
-      <w:pPr>
-        <w:ind w:left="1320" w:hanging="440"/>
-      </w:pPr>
-    </w:lvl>
-    <w:lvl w:ilvl="3" w:tplc="0409000F" w:tentative="1">
-      <w:start w:val="1"/>
-      <w:numFmt w:val="decimal"/>
-      <w:lvlText w:val="%4."/>
-      <w:lvlJc w:val="left"/>
-      <w:pPr>
-        <w:ind w:left="1760" w:hanging="440"/>
-      </w:pPr>
-    </w:lvl>
-    <w:lvl w:ilvl="4" w:tplc="04090017" w:tentative="1">
-      <w:start w:val="1"/>
-      <w:numFmt w:val="aiueoFullWidth"/>
-      <w:lvlText w:val="(%5)"/>
-      <w:lvlJc w:val="left"/>
-      <w:pPr>
-        <w:ind w:left="2200" w:hanging="440"/>
-      </w:pPr>
-    </w:lvl>
-    <w:lvl w:ilvl="5" w:tplc="04090011" w:tentative="1">
-      <w:start w:val="1"/>
-      <w:numFmt w:val="decimalEnclosedCircle"/>
-      <w:lvlText w:val="%6"/>
-      <w:lvlJc w:val="left"/>
-      <w:pPr>
-        <w:ind w:left="2640" w:hanging="440"/>
-      </w:pPr>
-    </w:lvl>
-    <w:lvl w:ilvl="6" w:tplc="0409000F" w:tentative="1">
-      <w:start w:val="1"/>
-      <w:numFmt w:val="decimal"/>
-      <w:lvlText w:val="%7."/>
-      <w:lvlJc w:val="left"/>
-      <w:pPr>
-        <w:ind w:left="3080" w:hanging="440"/>
-      </w:pPr>
-    </w:lvl>
-    <w:lvl w:ilvl="7" w:tplc="04090017" w:tentative="1">
-      <w:start w:val="1"/>
-      <w:numFmt w:val="aiueoFullWidth"/>
-      <w:lvlText w:val="(%8)"/>
-      <w:lvlJc w:val="left"/>
-      <w:pPr>
-        <w:ind w:left="3520" w:hanging="440"/>
-      </w:pPr>
-    </w:lvl>
-    <w:lvl w:ilvl="8" w:tplc="04090011" w:tentative="1">
-      <w:start w:val="1"/>
-      <w:numFmt w:val="decimalEnclosedCircle"/>
-      <w:lvlText w:val="%9"/>
-      <w:lvlJc w:val="left"/>
-      <w:pPr>
-        <w:ind w:left="3960" w:hanging="440"/>
-      </w:pPr>
-    </w:lvl>
-  </w:abstractNum>
-  <w:abstractNum w:abstractNumId="4" w15:restartNumberingAfterBreak="0">
-    <w:nsid w:val="54B037B5"/>
-    <w:multiLevelType w:val="hybridMultilevel"/>
-    <w:tmpl w:val="95D0CC6A"/>
-    <w:name w:val="__API_DOC_SQUARE_BULLET__2222222"/>
-    <w:lvl w:ilvl="0" w:tplc="0409000F">
-      <w:start w:val="1"/>
-      <w:numFmt w:val="decimal"/>
-      <w:lvlText w:val="%1."/>
-      <w:lvlJc w:val="left"/>
-      <w:pPr>
-        <w:ind w:left="440" w:hanging="440"/>
-      </w:pPr>
-    </w:lvl>
-    <w:lvl w:ilvl="1" w:tplc="04090017" w:tentative="1">
-      <w:start w:val="1"/>
-      <w:numFmt w:val="aiueoFullWidth"/>
-      <w:lvlText w:val="(%2)"/>
-      <w:lvlJc w:val="left"/>
-      <w:pPr>
-        <w:ind w:left="880" w:hanging="440"/>
-      </w:pPr>
-    </w:lvl>
-    <w:lvl w:ilvl="2" w:tplc="04090011" w:tentative="1">
-      <w:start w:val="1"/>
-      <w:numFmt w:val="decimalEnclosedCircle"/>
-      <w:lvlText w:val="%3"/>
-      <w:lvlJc w:val="left"/>
-      <w:pPr>
-        <w:ind w:left="1320" w:hanging="440"/>
-      </w:pPr>
-    </w:lvl>
-    <w:lvl w:ilvl="3" w:tplc="0409000F" w:tentative="1">
-      <w:start w:val="1"/>
-      <w:numFmt w:val="decimal"/>
-      <w:lvlText w:val="%4."/>
-      <w:lvlJc w:val="left"/>
-      <w:pPr>
-        <w:ind w:left="1760" w:hanging="440"/>
-      </w:pPr>
-    </w:lvl>
-    <w:lvl w:ilvl="4" w:tplc="04090017" w:tentative="1">
-      <w:start w:val="1"/>
-      <w:numFmt w:val="aiueoFullWidth"/>
-      <w:lvlText w:val="(%5)"/>
-      <w:lvlJc w:val="left"/>
-      <w:pPr>
-        <w:ind w:left="2200" w:hanging="440"/>
-      </w:pPr>
-    </w:lvl>
-    <w:lvl w:ilvl="5" w:tplc="04090011" w:tentative="1">
-      <w:start w:val="1"/>
-      <w:numFmt w:val="decimalEnclosedCircle"/>
-      <w:lvlText w:val="%6"/>
-      <w:lvlJc w:val="left"/>
-      <w:pPr>
-        <w:ind w:left="2640" w:hanging="440"/>
-      </w:pPr>
-    </w:lvl>
-    <w:lvl w:ilvl="6" w:tplc="0409000F" w:tentative="1">
-      <w:start w:val="1"/>
-      <w:numFmt w:val="decimal"/>
-      <w:lvlText w:val="%7."/>
-      <w:lvlJc w:val="left"/>
-      <w:pPr>
-        <w:ind w:left="3080" w:hanging="440"/>
-      </w:pPr>
-    </w:lvl>
-    <w:lvl w:ilvl="7" w:tplc="04090017" w:tentative="1">
-      <w:start w:val="1"/>
-      <w:numFmt w:val="aiueoFullWidth"/>
-      <w:lvlText w:val="(%8)"/>
-      <w:lvlJc w:val="left"/>
-      <w:pPr>
-        <w:ind w:left="3520" w:hanging="440"/>
-      </w:pPr>
-    </w:lvl>
-    <w:lvl w:ilvl="8" w:tplc="04090011" w:tentative="1">
-      <w:start w:val="1"/>
-      <w:numFmt w:val="decimalEnclosedCircle"/>
-      <w:lvlText w:val="%9"/>
-      <w:lvlJc w:val="left"/>
-      <w:pPr>
-        <w:ind w:left="3960" w:hanging="440"/>
-      </w:pPr>
-    </w:lvl>
-  </w:abstractNum>
-  <w:abstractNum w:abstractNumId="5" w15:restartNumberingAfterBreak="0">
-    <w:nsid w:val="55573D38"/>
-    <w:multiLevelType w:val="hybridMultilevel"/>
-    <w:tmpl w:val="BF12C46E"/>
-    <w:name w:val="__API_DOC_SQUARE_BULLET__222"/>
-    <w:lvl w:ilvl="0" w:tplc="0409000F">
-      <w:start w:val="1"/>
-      <w:numFmt w:val="decimal"/>
-      <w:lvlText w:val="%1."/>
-      <w:lvlJc w:val="left"/>
-      <w:pPr>
-        <w:ind w:left="440" w:hanging="440"/>
-      </w:pPr>
-    </w:lvl>
-    <w:lvl w:ilvl="1" w:tplc="04090017" w:tentative="1">
-      <w:start w:val="1"/>
-      <w:numFmt w:val="aiueoFullWidth"/>
-      <w:lvlText w:val="(%2)"/>
-      <w:lvlJc w:val="left"/>
-      <w:pPr>
-        <w:ind w:left="880" w:hanging="440"/>
-      </w:pPr>
-    </w:lvl>
-    <w:lvl w:ilvl="2" w:tplc="04090011" w:tentative="1">
-      <w:start w:val="1"/>
-      <w:numFmt w:val="decimalEnclosedCircle"/>
-      <w:lvlText w:val="%3"/>
-      <w:lvlJc w:val="left"/>
-      <w:pPr>
-        <w:ind w:left="1320" w:hanging="440"/>
-      </w:pPr>
-    </w:lvl>
-    <w:lvl w:ilvl="3" w:tplc="0409000F" w:tentative="1">
-      <w:start w:val="1"/>
-      <w:numFmt w:val="decimal"/>
-      <w:lvlText w:val="%4."/>
-      <w:lvlJc w:val="left"/>
-      <w:pPr>
-        <w:ind w:left="1760" w:hanging="440"/>
-      </w:pPr>
-    </w:lvl>
-    <w:lvl w:ilvl="4" w:tplc="04090017" w:tentative="1">
-      <w:start w:val="1"/>
-      <w:numFmt w:val="aiueoFullWidth"/>
-      <w:lvlText w:val="(%5)"/>
-      <w:lvlJc w:val="left"/>
-      <w:pPr>
-        <w:ind w:left="2200" w:hanging="440"/>
-      </w:pPr>
-    </w:lvl>
-    <w:lvl w:ilvl="5" w:tplc="04090011" w:tentative="1">
-      <w:start w:val="1"/>
-      <w:numFmt w:val="decimalEnclosedCircle"/>
-      <w:lvlText w:val="%6"/>
-      <w:lvlJc w:val="left"/>
-      <w:pPr>
-        <w:ind w:left="2640" w:hanging="440"/>
-      </w:pPr>
-    </w:lvl>
-    <w:lvl w:ilvl="6" w:tplc="0409000F" w:tentative="1">
-      <w:start w:val="1"/>
-      <w:numFmt w:val="decimal"/>
-      <w:lvlText w:val="%7."/>
-      <w:lvlJc w:val="left"/>
-      <w:pPr>
-        <w:ind w:left="3080" w:hanging="440"/>
-      </w:pPr>
-    </w:lvl>
-    <w:lvl w:ilvl="7" w:tplc="04090017" w:tentative="1">
-      <w:start w:val="1"/>
-      <w:numFmt w:val="aiueoFullWidth"/>
-      <w:lvlText w:val="(%8)"/>
-      <w:lvlJc w:val="left"/>
-      <w:pPr>
-        <w:ind w:left="3520" w:hanging="440"/>
-      </w:pPr>
-    </w:lvl>
-    <w:lvl w:ilvl="8" w:tplc="04090011" w:tentative="1">
-      <w:start w:val="1"/>
-      <w:numFmt w:val="decimalEnclosedCircle"/>
-      <w:lvlText w:val="%9"/>
-      <w:lvlJc w:val="left"/>
-      <w:pPr>
-        <w:ind w:left="3960" w:hanging="440"/>
-      </w:pPr>
-    </w:lvl>
-  </w:abstractNum>
-  <w:abstractNum w:abstractNumId="6" w15:restartNumberingAfterBreak="0">
-    <w:nsid w:val="60530FC9"/>
-    <w:multiLevelType w:val="singleLevel"/>
-    <w:tmpl w:val="04090001"/>
-    <w:lvl w:ilvl="0">
-      <w:start w:val="1"/>
-      <w:numFmt w:val="bullet"/>
-      <w:lvlText w:val="■"/>
-      <w:lvlJc w:val="left"/>
-      <w:pPr>
-        <w:ind w:left="440" w:hanging="440"/>
-      </w:pPr>
-      <w:rPr>
-        <w:rFonts w:ascii="Meiryo UI" w:hAnsi="Meiryo UI" w:eastAsia="Meiryo UI" w:cs="Meiryo UI" w:hint="default"/>
-      </w:rPr>
-    </w:lvl>
-  </w:abstractNum>
-  <w:abstractNum w:abstractNumId="7" w15:restartNumberingAfterBreak="0">
-    <w:nsid w:val="625E7971"/>
-    <w:multiLevelType w:val="hybridMultilevel"/>
-    <w:tmpl w:val="860E47EC"/>
-    <w:name w:val="__API_DOC_SQUARE_BULLET__22222"/>
-    <w:lvl w:ilvl="0" w:tplc="0409000F">
-      <w:start w:val="1"/>
-      <w:numFmt w:val="decimal"/>
-      <w:lvlText w:val="%1."/>
-      <w:lvlJc w:val="left"/>
-      <w:pPr>
-        <w:ind w:left="440" w:hanging="440"/>
-      </w:pPr>
-    </w:lvl>
-    <w:lvl w:ilvl="1" w:tplc="04090017" w:tentative="1">
-      <w:start w:val="1"/>
-      <w:numFmt w:val="aiueoFullWidth"/>
-      <w:lvlText w:val="(%2)"/>
-      <w:lvlJc w:val="left"/>
-      <w:pPr>
-        <w:ind w:left="880" w:hanging="440"/>
-      </w:pPr>
-    </w:lvl>
-    <w:lvl w:ilvl="2" w:tplc="04090011" w:tentative="1">
-      <w:start w:val="1"/>
-      <w:numFmt w:val="decimalEnclosedCircle"/>
-      <w:lvlText w:val="%3"/>
-      <w:lvlJc w:val="left"/>
-      <w:pPr>
-        <w:ind w:left="1320" w:hanging="440"/>
-      </w:pPr>
-    </w:lvl>
-    <w:lvl w:ilvl="3" w:tplc="0409000F" w:tentative="1">
-      <w:start w:val="1"/>
-      <w:numFmt w:val="decimal"/>
-      <w:lvlText w:val="%4."/>
-      <w:lvlJc w:val="left"/>
-      <w:pPr>
-        <w:ind w:left="1760" w:hanging="440"/>
-      </w:pPr>
-    </w:lvl>
-    <w:lvl w:ilvl="4" w:tplc="04090017" w:tentative="1">
-      <w:start w:val="1"/>
-      <w:numFmt w:val="aiueoFullWidth"/>
-      <w:lvlText w:val="(%5)"/>
-      <w:lvlJc w:val="left"/>
-      <w:pPr>
-        <w:ind w:left="2200" w:hanging="440"/>
-      </w:pPr>
-    </w:lvl>
-    <w:lvl w:ilvl="5" w:tplc="04090011" w:tentative="1">
-      <w:start w:val="1"/>
-      <w:numFmt w:val="decimalEnclosedCircle"/>
-      <w:lvlText w:val="%6"/>
-      <w:lvlJc w:val="left"/>
-      <w:pPr>
-        <w:ind w:left="2640" w:hanging="440"/>
-      </w:pPr>
-    </w:lvl>
-    <w:lvl w:ilvl="6" w:tplc="0409000F" w:tentative="1">
-      <w:start w:val="1"/>
-      <w:numFmt w:val="decimal"/>
-      <w:lvlText w:val="%7."/>
-      <w:lvlJc w:val="left"/>
-      <w:pPr>
-        <w:ind w:left="3080" w:hanging="440"/>
-      </w:pPr>
-    </w:lvl>
-    <w:lvl w:ilvl="7" w:tplc="04090017" w:tentative="1">
-      <w:start w:val="1"/>
-      <w:numFmt w:val="aiueoFullWidth"/>
-      <w:lvlText w:val="(%8)"/>
-      <w:lvlJc w:val="left"/>
-      <w:pPr>
-        <w:ind w:left="3520" w:hanging="440"/>
-      </w:pPr>
-    </w:lvl>
-    <w:lvl w:ilvl="8" w:tplc="04090011" w:tentative="1">
-      <w:start w:val="1"/>
-      <w:numFmt w:val="decimalEnclosedCircle"/>
-      <w:lvlText w:val="%9"/>
-      <w:lvlJc w:val="left"/>
-      <w:pPr>
-        <w:ind w:left="3960" w:hanging="440"/>
-      </w:pPr>
-    </w:lvl>
-  </w:abstractNum>
   <w:abstractNum w:abstractNumId="8" w15:restartNumberingAfterBreak="0">
-    <w:nsid w:val="638A7D97"/>
-    <w:multiLevelType w:val="hybridMultilevel"/>
-    <w:tmpl w:val="B316E6EE"/>
-    <w:name w:val="__API_DOC_SQUARE_BULLET__2222"/>
-    <w:lvl w:ilvl="0" w:tplc="0409000F">
-      <w:start w:val="1"/>
-      <w:numFmt w:val="decimal"/>
-      <w:lvlText w:val="%1."/>
-      <w:lvlJc w:val="left"/>
-      <w:pPr>
-        <w:ind w:left="440" w:hanging="440"/>
-      </w:pPr>
-    </w:lvl>
-    <w:lvl w:ilvl="1" w:tplc="04090017" w:tentative="1">
-      <w:start w:val="1"/>
-      <w:numFmt w:val="aiueoFullWidth"/>
-      <w:lvlText w:val="(%2)"/>
-      <w:lvlJc w:val="left"/>
-      <w:pPr>
-        <w:ind w:left="880" w:hanging="440"/>
-      </w:pPr>
-    </w:lvl>
-    <w:lvl w:ilvl="2" w:tplc="04090011" w:tentative="1">
-      <w:start w:val="1"/>
-      <w:numFmt w:val="decimalEnclosedCircle"/>
-      <w:lvlText w:val="%3"/>
-      <w:lvlJc w:val="left"/>
-      <w:pPr>
-        <w:ind w:left="1320" w:hanging="440"/>
-      </w:pPr>
-    </w:lvl>
-    <w:lvl w:ilvl="3" w:tplc="0409000F" w:tentative="1">
-      <w:start w:val="1"/>
-      <w:numFmt w:val="decimal"/>
-      <w:lvlText w:val="%4."/>
-      <w:lvlJc w:val="left"/>
-      <w:pPr>
-        <w:ind w:left="1760" w:hanging="440"/>
-      </w:pPr>
-    </w:lvl>
-    <w:lvl w:ilvl="4" w:tplc="04090017" w:tentative="1">
-      <w:start w:val="1"/>
-      <w:numFmt w:val="aiueoFullWidth"/>
-      <w:lvlText w:val="(%5)"/>
-      <w:lvlJc w:val="left"/>
-      <w:pPr>
-        <w:ind w:left="2200" w:hanging="440"/>
-      </w:pPr>
-    </w:lvl>
-    <w:lvl w:ilvl="5" w:tplc="04090011" w:tentative="1">
-      <w:start w:val="1"/>
-      <w:numFmt w:val="decimalEnclosedCircle"/>
-      <w:lvlText w:val="%6"/>
-      <w:lvlJc w:val="left"/>
-      <w:pPr>
-        <w:ind w:left="2640" w:hanging="440"/>
-      </w:pPr>
-    </w:lvl>
-    <w:lvl w:ilvl="6" w:tplc="0409000F" w:tentative="1">
-      <w:start w:val="1"/>
-      <w:numFmt w:val="decimal"/>
-      <w:lvlText w:val="%7."/>
-      <w:lvlJc w:val="left"/>
-      <w:pPr>
-        <w:ind w:left="3080" w:hanging="440"/>
-      </w:pPr>
-    </w:lvl>
-    <w:lvl w:ilvl="7" w:tplc="04090017" w:tentative="1">
-      <w:start w:val="1"/>
-      <w:numFmt w:val="aiueoFullWidth"/>
-      <w:lvlText w:val="(%8)"/>
-      <w:lvlJc w:val="left"/>
-      <w:pPr>
-        <w:ind w:left="3520" w:hanging="440"/>
-      </w:pPr>
-    </w:lvl>
-    <w:lvl w:ilvl="8" w:tplc="04090011" w:tentative="1">
-      <w:start w:val="1"/>
-      <w:numFmt w:val="decimalEnclosedCircle"/>
-      <w:lvlText w:val="%9"/>
-      <w:lvlJc w:val="left"/>
-      <w:pPr>
-        <w:ind w:left="3960" w:hanging="440"/>
-      </w:pPr>
-    </w:lvl>
-  </w:abstractNum>
-  <w:abstractNum w:abstractNumId="9" w15:restartNumberingAfterBreak="0">
     <w:nsid w:val="7AC532A8"/>
     <w:multiLevelType w:val="multilevel"/>
     <w:tmpl w:val="4E1E5628"/>
@@ -19694,35 +19564,122 @@
       </w:rPr>
     </w:lvl>
   </w:abstractNum>
+  <w:abstractNum w:abstractNumId="9" w15:restartNumberingAfterBreak="0">
+    <w:nsid w:val="7B233EB1"/>
+    <w:multiLevelType w:val="hybridMultilevel"/>
+    <w:tmpl w:val="8DE2BC92"/>
+    <w:name w:val="__API_DOC_SQUARE_BULLET__2"/>
+    <w:lvl w:ilvl="0" w:tplc="0409000F">
+      <w:start w:val="1"/>
+      <w:numFmt w:val="decimal"/>
+      <w:lvlText w:val="%1."/>
+      <w:lvlJc w:val="left"/>
+      <w:pPr>
+        <w:ind w:left="440" w:hanging="440"/>
+      </w:pPr>
+    </w:lvl>
+    <w:lvl w:ilvl="1" w:tplc="04090017" w:tentative="1">
+      <w:start w:val="1"/>
+      <w:numFmt w:val="aiueoFullWidth"/>
+      <w:lvlText w:val="(%2)"/>
+      <w:lvlJc w:val="left"/>
+      <w:pPr>
+        <w:ind w:left="880" w:hanging="440"/>
+      </w:pPr>
+    </w:lvl>
+    <w:lvl w:ilvl="2" w:tplc="04090011" w:tentative="1">
+      <w:start w:val="1"/>
+      <w:numFmt w:val="decimalEnclosedCircle"/>
+      <w:lvlText w:val="%3"/>
+      <w:lvlJc w:val="left"/>
+      <w:pPr>
+        <w:ind w:left="1320" w:hanging="440"/>
+      </w:pPr>
+    </w:lvl>
+    <w:lvl w:ilvl="3" w:tplc="0409000F" w:tentative="1">
+      <w:start w:val="1"/>
+      <w:numFmt w:val="decimal"/>
+      <w:lvlText w:val="%4."/>
+      <w:lvlJc w:val="left"/>
+      <w:pPr>
+        <w:ind w:left="1760" w:hanging="440"/>
+      </w:pPr>
+    </w:lvl>
+    <w:lvl w:ilvl="4" w:tplc="04090017" w:tentative="1">
+      <w:start w:val="1"/>
+      <w:numFmt w:val="aiueoFullWidth"/>
+      <w:lvlText w:val="(%5)"/>
+      <w:lvlJc w:val="left"/>
+      <w:pPr>
+        <w:ind w:left="2200" w:hanging="440"/>
+      </w:pPr>
+    </w:lvl>
+    <w:lvl w:ilvl="5" w:tplc="04090011" w:tentative="1">
+      <w:start w:val="1"/>
+      <w:numFmt w:val="decimalEnclosedCircle"/>
+      <w:lvlText w:val="%6"/>
+      <w:lvlJc w:val="left"/>
+      <w:pPr>
+        <w:ind w:left="2640" w:hanging="440"/>
+      </w:pPr>
+    </w:lvl>
+    <w:lvl w:ilvl="6" w:tplc="0409000F" w:tentative="1">
+      <w:start w:val="1"/>
+      <w:numFmt w:val="decimal"/>
+      <w:lvlText w:val="%7."/>
+      <w:lvlJc w:val="left"/>
+      <w:pPr>
+        <w:ind w:left="3080" w:hanging="440"/>
+      </w:pPr>
+    </w:lvl>
+    <w:lvl w:ilvl="7" w:tplc="04090017" w:tentative="1">
+      <w:start w:val="1"/>
+      <w:numFmt w:val="aiueoFullWidth"/>
+      <w:lvlText w:val="(%8)"/>
+      <w:lvlJc w:val="left"/>
+      <w:pPr>
+        <w:ind w:left="3520" w:hanging="440"/>
+      </w:pPr>
+    </w:lvl>
+    <w:lvl w:ilvl="8" w:tplc="04090011" w:tentative="1">
+      <w:start w:val="1"/>
+      <w:numFmt w:val="decimalEnclosedCircle"/>
+      <w:lvlText w:val="%9"/>
+      <w:lvlJc w:val="left"/>
+      <w:pPr>
+        <w:ind w:left="3960" w:hanging="440"/>
+      </w:pPr>
+    </w:lvl>
+  </w:abstractNum>
   <w:num w:numId="1" w16cid:durableId="296302402">
+    <w:abstractNumId w:val="8"/>
+  </w:num>
+  <w:num w:numId="2" w16cid:durableId="1282148372">
+    <w:abstractNumId w:val="2"/>
+  </w:num>
+  <w:num w:numId="3" w16cid:durableId="889194082">
+    <w:abstractNumId w:val="7"/>
+  </w:num>
+  <w:num w:numId="4" w16cid:durableId="2036881293">
     <w:abstractNumId w:val="9"/>
   </w:num>
-  <w:num w:numId="2" w16cid:durableId="72048805">
+  <w:num w:numId="5" w16cid:durableId="1064449809">
+    <w:abstractNumId w:val="3"/>
+  </w:num>
+  <w:num w:numId="6" w16cid:durableId="1100562077">
     <w:abstractNumId w:val="6"/>
   </w:num>
-  <w:num w:numId="3" w16cid:durableId="932980936">
+  <w:num w:numId="7" w16cid:durableId="1781489016">
     <w:abstractNumId w:val="1"/>
   </w:num>
-  <w:num w:numId="4" w16cid:durableId="400102372">
-    <w:abstractNumId w:val="2"/>
-  </w:num>
-  <w:num w:numId="5" w16cid:durableId="636184971">
-    <w:abstractNumId w:val="3"/>
-  </w:num>
-  <w:num w:numId="6" w16cid:durableId="1326665067">
+  <w:num w:numId="8" w16cid:durableId="1454789118">
     <w:abstractNumId w:val="5"/>
   </w:num>
-  <w:num w:numId="7" w16cid:durableId="893737591">
-    <w:abstractNumId w:val="8"/>
+  <w:num w:numId="9" w16cid:durableId="720791710">
+    <w:abstractNumId w:val="4"/>
   </w:num>
-  <w:num w:numId="8" w16cid:durableId="1126972382">
-    <w:abstractNumId w:val="7"/>
-  </w:num>
-  <w:num w:numId="9" w16cid:durableId="1096753307">
+  <w:num w:numId="10" w16cid:durableId="1830633592">
     <w:abstractNumId w:val="0"/>
-  </w:num>
-  <w:num w:numId="10" w16cid:durableId="505173519">
-    <w:abstractNumId w:val="4"/>
   </w:num>
   <w:numIdMacAtCleanup w:val="10"/>
 </w:numbering>
